--- a/ERP System.docx
+++ b/ERP System.docx
@@ -330,6 +330,7 @@
         <w:t xml:space="preserve"> from employee e, department d where </w:t>
       </w:r>
       <w:proofErr w:type="spellStart"/>
+      <w:proofErr w:type="gramStart"/>
       <w:r>
         <w:rPr>
           <w:rFonts w:ascii="Arial" w:hAnsi="Arial" w:cs="Arial"/>
@@ -337,9 +338,9 @@
           <w:szCs w:val="24"/>
           <w:highlight w:val="yellow"/>
         </w:rPr>
-        <w:t>e.dept_id</w:t>
-      </w:r>
-      <w:proofErr w:type="spellEnd"/>
+        <w:t>e.dept</w:t>
+      </w:r>
+      <w:proofErr w:type="gramEnd"/>
       <w:r>
         <w:rPr>
           <w:rFonts w:ascii="Arial" w:hAnsi="Arial" w:cs="Arial"/>
@@ -347,9 +348,20 @@
           <w:szCs w:val="24"/>
           <w:highlight w:val="yellow"/>
         </w:rPr>
+        <w:t>_id</w:t>
+      </w:r>
+      <w:proofErr w:type="spellEnd"/>
+      <w:r>
+        <w:rPr>
+          <w:rFonts w:ascii="Arial" w:hAnsi="Arial" w:cs="Arial"/>
+          <w:sz w:val="24"/>
+          <w:szCs w:val="24"/>
+          <w:highlight w:val="yellow"/>
+        </w:rPr>
         <w:t xml:space="preserve"> = </w:t>
       </w:r>
       <w:proofErr w:type="spellStart"/>
+      <w:proofErr w:type="gramStart"/>
       <w:r>
         <w:rPr>
           <w:rFonts w:ascii="Arial" w:hAnsi="Arial" w:cs="Arial"/>
@@ -357,9 +369,9 @@
           <w:szCs w:val="24"/>
           <w:highlight w:val="yellow"/>
         </w:rPr>
-        <w:t>d.dept_id</w:t>
-      </w:r>
-      <w:proofErr w:type="spellEnd"/>
+        <w:t>d.dept</w:t>
+      </w:r>
+      <w:proofErr w:type="gramEnd"/>
       <w:r>
         <w:rPr>
           <w:rFonts w:ascii="Arial" w:hAnsi="Arial" w:cs="Arial"/>
@@ -367,6 +379,16 @@
           <w:szCs w:val="24"/>
           <w:highlight w:val="yellow"/>
         </w:rPr>
+        <w:t>_id</w:t>
+      </w:r>
+      <w:proofErr w:type="spellEnd"/>
+      <w:r>
+        <w:rPr>
+          <w:rFonts w:ascii="Arial" w:hAnsi="Arial" w:cs="Arial"/>
+          <w:sz w:val="24"/>
+          <w:szCs w:val="24"/>
+          <w:highlight w:val="yellow"/>
+        </w:rPr>
         <w:t>;</w:t>
       </w:r>
     </w:p>
@@ -844,9 +866,9 @@
           <w:szCs w:val="24"/>
           <w:highlight w:val="yellow"/>
         </w:rPr>
-        <w:t xml:space="preserve"> where  monthname(</w:t>
-      </w:r>
-      <w:proofErr w:type="spellStart"/>
+        <w:t xml:space="preserve"> </w:t>
+      </w:r>
+      <w:proofErr w:type="gramStart"/>
       <w:r>
         <w:rPr>
           <w:rFonts w:ascii="Arial" w:hAnsi="Arial" w:cs="Arial"/>
@@ -854,6 +876,26 @@
           <w:szCs w:val="24"/>
           <w:highlight w:val="yellow"/>
         </w:rPr>
+        <w:t>where  monthname</w:t>
+      </w:r>
+      <w:proofErr w:type="gramEnd"/>
+      <w:r>
+        <w:rPr>
+          <w:rFonts w:ascii="Arial" w:hAnsi="Arial" w:cs="Arial"/>
+          <w:sz w:val="24"/>
+          <w:szCs w:val="24"/>
+          <w:highlight w:val="yellow"/>
+        </w:rPr>
+        <w:t>(</w:t>
+      </w:r>
+      <w:proofErr w:type="spellStart"/>
+      <w:r>
+        <w:rPr>
+          <w:rFonts w:ascii="Arial" w:hAnsi="Arial" w:cs="Arial"/>
+          <w:sz w:val="24"/>
+          <w:szCs w:val="24"/>
+          <w:highlight w:val="yellow"/>
+        </w:rPr>
         <w:t>po_date</w:t>
       </w:r>
       <w:proofErr w:type="spellEnd"/>
@@ -874,9 +916,9 @@
           <w:szCs w:val="24"/>
           <w:highlight w:val="yellow"/>
         </w:rPr>
-        <w:t>po_date</w:t>
-      </w:r>
-      <w:proofErr w:type="spellEnd"/>
+        <w:t>po_</w:t>
+      </w:r>
+      <w:proofErr w:type="gramStart"/>
       <w:r>
         <w:rPr>
           <w:rFonts w:ascii="Arial" w:hAnsi="Arial" w:cs="Arial"/>
@@ -884,7 +926,27 @@
           <w:szCs w:val="24"/>
           <w:highlight w:val="yellow"/>
         </w:rPr>
-        <w:t>)  = 2026;</w:t>
+        <w:t>date</w:t>
+      </w:r>
+      <w:proofErr w:type="spellEnd"/>
+      <w:r>
+        <w:rPr>
+          <w:rFonts w:ascii="Arial" w:hAnsi="Arial" w:cs="Arial"/>
+          <w:sz w:val="24"/>
+          <w:szCs w:val="24"/>
+          <w:highlight w:val="yellow"/>
+        </w:rPr>
+        <w:t>)  =</w:t>
+      </w:r>
+      <w:proofErr w:type="gramEnd"/>
+      <w:r>
+        <w:rPr>
+          <w:rFonts w:ascii="Arial" w:hAnsi="Arial" w:cs="Arial"/>
+          <w:sz w:val="24"/>
+          <w:szCs w:val="24"/>
+          <w:highlight w:val="yellow"/>
+        </w:rPr>
+        <w:t xml:space="preserve"> 2026;</w:t>
       </w:r>
     </w:p>
     <w:p>
@@ -934,6 +996,138 @@
           <w:szCs w:val="24"/>
         </w:rPr>
       </w:pPr>
+      <w:r>
+        <w:rPr>
+          <w:rFonts w:ascii="Arial" w:hAnsi="Arial" w:cs="Arial"/>
+          <w:sz w:val="24"/>
+          <w:szCs w:val="24"/>
+          <w:highlight w:val="yellow"/>
+        </w:rPr>
+        <w:t xml:space="preserve">select c.*, </w:t>
+      </w:r>
+      <w:proofErr w:type="spellStart"/>
+      <w:r>
+        <w:rPr>
+          <w:rFonts w:ascii="Arial" w:hAnsi="Arial" w:cs="Arial"/>
+          <w:sz w:val="24"/>
+          <w:szCs w:val="24"/>
+          <w:highlight w:val="yellow"/>
+        </w:rPr>
+        <w:t>so_id</w:t>
+      </w:r>
+      <w:proofErr w:type="spellEnd"/>
+      <w:r>
+        <w:rPr>
+          <w:rFonts w:ascii="Arial" w:hAnsi="Arial" w:cs="Arial"/>
+          <w:sz w:val="24"/>
+          <w:szCs w:val="24"/>
+          <w:highlight w:val="yellow"/>
+        </w:rPr>
+        <w:t xml:space="preserve">, order_date, total_amount from </w:t>
+      </w:r>
+      <w:proofErr w:type="gramStart"/>
+      <w:r>
+        <w:rPr>
+          <w:rFonts w:ascii="Arial" w:hAnsi="Arial" w:cs="Arial"/>
+          <w:sz w:val="24"/>
+          <w:szCs w:val="24"/>
+          <w:highlight w:val="yellow"/>
+        </w:rPr>
+        <w:t>customer  c</w:t>
+      </w:r>
+      <w:proofErr w:type="gramEnd"/>
+      <w:r>
+        <w:rPr>
+          <w:rFonts w:ascii="Arial" w:hAnsi="Arial" w:cs="Arial"/>
+          <w:sz w:val="24"/>
+          <w:szCs w:val="24"/>
+          <w:highlight w:val="yellow"/>
+        </w:rPr>
+        <w:t xml:space="preserve">, </w:t>
+      </w:r>
+      <w:proofErr w:type="spellStart"/>
+      <w:r>
+        <w:rPr>
+          <w:rFonts w:ascii="Arial" w:hAnsi="Arial" w:cs="Arial"/>
+          <w:sz w:val="24"/>
+          <w:szCs w:val="24"/>
+          <w:highlight w:val="yellow"/>
+        </w:rPr>
+        <w:t>sales_order</w:t>
+      </w:r>
+      <w:proofErr w:type="spellEnd"/>
+      <w:r>
+        <w:rPr>
+          <w:rFonts w:ascii="Arial" w:hAnsi="Arial" w:cs="Arial"/>
+          <w:sz w:val="24"/>
+          <w:szCs w:val="24"/>
+          <w:highlight w:val="yellow"/>
+        </w:rPr>
+        <w:t xml:space="preserve"> so where </w:t>
+      </w:r>
+      <w:proofErr w:type="gramStart"/>
+      <w:r>
+        <w:rPr>
+          <w:rFonts w:ascii="Arial" w:hAnsi="Arial" w:cs="Arial"/>
+          <w:sz w:val="24"/>
+          <w:szCs w:val="24"/>
+          <w:highlight w:val="yellow"/>
+        </w:rPr>
+        <w:t>c.customer</w:t>
+      </w:r>
+      <w:proofErr w:type="gramEnd"/>
+      <w:r>
+        <w:rPr>
+          <w:rFonts w:ascii="Arial" w:hAnsi="Arial" w:cs="Arial"/>
+          <w:sz w:val="24"/>
+          <w:szCs w:val="24"/>
+          <w:highlight w:val="yellow"/>
+        </w:rPr>
+        <w:t xml:space="preserve">_id = </w:t>
+      </w:r>
+      <w:proofErr w:type="spellStart"/>
+      <w:proofErr w:type="gramStart"/>
+      <w:r>
+        <w:rPr>
+          <w:rFonts w:ascii="Arial" w:hAnsi="Arial" w:cs="Arial"/>
+          <w:sz w:val="24"/>
+          <w:szCs w:val="24"/>
+          <w:highlight w:val="yellow"/>
+        </w:rPr>
+        <w:t>so.customer</w:t>
+      </w:r>
+      <w:proofErr w:type="gramEnd"/>
+      <w:r>
+        <w:rPr>
+          <w:rFonts w:ascii="Arial" w:hAnsi="Arial" w:cs="Arial"/>
+          <w:sz w:val="24"/>
+          <w:szCs w:val="24"/>
+          <w:highlight w:val="yellow"/>
+        </w:rPr>
+        <w:t>_id</w:t>
+      </w:r>
+      <w:proofErr w:type="spellEnd"/>
+      <w:r>
+        <w:rPr>
+          <w:rFonts w:ascii="Arial" w:hAnsi="Arial" w:cs="Arial"/>
+          <w:sz w:val="24"/>
+          <w:szCs w:val="24"/>
+          <w:highlight w:val="yellow"/>
+        </w:rPr>
+        <w:t>;</w:t>
+      </w:r>
+    </w:p>
+    <w:p>
+      <w:pPr>
+        <w:pStyle w:val="ListParagraph"/>
+        <w:spacing w:after="0"/>
+        <w:ind w:left="426"/>
+        <w:rPr>
+          <w:rFonts w:ascii="Arial" w:hAnsi="Arial" w:cs="Arial"/>
+          <w:sz w:val="24"/>
+          <w:szCs w:val="24"/>
+        </w:rPr>
+      </w:pPr>
     </w:p>
     <w:p>
       <w:pPr>
@@ -975,17 +1169,655 @@
           <w:rFonts w:ascii="Arial" w:hAnsi="Arial" w:cs="Arial"/>
           <w:sz w:val="24"/>
           <w:szCs w:val="24"/>
+          <w:highlight w:val="yellow"/>
+        </w:rPr>
+        <w:t xml:space="preserve">select * from stock where last_updated = </w:t>
+      </w:r>
+      <w:proofErr w:type="gramStart"/>
+      <w:r>
+        <w:rPr>
+          <w:rFonts w:ascii="Arial" w:hAnsi="Arial" w:cs="Arial"/>
+          <w:sz w:val="24"/>
+          <w:szCs w:val="24"/>
+          <w:highlight w:val="yellow"/>
+        </w:rPr>
+        <w:t>curdate(</w:t>
+      </w:r>
+      <w:proofErr w:type="gramEnd"/>
+      <w:r>
+        <w:rPr>
+          <w:rFonts w:ascii="Arial" w:hAnsi="Arial" w:cs="Arial"/>
+          <w:sz w:val="24"/>
+          <w:szCs w:val="24"/>
+          <w:highlight w:val="yellow"/>
+        </w:rPr>
+        <w:t>);</w:t>
+      </w:r>
+    </w:p>
+    <w:p>
+      <w:pPr>
+        <w:pStyle w:val="ListParagraph"/>
+        <w:spacing w:after="0"/>
+        <w:ind w:left="426"/>
+        <w:rPr>
+          <w:rFonts w:ascii="Arial" w:hAnsi="Arial" w:cs="Arial"/>
+          <w:sz w:val="24"/>
+          <w:szCs w:val="24"/>
+        </w:rPr>
+      </w:pPr>
+    </w:p>
+    <w:p>
+      <w:pPr>
+        <w:pStyle w:val="ListParagraph"/>
+        <w:numPr>
+          <w:ilvl w:val="0"/>
+          <w:numId w:val="6"/>
+        </w:numPr>
+        <w:spacing w:after="0"/>
+        <w:ind w:left="426"/>
+        <w:rPr>
+          <w:rFonts w:ascii="Arial" w:hAnsi="Arial" w:cs="Arial"/>
+          <w:sz w:val="24"/>
+          <w:szCs w:val="24"/>
+        </w:rPr>
+      </w:pPr>
+      <w:r>
+        <w:rPr>
+          <w:rFonts w:ascii="Arial" w:hAnsi="Arial" w:cs="Arial"/>
+          <w:sz w:val="24"/>
+          <w:szCs w:val="24"/>
+        </w:rPr>
+        <w:t>Find the total salary paid department-wise.</w:t>
+      </w:r>
+    </w:p>
+    <w:p>
+      <w:pPr>
+        <w:spacing w:after="0"/>
+        <w:ind w:left="426"/>
+        <w:rPr>
+          <w:rFonts w:ascii="Arial" w:hAnsi="Arial" w:cs="Arial"/>
+          <w:sz w:val="24"/>
+          <w:szCs w:val="24"/>
+        </w:rPr>
+      </w:pPr>
+      <w:r>
+        <w:rPr>
+          <w:rFonts w:ascii="Arial" w:hAnsi="Arial" w:cs="Arial"/>
+          <w:sz w:val="24"/>
+          <w:szCs w:val="24"/>
+          <w:highlight w:val="yellow"/>
+        </w:rPr>
+        <w:t xml:space="preserve">select </w:t>
+      </w:r>
+      <w:proofErr w:type="spellStart"/>
+      <w:r>
+        <w:rPr>
+          <w:rFonts w:ascii="Arial" w:hAnsi="Arial" w:cs="Arial"/>
+          <w:sz w:val="24"/>
+          <w:szCs w:val="24"/>
+          <w:highlight w:val="yellow"/>
+        </w:rPr>
+        <w:t>dept_name</w:t>
+      </w:r>
+      <w:proofErr w:type="spellEnd"/>
+      <w:r>
+        <w:rPr>
+          <w:rFonts w:ascii="Arial" w:hAnsi="Arial" w:cs="Arial"/>
+          <w:sz w:val="24"/>
+          <w:szCs w:val="24"/>
+          <w:highlight w:val="yellow"/>
+        </w:rPr>
+        <w:t xml:space="preserve">, sum(salary) from employee e, department d where </w:t>
+      </w:r>
+      <w:proofErr w:type="spellStart"/>
+      <w:proofErr w:type="gramStart"/>
+      <w:r>
+        <w:rPr>
+          <w:rFonts w:ascii="Arial" w:hAnsi="Arial" w:cs="Arial"/>
+          <w:sz w:val="24"/>
+          <w:szCs w:val="24"/>
+          <w:highlight w:val="yellow"/>
+        </w:rPr>
+        <w:t>e.dept</w:t>
+      </w:r>
+      <w:proofErr w:type="gramEnd"/>
+      <w:r>
+        <w:rPr>
+          <w:rFonts w:ascii="Arial" w:hAnsi="Arial" w:cs="Arial"/>
+          <w:sz w:val="24"/>
+          <w:szCs w:val="24"/>
+          <w:highlight w:val="yellow"/>
+        </w:rPr>
+        <w:t>_id</w:t>
+      </w:r>
+      <w:proofErr w:type="spellEnd"/>
+      <w:r>
+        <w:rPr>
+          <w:rFonts w:ascii="Arial" w:hAnsi="Arial" w:cs="Arial"/>
+          <w:sz w:val="24"/>
+          <w:szCs w:val="24"/>
+          <w:highlight w:val="yellow"/>
+        </w:rPr>
+        <w:t xml:space="preserve"> = </w:t>
+      </w:r>
+      <w:proofErr w:type="spellStart"/>
+      <w:proofErr w:type="gramStart"/>
+      <w:r>
+        <w:rPr>
+          <w:rFonts w:ascii="Arial" w:hAnsi="Arial" w:cs="Arial"/>
+          <w:sz w:val="24"/>
+          <w:szCs w:val="24"/>
+          <w:highlight w:val="yellow"/>
+        </w:rPr>
+        <w:t>d.dept</w:t>
+      </w:r>
+      <w:proofErr w:type="gramEnd"/>
+      <w:r>
+        <w:rPr>
+          <w:rFonts w:ascii="Arial" w:hAnsi="Arial" w:cs="Arial"/>
+          <w:sz w:val="24"/>
+          <w:szCs w:val="24"/>
+          <w:highlight w:val="yellow"/>
+        </w:rPr>
+        <w:t>_id</w:t>
+      </w:r>
+      <w:proofErr w:type="spellEnd"/>
+      <w:r>
+        <w:rPr>
+          <w:rFonts w:ascii="Arial" w:hAnsi="Arial" w:cs="Arial"/>
+          <w:sz w:val="24"/>
+          <w:szCs w:val="24"/>
+          <w:highlight w:val="yellow"/>
+        </w:rPr>
+        <w:t xml:space="preserve"> </w:t>
+      </w:r>
+      <w:proofErr w:type="gramStart"/>
+      <w:r>
+        <w:rPr>
+          <w:rFonts w:ascii="Arial" w:hAnsi="Arial" w:cs="Arial"/>
+          <w:sz w:val="24"/>
+          <w:szCs w:val="24"/>
+          <w:highlight w:val="yellow"/>
+        </w:rPr>
+        <w:t>group  by</w:t>
+      </w:r>
+      <w:proofErr w:type="gramEnd"/>
+      <w:r>
+        <w:rPr>
+          <w:rFonts w:ascii="Arial" w:hAnsi="Arial" w:cs="Arial"/>
+          <w:sz w:val="24"/>
+          <w:szCs w:val="24"/>
+          <w:highlight w:val="yellow"/>
+        </w:rPr>
+        <w:t xml:space="preserve"> </w:t>
+      </w:r>
+      <w:proofErr w:type="spellStart"/>
+      <w:r>
+        <w:rPr>
+          <w:rFonts w:ascii="Arial" w:hAnsi="Arial" w:cs="Arial"/>
+          <w:sz w:val="24"/>
+          <w:szCs w:val="24"/>
+          <w:highlight w:val="yellow"/>
+        </w:rPr>
+        <w:t>dept_name</w:t>
+      </w:r>
+      <w:proofErr w:type="spellEnd"/>
+      <w:r>
+        <w:rPr>
+          <w:rFonts w:ascii="Arial" w:hAnsi="Arial" w:cs="Arial"/>
+          <w:sz w:val="24"/>
+          <w:szCs w:val="24"/>
+          <w:highlight w:val="yellow"/>
+        </w:rPr>
+        <w:t>;</w:t>
+      </w:r>
+    </w:p>
+    <w:p>
+      <w:pPr>
+        <w:spacing w:after="0"/>
+        <w:ind w:left="426"/>
+        <w:rPr>
+          <w:rFonts w:ascii="Arial" w:hAnsi="Arial" w:cs="Arial"/>
+          <w:sz w:val="24"/>
+          <w:szCs w:val="24"/>
+        </w:rPr>
+      </w:pPr>
+    </w:p>
+    <w:p>
+      <w:pPr>
+        <w:pStyle w:val="ListParagraph"/>
+        <w:numPr>
+          <w:ilvl w:val="0"/>
+          <w:numId w:val="6"/>
+        </w:numPr>
+        <w:spacing w:after="0"/>
+        <w:ind w:left="426"/>
+        <w:rPr>
+          <w:rFonts w:ascii="Arial" w:hAnsi="Arial" w:cs="Arial"/>
+          <w:sz w:val="24"/>
+          <w:szCs w:val="24"/>
+        </w:rPr>
+      </w:pPr>
+      <w:r>
+        <w:rPr>
+          <w:rFonts w:ascii="Arial" w:hAnsi="Arial" w:cs="Arial"/>
+          <w:sz w:val="24"/>
+          <w:szCs w:val="24"/>
+        </w:rPr>
+        <w:t>Calculate the average salary of employees.</w:t>
+      </w:r>
+    </w:p>
+    <w:p>
+      <w:pPr>
+        <w:pStyle w:val="ListParagraph"/>
+        <w:spacing w:after="0"/>
+        <w:ind w:left="426"/>
+        <w:rPr>
+          <w:rFonts w:ascii="Arial" w:hAnsi="Arial" w:cs="Arial"/>
+          <w:sz w:val="24"/>
+          <w:szCs w:val="24"/>
+        </w:rPr>
+      </w:pPr>
+      <w:r>
+        <w:rPr>
+          <w:rFonts w:ascii="Arial" w:hAnsi="Arial" w:cs="Arial"/>
+          <w:sz w:val="24"/>
+          <w:szCs w:val="24"/>
         </w:rPr>
         <w:t xml:space="preserve">SELECT </w:t>
       </w:r>
-      <w:proofErr w:type="spellStart"/>
-      <w:r>
-        <w:rPr>
-          <w:rFonts w:ascii="Arial" w:hAnsi="Arial" w:cs="Arial"/>
-          <w:sz w:val="24"/>
-          <w:szCs w:val="24"/>
-        </w:rPr>
-        <w:t>s.stock_id</w:t>
+      <w:proofErr w:type="gramStart"/>
+      <w:r>
+        <w:rPr>
+          <w:rFonts w:ascii="Arial" w:hAnsi="Arial" w:cs="Arial"/>
+          <w:sz w:val="24"/>
+          <w:szCs w:val="24"/>
+        </w:rPr>
+        <w:t>AVG(</w:t>
+      </w:r>
+      <w:proofErr w:type="gramEnd"/>
+      <w:r>
+        <w:rPr>
+          <w:rFonts w:ascii="Arial" w:hAnsi="Arial" w:cs="Arial"/>
+          <w:sz w:val="24"/>
+          <w:szCs w:val="24"/>
+        </w:rPr>
+        <w:t xml:space="preserve">salary) AS </w:t>
+      </w:r>
+      <w:proofErr w:type="spellStart"/>
+      <w:r>
+        <w:rPr>
+          <w:rFonts w:ascii="Arial" w:hAnsi="Arial" w:cs="Arial"/>
+          <w:sz w:val="24"/>
+          <w:szCs w:val="24"/>
+        </w:rPr>
+        <w:t>average_salary</w:t>
+      </w:r>
+      <w:proofErr w:type="spellEnd"/>
+      <w:r>
+        <w:rPr>
+          <w:rFonts w:ascii="Arial" w:hAnsi="Arial" w:cs="Arial"/>
+          <w:sz w:val="24"/>
+          <w:szCs w:val="24"/>
+        </w:rPr>
+        <w:t xml:space="preserve"> FROM employee;</w:t>
+      </w:r>
+    </w:p>
+    <w:p>
+      <w:pPr>
+        <w:pStyle w:val="ListParagraph"/>
+        <w:spacing w:after="0"/>
+        <w:ind w:left="426"/>
+        <w:rPr>
+          <w:rFonts w:ascii="Arial" w:hAnsi="Arial" w:cs="Arial"/>
+          <w:sz w:val="24"/>
+          <w:szCs w:val="24"/>
+        </w:rPr>
+      </w:pPr>
+    </w:p>
+    <w:p>
+      <w:pPr>
+        <w:pStyle w:val="ListParagraph"/>
+        <w:spacing w:after="0"/>
+        <w:ind w:left="426"/>
+        <w:rPr>
+          <w:rFonts w:ascii="Arial" w:hAnsi="Arial" w:cs="Arial"/>
+          <w:sz w:val="24"/>
+          <w:szCs w:val="24"/>
+        </w:rPr>
+      </w:pPr>
+    </w:p>
+    <w:p>
+      <w:pPr>
+        <w:pStyle w:val="ListParagraph"/>
+        <w:numPr>
+          <w:ilvl w:val="0"/>
+          <w:numId w:val="6"/>
+        </w:numPr>
+        <w:spacing w:after="0"/>
+        <w:ind w:left="426"/>
+        <w:rPr>
+          <w:rFonts w:ascii="Arial" w:hAnsi="Arial" w:cs="Arial"/>
+          <w:sz w:val="24"/>
+          <w:szCs w:val="24"/>
+        </w:rPr>
+      </w:pPr>
+      <w:r>
+        <w:rPr>
+          <w:rFonts w:ascii="Arial" w:hAnsi="Arial" w:cs="Arial"/>
+          <w:sz w:val="24"/>
+          <w:szCs w:val="24"/>
+        </w:rPr>
+        <w:t>Find the highest-paid employee.</w:t>
+      </w:r>
+    </w:p>
+    <w:p>
+      <w:pPr>
+        <w:pStyle w:val="ListParagraph"/>
+        <w:spacing w:after="0"/>
+        <w:ind w:left="426"/>
+        <w:rPr>
+          <w:rFonts w:ascii="Arial" w:hAnsi="Arial" w:cs="Arial"/>
+          <w:sz w:val="24"/>
+          <w:szCs w:val="24"/>
+        </w:rPr>
+      </w:pPr>
+      <w:r>
+        <w:rPr>
+          <w:rFonts w:ascii="Arial" w:hAnsi="Arial" w:cs="Arial"/>
+          <w:sz w:val="24"/>
+          <w:szCs w:val="24"/>
+        </w:rPr>
+        <w:t xml:space="preserve">SELECT * FROM employee WHERE salary = (SELECT </w:t>
+      </w:r>
+      <w:proofErr w:type="gramStart"/>
+      <w:r>
+        <w:rPr>
+          <w:rFonts w:ascii="Arial" w:hAnsi="Arial" w:cs="Arial"/>
+          <w:sz w:val="24"/>
+          <w:szCs w:val="24"/>
+        </w:rPr>
+        <w:t>MAX(</w:t>
+      </w:r>
+      <w:proofErr w:type="gramEnd"/>
+      <w:r>
+        <w:rPr>
+          <w:rFonts w:ascii="Arial" w:hAnsi="Arial" w:cs="Arial"/>
+          <w:sz w:val="24"/>
+          <w:szCs w:val="24"/>
+        </w:rPr>
+        <w:t>salary) FROM employee);</w:t>
+      </w:r>
+    </w:p>
+    <w:p>
+      <w:pPr>
+        <w:pStyle w:val="ListParagraph"/>
+        <w:spacing w:after="0"/>
+        <w:ind w:left="426"/>
+        <w:rPr>
+          <w:rFonts w:ascii="Arial" w:hAnsi="Arial" w:cs="Arial"/>
+          <w:sz w:val="24"/>
+          <w:szCs w:val="24"/>
+        </w:rPr>
+      </w:pPr>
+    </w:p>
+    <w:p>
+      <w:pPr>
+        <w:pStyle w:val="ListParagraph"/>
+        <w:numPr>
+          <w:ilvl w:val="0"/>
+          <w:numId w:val="6"/>
+        </w:numPr>
+        <w:spacing w:after="0"/>
+        <w:ind w:left="426"/>
+        <w:rPr>
+          <w:rFonts w:ascii="Arial" w:hAnsi="Arial" w:cs="Arial"/>
+          <w:sz w:val="24"/>
+          <w:szCs w:val="24"/>
+        </w:rPr>
+      </w:pPr>
+      <w:r>
+        <w:rPr>
+          <w:rFonts w:ascii="Arial" w:hAnsi="Arial" w:cs="Arial"/>
+          <w:sz w:val="24"/>
+          <w:szCs w:val="24"/>
+        </w:rPr>
+        <w:t>Find the total inventory value.</w:t>
+      </w:r>
+    </w:p>
+    <w:p>
+      <w:pPr>
+        <w:pStyle w:val="ListParagraph"/>
+        <w:spacing w:after="0"/>
+        <w:ind w:left="426"/>
+        <w:rPr>
+          <w:rFonts w:ascii="Arial" w:hAnsi="Arial" w:cs="Arial"/>
+          <w:sz w:val="24"/>
+          <w:szCs w:val="24"/>
+        </w:rPr>
+      </w:pPr>
+      <w:r>
+        <w:rPr>
+          <w:rFonts w:ascii="Arial" w:hAnsi="Arial" w:cs="Arial"/>
+          <w:sz w:val="24"/>
+          <w:szCs w:val="24"/>
+        </w:rPr>
+        <w:t xml:space="preserve">SELECT </w:t>
+      </w:r>
+      <w:proofErr w:type="gramStart"/>
+      <w:r>
+        <w:rPr>
+          <w:rFonts w:ascii="Arial" w:hAnsi="Arial" w:cs="Arial"/>
+          <w:sz w:val="24"/>
+          <w:szCs w:val="24"/>
+        </w:rPr>
+        <w:t>SUM(</w:t>
+      </w:r>
+      <w:proofErr w:type="spellStart"/>
+      <w:r>
+        <w:rPr>
+          <w:rFonts w:ascii="Arial" w:hAnsi="Arial" w:cs="Arial"/>
+          <w:sz w:val="24"/>
+          <w:szCs w:val="24"/>
+        </w:rPr>
+        <w:t>s.quantity</w:t>
+      </w:r>
+      <w:proofErr w:type="spellEnd"/>
+      <w:proofErr w:type="gramEnd"/>
+      <w:r>
+        <w:rPr>
+          <w:rFonts w:ascii="Arial" w:hAnsi="Arial" w:cs="Arial"/>
+          <w:sz w:val="24"/>
+          <w:szCs w:val="24"/>
+        </w:rPr>
+        <w:t xml:space="preserve"> * </w:t>
+      </w:r>
+      <w:proofErr w:type="spellStart"/>
+      <w:proofErr w:type="gramStart"/>
+      <w:r>
+        <w:rPr>
+          <w:rFonts w:ascii="Arial" w:hAnsi="Arial" w:cs="Arial"/>
+          <w:sz w:val="24"/>
+          <w:szCs w:val="24"/>
+        </w:rPr>
+        <w:t>i.selling</w:t>
+      </w:r>
+      <w:proofErr w:type="gramEnd"/>
+      <w:r>
+        <w:rPr>
+          <w:rFonts w:ascii="Arial" w:hAnsi="Arial" w:cs="Arial"/>
+          <w:sz w:val="24"/>
+          <w:szCs w:val="24"/>
+        </w:rPr>
+        <w:t>_price</w:t>
+      </w:r>
+      <w:proofErr w:type="spellEnd"/>
+      <w:r>
+        <w:rPr>
+          <w:rFonts w:ascii="Arial" w:hAnsi="Arial" w:cs="Arial"/>
+          <w:sz w:val="24"/>
+          <w:szCs w:val="24"/>
+        </w:rPr>
+        <w:t xml:space="preserve">) AS </w:t>
+      </w:r>
+      <w:proofErr w:type="spellStart"/>
+      <w:r>
+        <w:rPr>
+          <w:rFonts w:ascii="Arial" w:hAnsi="Arial" w:cs="Arial"/>
+          <w:sz w:val="24"/>
+          <w:szCs w:val="24"/>
+        </w:rPr>
+        <w:t>total_inventory_value</w:t>
+      </w:r>
+      <w:proofErr w:type="spellEnd"/>
+      <w:r>
+        <w:rPr>
+          <w:rFonts w:ascii="Arial" w:hAnsi="Arial" w:cs="Arial"/>
+          <w:sz w:val="24"/>
+          <w:szCs w:val="24"/>
+        </w:rPr>
+        <w:t xml:space="preserve"> FROM stock s JOIN item i ON </w:t>
+      </w:r>
+      <w:proofErr w:type="spellStart"/>
+      <w:proofErr w:type="gramStart"/>
+      <w:r>
+        <w:rPr>
+          <w:rFonts w:ascii="Arial" w:hAnsi="Arial" w:cs="Arial"/>
+          <w:sz w:val="24"/>
+          <w:szCs w:val="24"/>
+        </w:rPr>
+        <w:t>s.item</w:t>
+      </w:r>
+      <w:proofErr w:type="gramEnd"/>
+      <w:r>
+        <w:rPr>
+          <w:rFonts w:ascii="Arial" w:hAnsi="Arial" w:cs="Arial"/>
+          <w:sz w:val="24"/>
+          <w:szCs w:val="24"/>
+        </w:rPr>
+        <w:t>_id</w:t>
+      </w:r>
+      <w:proofErr w:type="spellEnd"/>
+      <w:r>
+        <w:rPr>
+          <w:rFonts w:ascii="Arial" w:hAnsi="Arial" w:cs="Arial"/>
+          <w:sz w:val="24"/>
+          <w:szCs w:val="24"/>
+        </w:rPr>
+        <w:t xml:space="preserve"> = </w:t>
+      </w:r>
+      <w:proofErr w:type="spellStart"/>
+      <w:proofErr w:type="gramStart"/>
+      <w:r>
+        <w:rPr>
+          <w:rFonts w:ascii="Arial" w:hAnsi="Arial" w:cs="Arial"/>
+          <w:sz w:val="24"/>
+          <w:szCs w:val="24"/>
+        </w:rPr>
+        <w:t>i.item</w:t>
+      </w:r>
+      <w:proofErr w:type="gramEnd"/>
+      <w:r>
+        <w:rPr>
+          <w:rFonts w:ascii="Arial" w:hAnsi="Arial" w:cs="Arial"/>
+          <w:sz w:val="24"/>
+          <w:szCs w:val="24"/>
+        </w:rPr>
+        <w:t>_id</w:t>
+      </w:r>
+      <w:proofErr w:type="spellEnd"/>
+      <w:r>
+        <w:rPr>
+          <w:rFonts w:ascii="Arial" w:hAnsi="Arial" w:cs="Arial"/>
+          <w:sz w:val="24"/>
+          <w:szCs w:val="24"/>
+        </w:rPr>
+        <w:t>;</w:t>
+      </w:r>
+    </w:p>
+    <w:p>
+      <w:pPr>
+        <w:pStyle w:val="ListParagraph"/>
+        <w:spacing w:after="0"/>
+        <w:ind w:left="426"/>
+        <w:rPr>
+          <w:rFonts w:ascii="Arial" w:hAnsi="Arial" w:cs="Arial"/>
+          <w:sz w:val="24"/>
+          <w:szCs w:val="24"/>
+        </w:rPr>
+      </w:pPr>
+    </w:p>
+    <w:p>
+      <w:pPr>
+        <w:pStyle w:val="ListParagraph"/>
+        <w:numPr>
+          <w:ilvl w:val="0"/>
+          <w:numId w:val="6"/>
+        </w:numPr>
+        <w:spacing w:after="0"/>
+        <w:ind w:left="426"/>
+        <w:rPr>
+          <w:rFonts w:ascii="Arial" w:hAnsi="Arial" w:cs="Arial"/>
+          <w:sz w:val="24"/>
+          <w:szCs w:val="24"/>
+        </w:rPr>
+      </w:pPr>
+      <w:r>
+        <w:rPr>
+          <w:rFonts w:ascii="Arial" w:hAnsi="Arial" w:cs="Arial"/>
+          <w:sz w:val="24"/>
+          <w:szCs w:val="24"/>
+        </w:rPr>
+        <w:t xml:space="preserve">quantity * </w:t>
+      </w:r>
+      <w:proofErr w:type="spellStart"/>
+      <w:r>
+        <w:rPr>
+          <w:rFonts w:ascii="Arial" w:hAnsi="Arial" w:cs="Arial"/>
+          <w:sz w:val="24"/>
+          <w:szCs w:val="24"/>
+        </w:rPr>
+        <w:t>selling_price</w:t>
+      </w:r>
+      <w:proofErr w:type="spellEnd"/>
+    </w:p>
+    <w:p>
+      <w:pPr>
+        <w:pStyle w:val="ListParagraph"/>
+        <w:spacing w:after="0"/>
+        <w:ind w:left="426"/>
+        <w:rPr>
+          <w:rFonts w:ascii="Arial" w:hAnsi="Arial" w:cs="Arial"/>
+          <w:sz w:val="24"/>
+          <w:szCs w:val="24"/>
+        </w:rPr>
+      </w:pPr>
+      <w:r>
+        <w:rPr>
+          <w:rFonts w:ascii="Arial" w:hAnsi="Arial" w:cs="Arial"/>
+          <w:sz w:val="24"/>
+          <w:szCs w:val="24"/>
+        </w:rPr>
+        <w:t xml:space="preserve">SELECT </w:t>
+      </w:r>
+      <w:proofErr w:type="spellStart"/>
+      <w:proofErr w:type="gramStart"/>
+      <w:r>
+        <w:rPr>
+          <w:rFonts w:ascii="Arial" w:hAnsi="Arial" w:cs="Arial"/>
+          <w:sz w:val="24"/>
+          <w:szCs w:val="24"/>
+        </w:rPr>
+        <w:t>s.supplier</w:t>
+      </w:r>
+      <w:proofErr w:type="gramEnd"/>
+      <w:r>
+        <w:rPr>
+          <w:rFonts w:ascii="Arial" w:hAnsi="Arial" w:cs="Arial"/>
+          <w:sz w:val="24"/>
+          <w:szCs w:val="24"/>
+        </w:rPr>
+        <w:t>_name</w:t>
       </w:r>
       <w:proofErr w:type="spellEnd"/>
       <w:r>
@@ -996,14 +1828,152 @@
         </w:rPr>
         <w:t xml:space="preserve">, </w:t>
       </w:r>
-      <w:proofErr w:type="spellStart"/>
-      <w:r>
-        <w:rPr>
-          <w:rFonts w:ascii="Arial" w:hAnsi="Arial" w:cs="Arial"/>
-          <w:sz w:val="24"/>
-          <w:szCs w:val="24"/>
-        </w:rPr>
-        <w:t>i.item_name</w:t>
+      <w:proofErr w:type="gramStart"/>
+      <w:r>
+        <w:rPr>
+          <w:rFonts w:ascii="Arial" w:hAnsi="Arial" w:cs="Arial"/>
+          <w:sz w:val="24"/>
+          <w:szCs w:val="24"/>
+        </w:rPr>
+        <w:t>SUM(</w:t>
+      </w:r>
+      <w:proofErr w:type="spellStart"/>
+      <w:r>
+        <w:rPr>
+          <w:rFonts w:ascii="Arial" w:hAnsi="Arial" w:cs="Arial"/>
+          <w:sz w:val="24"/>
+          <w:szCs w:val="24"/>
+        </w:rPr>
+        <w:t>po.total</w:t>
+      </w:r>
+      <w:proofErr w:type="gramEnd"/>
+      <w:r>
+        <w:rPr>
+          <w:rFonts w:ascii="Arial" w:hAnsi="Arial" w:cs="Arial"/>
+          <w:sz w:val="24"/>
+          <w:szCs w:val="24"/>
+        </w:rPr>
+        <w:t>_amount</w:t>
+      </w:r>
+      <w:proofErr w:type="spellEnd"/>
+      <w:r>
+        <w:rPr>
+          <w:rFonts w:ascii="Arial" w:hAnsi="Arial" w:cs="Arial"/>
+          <w:sz w:val="24"/>
+          <w:szCs w:val="24"/>
+        </w:rPr>
+        <w:t xml:space="preserve">) AS </w:t>
+      </w:r>
+      <w:proofErr w:type="spellStart"/>
+      <w:r>
+        <w:rPr>
+          <w:rFonts w:ascii="Arial" w:hAnsi="Arial" w:cs="Arial"/>
+          <w:sz w:val="24"/>
+          <w:szCs w:val="24"/>
+        </w:rPr>
+        <w:t>total_purchase_amount</w:t>
+      </w:r>
+      <w:proofErr w:type="spellEnd"/>
+      <w:r>
+        <w:rPr>
+          <w:rFonts w:ascii="Arial" w:hAnsi="Arial" w:cs="Arial"/>
+          <w:sz w:val="24"/>
+          <w:szCs w:val="24"/>
+        </w:rPr>
+        <w:t xml:space="preserve"> FROM supplier s JOIN </w:t>
+      </w:r>
+      <w:proofErr w:type="spellStart"/>
+      <w:r>
+        <w:rPr>
+          <w:rFonts w:ascii="Arial" w:hAnsi="Arial" w:cs="Arial"/>
+          <w:sz w:val="24"/>
+          <w:szCs w:val="24"/>
+        </w:rPr>
+        <w:t>purchase_order</w:t>
+      </w:r>
+      <w:proofErr w:type="spellEnd"/>
+      <w:r>
+        <w:rPr>
+          <w:rFonts w:ascii="Arial" w:hAnsi="Arial" w:cs="Arial"/>
+          <w:sz w:val="24"/>
+          <w:szCs w:val="24"/>
+        </w:rPr>
+        <w:t xml:space="preserve"> po ON </w:t>
+      </w:r>
+      <w:proofErr w:type="spellStart"/>
+      <w:proofErr w:type="gramStart"/>
+      <w:r>
+        <w:rPr>
+          <w:rFonts w:ascii="Arial" w:hAnsi="Arial" w:cs="Arial"/>
+          <w:sz w:val="24"/>
+          <w:szCs w:val="24"/>
+        </w:rPr>
+        <w:t>s.supplier</w:t>
+      </w:r>
+      <w:proofErr w:type="gramEnd"/>
+      <w:r>
+        <w:rPr>
+          <w:rFonts w:ascii="Arial" w:hAnsi="Arial" w:cs="Arial"/>
+          <w:sz w:val="24"/>
+          <w:szCs w:val="24"/>
+        </w:rPr>
+        <w:t>_id</w:t>
+      </w:r>
+      <w:proofErr w:type="spellEnd"/>
+      <w:r>
+        <w:rPr>
+          <w:rFonts w:ascii="Arial" w:hAnsi="Arial" w:cs="Arial"/>
+          <w:sz w:val="24"/>
+          <w:szCs w:val="24"/>
+        </w:rPr>
+        <w:t xml:space="preserve"> = </w:t>
+      </w:r>
+      <w:proofErr w:type="spellStart"/>
+      <w:proofErr w:type="gramStart"/>
+      <w:r>
+        <w:rPr>
+          <w:rFonts w:ascii="Arial" w:hAnsi="Arial" w:cs="Arial"/>
+          <w:sz w:val="24"/>
+          <w:szCs w:val="24"/>
+        </w:rPr>
+        <w:t>po.supplier</w:t>
+      </w:r>
+      <w:proofErr w:type="gramEnd"/>
+      <w:r>
+        <w:rPr>
+          <w:rFonts w:ascii="Arial" w:hAnsi="Arial" w:cs="Arial"/>
+          <w:sz w:val="24"/>
+          <w:szCs w:val="24"/>
+        </w:rPr>
+        <w:t>_id</w:t>
+      </w:r>
+      <w:proofErr w:type="spellEnd"/>
+      <w:r>
+        <w:rPr>
+          <w:rFonts w:ascii="Arial" w:hAnsi="Arial" w:cs="Arial"/>
+          <w:sz w:val="24"/>
+          <w:szCs w:val="24"/>
+        </w:rPr>
+        <w:t xml:space="preserve"> GROUP BY </w:t>
+      </w:r>
+      <w:proofErr w:type="spellStart"/>
+      <w:proofErr w:type="gramStart"/>
+      <w:r>
+        <w:rPr>
+          <w:rFonts w:ascii="Arial" w:hAnsi="Arial" w:cs="Arial"/>
+          <w:sz w:val="24"/>
+          <w:szCs w:val="24"/>
+        </w:rPr>
+        <w:t>s.supplier</w:t>
+      </w:r>
+      <w:proofErr w:type="gramEnd"/>
+      <w:r>
+        <w:rPr>
+          <w:rFonts w:ascii="Arial" w:hAnsi="Arial" w:cs="Arial"/>
+          <w:sz w:val="24"/>
+          <w:szCs w:val="24"/>
+        </w:rPr>
+        <w:t>_id</w:t>
       </w:r>
       <w:proofErr w:type="spellEnd"/>
       <w:r>
@@ -1015,13 +1985,107 @@
         <w:t xml:space="preserve">, </w:t>
       </w:r>
       <w:proofErr w:type="spellStart"/>
-      <w:r>
-        <w:rPr>
-          <w:rFonts w:ascii="Arial" w:hAnsi="Arial" w:cs="Arial"/>
-          <w:sz w:val="24"/>
-          <w:szCs w:val="24"/>
-        </w:rPr>
-        <w:t>s.quantity</w:t>
+      <w:proofErr w:type="gramStart"/>
+      <w:r>
+        <w:rPr>
+          <w:rFonts w:ascii="Arial" w:hAnsi="Arial" w:cs="Arial"/>
+          <w:sz w:val="24"/>
+          <w:szCs w:val="24"/>
+        </w:rPr>
+        <w:t>s.supplier</w:t>
+      </w:r>
+      <w:proofErr w:type="gramEnd"/>
+      <w:r>
+        <w:rPr>
+          <w:rFonts w:ascii="Arial" w:hAnsi="Arial" w:cs="Arial"/>
+          <w:sz w:val="24"/>
+          <w:szCs w:val="24"/>
+        </w:rPr>
+        <w:t>_name</w:t>
+      </w:r>
+      <w:proofErr w:type="spellEnd"/>
+      <w:r>
+        <w:rPr>
+          <w:rFonts w:ascii="Arial" w:hAnsi="Arial" w:cs="Arial"/>
+          <w:sz w:val="24"/>
+          <w:szCs w:val="24"/>
+        </w:rPr>
+        <w:t>;</w:t>
+      </w:r>
+    </w:p>
+    <w:p>
+      <w:pPr>
+        <w:pStyle w:val="ListParagraph"/>
+        <w:spacing w:after="0"/>
+        <w:ind w:left="426"/>
+        <w:rPr>
+          <w:rFonts w:ascii="Arial" w:hAnsi="Arial" w:cs="Arial"/>
+          <w:sz w:val="24"/>
+          <w:szCs w:val="24"/>
+        </w:rPr>
+      </w:pPr>
+    </w:p>
+    <w:p>
+      <w:pPr>
+        <w:pStyle w:val="ListParagraph"/>
+        <w:numPr>
+          <w:ilvl w:val="0"/>
+          <w:numId w:val="6"/>
+        </w:numPr>
+        <w:spacing w:after="0"/>
+        <w:ind w:left="426"/>
+        <w:rPr>
+          <w:rFonts w:ascii="Arial" w:hAnsi="Arial" w:cs="Arial"/>
+          <w:sz w:val="24"/>
+          <w:szCs w:val="24"/>
+        </w:rPr>
+      </w:pPr>
+      <w:r>
+        <w:rPr>
+          <w:rFonts w:ascii="Arial" w:hAnsi="Arial" w:cs="Arial"/>
+          <w:sz w:val="24"/>
+          <w:szCs w:val="24"/>
+        </w:rPr>
+        <w:t>Find total purchase amount supplier-wise.</w:t>
+      </w:r>
+    </w:p>
+    <w:p>
+      <w:pPr>
+        <w:pStyle w:val="ListParagraph"/>
+        <w:spacing w:after="0"/>
+        <w:ind w:left="426"/>
+        <w:rPr>
+          <w:rFonts w:ascii="Arial" w:hAnsi="Arial" w:cs="Arial"/>
+          <w:sz w:val="24"/>
+          <w:szCs w:val="24"/>
+        </w:rPr>
+      </w:pPr>
+      <w:r>
+        <w:rPr>
+          <w:rFonts w:ascii="Arial" w:hAnsi="Arial" w:cs="Arial"/>
+          <w:sz w:val="24"/>
+          <w:szCs w:val="24"/>
+        </w:rPr>
+        <w:t xml:space="preserve">SELECT </w:t>
+      </w:r>
+      <w:proofErr w:type="spellStart"/>
+      <w:proofErr w:type="gramStart"/>
+      <w:r>
+        <w:rPr>
+          <w:rFonts w:ascii="Arial" w:hAnsi="Arial" w:cs="Arial"/>
+          <w:sz w:val="24"/>
+          <w:szCs w:val="24"/>
+        </w:rPr>
+        <w:t>c.customer</w:t>
+      </w:r>
+      <w:proofErr w:type="gramEnd"/>
+      <w:r>
+        <w:rPr>
+          <w:rFonts w:ascii="Arial" w:hAnsi="Arial" w:cs="Arial"/>
+          <w:sz w:val="24"/>
+          <w:szCs w:val="24"/>
+        </w:rPr>
+        <w:t>_name</w:t>
       </w:r>
       <w:proofErr w:type="spellEnd"/>
       <w:r>
@@ -1032,32 +2096,648 @@
         </w:rPr>
         <w:t xml:space="preserve">, </w:t>
       </w:r>
-      <w:proofErr w:type="spellStart"/>
-      <w:r>
-        <w:rPr>
-          <w:rFonts w:ascii="Arial" w:hAnsi="Arial" w:cs="Arial"/>
-          <w:sz w:val="24"/>
-          <w:szCs w:val="24"/>
-        </w:rPr>
-        <w:t>s.last_updated</w:t>
-      </w:r>
-      <w:proofErr w:type="spellEnd"/>
-      <w:r>
-        <w:rPr>
-          <w:rFonts w:ascii="Arial" w:hAnsi="Arial" w:cs="Arial"/>
-          <w:sz w:val="24"/>
-          <w:szCs w:val="24"/>
-        </w:rPr>
-        <w:t xml:space="preserve"> FROM stock s JOIN item i ON </w:t>
-      </w:r>
-      <w:proofErr w:type="spellStart"/>
-      <w:r>
-        <w:rPr>
-          <w:rFonts w:ascii="Arial" w:hAnsi="Arial" w:cs="Arial"/>
-          <w:sz w:val="24"/>
-          <w:szCs w:val="24"/>
-        </w:rPr>
-        <w:t>s.item_id</w:t>
+      <w:proofErr w:type="gramStart"/>
+      <w:r>
+        <w:rPr>
+          <w:rFonts w:ascii="Arial" w:hAnsi="Arial" w:cs="Arial"/>
+          <w:sz w:val="24"/>
+          <w:szCs w:val="24"/>
+        </w:rPr>
+        <w:t>SUM(</w:t>
+      </w:r>
+      <w:proofErr w:type="spellStart"/>
+      <w:r>
+        <w:rPr>
+          <w:rFonts w:ascii="Arial" w:hAnsi="Arial" w:cs="Arial"/>
+          <w:sz w:val="24"/>
+          <w:szCs w:val="24"/>
+        </w:rPr>
+        <w:t>so.total</w:t>
+      </w:r>
+      <w:proofErr w:type="gramEnd"/>
+      <w:r>
+        <w:rPr>
+          <w:rFonts w:ascii="Arial" w:hAnsi="Arial" w:cs="Arial"/>
+          <w:sz w:val="24"/>
+          <w:szCs w:val="24"/>
+        </w:rPr>
+        <w:t>_amount</w:t>
+      </w:r>
+      <w:proofErr w:type="spellEnd"/>
+      <w:r>
+        <w:rPr>
+          <w:rFonts w:ascii="Arial" w:hAnsi="Arial" w:cs="Arial"/>
+          <w:sz w:val="24"/>
+          <w:szCs w:val="24"/>
+        </w:rPr>
+        <w:t xml:space="preserve">) AS </w:t>
+      </w:r>
+      <w:proofErr w:type="spellStart"/>
+      <w:r>
+        <w:rPr>
+          <w:rFonts w:ascii="Arial" w:hAnsi="Arial" w:cs="Arial"/>
+          <w:sz w:val="24"/>
+          <w:szCs w:val="24"/>
+        </w:rPr>
+        <w:t>total_sales_amount</w:t>
+      </w:r>
+      <w:proofErr w:type="spellEnd"/>
+      <w:r>
+        <w:rPr>
+          <w:rFonts w:ascii="Arial" w:hAnsi="Arial" w:cs="Arial"/>
+          <w:sz w:val="24"/>
+          <w:szCs w:val="24"/>
+        </w:rPr>
+        <w:t xml:space="preserve"> FROM customer c JOIN </w:t>
+      </w:r>
+      <w:proofErr w:type="spellStart"/>
+      <w:r>
+        <w:rPr>
+          <w:rFonts w:ascii="Arial" w:hAnsi="Arial" w:cs="Arial"/>
+          <w:sz w:val="24"/>
+          <w:szCs w:val="24"/>
+        </w:rPr>
+        <w:t>sales_order</w:t>
+      </w:r>
+      <w:proofErr w:type="spellEnd"/>
+      <w:r>
+        <w:rPr>
+          <w:rFonts w:ascii="Arial" w:hAnsi="Arial" w:cs="Arial"/>
+          <w:sz w:val="24"/>
+          <w:szCs w:val="24"/>
+        </w:rPr>
+        <w:t xml:space="preserve"> so ON </w:t>
+      </w:r>
+      <w:proofErr w:type="gramStart"/>
+      <w:r>
+        <w:rPr>
+          <w:rFonts w:ascii="Arial" w:hAnsi="Arial" w:cs="Arial"/>
+          <w:sz w:val="24"/>
+          <w:szCs w:val="24"/>
+        </w:rPr>
+        <w:t>c.customer</w:t>
+      </w:r>
+      <w:proofErr w:type="gramEnd"/>
+      <w:r>
+        <w:rPr>
+          <w:rFonts w:ascii="Arial" w:hAnsi="Arial" w:cs="Arial"/>
+          <w:sz w:val="24"/>
+          <w:szCs w:val="24"/>
+        </w:rPr>
+        <w:t xml:space="preserve">_id = </w:t>
+      </w:r>
+      <w:proofErr w:type="spellStart"/>
+      <w:proofErr w:type="gramStart"/>
+      <w:r>
+        <w:rPr>
+          <w:rFonts w:ascii="Arial" w:hAnsi="Arial" w:cs="Arial"/>
+          <w:sz w:val="24"/>
+          <w:szCs w:val="24"/>
+        </w:rPr>
+        <w:t>so.customer</w:t>
+      </w:r>
+      <w:proofErr w:type="gramEnd"/>
+      <w:r>
+        <w:rPr>
+          <w:rFonts w:ascii="Arial" w:hAnsi="Arial" w:cs="Arial"/>
+          <w:sz w:val="24"/>
+          <w:szCs w:val="24"/>
+        </w:rPr>
+        <w:t>_id</w:t>
+      </w:r>
+      <w:proofErr w:type="spellEnd"/>
+      <w:r>
+        <w:rPr>
+          <w:rFonts w:ascii="Arial" w:hAnsi="Arial" w:cs="Arial"/>
+          <w:sz w:val="24"/>
+          <w:szCs w:val="24"/>
+        </w:rPr>
+        <w:t xml:space="preserve"> GROUP BY </w:t>
+      </w:r>
+      <w:proofErr w:type="gramStart"/>
+      <w:r>
+        <w:rPr>
+          <w:rFonts w:ascii="Arial" w:hAnsi="Arial" w:cs="Arial"/>
+          <w:sz w:val="24"/>
+          <w:szCs w:val="24"/>
+        </w:rPr>
+        <w:t>c.customer</w:t>
+      </w:r>
+      <w:proofErr w:type="gramEnd"/>
+      <w:r>
+        <w:rPr>
+          <w:rFonts w:ascii="Arial" w:hAnsi="Arial" w:cs="Arial"/>
+          <w:sz w:val="24"/>
+          <w:szCs w:val="24"/>
+        </w:rPr>
+        <w:t xml:space="preserve">_id, </w:t>
+      </w:r>
+      <w:proofErr w:type="spellStart"/>
+      <w:proofErr w:type="gramStart"/>
+      <w:r>
+        <w:rPr>
+          <w:rFonts w:ascii="Arial" w:hAnsi="Arial" w:cs="Arial"/>
+          <w:sz w:val="24"/>
+          <w:szCs w:val="24"/>
+        </w:rPr>
+        <w:t>c.customer</w:t>
+      </w:r>
+      <w:proofErr w:type="gramEnd"/>
+      <w:r>
+        <w:rPr>
+          <w:rFonts w:ascii="Arial" w:hAnsi="Arial" w:cs="Arial"/>
+          <w:sz w:val="24"/>
+          <w:szCs w:val="24"/>
+        </w:rPr>
+        <w:t>_name</w:t>
+      </w:r>
+      <w:proofErr w:type="spellEnd"/>
+      <w:r>
+        <w:rPr>
+          <w:rFonts w:ascii="Arial" w:hAnsi="Arial" w:cs="Arial"/>
+          <w:sz w:val="24"/>
+          <w:szCs w:val="24"/>
+        </w:rPr>
+        <w:t>;</w:t>
+      </w:r>
+    </w:p>
+    <w:p>
+      <w:pPr>
+        <w:pStyle w:val="ListParagraph"/>
+        <w:spacing w:after="0"/>
+        <w:ind w:left="426"/>
+        <w:rPr>
+          <w:rFonts w:ascii="Arial" w:hAnsi="Arial" w:cs="Arial"/>
+          <w:sz w:val="24"/>
+          <w:szCs w:val="24"/>
+        </w:rPr>
+      </w:pPr>
+    </w:p>
+    <w:p>
+      <w:pPr>
+        <w:pStyle w:val="ListParagraph"/>
+        <w:numPr>
+          <w:ilvl w:val="0"/>
+          <w:numId w:val="6"/>
+        </w:numPr>
+        <w:spacing w:after="0"/>
+        <w:ind w:left="426"/>
+        <w:rPr>
+          <w:rFonts w:ascii="Arial" w:hAnsi="Arial" w:cs="Arial"/>
+          <w:sz w:val="24"/>
+          <w:szCs w:val="24"/>
+        </w:rPr>
+      </w:pPr>
+      <w:r>
+        <w:rPr>
+          <w:rFonts w:ascii="Arial" w:hAnsi="Arial" w:cs="Arial"/>
+          <w:sz w:val="24"/>
+          <w:szCs w:val="24"/>
+        </w:rPr>
+        <w:t>Find total sales amount customer-wise.</w:t>
+      </w:r>
+    </w:p>
+    <w:p>
+      <w:pPr>
+        <w:pStyle w:val="ListParagraph"/>
+        <w:spacing w:after="0"/>
+        <w:ind w:left="426"/>
+        <w:rPr>
+          <w:rFonts w:ascii="Arial" w:hAnsi="Arial" w:cs="Arial"/>
+          <w:sz w:val="24"/>
+          <w:szCs w:val="24"/>
+        </w:rPr>
+      </w:pPr>
+      <w:r>
+        <w:rPr>
+          <w:rFonts w:ascii="Arial" w:hAnsi="Arial" w:cs="Arial"/>
+          <w:sz w:val="24"/>
+          <w:szCs w:val="24"/>
+        </w:rPr>
+        <w:t xml:space="preserve">SELECT </w:t>
+      </w:r>
+      <w:proofErr w:type="gramStart"/>
+      <w:r>
+        <w:rPr>
+          <w:rFonts w:ascii="Arial" w:hAnsi="Arial" w:cs="Arial"/>
+          <w:sz w:val="24"/>
+          <w:szCs w:val="24"/>
+        </w:rPr>
+        <w:t>c.customer</w:t>
+      </w:r>
+      <w:proofErr w:type="gramEnd"/>
+      <w:r>
+        <w:rPr>
+          <w:rFonts w:ascii="Arial" w:hAnsi="Arial" w:cs="Arial"/>
+          <w:sz w:val="24"/>
+          <w:szCs w:val="24"/>
+        </w:rPr>
+        <w:t xml:space="preserve">_id, </w:t>
+      </w:r>
+      <w:proofErr w:type="spellStart"/>
+      <w:proofErr w:type="gramStart"/>
+      <w:r>
+        <w:rPr>
+          <w:rFonts w:ascii="Arial" w:hAnsi="Arial" w:cs="Arial"/>
+          <w:sz w:val="24"/>
+          <w:szCs w:val="24"/>
+        </w:rPr>
+        <w:t>c.customer</w:t>
+      </w:r>
+      <w:proofErr w:type="gramEnd"/>
+      <w:r>
+        <w:rPr>
+          <w:rFonts w:ascii="Arial" w:hAnsi="Arial" w:cs="Arial"/>
+          <w:sz w:val="24"/>
+          <w:szCs w:val="24"/>
+        </w:rPr>
+        <w:t>_name</w:t>
+      </w:r>
+      <w:proofErr w:type="spellEnd"/>
+      <w:r>
+        <w:rPr>
+          <w:rFonts w:ascii="Arial" w:hAnsi="Arial" w:cs="Arial"/>
+          <w:sz w:val="24"/>
+          <w:szCs w:val="24"/>
+        </w:rPr>
+        <w:t xml:space="preserve">, </w:t>
+      </w:r>
+      <w:proofErr w:type="gramStart"/>
+      <w:r>
+        <w:rPr>
+          <w:rFonts w:ascii="Arial" w:hAnsi="Arial" w:cs="Arial"/>
+          <w:sz w:val="24"/>
+          <w:szCs w:val="24"/>
+        </w:rPr>
+        <w:t>SUM(</w:t>
+      </w:r>
+      <w:proofErr w:type="spellStart"/>
+      <w:r>
+        <w:rPr>
+          <w:rFonts w:ascii="Arial" w:hAnsi="Arial" w:cs="Arial"/>
+          <w:sz w:val="24"/>
+          <w:szCs w:val="24"/>
+        </w:rPr>
+        <w:t>so.total</w:t>
+      </w:r>
+      <w:proofErr w:type="gramEnd"/>
+      <w:r>
+        <w:rPr>
+          <w:rFonts w:ascii="Arial" w:hAnsi="Arial" w:cs="Arial"/>
+          <w:sz w:val="24"/>
+          <w:szCs w:val="24"/>
+        </w:rPr>
+        <w:t>_amount</w:t>
+      </w:r>
+      <w:proofErr w:type="spellEnd"/>
+      <w:r>
+        <w:rPr>
+          <w:rFonts w:ascii="Arial" w:hAnsi="Arial" w:cs="Arial"/>
+          <w:sz w:val="24"/>
+          <w:szCs w:val="24"/>
+        </w:rPr>
+        <w:t xml:space="preserve">) AS </w:t>
+      </w:r>
+      <w:proofErr w:type="spellStart"/>
+      <w:r>
+        <w:rPr>
+          <w:rFonts w:ascii="Arial" w:hAnsi="Arial" w:cs="Arial"/>
+          <w:sz w:val="24"/>
+          <w:szCs w:val="24"/>
+        </w:rPr>
+        <w:t>total_sales_amount</w:t>
+      </w:r>
+      <w:proofErr w:type="spellEnd"/>
+      <w:r>
+        <w:rPr>
+          <w:rFonts w:ascii="Arial" w:hAnsi="Arial" w:cs="Arial"/>
+          <w:sz w:val="24"/>
+          <w:szCs w:val="24"/>
+        </w:rPr>
+        <w:t xml:space="preserve"> FROM customer c JOIN </w:t>
+      </w:r>
+      <w:proofErr w:type="spellStart"/>
+      <w:r>
+        <w:rPr>
+          <w:rFonts w:ascii="Arial" w:hAnsi="Arial" w:cs="Arial"/>
+          <w:sz w:val="24"/>
+          <w:szCs w:val="24"/>
+        </w:rPr>
+        <w:t>sales_order</w:t>
+      </w:r>
+      <w:proofErr w:type="spellEnd"/>
+      <w:r>
+        <w:rPr>
+          <w:rFonts w:ascii="Arial" w:hAnsi="Arial" w:cs="Arial"/>
+          <w:sz w:val="24"/>
+          <w:szCs w:val="24"/>
+        </w:rPr>
+        <w:t xml:space="preserve"> so ON </w:t>
+      </w:r>
+      <w:proofErr w:type="gramStart"/>
+      <w:r>
+        <w:rPr>
+          <w:rFonts w:ascii="Arial" w:hAnsi="Arial" w:cs="Arial"/>
+          <w:sz w:val="24"/>
+          <w:szCs w:val="24"/>
+        </w:rPr>
+        <w:t>c.customer</w:t>
+      </w:r>
+      <w:proofErr w:type="gramEnd"/>
+      <w:r>
+        <w:rPr>
+          <w:rFonts w:ascii="Arial" w:hAnsi="Arial" w:cs="Arial"/>
+          <w:sz w:val="24"/>
+          <w:szCs w:val="24"/>
+        </w:rPr>
+        <w:t xml:space="preserve">_id = </w:t>
+      </w:r>
+      <w:proofErr w:type="spellStart"/>
+      <w:proofErr w:type="gramStart"/>
+      <w:r>
+        <w:rPr>
+          <w:rFonts w:ascii="Arial" w:hAnsi="Arial" w:cs="Arial"/>
+          <w:sz w:val="24"/>
+          <w:szCs w:val="24"/>
+        </w:rPr>
+        <w:t>so.customer</w:t>
+      </w:r>
+      <w:proofErr w:type="gramEnd"/>
+      <w:r>
+        <w:rPr>
+          <w:rFonts w:ascii="Arial" w:hAnsi="Arial" w:cs="Arial"/>
+          <w:sz w:val="24"/>
+          <w:szCs w:val="24"/>
+        </w:rPr>
+        <w:t>_id</w:t>
+      </w:r>
+      <w:proofErr w:type="spellEnd"/>
+      <w:r>
+        <w:rPr>
+          <w:rFonts w:ascii="Arial" w:hAnsi="Arial" w:cs="Arial"/>
+          <w:sz w:val="24"/>
+          <w:szCs w:val="24"/>
+        </w:rPr>
+        <w:t xml:space="preserve"> GROUP BY </w:t>
+      </w:r>
+      <w:proofErr w:type="gramStart"/>
+      <w:r>
+        <w:rPr>
+          <w:rFonts w:ascii="Arial" w:hAnsi="Arial" w:cs="Arial"/>
+          <w:sz w:val="24"/>
+          <w:szCs w:val="24"/>
+        </w:rPr>
+        <w:t>c.customer</w:t>
+      </w:r>
+      <w:proofErr w:type="gramEnd"/>
+      <w:r>
+        <w:rPr>
+          <w:rFonts w:ascii="Arial" w:hAnsi="Arial" w:cs="Arial"/>
+          <w:sz w:val="24"/>
+          <w:szCs w:val="24"/>
+        </w:rPr>
+        <w:t xml:space="preserve">_id, </w:t>
+      </w:r>
+      <w:proofErr w:type="spellStart"/>
+      <w:proofErr w:type="gramStart"/>
+      <w:r>
+        <w:rPr>
+          <w:rFonts w:ascii="Arial" w:hAnsi="Arial" w:cs="Arial"/>
+          <w:sz w:val="24"/>
+          <w:szCs w:val="24"/>
+        </w:rPr>
+        <w:t>c.customer</w:t>
+      </w:r>
+      <w:proofErr w:type="gramEnd"/>
+      <w:r>
+        <w:rPr>
+          <w:rFonts w:ascii="Arial" w:hAnsi="Arial" w:cs="Arial"/>
+          <w:sz w:val="24"/>
+          <w:szCs w:val="24"/>
+        </w:rPr>
+        <w:t>_name</w:t>
+      </w:r>
+      <w:proofErr w:type="spellEnd"/>
+      <w:r>
+        <w:rPr>
+          <w:rFonts w:ascii="Arial" w:hAnsi="Arial" w:cs="Arial"/>
+          <w:sz w:val="24"/>
+          <w:szCs w:val="24"/>
+        </w:rPr>
+        <w:t>;</w:t>
+      </w:r>
+    </w:p>
+    <w:p>
+      <w:pPr>
+        <w:pStyle w:val="ListParagraph"/>
+        <w:spacing w:after="0"/>
+        <w:ind w:left="426"/>
+        <w:rPr>
+          <w:rFonts w:ascii="Arial" w:hAnsi="Arial" w:cs="Arial"/>
+          <w:sz w:val="24"/>
+          <w:szCs w:val="24"/>
+        </w:rPr>
+      </w:pPr>
+    </w:p>
+    <w:p>
+      <w:pPr>
+        <w:pStyle w:val="ListParagraph"/>
+        <w:numPr>
+          <w:ilvl w:val="0"/>
+          <w:numId w:val="6"/>
+        </w:numPr>
+        <w:spacing w:after="0"/>
+        <w:ind w:left="426"/>
+        <w:rPr>
+          <w:rFonts w:ascii="Arial" w:hAnsi="Arial" w:cs="Arial"/>
+          <w:sz w:val="24"/>
+          <w:szCs w:val="24"/>
+        </w:rPr>
+      </w:pPr>
+      <w:r>
+        <w:rPr>
+          <w:rFonts w:ascii="Arial" w:hAnsi="Arial" w:cs="Arial"/>
+          <w:sz w:val="24"/>
+          <w:szCs w:val="24"/>
+        </w:rPr>
+        <w:t>Calculate total quantity dispatched from each tank.</w:t>
+      </w:r>
+    </w:p>
+    <w:p>
+      <w:pPr>
+        <w:pStyle w:val="ListParagraph"/>
+        <w:spacing w:after="0"/>
+        <w:ind w:left="426"/>
+        <w:rPr>
+          <w:rFonts w:ascii="Arial" w:hAnsi="Arial" w:cs="Arial"/>
+          <w:sz w:val="24"/>
+          <w:szCs w:val="24"/>
+        </w:rPr>
+      </w:pPr>
+      <w:r>
+        <w:rPr>
+          <w:rFonts w:ascii="Arial" w:hAnsi="Arial" w:cs="Arial"/>
+          <w:sz w:val="24"/>
+          <w:szCs w:val="24"/>
+        </w:rPr>
+        <w:t xml:space="preserve">SELECT </w:t>
+      </w:r>
+      <w:proofErr w:type="spellStart"/>
+      <w:proofErr w:type="gramStart"/>
+      <w:r>
+        <w:rPr>
+          <w:rFonts w:ascii="Arial" w:hAnsi="Arial" w:cs="Arial"/>
+          <w:sz w:val="24"/>
+          <w:szCs w:val="24"/>
+        </w:rPr>
+        <w:t>t.tank</w:t>
+      </w:r>
+      <w:proofErr w:type="gramEnd"/>
+      <w:r>
+        <w:rPr>
+          <w:rFonts w:ascii="Arial" w:hAnsi="Arial" w:cs="Arial"/>
+          <w:sz w:val="24"/>
+          <w:szCs w:val="24"/>
+        </w:rPr>
+        <w:t>_id</w:t>
+      </w:r>
+      <w:proofErr w:type="spellEnd"/>
+      <w:r>
+        <w:rPr>
+          <w:rFonts w:ascii="Arial" w:hAnsi="Arial" w:cs="Arial"/>
+          <w:sz w:val="24"/>
+          <w:szCs w:val="24"/>
+        </w:rPr>
+        <w:t xml:space="preserve">, </w:t>
+      </w:r>
+      <w:proofErr w:type="spellStart"/>
+      <w:proofErr w:type="gramStart"/>
+      <w:r>
+        <w:rPr>
+          <w:rFonts w:ascii="Arial" w:hAnsi="Arial" w:cs="Arial"/>
+          <w:sz w:val="24"/>
+          <w:szCs w:val="24"/>
+        </w:rPr>
+        <w:t>t.tank</w:t>
+      </w:r>
+      <w:proofErr w:type="gramEnd"/>
+      <w:r>
+        <w:rPr>
+          <w:rFonts w:ascii="Arial" w:hAnsi="Arial" w:cs="Arial"/>
+          <w:sz w:val="24"/>
+          <w:szCs w:val="24"/>
+        </w:rPr>
+        <w:t>_name</w:t>
+      </w:r>
+      <w:proofErr w:type="spellEnd"/>
+      <w:r>
+        <w:rPr>
+          <w:rFonts w:ascii="Arial" w:hAnsi="Arial" w:cs="Arial"/>
+          <w:sz w:val="24"/>
+          <w:szCs w:val="24"/>
+        </w:rPr>
+        <w:t xml:space="preserve">, </w:t>
+      </w:r>
+      <w:proofErr w:type="gramStart"/>
+      <w:r>
+        <w:rPr>
+          <w:rFonts w:ascii="Arial" w:hAnsi="Arial" w:cs="Arial"/>
+          <w:sz w:val="24"/>
+          <w:szCs w:val="24"/>
+        </w:rPr>
+        <w:t>SUM(</w:t>
+      </w:r>
+      <w:proofErr w:type="spellStart"/>
+      <w:r>
+        <w:rPr>
+          <w:rFonts w:ascii="Arial" w:hAnsi="Arial" w:cs="Arial"/>
+          <w:sz w:val="24"/>
+          <w:szCs w:val="24"/>
+        </w:rPr>
+        <w:t>td.quantity</w:t>
+      </w:r>
+      <w:proofErr w:type="spellEnd"/>
+      <w:proofErr w:type="gramEnd"/>
+      <w:r>
+        <w:rPr>
+          <w:rFonts w:ascii="Arial" w:hAnsi="Arial" w:cs="Arial"/>
+          <w:sz w:val="24"/>
+          <w:szCs w:val="24"/>
+        </w:rPr>
+        <w:t xml:space="preserve">) AS </w:t>
+      </w:r>
+      <w:proofErr w:type="spellStart"/>
+      <w:r>
+        <w:rPr>
+          <w:rFonts w:ascii="Arial" w:hAnsi="Arial" w:cs="Arial"/>
+          <w:sz w:val="24"/>
+          <w:szCs w:val="24"/>
+        </w:rPr>
+        <w:t>total_dispatched_qty</w:t>
+      </w:r>
+      <w:proofErr w:type="spellEnd"/>
+      <w:r>
+        <w:rPr>
+          <w:rFonts w:ascii="Arial" w:hAnsi="Arial" w:cs="Arial"/>
+          <w:sz w:val="24"/>
+          <w:szCs w:val="24"/>
+        </w:rPr>
+        <w:t xml:space="preserve"> FROM tank </w:t>
+      </w:r>
+      <w:proofErr w:type="spellStart"/>
+      <w:r>
+        <w:rPr>
+          <w:rFonts w:ascii="Arial" w:hAnsi="Arial" w:cs="Arial"/>
+          <w:sz w:val="24"/>
+          <w:szCs w:val="24"/>
+        </w:rPr>
+        <w:t>t</w:t>
+      </w:r>
+      <w:proofErr w:type="spellEnd"/>
+      <w:r>
+        <w:rPr>
+          <w:rFonts w:ascii="Arial" w:hAnsi="Arial" w:cs="Arial"/>
+          <w:sz w:val="24"/>
+          <w:szCs w:val="24"/>
+        </w:rPr>
+        <w:t xml:space="preserve"> JOIN </w:t>
+      </w:r>
+      <w:proofErr w:type="spellStart"/>
+      <w:r>
+        <w:rPr>
+          <w:rFonts w:ascii="Arial" w:hAnsi="Arial" w:cs="Arial"/>
+          <w:sz w:val="24"/>
+          <w:szCs w:val="24"/>
+        </w:rPr>
+        <w:t>tank_dispatch</w:t>
+      </w:r>
+      <w:proofErr w:type="spellEnd"/>
+      <w:r>
+        <w:rPr>
+          <w:rFonts w:ascii="Arial" w:hAnsi="Arial" w:cs="Arial"/>
+          <w:sz w:val="24"/>
+          <w:szCs w:val="24"/>
+        </w:rPr>
+        <w:t xml:space="preserve"> td ON </w:t>
+      </w:r>
+      <w:proofErr w:type="spellStart"/>
+      <w:proofErr w:type="gramStart"/>
+      <w:r>
+        <w:rPr>
+          <w:rFonts w:ascii="Arial" w:hAnsi="Arial" w:cs="Arial"/>
+          <w:sz w:val="24"/>
+          <w:szCs w:val="24"/>
+        </w:rPr>
+        <w:t>t.tank</w:t>
+      </w:r>
+      <w:proofErr w:type="gramEnd"/>
+      <w:r>
+        <w:rPr>
+          <w:rFonts w:ascii="Arial" w:hAnsi="Arial" w:cs="Arial"/>
+          <w:sz w:val="24"/>
+          <w:szCs w:val="24"/>
+        </w:rPr>
+        <w:t>_id</w:t>
       </w:r>
       <w:proofErr w:type="spellEnd"/>
       <w:r>
@@ -1069,40 +2749,88 @@
         <w:t xml:space="preserve"> = </w:t>
       </w:r>
       <w:proofErr w:type="spellStart"/>
-      <w:r>
-        <w:rPr>
-          <w:rFonts w:ascii="Arial" w:hAnsi="Arial" w:cs="Arial"/>
-          <w:sz w:val="24"/>
-          <w:szCs w:val="24"/>
-        </w:rPr>
-        <w:t>i.item_id</w:t>
-      </w:r>
-      <w:proofErr w:type="spellEnd"/>
-      <w:r>
-        <w:rPr>
-          <w:rFonts w:ascii="Arial" w:hAnsi="Arial" w:cs="Arial"/>
-          <w:sz w:val="24"/>
-          <w:szCs w:val="24"/>
-        </w:rPr>
-        <w:t xml:space="preserve"> WHERE DATE(</w:t>
-      </w:r>
-      <w:proofErr w:type="spellStart"/>
-      <w:r>
-        <w:rPr>
-          <w:rFonts w:ascii="Arial" w:hAnsi="Arial" w:cs="Arial"/>
-          <w:sz w:val="24"/>
-          <w:szCs w:val="24"/>
-        </w:rPr>
-        <w:t>s.last_updated</w:t>
-      </w:r>
-      <w:proofErr w:type="spellEnd"/>
-      <w:r>
-        <w:rPr>
-          <w:rFonts w:ascii="Arial" w:hAnsi="Arial" w:cs="Arial"/>
-          <w:sz w:val="24"/>
-          <w:szCs w:val="24"/>
-        </w:rPr>
-        <w:t>) = CURDATE();</w:t>
+      <w:proofErr w:type="gramStart"/>
+      <w:r>
+        <w:rPr>
+          <w:rFonts w:ascii="Arial" w:hAnsi="Arial" w:cs="Arial"/>
+          <w:sz w:val="24"/>
+          <w:szCs w:val="24"/>
+        </w:rPr>
+        <w:t>td.tank</w:t>
+      </w:r>
+      <w:proofErr w:type="gramEnd"/>
+      <w:r>
+        <w:rPr>
+          <w:rFonts w:ascii="Arial" w:hAnsi="Arial" w:cs="Arial"/>
+          <w:sz w:val="24"/>
+          <w:szCs w:val="24"/>
+        </w:rPr>
+        <w:t>_id</w:t>
+      </w:r>
+      <w:proofErr w:type="spellEnd"/>
+      <w:r>
+        <w:rPr>
+          <w:rFonts w:ascii="Arial" w:hAnsi="Arial" w:cs="Arial"/>
+          <w:sz w:val="24"/>
+          <w:szCs w:val="24"/>
+        </w:rPr>
+        <w:t xml:space="preserve"> GROUP BY </w:t>
+      </w:r>
+      <w:proofErr w:type="spellStart"/>
+      <w:proofErr w:type="gramStart"/>
+      <w:r>
+        <w:rPr>
+          <w:rFonts w:ascii="Arial" w:hAnsi="Arial" w:cs="Arial"/>
+          <w:sz w:val="24"/>
+          <w:szCs w:val="24"/>
+        </w:rPr>
+        <w:t>t.tank</w:t>
+      </w:r>
+      <w:proofErr w:type="gramEnd"/>
+      <w:r>
+        <w:rPr>
+          <w:rFonts w:ascii="Arial" w:hAnsi="Arial" w:cs="Arial"/>
+          <w:sz w:val="24"/>
+          <w:szCs w:val="24"/>
+        </w:rPr>
+        <w:t>_id</w:t>
+      </w:r>
+      <w:proofErr w:type="spellEnd"/>
+      <w:r>
+        <w:rPr>
+          <w:rFonts w:ascii="Arial" w:hAnsi="Arial" w:cs="Arial"/>
+          <w:sz w:val="24"/>
+          <w:szCs w:val="24"/>
+        </w:rPr>
+        <w:t xml:space="preserve">, </w:t>
+      </w:r>
+      <w:proofErr w:type="spellStart"/>
+      <w:proofErr w:type="gramStart"/>
+      <w:r>
+        <w:rPr>
+          <w:rFonts w:ascii="Arial" w:hAnsi="Arial" w:cs="Arial"/>
+          <w:sz w:val="24"/>
+          <w:szCs w:val="24"/>
+        </w:rPr>
+        <w:t>t.tank</w:t>
+      </w:r>
+      <w:proofErr w:type="gramEnd"/>
+      <w:r>
+        <w:rPr>
+          <w:rFonts w:ascii="Arial" w:hAnsi="Arial" w:cs="Arial"/>
+          <w:sz w:val="24"/>
+          <w:szCs w:val="24"/>
+        </w:rPr>
+        <w:t>_name</w:t>
+      </w:r>
+      <w:proofErr w:type="spellEnd"/>
+      <w:r>
+        <w:rPr>
+          <w:rFonts w:ascii="Arial" w:hAnsi="Arial" w:cs="Arial"/>
+          <w:sz w:val="24"/>
+          <w:szCs w:val="24"/>
+        </w:rPr>
+        <w:t>;</w:t>
       </w:r>
     </w:p>
     <w:p>
@@ -1138,11 +2866,12 @@
           <w:sz w:val="24"/>
           <w:szCs w:val="24"/>
         </w:rPr>
-        <w:t>Find the total salary paid department-wise.</w:t>
-      </w:r>
-    </w:p>
-    <w:p>
-      <w:pPr>
+        <w:t>Calculate total quantity filled into each tank.</w:t>
+      </w:r>
+    </w:p>
+    <w:p>
+      <w:pPr>
+        <w:pStyle w:val="ListParagraph"/>
         <w:spacing w:after="0"/>
         <w:ind w:left="426"/>
         <w:rPr>
@@ -1160,33 +2889,81 @@
         <w:t xml:space="preserve">SELECT </w:t>
       </w:r>
       <w:proofErr w:type="spellStart"/>
-      <w:r>
-        <w:rPr>
-          <w:rFonts w:ascii="Arial" w:hAnsi="Arial" w:cs="Arial"/>
-          <w:sz w:val="24"/>
-          <w:szCs w:val="24"/>
-        </w:rPr>
-        <w:t>d.dept_name</w:t>
-      </w:r>
-      <w:proofErr w:type="spellEnd"/>
-      <w:r>
-        <w:rPr>
-          <w:rFonts w:ascii="Arial" w:hAnsi="Arial" w:cs="Arial"/>
-          <w:sz w:val="24"/>
-          <w:szCs w:val="24"/>
-        </w:rPr>
-        <w:t>, SUM(</w:t>
-      </w:r>
-      <w:proofErr w:type="spellStart"/>
-      <w:r>
-        <w:rPr>
-          <w:rFonts w:ascii="Arial" w:hAnsi="Arial" w:cs="Arial"/>
-          <w:sz w:val="24"/>
-          <w:szCs w:val="24"/>
-        </w:rPr>
-        <w:t>e.salary</w:t>
-      </w:r>
-      <w:proofErr w:type="spellEnd"/>
+      <w:proofErr w:type="gramStart"/>
+      <w:r>
+        <w:rPr>
+          <w:rFonts w:ascii="Arial" w:hAnsi="Arial" w:cs="Arial"/>
+          <w:sz w:val="24"/>
+          <w:szCs w:val="24"/>
+        </w:rPr>
+        <w:t>t.tank</w:t>
+      </w:r>
+      <w:proofErr w:type="gramEnd"/>
+      <w:r>
+        <w:rPr>
+          <w:rFonts w:ascii="Arial" w:hAnsi="Arial" w:cs="Arial"/>
+          <w:sz w:val="24"/>
+          <w:szCs w:val="24"/>
+        </w:rPr>
+        <w:t>_id</w:t>
+      </w:r>
+      <w:proofErr w:type="spellEnd"/>
+      <w:r>
+        <w:rPr>
+          <w:rFonts w:ascii="Arial" w:hAnsi="Arial" w:cs="Arial"/>
+          <w:sz w:val="24"/>
+          <w:szCs w:val="24"/>
+        </w:rPr>
+        <w:t xml:space="preserve">, </w:t>
+      </w:r>
+      <w:proofErr w:type="spellStart"/>
+      <w:proofErr w:type="gramStart"/>
+      <w:r>
+        <w:rPr>
+          <w:rFonts w:ascii="Arial" w:hAnsi="Arial" w:cs="Arial"/>
+          <w:sz w:val="24"/>
+          <w:szCs w:val="24"/>
+        </w:rPr>
+        <w:t>t.tank</w:t>
+      </w:r>
+      <w:proofErr w:type="gramEnd"/>
+      <w:r>
+        <w:rPr>
+          <w:rFonts w:ascii="Arial" w:hAnsi="Arial" w:cs="Arial"/>
+          <w:sz w:val="24"/>
+          <w:szCs w:val="24"/>
+        </w:rPr>
+        <w:t>_name</w:t>
+      </w:r>
+      <w:proofErr w:type="spellEnd"/>
+      <w:r>
+        <w:rPr>
+          <w:rFonts w:ascii="Arial" w:hAnsi="Arial" w:cs="Arial"/>
+          <w:sz w:val="24"/>
+          <w:szCs w:val="24"/>
+        </w:rPr>
+        <w:t xml:space="preserve">, </w:t>
+      </w:r>
+      <w:proofErr w:type="gramStart"/>
+      <w:r>
+        <w:rPr>
+          <w:rFonts w:ascii="Arial" w:hAnsi="Arial" w:cs="Arial"/>
+          <w:sz w:val="24"/>
+          <w:szCs w:val="24"/>
+        </w:rPr>
+        <w:t>SUM(</w:t>
+      </w:r>
+      <w:proofErr w:type="spellStart"/>
+      <w:r>
+        <w:rPr>
+          <w:rFonts w:ascii="Arial" w:hAnsi="Arial" w:cs="Arial"/>
+          <w:sz w:val="24"/>
+          <w:szCs w:val="24"/>
+        </w:rPr>
+        <w:t>tf.quantity</w:t>
+      </w:r>
+      <w:proofErr w:type="spellEnd"/>
+      <w:proofErr w:type="gramEnd"/>
       <w:r>
         <w:rPr>
           <w:rFonts w:ascii="Arial" w:hAnsi="Arial" w:cs="Arial"/>
@@ -1202,7 +2979,933 @@
           <w:sz w:val="24"/>
           <w:szCs w:val="24"/>
         </w:rPr>
-        <w:t>total_salary</w:t>
+        <w:t>total_filled_qty</w:t>
+      </w:r>
+      <w:proofErr w:type="spellEnd"/>
+      <w:r>
+        <w:rPr>
+          <w:rFonts w:ascii="Arial" w:hAnsi="Arial" w:cs="Arial"/>
+          <w:sz w:val="24"/>
+          <w:szCs w:val="24"/>
+        </w:rPr>
+        <w:t xml:space="preserve"> FROM tank </w:t>
+      </w:r>
+      <w:proofErr w:type="spellStart"/>
+      <w:r>
+        <w:rPr>
+          <w:rFonts w:ascii="Arial" w:hAnsi="Arial" w:cs="Arial"/>
+          <w:sz w:val="24"/>
+          <w:szCs w:val="24"/>
+        </w:rPr>
+        <w:t>t</w:t>
+      </w:r>
+      <w:proofErr w:type="spellEnd"/>
+      <w:r>
+        <w:rPr>
+          <w:rFonts w:ascii="Arial" w:hAnsi="Arial" w:cs="Arial"/>
+          <w:sz w:val="24"/>
+          <w:szCs w:val="24"/>
+        </w:rPr>
+        <w:t xml:space="preserve"> JOIN </w:t>
+      </w:r>
+      <w:proofErr w:type="spellStart"/>
+      <w:r>
+        <w:rPr>
+          <w:rFonts w:ascii="Arial" w:hAnsi="Arial" w:cs="Arial"/>
+          <w:sz w:val="24"/>
+          <w:szCs w:val="24"/>
+        </w:rPr>
+        <w:t>tank_filling</w:t>
+      </w:r>
+      <w:proofErr w:type="spellEnd"/>
+      <w:r>
+        <w:rPr>
+          <w:rFonts w:ascii="Arial" w:hAnsi="Arial" w:cs="Arial"/>
+          <w:sz w:val="24"/>
+          <w:szCs w:val="24"/>
+        </w:rPr>
+        <w:t xml:space="preserve"> </w:t>
+      </w:r>
+      <w:proofErr w:type="spellStart"/>
+      <w:r>
+        <w:rPr>
+          <w:rFonts w:ascii="Arial" w:hAnsi="Arial" w:cs="Arial"/>
+          <w:sz w:val="24"/>
+          <w:szCs w:val="24"/>
+        </w:rPr>
+        <w:t>tf</w:t>
+      </w:r>
+      <w:proofErr w:type="spellEnd"/>
+      <w:r>
+        <w:rPr>
+          <w:rFonts w:ascii="Arial" w:hAnsi="Arial" w:cs="Arial"/>
+          <w:sz w:val="24"/>
+          <w:szCs w:val="24"/>
+        </w:rPr>
+        <w:t xml:space="preserve"> ON </w:t>
+      </w:r>
+      <w:proofErr w:type="spellStart"/>
+      <w:proofErr w:type="gramStart"/>
+      <w:r>
+        <w:rPr>
+          <w:rFonts w:ascii="Arial" w:hAnsi="Arial" w:cs="Arial"/>
+          <w:sz w:val="24"/>
+          <w:szCs w:val="24"/>
+        </w:rPr>
+        <w:t>t.tank</w:t>
+      </w:r>
+      <w:proofErr w:type="gramEnd"/>
+      <w:r>
+        <w:rPr>
+          <w:rFonts w:ascii="Arial" w:hAnsi="Arial" w:cs="Arial"/>
+          <w:sz w:val="24"/>
+          <w:szCs w:val="24"/>
+        </w:rPr>
+        <w:t>_id</w:t>
+      </w:r>
+      <w:proofErr w:type="spellEnd"/>
+      <w:r>
+        <w:rPr>
+          <w:rFonts w:ascii="Arial" w:hAnsi="Arial" w:cs="Arial"/>
+          <w:sz w:val="24"/>
+          <w:szCs w:val="24"/>
+        </w:rPr>
+        <w:t xml:space="preserve"> = </w:t>
+      </w:r>
+      <w:proofErr w:type="spellStart"/>
+      <w:proofErr w:type="gramStart"/>
+      <w:r>
+        <w:rPr>
+          <w:rFonts w:ascii="Arial" w:hAnsi="Arial" w:cs="Arial"/>
+          <w:sz w:val="24"/>
+          <w:szCs w:val="24"/>
+        </w:rPr>
+        <w:t>tf.tank</w:t>
+      </w:r>
+      <w:proofErr w:type="gramEnd"/>
+      <w:r>
+        <w:rPr>
+          <w:rFonts w:ascii="Arial" w:hAnsi="Arial" w:cs="Arial"/>
+          <w:sz w:val="24"/>
+          <w:szCs w:val="24"/>
+        </w:rPr>
+        <w:t>_id</w:t>
+      </w:r>
+      <w:proofErr w:type="spellEnd"/>
+      <w:r>
+        <w:rPr>
+          <w:rFonts w:ascii="Arial" w:hAnsi="Arial" w:cs="Arial"/>
+          <w:sz w:val="24"/>
+          <w:szCs w:val="24"/>
+        </w:rPr>
+        <w:t xml:space="preserve"> GROUP BY </w:t>
+      </w:r>
+      <w:proofErr w:type="spellStart"/>
+      <w:proofErr w:type="gramStart"/>
+      <w:r>
+        <w:rPr>
+          <w:rFonts w:ascii="Arial" w:hAnsi="Arial" w:cs="Arial"/>
+          <w:sz w:val="24"/>
+          <w:szCs w:val="24"/>
+        </w:rPr>
+        <w:t>t.tank</w:t>
+      </w:r>
+      <w:proofErr w:type="gramEnd"/>
+      <w:r>
+        <w:rPr>
+          <w:rFonts w:ascii="Arial" w:hAnsi="Arial" w:cs="Arial"/>
+          <w:sz w:val="24"/>
+          <w:szCs w:val="24"/>
+        </w:rPr>
+        <w:t>_id</w:t>
+      </w:r>
+      <w:proofErr w:type="spellEnd"/>
+      <w:r>
+        <w:rPr>
+          <w:rFonts w:ascii="Arial" w:hAnsi="Arial" w:cs="Arial"/>
+          <w:sz w:val="24"/>
+          <w:szCs w:val="24"/>
+        </w:rPr>
+        <w:t xml:space="preserve">, </w:t>
+      </w:r>
+      <w:proofErr w:type="spellStart"/>
+      <w:proofErr w:type="gramStart"/>
+      <w:r>
+        <w:rPr>
+          <w:rFonts w:ascii="Arial" w:hAnsi="Arial" w:cs="Arial"/>
+          <w:sz w:val="24"/>
+          <w:szCs w:val="24"/>
+        </w:rPr>
+        <w:t>t.tank</w:t>
+      </w:r>
+      <w:proofErr w:type="gramEnd"/>
+      <w:r>
+        <w:rPr>
+          <w:rFonts w:ascii="Arial" w:hAnsi="Arial" w:cs="Arial"/>
+          <w:sz w:val="24"/>
+          <w:szCs w:val="24"/>
+        </w:rPr>
+        <w:t>_name</w:t>
+      </w:r>
+      <w:proofErr w:type="spellEnd"/>
+      <w:r>
+        <w:rPr>
+          <w:rFonts w:ascii="Arial" w:hAnsi="Arial" w:cs="Arial"/>
+          <w:sz w:val="24"/>
+          <w:szCs w:val="24"/>
+        </w:rPr>
+        <w:t>;</w:t>
+      </w:r>
+    </w:p>
+    <w:p>
+      <w:pPr>
+        <w:pStyle w:val="ListParagraph"/>
+        <w:spacing w:after="0"/>
+        <w:ind w:left="426"/>
+        <w:rPr>
+          <w:rFonts w:ascii="Arial" w:hAnsi="Arial" w:cs="Arial"/>
+          <w:sz w:val="24"/>
+          <w:szCs w:val="24"/>
+        </w:rPr>
+      </w:pPr>
+    </w:p>
+    <w:p>
+      <w:pPr>
+        <w:pStyle w:val="ListParagraph"/>
+        <w:numPr>
+          <w:ilvl w:val="0"/>
+          <w:numId w:val="6"/>
+        </w:numPr>
+        <w:spacing w:after="0"/>
+        <w:ind w:left="426"/>
+        <w:rPr>
+          <w:rFonts w:ascii="Arial" w:hAnsi="Arial" w:cs="Arial"/>
+          <w:sz w:val="24"/>
+          <w:szCs w:val="24"/>
+        </w:rPr>
+      </w:pPr>
+      <w:r>
+        <w:rPr>
+          <w:rFonts w:ascii="Arial" w:hAnsi="Arial" w:cs="Arial"/>
+          <w:sz w:val="24"/>
+          <w:szCs w:val="24"/>
+        </w:rPr>
+        <w:t>Find total production quantity tank-wise.</w:t>
+      </w:r>
+    </w:p>
+    <w:p>
+      <w:pPr>
+        <w:pStyle w:val="ListParagraph"/>
+        <w:spacing w:after="0"/>
+        <w:ind w:left="426"/>
+        <w:rPr>
+          <w:rFonts w:ascii="Arial" w:hAnsi="Arial" w:cs="Arial"/>
+          <w:sz w:val="24"/>
+          <w:szCs w:val="24"/>
+        </w:rPr>
+      </w:pPr>
+      <w:r>
+        <w:rPr>
+          <w:rFonts w:ascii="Arial" w:hAnsi="Arial" w:cs="Arial"/>
+          <w:sz w:val="24"/>
+          <w:szCs w:val="24"/>
+        </w:rPr>
+        <w:t xml:space="preserve">SELECT </w:t>
+      </w:r>
+      <w:proofErr w:type="spellStart"/>
+      <w:proofErr w:type="gramStart"/>
+      <w:r>
+        <w:rPr>
+          <w:rFonts w:ascii="Arial" w:hAnsi="Arial" w:cs="Arial"/>
+          <w:sz w:val="24"/>
+          <w:szCs w:val="24"/>
+        </w:rPr>
+        <w:t>t.tank</w:t>
+      </w:r>
+      <w:proofErr w:type="gramEnd"/>
+      <w:r>
+        <w:rPr>
+          <w:rFonts w:ascii="Arial" w:hAnsi="Arial" w:cs="Arial"/>
+          <w:sz w:val="24"/>
+          <w:szCs w:val="24"/>
+        </w:rPr>
+        <w:t>_id</w:t>
+      </w:r>
+      <w:proofErr w:type="spellEnd"/>
+      <w:r>
+        <w:rPr>
+          <w:rFonts w:ascii="Arial" w:hAnsi="Arial" w:cs="Arial"/>
+          <w:sz w:val="24"/>
+          <w:szCs w:val="24"/>
+        </w:rPr>
+        <w:t xml:space="preserve">, </w:t>
+      </w:r>
+      <w:proofErr w:type="spellStart"/>
+      <w:proofErr w:type="gramStart"/>
+      <w:r>
+        <w:rPr>
+          <w:rFonts w:ascii="Arial" w:hAnsi="Arial" w:cs="Arial"/>
+          <w:sz w:val="24"/>
+          <w:szCs w:val="24"/>
+        </w:rPr>
+        <w:t>t.tank</w:t>
+      </w:r>
+      <w:proofErr w:type="gramEnd"/>
+      <w:r>
+        <w:rPr>
+          <w:rFonts w:ascii="Arial" w:hAnsi="Arial" w:cs="Arial"/>
+          <w:sz w:val="24"/>
+          <w:szCs w:val="24"/>
+        </w:rPr>
+        <w:t>_</w:t>
+      </w:r>
+      <w:proofErr w:type="gramStart"/>
+      <w:r>
+        <w:rPr>
+          <w:rFonts w:ascii="Arial" w:hAnsi="Arial" w:cs="Arial"/>
+          <w:sz w:val="24"/>
+          <w:szCs w:val="24"/>
+        </w:rPr>
+        <w:t>name</w:t>
+      </w:r>
+      <w:proofErr w:type="spellEnd"/>
+      <w:r>
+        <w:rPr>
+          <w:rFonts w:ascii="Arial" w:hAnsi="Arial" w:cs="Arial"/>
+          <w:sz w:val="24"/>
+          <w:szCs w:val="24"/>
+        </w:rPr>
+        <w:t xml:space="preserve">,   </w:t>
+      </w:r>
+      <w:proofErr w:type="gramEnd"/>
+      <w:r>
+        <w:rPr>
+          <w:rFonts w:ascii="Arial" w:hAnsi="Arial" w:cs="Arial"/>
+          <w:sz w:val="24"/>
+          <w:szCs w:val="24"/>
+        </w:rPr>
+        <w:t xml:space="preserve">     </w:t>
+      </w:r>
+      <w:proofErr w:type="gramStart"/>
+      <w:r>
+        <w:rPr>
+          <w:rFonts w:ascii="Arial" w:hAnsi="Arial" w:cs="Arial"/>
+          <w:sz w:val="24"/>
+          <w:szCs w:val="24"/>
+        </w:rPr>
+        <w:t>SUM(</w:t>
+      </w:r>
+      <w:proofErr w:type="spellStart"/>
+      <w:r>
+        <w:rPr>
+          <w:rFonts w:ascii="Arial" w:hAnsi="Arial" w:cs="Arial"/>
+          <w:sz w:val="24"/>
+          <w:szCs w:val="24"/>
+        </w:rPr>
+        <w:t>pb.quantity</w:t>
+      </w:r>
+      <w:proofErr w:type="gramEnd"/>
+      <w:r>
+        <w:rPr>
+          <w:rFonts w:ascii="Arial" w:hAnsi="Arial" w:cs="Arial"/>
+          <w:sz w:val="24"/>
+          <w:szCs w:val="24"/>
+        </w:rPr>
+        <w:t>_produced</w:t>
+      </w:r>
+      <w:proofErr w:type="spellEnd"/>
+      <w:r>
+        <w:rPr>
+          <w:rFonts w:ascii="Arial" w:hAnsi="Arial" w:cs="Arial"/>
+          <w:sz w:val="24"/>
+          <w:szCs w:val="24"/>
+        </w:rPr>
+        <w:t xml:space="preserve">) AS </w:t>
+      </w:r>
+      <w:proofErr w:type="spellStart"/>
+      <w:r>
+        <w:rPr>
+          <w:rFonts w:ascii="Arial" w:hAnsi="Arial" w:cs="Arial"/>
+          <w:sz w:val="24"/>
+          <w:szCs w:val="24"/>
+        </w:rPr>
+        <w:t>total_production_qty</w:t>
+      </w:r>
+      <w:proofErr w:type="spellEnd"/>
+      <w:r>
+        <w:rPr>
+          <w:rFonts w:ascii="Arial" w:hAnsi="Arial" w:cs="Arial"/>
+          <w:sz w:val="24"/>
+          <w:szCs w:val="24"/>
+        </w:rPr>
+        <w:t xml:space="preserve"> FROM tank </w:t>
+      </w:r>
+      <w:proofErr w:type="spellStart"/>
+      <w:r>
+        <w:rPr>
+          <w:rFonts w:ascii="Arial" w:hAnsi="Arial" w:cs="Arial"/>
+          <w:sz w:val="24"/>
+          <w:szCs w:val="24"/>
+        </w:rPr>
+        <w:t>t</w:t>
+      </w:r>
+      <w:proofErr w:type="spellEnd"/>
+      <w:r>
+        <w:rPr>
+          <w:rFonts w:ascii="Arial" w:hAnsi="Arial" w:cs="Arial"/>
+          <w:sz w:val="24"/>
+          <w:szCs w:val="24"/>
+        </w:rPr>
+        <w:t xml:space="preserve"> JOIN </w:t>
+      </w:r>
+      <w:proofErr w:type="spellStart"/>
+      <w:r>
+        <w:rPr>
+          <w:rFonts w:ascii="Arial" w:hAnsi="Arial" w:cs="Arial"/>
+          <w:sz w:val="24"/>
+          <w:szCs w:val="24"/>
+        </w:rPr>
+        <w:t>production_batch</w:t>
+      </w:r>
+      <w:proofErr w:type="spellEnd"/>
+      <w:r>
+        <w:rPr>
+          <w:rFonts w:ascii="Arial" w:hAnsi="Arial" w:cs="Arial"/>
+          <w:sz w:val="24"/>
+          <w:szCs w:val="24"/>
+        </w:rPr>
+        <w:t xml:space="preserve"> pb ON </w:t>
+      </w:r>
+      <w:proofErr w:type="spellStart"/>
+      <w:proofErr w:type="gramStart"/>
+      <w:r>
+        <w:rPr>
+          <w:rFonts w:ascii="Arial" w:hAnsi="Arial" w:cs="Arial"/>
+          <w:sz w:val="24"/>
+          <w:szCs w:val="24"/>
+        </w:rPr>
+        <w:t>t.tank</w:t>
+      </w:r>
+      <w:proofErr w:type="gramEnd"/>
+      <w:r>
+        <w:rPr>
+          <w:rFonts w:ascii="Arial" w:hAnsi="Arial" w:cs="Arial"/>
+          <w:sz w:val="24"/>
+          <w:szCs w:val="24"/>
+        </w:rPr>
+        <w:t>_id</w:t>
+      </w:r>
+      <w:proofErr w:type="spellEnd"/>
+      <w:r>
+        <w:rPr>
+          <w:rFonts w:ascii="Arial" w:hAnsi="Arial" w:cs="Arial"/>
+          <w:sz w:val="24"/>
+          <w:szCs w:val="24"/>
+        </w:rPr>
+        <w:t xml:space="preserve"> = </w:t>
+      </w:r>
+      <w:proofErr w:type="spellStart"/>
+      <w:proofErr w:type="gramStart"/>
+      <w:r>
+        <w:rPr>
+          <w:rFonts w:ascii="Arial" w:hAnsi="Arial" w:cs="Arial"/>
+          <w:sz w:val="24"/>
+          <w:szCs w:val="24"/>
+        </w:rPr>
+        <w:t>pb.tank</w:t>
+      </w:r>
+      <w:proofErr w:type="gramEnd"/>
+      <w:r>
+        <w:rPr>
+          <w:rFonts w:ascii="Arial" w:hAnsi="Arial" w:cs="Arial"/>
+          <w:sz w:val="24"/>
+          <w:szCs w:val="24"/>
+        </w:rPr>
+        <w:t>_id</w:t>
+      </w:r>
+      <w:proofErr w:type="spellEnd"/>
+      <w:r>
+        <w:rPr>
+          <w:rFonts w:ascii="Arial" w:hAnsi="Arial" w:cs="Arial"/>
+          <w:sz w:val="24"/>
+          <w:szCs w:val="24"/>
+        </w:rPr>
+        <w:t xml:space="preserve"> GROUP BY </w:t>
+      </w:r>
+      <w:proofErr w:type="spellStart"/>
+      <w:proofErr w:type="gramStart"/>
+      <w:r>
+        <w:rPr>
+          <w:rFonts w:ascii="Arial" w:hAnsi="Arial" w:cs="Arial"/>
+          <w:sz w:val="24"/>
+          <w:szCs w:val="24"/>
+        </w:rPr>
+        <w:t>t.tank</w:t>
+      </w:r>
+      <w:proofErr w:type="gramEnd"/>
+      <w:r>
+        <w:rPr>
+          <w:rFonts w:ascii="Arial" w:hAnsi="Arial" w:cs="Arial"/>
+          <w:sz w:val="24"/>
+          <w:szCs w:val="24"/>
+        </w:rPr>
+        <w:t>_id</w:t>
+      </w:r>
+      <w:proofErr w:type="spellEnd"/>
+      <w:r>
+        <w:rPr>
+          <w:rFonts w:ascii="Arial" w:hAnsi="Arial" w:cs="Arial"/>
+          <w:sz w:val="24"/>
+          <w:szCs w:val="24"/>
+        </w:rPr>
+        <w:t xml:space="preserve">, </w:t>
+      </w:r>
+      <w:proofErr w:type="spellStart"/>
+      <w:proofErr w:type="gramStart"/>
+      <w:r>
+        <w:rPr>
+          <w:rFonts w:ascii="Arial" w:hAnsi="Arial" w:cs="Arial"/>
+          <w:sz w:val="24"/>
+          <w:szCs w:val="24"/>
+        </w:rPr>
+        <w:t>t.tank</w:t>
+      </w:r>
+      <w:proofErr w:type="gramEnd"/>
+      <w:r>
+        <w:rPr>
+          <w:rFonts w:ascii="Arial" w:hAnsi="Arial" w:cs="Arial"/>
+          <w:sz w:val="24"/>
+          <w:szCs w:val="24"/>
+        </w:rPr>
+        <w:t>_name</w:t>
+      </w:r>
+      <w:proofErr w:type="spellEnd"/>
+      <w:r>
+        <w:rPr>
+          <w:rFonts w:ascii="Arial" w:hAnsi="Arial" w:cs="Arial"/>
+          <w:sz w:val="24"/>
+          <w:szCs w:val="24"/>
+        </w:rPr>
+        <w:t>;</w:t>
+      </w:r>
+    </w:p>
+    <w:p>
+      <w:pPr>
+        <w:pStyle w:val="ListParagraph"/>
+        <w:spacing w:after="0"/>
+        <w:ind w:left="426"/>
+        <w:rPr>
+          <w:rFonts w:ascii="Arial" w:hAnsi="Arial" w:cs="Arial"/>
+          <w:sz w:val="24"/>
+          <w:szCs w:val="24"/>
+        </w:rPr>
+      </w:pPr>
+    </w:p>
+    <w:p>
+      <w:pPr>
+        <w:pStyle w:val="ListParagraph"/>
+        <w:numPr>
+          <w:ilvl w:val="0"/>
+          <w:numId w:val="6"/>
+        </w:numPr>
+        <w:spacing w:after="0"/>
+        <w:ind w:left="426"/>
+        <w:rPr>
+          <w:rFonts w:ascii="Arial" w:hAnsi="Arial" w:cs="Arial"/>
+          <w:sz w:val="24"/>
+          <w:szCs w:val="24"/>
+        </w:rPr>
+      </w:pPr>
+      <w:r>
+        <w:rPr>
+          <w:rFonts w:ascii="Arial" w:hAnsi="Arial" w:cs="Arial"/>
+          <w:sz w:val="24"/>
+          <w:szCs w:val="24"/>
+        </w:rPr>
+        <w:t>Find total maintenance cost tank-wise.</w:t>
+      </w:r>
+    </w:p>
+    <w:p>
+      <w:pPr>
+        <w:pStyle w:val="ListParagraph"/>
+        <w:spacing w:after="0"/>
+        <w:ind w:left="426"/>
+        <w:rPr>
+          <w:rFonts w:ascii="Arial" w:hAnsi="Arial" w:cs="Arial"/>
+          <w:sz w:val="24"/>
+          <w:szCs w:val="24"/>
+        </w:rPr>
+      </w:pPr>
+      <w:r>
+        <w:rPr>
+          <w:rFonts w:ascii="Arial" w:hAnsi="Arial" w:cs="Arial"/>
+          <w:sz w:val="24"/>
+          <w:szCs w:val="24"/>
+        </w:rPr>
+        <w:t xml:space="preserve">SELECT </w:t>
+      </w:r>
+      <w:proofErr w:type="spellStart"/>
+      <w:proofErr w:type="gramStart"/>
+      <w:r>
+        <w:rPr>
+          <w:rFonts w:ascii="Arial" w:hAnsi="Arial" w:cs="Arial"/>
+          <w:sz w:val="24"/>
+          <w:szCs w:val="24"/>
+        </w:rPr>
+        <w:t>t.tank</w:t>
+      </w:r>
+      <w:proofErr w:type="gramEnd"/>
+      <w:r>
+        <w:rPr>
+          <w:rFonts w:ascii="Arial" w:hAnsi="Arial" w:cs="Arial"/>
+          <w:sz w:val="24"/>
+          <w:szCs w:val="24"/>
+        </w:rPr>
+        <w:t>_id</w:t>
+      </w:r>
+      <w:proofErr w:type="spellEnd"/>
+      <w:r>
+        <w:rPr>
+          <w:rFonts w:ascii="Arial" w:hAnsi="Arial" w:cs="Arial"/>
+          <w:sz w:val="24"/>
+          <w:szCs w:val="24"/>
+        </w:rPr>
+        <w:t xml:space="preserve">, </w:t>
+      </w:r>
+      <w:proofErr w:type="spellStart"/>
+      <w:proofErr w:type="gramStart"/>
+      <w:r>
+        <w:rPr>
+          <w:rFonts w:ascii="Arial" w:hAnsi="Arial" w:cs="Arial"/>
+          <w:sz w:val="24"/>
+          <w:szCs w:val="24"/>
+        </w:rPr>
+        <w:t>t.tank</w:t>
+      </w:r>
+      <w:proofErr w:type="gramEnd"/>
+      <w:r>
+        <w:rPr>
+          <w:rFonts w:ascii="Arial" w:hAnsi="Arial" w:cs="Arial"/>
+          <w:sz w:val="24"/>
+          <w:szCs w:val="24"/>
+        </w:rPr>
+        <w:t>_name</w:t>
+      </w:r>
+      <w:proofErr w:type="spellEnd"/>
+      <w:r>
+        <w:rPr>
+          <w:rFonts w:ascii="Arial" w:hAnsi="Arial" w:cs="Arial"/>
+          <w:sz w:val="24"/>
+          <w:szCs w:val="24"/>
+        </w:rPr>
+        <w:t xml:space="preserve">, </w:t>
+      </w:r>
+      <w:proofErr w:type="gramStart"/>
+      <w:r>
+        <w:rPr>
+          <w:rFonts w:ascii="Arial" w:hAnsi="Arial" w:cs="Arial"/>
+          <w:sz w:val="24"/>
+          <w:szCs w:val="24"/>
+        </w:rPr>
+        <w:t>SUM(</w:t>
+      </w:r>
+      <w:proofErr w:type="spellStart"/>
+      <w:r>
+        <w:rPr>
+          <w:rFonts w:ascii="Arial" w:hAnsi="Arial" w:cs="Arial"/>
+          <w:sz w:val="24"/>
+          <w:szCs w:val="24"/>
+        </w:rPr>
+        <w:t>tm.cost</w:t>
+      </w:r>
+      <w:proofErr w:type="spellEnd"/>
+      <w:proofErr w:type="gramEnd"/>
+      <w:r>
+        <w:rPr>
+          <w:rFonts w:ascii="Arial" w:hAnsi="Arial" w:cs="Arial"/>
+          <w:sz w:val="24"/>
+          <w:szCs w:val="24"/>
+        </w:rPr>
+        <w:t xml:space="preserve">) AS </w:t>
+      </w:r>
+      <w:proofErr w:type="spellStart"/>
+      <w:r>
+        <w:rPr>
+          <w:rFonts w:ascii="Arial" w:hAnsi="Arial" w:cs="Arial"/>
+          <w:sz w:val="24"/>
+          <w:szCs w:val="24"/>
+        </w:rPr>
+        <w:t>total_maintenance_cost</w:t>
+      </w:r>
+      <w:proofErr w:type="spellEnd"/>
+      <w:r>
+        <w:rPr>
+          <w:rFonts w:ascii="Arial" w:hAnsi="Arial" w:cs="Arial"/>
+          <w:sz w:val="24"/>
+          <w:szCs w:val="24"/>
+        </w:rPr>
+        <w:t xml:space="preserve"> FROM tank </w:t>
+      </w:r>
+      <w:proofErr w:type="spellStart"/>
+      <w:r>
+        <w:rPr>
+          <w:rFonts w:ascii="Arial" w:hAnsi="Arial" w:cs="Arial"/>
+          <w:sz w:val="24"/>
+          <w:szCs w:val="24"/>
+        </w:rPr>
+        <w:t>t</w:t>
+      </w:r>
+      <w:proofErr w:type="spellEnd"/>
+      <w:r>
+        <w:rPr>
+          <w:rFonts w:ascii="Arial" w:hAnsi="Arial" w:cs="Arial"/>
+          <w:sz w:val="24"/>
+          <w:szCs w:val="24"/>
+        </w:rPr>
+        <w:t xml:space="preserve"> JOIN </w:t>
+      </w:r>
+      <w:proofErr w:type="spellStart"/>
+      <w:r>
+        <w:rPr>
+          <w:rFonts w:ascii="Arial" w:hAnsi="Arial" w:cs="Arial"/>
+          <w:sz w:val="24"/>
+          <w:szCs w:val="24"/>
+        </w:rPr>
+        <w:t>tank_maintenance</w:t>
+      </w:r>
+      <w:proofErr w:type="spellEnd"/>
+      <w:r>
+        <w:rPr>
+          <w:rFonts w:ascii="Arial" w:hAnsi="Arial" w:cs="Arial"/>
+          <w:sz w:val="24"/>
+          <w:szCs w:val="24"/>
+        </w:rPr>
+        <w:t xml:space="preserve"> tm ON </w:t>
+      </w:r>
+      <w:proofErr w:type="spellStart"/>
+      <w:proofErr w:type="gramStart"/>
+      <w:r>
+        <w:rPr>
+          <w:rFonts w:ascii="Arial" w:hAnsi="Arial" w:cs="Arial"/>
+          <w:sz w:val="24"/>
+          <w:szCs w:val="24"/>
+        </w:rPr>
+        <w:t>t.tank</w:t>
+      </w:r>
+      <w:proofErr w:type="gramEnd"/>
+      <w:r>
+        <w:rPr>
+          <w:rFonts w:ascii="Arial" w:hAnsi="Arial" w:cs="Arial"/>
+          <w:sz w:val="24"/>
+          <w:szCs w:val="24"/>
+        </w:rPr>
+        <w:t>_id</w:t>
+      </w:r>
+      <w:proofErr w:type="spellEnd"/>
+      <w:r>
+        <w:rPr>
+          <w:rFonts w:ascii="Arial" w:hAnsi="Arial" w:cs="Arial"/>
+          <w:sz w:val="24"/>
+          <w:szCs w:val="24"/>
+        </w:rPr>
+        <w:t xml:space="preserve"> = </w:t>
+      </w:r>
+      <w:proofErr w:type="spellStart"/>
+      <w:proofErr w:type="gramStart"/>
+      <w:r>
+        <w:rPr>
+          <w:rFonts w:ascii="Arial" w:hAnsi="Arial" w:cs="Arial"/>
+          <w:sz w:val="24"/>
+          <w:szCs w:val="24"/>
+        </w:rPr>
+        <w:t>tm.tank</w:t>
+      </w:r>
+      <w:proofErr w:type="gramEnd"/>
+      <w:r>
+        <w:rPr>
+          <w:rFonts w:ascii="Arial" w:hAnsi="Arial" w:cs="Arial"/>
+          <w:sz w:val="24"/>
+          <w:szCs w:val="24"/>
+        </w:rPr>
+        <w:t>_id</w:t>
+      </w:r>
+      <w:proofErr w:type="spellEnd"/>
+      <w:r>
+        <w:rPr>
+          <w:rFonts w:ascii="Arial" w:hAnsi="Arial" w:cs="Arial"/>
+          <w:sz w:val="24"/>
+          <w:szCs w:val="24"/>
+        </w:rPr>
+        <w:t xml:space="preserve"> GROUP BY </w:t>
+      </w:r>
+      <w:proofErr w:type="spellStart"/>
+      <w:proofErr w:type="gramStart"/>
+      <w:r>
+        <w:rPr>
+          <w:rFonts w:ascii="Arial" w:hAnsi="Arial" w:cs="Arial"/>
+          <w:sz w:val="24"/>
+          <w:szCs w:val="24"/>
+        </w:rPr>
+        <w:t>t.tank</w:t>
+      </w:r>
+      <w:proofErr w:type="gramEnd"/>
+      <w:r>
+        <w:rPr>
+          <w:rFonts w:ascii="Arial" w:hAnsi="Arial" w:cs="Arial"/>
+          <w:sz w:val="24"/>
+          <w:szCs w:val="24"/>
+        </w:rPr>
+        <w:t>_id</w:t>
+      </w:r>
+      <w:proofErr w:type="spellEnd"/>
+      <w:r>
+        <w:rPr>
+          <w:rFonts w:ascii="Arial" w:hAnsi="Arial" w:cs="Arial"/>
+          <w:sz w:val="24"/>
+          <w:szCs w:val="24"/>
+        </w:rPr>
+        <w:t xml:space="preserve">, </w:t>
+      </w:r>
+      <w:proofErr w:type="spellStart"/>
+      <w:proofErr w:type="gramStart"/>
+      <w:r>
+        <w:rPr>
+          <w:rFonts w:ascii="Arial" w:hAnsi="Arial" w:cs="Arial"/>
+          <w:sz w:val="24"/>
+          <w:szCs w:val="24"/>
+        </w:rPr>
+        <w:t>t.tank</w:t>
+      </w:r>
+      <w:proofErr w:type="gramEnd"/>
+      <w:r>
+        <w:rPr>
+          <w:rFonts w:ascii="Arial" w:hAnsi="Arial" w:cs="Arial"/>
+          <w:sz w:val="24"/>
+          <w:szCs w:val="24"/>
+        </w:rPr>
+        <w:t>_name</w:t>
+      </w:r>
+      <w:proofErr w:type="spellEnd"/>
+      <w:r>
+        <w:rPr>
+          <w:rFonts w:ascii="Arial" w:hAnsi="Arial" w:cs="Arial"/>
+          <w:sz w:val="24"/>
+          <w:szCs w:val="24"/>
+        </w:rPr>
+        <w:t>;</w:t>
+      </w:r>
+    </w:p>
+    <w:p>
+      <w:pPr>
+        <w:pStyle w:val="ListParagraph"/>
+        <w:spacing w:after="0"/>
+        <w:ind w:left="426"/>
+        <w:rPr>
+          <w:rFonts w:ascii="Arial" w:hAnsi="Arial" w:cs="Arial"/>
+          <w:sz w:val="24"/>
+          <w:szCs w:val="24"/>
+        </w:rPr>
+      </w:pPr>
+    </w:p>
+    <w:p>
+      <w:pPr>
+        <w:pStyle w:val="ListParagraph"/>
+        <w:numPr>
+          <w:ilvl w:val="0"/>
+          <w:numId w:val="6"/>
+        </w:numPr>
+        <w:spacing w:after="0"/>
+        <w:ind w:left="426"/>
+        <w:rPr>
+          <w:rFonts w:ascii="Arial" w:hAnsi="Arial" w:cs="Arial"/>
+          <w:sz w:val="24"/>
+          <w:szCs w:val="24"/>
+        </w:rPr>
+      </w:pPr>
+      <w:r>
+        <w:rPr>
+          <w:rFonts w:ascii="Arial" w:hAnsi="Arial" w:cs="Arial"/>
+          <w:sz w:val="24"/>
+          <w:szCs w:val="24"/>
+        </w:rPr>
+        <w:t>Display employee name, designation, and department name.</w:t>
+      </w:r>
+    </w:p>
+    <w:p>
+      <w:pPr>
+        <w:pStyle w:val="ListParagraph"/>
+        <w:spacing w:after="0"/>
+        <w:ind w:left="426"/>
+        <w:rPr>
+          <w:rFonts w:ascii="Arial" w:hAnsi="Arial" w:cs="Arial"/>
+          <w:sz w:val="24"/>
+          <w:szCs w:val="24"/>
+        </w:rPr>
+      </w:pPr>
+      <w:r>
+        <w:rPr>
+          <w:rFonts w:ascii="Arial" w:hAnsi="Arial" w:cs="Arial"/>
+          <w:sz w:val="24"/>
+          <w:szCs w:val="24"/>
+        </w:rPr>
+        <w:t xml:space="preserve">SELECT </w:t>
+      </w:r>
+      <w:proofErr w:type="spellStart"/>
+      <w:r>
+        <w:rPr>
+          <w:rFonts w:ascii="Arial" w:hAnsi="Arial" w:cs="Arial"/>
+          <w:sz w:val="24"/>
+          <w:szCs w:val="24"/>
+        </w:rPr>
+        <w:t>e.emp_name</w:t>
+      </w:r>
+      <w:proofErr w:type="spellEnd"/>
+      <w:r>
+        <w:rPr>
+          <w:rFonts w:ascii="Arial" w:hAnsi="Arial" w:cs="Arial"/>
+          <w:sz w:val="24"/>
+          <w:szCs w:val="24"/>
+        </w:rPr>
+        <w:t xml:space="preserve">, </w:t>
+      </w:r>
+      <w:proofErr w:type="spellStart"/>
+      <w:proofErr w:type="gramStart"/>
+      <w:r>
+        <w:rPr>
+          <w:rFonts w:ascii="Arial" w:hAnsi="Arial" w:cs="Arial"/>
+          <w:sz w:val="24"/>
+          <w:szCs w:val="24"/>
+        </w:rPr>
+        <w:t>e.designation</w:t>
+      </w:r>
+      <w:proofErr w:type="spellEnd"/>
+      <w:proofErr w:type="gramEnd"/>
+      <w:r>
+        <w:rPr>
+          <w:rFonts w:ascii="Arial" w:hAnsi="Arial" w:cs="Arial"/>
+          <w:sz w:val="24"/>
+          <w:szCs w:val="24"/>
+        </w:rPr>
+        <w:t xml:space="preserve">, </w:t>
+      </w:r>
+      <w:proofErr w:type="spellStart"/>
+      <w:proofErr w:type="gramStart"/>
+      <w:r>
+        <w:rPr>
+          <w:rFonts w:ascii="Arial" w:hAnsi="Arial" w:cs="Arial"/>
+          <w:sz w:val="24"/>
+          <w:szCs w:val="24"/>
+        </w:rPr>
+        <w:t>d.dept</w:t>
+      </w:r>
+      <w:proofErr w:type="gramEnd"/>
+      <w:r>
+        <w:rPr>
+          <w:rFonts w:ascii="Arial" w:hAnsi="Arial" w:cs="Arial"/>
+          <w:sz w:val="24"/>
+          <w:szCs w:val="24"/>
+        </w:rPr>
+        <w:t>_name</w:t>
       </w:r>
       <w:proofErr w:type="spellEnd"/>
       <w:r>
@@ -1214,13 +3917,23 @@
         <w:t xml:space="preserve"> FROM employee e JOIN department d ON </w:t>
       </w:r>
       <w:proofErr w:type="spellStart"/>
-      <w:r>
-        <w:rPr>
-          <w:rFonts w:ascii="Arial" w:hAnsi="Arial" w:cs="Arial"/>
-          <w:sz w:val="24"/>
-          <w:szCs w:val="24"/>
-        </w:rPr>
-        <w:t>e.dept_id</w:t>
+      <w:proofErr w:type="gramStart"/>
+      <w:r>
+        <w:rPr>
+          <w:rFonts w:ascii="Arial" w:hAnsi="Arial" w:cs="Arial"/>
+          <w:sz w:val="24"/>
+          <w:szCs w:val="24"/>
+        </w:rPr>
+        <w:t>e.dept</w:t>
+      </w:r>
+      <w:proofErr w:type="gramEnd"/>
+      <w:r>
+        <w:rPr>
+          <w:rFonts w:ascii="Arial" w:hAnsi="Arial" w:cs="Arial"/>
+          <w:sz w:val="24"/>
+          <w:szCs w:val="24"/>
+        </w:rPr>
+        <w:t>_id</w:t>
       </w:r>
       <w:proofErr w:type="spellEnd"/>
       <w:r>
@@ -1232,31 +3945,97 @@
         <w:t xml:space="preserve"> = </w:t>
       </w:r>
       <w:proofErr w:type="spellStart"/>
-      <w:r>
-        <w:rPr>
-          <w:rFonts w:ascii="Arial" w:hAnsi="Arial" w:cs="Arial"/>
-          <w:sz w:val="24"/>
-          <w:szCs w:val="24"/>
-        </w:rPr>
-        <w:t>d.dept_id</w:t>
-      </w:r>
-      <w:proofErr w:type="spellEnd"/>
-      <w:r>
-        <w:rPr>
-          <w:rFonts w:ascii="Arial" w:hAnsi="Arial" w:cs="Arial"/>
-          <w:sz w:val="24"/>
-          <w:szCs w:val="24"/>
-        </w:rPr>
-        <w:t xml:space="preserve"> GROUP BY </w:t>
-      </w:r>
-      <w:proofErr w:type="spellStart"/>
-      <w:r>
-        <w:rPr>
-          <w:rFonts w:ascii="Arial" w:hAnsi="Arial" w:cs="Arial"/>
-          <w:sz w:val="24"/>
-          <w:szCs w:val="24"/>
-        </w:rPr>
-        <w:t>d.dept_id</w:t>
+      <w:proofErr w:type="gramStart"/>
+      <w:r>
+        <w:rPr>
+          <w:rFonts w:ascii="Arial" w:hAnsi="Arial" w:cs="Arial"/>
+          <w:sz w:val="24"/>
+          <w:szCs w:val="24"/>
+        </w:rPr>
+        <w:t>d.dept</w:t>
+      </w:r>
+      <w:proofErr w:type="gramEnd"/>
+      <w:r>
+        <w:rPr>
+          <w:rFonts w:ascii="Arial" w:hAnsi="Arial" w:cs="Arial"/>
+          <w:sz w:val="24"/>
+          <w:szCs w:val="24"/>
+        </w:rPr>
+        <w:t>_id</w:t>
+      </w:r>
+      <w:proofErr w:type="spellEnd"/>
+      <w:r>
+        <w:rPr>
+          <w:rFonts w:ascii="Arial" w:hAnsi="Arial" w:cs="Arial"/>
+          <w:sz w:val="24"/>
+          <w:szCs w:val="24"/>
+        </w:rPr>
+        <w:t>;</w:t>
+      </w:r>
+    </w:p>
+    <w:p>
+      <w:pPr>
+        <w:pStyle w:val="ListParagraph"/>
+        <w:spacing w:after="0"/>
+        <w:ind w:left="426"/>
+        <w:rPr>
+          <w:rFonts w:ascii="Arial" w:hAnsi="Arial" w:cs="Arial"/>
+          <w:sz w:val="24"/>
+          <w:szCs w:val="24"/>
+        </w:rPr>
+      </w:pPr>
+    </w:p>
+    <w:p>
+      <w:pPr>
+        <w:pStyle w:val="ListParagraph"/>
+        <w:numPr>
+          <w:ilvl w:val="0"/>
+          <w:numId w:val="6"/>
+        </w:numPr>
+        <w:spacing w:after="0"/>
+        <w:ind w:left="426"/>
+        <w:rPr>
+          <w:rFonts w:ascii="Arial" w:hAnsi="Arial" w:cs="Arial"/>
+          <w:sz w:val="24"/>
+          <w:szCs w:val="24"/>
+        </w:rPr>
+      </w:pPr>
+      <w:r>
+        <w:rPr>
+          <w:rFonts w:ascii="Arial" w:hAnsi="Arial" w:cs="Arial"/>
+          <w:sz w:val="24"/>
+          <w:szCs w:val="24"/>
+        </w:rPr>
+        <w:t>Display purchase order details with supplier names.</w:t>
+      </w:r>
+    </w:p>
+    <w:p>
+      <w:pPr>
+        <w:pStyle w:val="ListParagraph"/>
+        <w:spacing w:after="0"/>
+        <w:ind w:left="426"/>
+        <w:rPr>
+          <w:rFonts w:ascii="Arial" w:hAnsi="Arial" w:cs="Arial"/>
+          <w:sz w:val="24"/>
+          <w:szCs w:val="24"/>
+        </w:rPr>
+      </w:pPr>
+      <w:r>
+        <w:rPr>
+          <w:rFonts w:ascii="Arial" w:hAnsi="Arial" w:cs="Arial"/>
+          <w:sz w:val="24"/>
+          <w:szCs w:val="24"/>
+        </w:rPr>
+        <w:t xml:space="preserve">SELECT </w:t>
+      </w:r>
+      <w:proofErr w:type="spellStart"/>
+      <w:r>
+        <w:rPr>
+          <w:rFonts w:ascii="Arial" w:hAnsi="Arial" w:cs="Arial"/>
+          <w:sz w:val="24"/>
+          <w:szCs w:val="24"/>
+        </w:rPr>
+        <w:t>po.po_id</w:t>
       </w:r>
       <w:proofErr w:type="spellEnd"/>
       <w:r>
@@ -1274,7 +4053,137 @@
           <w:sz w:val="24"/>
           <w:szCs w:val="24"/>
         </w:rPr>
-        <w:t>d.dept_name</w:t>
+        <w:t>po.po_date</w:t>
+      </w:r>
+      <w:proofErr w:type="spellEnd"/>
+      <w:r>
+        <w:rPr>
+          <w:rFonts w:ascii="Arial" w:hAnsi="Arial" w:cs="Arial"/>
+          <w:sz w:val="24"/>
+          <w:szCs w:val="24"/>
+        </w:rPr>
+        <w:t xml:space="preserve">, </w:t>
+      </w:r>
+      <w:proofErr w:type="spellStart"/>
+      <w:proofErr w:type="gramStart"/>
+      <w:r>
+        <w:rPr>
+          <w:rFonts w:ascii="Arial" w:hAnsi="Arial" w:cs="Arial"/>
+          <w:sz w:val="24"/>
+          <w:szCs w:val="24"/>
+        </w:rPr>
+        <w:t>po.total</w:t>
+      </w:r>
+      <w:proofErr w:type="gramEnd"/>
+      <w:r>
+        <w:rPr>
+          <w:rFonts w:ascii="Arial" w:hAnsi="Arial" w:cs="Arial"/>
+          <w:sz w:val="24"/>
+          <w:szCs w:val="24"/>
+        </w:rPr>
+        <w:t>_amount</w:t>
+      </w:r>
+      <w:proofErr w:type="spellEnd"/>
+      <w:r>
+        <w:rPr>
+          <w:rFonts w:ascii="Arial" w:hAnsi="Arial" w:cs="Arial"/>
+          <w:sz w:val="24"/>
+          <w:szCs w:val="24"/>
+        </w:rPr>
+        <w:t xml:space="preserve">, </w:t>
+      </w:r>
+      <w:proofErr w:type="spellStart"/>
+      <w:proofErr w:type="gramStart"/>
+      <w:r>
+        <w:rPr>
+          <w:rFonts w:ascii="Arial" w:hAnsi="Arial" w:cs="Arial"/>
+          <w:sz w:val="24"/>
+          <w:szCs w:val="24"/>
+        </w:rPr>
+        <w:t>s.supplier</w:t>
+      </w:r>
+      <w:proofErr w:type="gramEnd"/>
+      <w:r>
+        <w:rPr>
+          <w:rFonts w:ascii="Arial" w:hAnsi="Arial" w:cs="Arial"/>
+          <w:sz w:val="24"/>
+          <w:szCs w:val="24"/>
+        </w:rPr>
+        <w:t>_name</w:t>
+      </w:r>
+      <w:proofErr w:type="spellEnd"/>
+      <w:r>
+        <w:rPr>
+          <w:rFonts w:ascii="Arial" w:hAnsi="Arial" w:cs="Arial"/>
+          <w:sz w:val="24"/>
+          <w:szCs w:val="24"/>
+        </w:rPr>
+        <w:t xml:space="preserve"> FROM </w:t>
+      </w:r>
+      <w:proofErr w:type="spellStart"/>
+      <w:r>
+        <w:rPr>
+          <w:rFonts w:ascii="Arial" w:hAnsi="Arial" w:cs="Arial"/>
+          <w:sz w:val="24"/>
+          <w:szCs w:val="24"/>
+        </w:rPr>
+        <w:t>purchase_order</w:t>
+      </w:r>
+      <w:proofErr w:type="spellEnd"/>
+      <w:r>
+        <w:rPr>
+          <w:rFonts w:ascii="Arial" w:hAnsi="Arial" w:cs="Arial"/>
+          <w:sz w:val="24"/>
+          <w:szCs w:val="24"/>
+        </w:rPr>
+        <w:t xml:space="preserve"> po JOIN supplier s ON </w:t>
+      </w:r>
+      <w:proofErr w:type="spellStart"/>
+      <w:proofErr w:type="gramStart"/>
+      <w:r>
+        <w:rPr>
+          <w:rFonts w:ascii="Arial" w:hAnsi="Arial" w:cs="Arial"/>
+          <w:sz w:val="24"/>
+          <w:szCs w:val="24"/>
+        </w:rPr>
+        <w:t>po.supplier</w:t>
+      </w:r>
+      <w:proofErr w:type="gramEnd"/>
+      <w:r>
+        <w:rPr>
+          <w:rFonts w:ascii="Arial" w:hAnsi="Arial" w:cs="Arial"/>
+          <w:sz w:val="24"/>
+          <w:szCs w:val="24"/>
+        </w:rPr>
+        <w:t>_id</w:t>
+      </w:r>
+      <w:proofErr w:type="spellEnd"/>
+      <w:r>
+        <w:rPr>
+          <w:rFonts w:ascii="Arial" w:hAnsi="Arial" w:cs="Arial"/>
+          <w:sz w:val="24"/>
+          <w:szCs w:val="24"/>
+        </w:rPr>
+        <w:t xml:space="preserve"> = </w:t>
+      </w:r>
+      <w:proofErr w:type="spellStart"/>
+      <w:proofErr w:type="gramStart"/>
+      <w:r>
+        <w:rPr>
+          <w:rFonts w:ascii="Arial" w:hAnsi="Arial" w:cs="Arial"/>
+          <w:sz w:val="24"/>
+          <w:szCs w:val="24"/>
+        </w:rPr>
+        <w:t>s.supplier</w:t>
+      </w:r>
+      <w:proofErr w:type="gramEnd"/>
+      <w:r>
+        <w:rPr>
+          <w:rFonts w:ascii="Arial" w:hAnsi="Arial" w:cs="Arial"/>
+          <w:sz w:val="24"/>
+          <w:szCs w:val="24"/>
+        </w:rPr>
+        <w:t>_id</w:t>
       </w:r>
       <w:proofErr w:type="spellEnd"/>
       <w:r>
@@ -1288,6 +4197,43 @@
     </w:p>
     <w:p>
       <w:pPr>
+        <w:pStyle w:val="ListParagraph"/>
+        <w:spacing w:after="0"/>
+        <w:ind w:left="426"/>
+        <w:rPr>
+          <w:rFonts w:ascii="Arial" w:hAnsi="Arial" w:cs="Arial"/>
+          <w:sz w:val="24"/>
+          <w:szCs w:val="24"/>
+        </w:rPr>
+      </w:pPr>
+    </w:p>
+    <w:p>
+      <w:pPr>
+        <w:pStyle w:val="ListParagraph"/>
+        <w:spacing w:after="0"/>
+        <w:ind w:left="426"/>
+        <w:rPr>
+          <w:rFonts w:ascii="Arial" w:hAnsi="Arial" w:cs="Arial"/>
+          <w:sz w:val="24"/>
+          <w:szCs w:val="24"/>
+        </w:rPr>
+      </w:pPr>
+    </w:p>
+    <w:p>
+      <w:pPr>
+        <w:pStyle w:val="ListParagraph"/>
+        <w:spacing w:after="0"/>
+        <w:ind w:left="426"/>
+        <w:rPr>
+          <w:rFonts w:ascii="Arial" w:hAnsi="Arial" w:cs="Arial"/>
+          <w:sz w:val="24"/>
+          <w:szCs w:val="24"/>
+        </w:rPr>
+      </w:pPr>
+    </w:p>
+    <w:p>
+      <w:pPr>
+        <w:pStyle w:val="ListParagraph"/>
         <w:spacing w:after="0"/>
         <w:ind w:left="426"/>
         <w:rPr>
@@ -1318,58 +4264,194 @@
           <w:sz w:val="24"/>
           <w:szCs w:val="24"/>
         </w:rPr>
-        <w:t>Calculate the average salary of employees.</w:t>
-      </w:r>
-    </w:p>
-    <w:p>
-      <w:pPr>
-        <w:pStyle w:val="ListParagraph"/>
-        <w:spacing w:after="0"/>
-        <w:ind w:left="426"/>
-        <w:rPr>
-          <w:rFonts w:ascii="Arial" w:hAnsi="Arial" w:cs="Arial"/>
-          <w:sz w:val="24"/>
-          <w:szCs w:val="24"/>
-        </w:rPr>
-      </w:pPr>
-      <w:r>
-        <w:rPr>
-          <w:rFonts w:ascii="Arial" w:hAnsi="Arial" w:cs="Arial"/>
-          <w:sz w:val="24"/>
-          <w:szCs w:val="24"/>
-        </w:rPr>
-        <w:t xml:space="preserve">SELECT AVG(salary) AS </w:t>
-      </w:r>
-      <w:proofErr w:type="spellStart"/>
-      <w:r>
-        <w:rPr>
-          <w:rFonts w:ascii="Arial" w:hAnsi="Arial" w:cs="Arial"/>
-          <w:sz w:val="24"/>
-          <w:szCs w:val="24"/>
-        </w:rPr>
-        <w:t>average_salary</w:t>
-      </w:r>
-      <w:proofErr w:type="spellEnd"/>
-      <w:r>
-        <w:rPr>
-          <w:rFonts w:ascii="Arial" w:hAnsi="Arial" w:cs="Arial"/>
-          <w:sz w:val="24"/>
-          <w:szCs w:val="24"/>
-        </w:rPr>
-        <w:t xml:space="preserve"> FROM employee;</w:t>
-      </w:r>
-    </w:p>
-    <w:p>
-      <w:pPr>
-        <w:pStyle w:val="ListParagraph"/>
-        <w:spacing w:after="0"/>
-        <w:ind w:left="426"/>
-        <w:rPr>
-          <w:rFonts w:ascii="Arial" w:hAnsi="Arial" w:cs="Arial"/>
-          <w:sz w:val="24"/>
-          <w:szCs w:val="24"/>
-        </w:rPr>
-      </w:pPr>
+        <w:t>Display sales order details with customer names.</w:t>
+      </w:r>
+    </w:p>
+    <w:p>
+      <w:pPr>
+        <w:pStyle w:val="ListParagraph"/>
+        <w:spacing w:after="0"/>
+        <w:ind w:left="426"/>
+        <w:rPr>
+          <w:rFonts w:ascii="Arial" w:hAnsi="Arial" w:cs="Arial"/>
+          <w:sz w:val="24"/>
+          <w:szCs w:val="24"/>
+        </w:rPr>
+      </w:pPr>
+      <w:r>
+        <w:rPr>
+          <w:rFonts w:ascii="Arial" w:hAnsi="Arial" w:cs="Arial"/>
+          <w:sz w:val="24"/>
+          <w:szCs w:val="24"/>
+        </w:rPr>
+        <w:t xml:space="preserve">SELECT </w:t>
+      </w:r>
+      <w:proofErr w:type="spellStart"/>
+      <w:r>
+        <w:rPr>
+          <w:rFonts w:ascii="Arial" w:hAnsi="Arial" w:cs="Arial"/>
+          <w:sz w:val="24"/>
+          <w:szCs w:val="24"/>
+        </w:rPr>
+        <w:t>so.so_id</w:t>
+      </w:r>
+      <w:proofErr w:type="spellEnd"/>
+      <w:r>
+        <w:rPr>
+          <w:rFonts w:ascii="Arial" w:hAnsi="Arial" w:cs="Arial"/>
+          <w:sz w:val="24"/>
+          <w:szCs w:val="24"/>
+        </w:rPr>
+        <w:t xml:space="preserve">, </w:t>
+      </w:r>
+      <w:proofErr w:type="spellStart"/>
+      <w:proofErr w:type="gramStart"/>
+      <w:r>
+        <w:rPr>
+          <w:rFonts w:ascii="Arial" w:hAnsi="Arial" w:cs="Arial"/>
+          <w:sz w:val="24"/>
+          <w:szCs w:val="24"/>
+        </w:rPr>
+        <w:t>so.order</w:t>
+      </w:r>
+      <w:proofErr w:type="gramEnd"/>
+      <w:r>
+        <w:rPr>
+          <w:rFonts w:ascii="Arial" w:hAnsi="Arial" w:cs="Arial"/>
+          <w:sz w:val="24"/>
+          <w:szCs w:val="24"/>
+        </w:rPr>
+        <w:t>_date</w:t>
+      </w:r>
+      <w:proofErr w:type="spellEnd"/>
+      <w:r>
+        <w:rPr>
+          <w:rFonts w:ascii="Arial" w:hAnsi="Arial" w:cs="Arial"/>
+          <w:sz w:val="24"/>
+          <w:szCs w:val="24"/>
+        </w:rPr>
+        <w:t xml:space="preserve">, </w:t>
+      </w:r>
+      <w:proofErr w:type="spellStart"/>
+      <w:proofErr w:type="gramStart"/>
+      <w:r>
+        <w:rPr>
+          <w:rFonts w:ascii="Arial" w:hAnsi="Arial" w:cs="Arial"/>
+          <w:sz w:val="24"/>
+          <w:szCs w:val="24"/>
+        </w:rPr>
+        <w:t>so.total</w:t>
+      </w:r>
+      <w:proofErr w:type="gramEnd"/>
+      <w:r>
+        <w:rPr>
+          <w:rFonts w:ascii="Arial" w:hAnsi="Arial" w:cs="Arial"/>
+          <w:sz w:val="24"/>
+          <w:szCs w:val="24"/>
+        </w:rPr>
+        <w:t>_amount</w:t>
+      </w:r>
+      <w:proofErr w:type="spellEnd"/>
+      <w:r>
+        <w:rPr>
+          <w:rFonts w:ascii="Arial" w:hAnsi="Arial" w:cs="Arial"/>
+          <w:sz w:val="24"/>
+          <w:szCs w:val="24"/>
+        </w:rPr>
+        <w:t xml:space="preserve">, </w:t>
+      </w:r>
+      <w:proofErr w:type="spellStart"/>
+      <w:proofErr w:type="gramStart"/>
+      <w:r>
+        <w:rPr>
+          <w:rFonts w:ascii="Arial" w:hAnsi="Arial" w:cs="Arial"/>
+          <w:sz w:val="24"/>
+          <w:szCs w:val="24"/>
+        </w:rPr>
+        <w:t>c.customer</w:t>
+      </w:r>
+      <w:proofErr w:type="gramEnd"/>
+      <w:r>
+        <w:rPr>
+          <w:rFonts w:ascii="Arial" w:hAnsi="Arial" w:cs="Arial"/>
+          <w:sz w:val="24"/>
+          <w:szCs w:val="24"/>
+        </w:rPr>
+        <w:t>_name</w:t>
+      </w:r>
+      <w:proofErr w:type="spellEnd"/>
+      <w:r>
+        <w:rPr>
+          <w:rFonts w:ascii="Arial" w:hAnsi="Arial" w:cs="Arial"/>
+          <w:sz w:val="24"/>
+          <w:szCs w:val="24"/>
+        </w:rPr>
+        <w:t xml:space="preserve"> FROM </w:t>
+      </w:r>
+      <w:proofErr w:type="spellStart"/>
+      <w:r>
+        <w:rPr>
+          <w:rFonts w:ascii="Arial" w:hAnsi="Arial" w:cs="Arial"/>
+          <w:sz w:val="24"/>
+          <w:szCs w:val="24"/>
+        </w:rPr>
+        <w:t>sales_order</w:t>
+      </w:r>
+      <w:proofErr w:type="spellEnd"/>
+      <w:r>
+        <w:rPr>
+          <w:rFonts w:ascii="Arial" w:hAnsi="Arial" w:cs="Arial"/>
+          <w:sz w:val="24"/>
+          <w:szCs w:val="24"/>
+        </w:rPr>
+        <w:t xml:space="preserve"> so JOIN customer c ON </w:t>
+      </w:r>
+      <w:proofErr w:type="spellStart"/>
+      <w:proofErr w:type="gramStart"/>
+      <w:r>
+        <w:rPr>
+          <w:rFonts w:ascii="Arial" w:hAnsi="Arial" w:cs="Arial"/>
+          <w:sz w:val="24"/>
+          <w:szCs w:val="24"/>
+        </w:rPr>
+        <w:t>so.customer</w:t>
+      </w:r>
+      <w:proofErr w:type="gramEnd"/>
+      <w:r>
+        <w:rPr>
+          <w:rFonts w:ascii="Arial" w:hAnsi="Arial" w:cs="Arial"/>
+          <w:sz w:val="24"/>
+          <w:szCs w:val="24"/>
+        </w:rPr>
+        <w:t>_id</w:t>
+      </w:r>
+      <w:proofErr w:type="spellEnd"/>
+      <w:r>
+        <w:rPr>
+          <w:rFonts w:ascii="Arial" w:hAnsi="Arial" w:cs="Arial"/>
+          <w:sz w:val="24"/>
+          <w:szCs w:val="24"/>
+        </w:rPr>
+        <w:t xml:space="preserve"> = </w:t>
+      </w:r>
+      <w:proofErr w:type="gramStart"/>
+      <w:r>
+        <w:rPr>
+          <w:rFonts w:ascii="Arial" w:hAnsi="Arial" w:cs="Arial"/>
+          <w:sz w:val="24"/>
+          <w:szCs w:val="24"/>
+        </w:rPr>
+        <w:t>c.customer</w:t>
+      </w:r>
+      <w:proofErr w:type="gramEnd"/>
+      <w:r>
+        <w:rPr>
+          <w:rFonts w:ascii="Arial" w:hAnsi="Arial" w:cs="Arial"/>
+          <w:sz w:val="24"/>
+          <w:szCs w:val="24"/>
+        </w:rPr>
+        <w:t>_id;</w:t>
+      </w:r>
     </w:p>
     <w:p>
       <w:pPr>
@@ -1404,35 +4486,311 @@
           <w:sz w:val="24"/>
           <w:szCs w:val="24"/>
         </w:rPr>
-        <w:lastRenderedPageBreak/>
-        <w:t>Find the highest-paid employee.</w:t>
-      </w:r>
-    </w:p>
-    <w:p>
-      <w:pPr>
-        <w:pStyle w:val="ListParagraph"/>
-        <w:spacing w:after="0"/>
-        <w:ind w:left="426"/>
-        <w:rPr>
-          <w:rFonts w:ascii="Arial" w:hAnsi="Arial" w:cs="Arial"/>
-          <w:sz w:val="24"/>
-          <w:szCs w:val="24"/>
-        </w:rPr>
-      </w:pPr>
-      <w:r>
-        <w:rPr>
-          <w:rFonts w:ascii="Arial" w:hAnsi="Arial" w:cs="Arial"/>
-          <w:sz w:val="24"/>
-          <w:szCs w:val="24"/>
-        </w:rPr>
-        <w:t>SELECT * FROM employee WHERE salary = (SELECT MAX(salary) FROM employee);</w:t>
-      </w:r>
-    </w:p>
-    <w:p>
-      <w:pPr>
-        <w:pStyle w:val="ListParagraph"/>
-        <w:spacing w:after="0"/>
-        <w:ind w:left="426"/>
+        <w:t>Display tank filling details with tank name and supplier name.</w:t>
+      </w:r>
+    </w:p>
+    <w:p>
+      <w:pPr>
+        <w:spacing w:after="0"/>
+        <w:ind w:left="426"/>
+        <w:rPr>
+          <w:rFonts w:ascii="Arial" w:hAnsi="Arial" w:cs="Arial"/>
+          <w:sz w:val="24"/>
+          <w:szCs w:val="24"/>
+        </w:rPr>
+      </w:pPr>
+      <w:r>
+        <w:rPr>
+          <w:rFonts w:ascii="Arial" w:hAnsi="Arial" w:cs="Arial"/>
+          <w:sz w:val="24"/>
+          <w:szCs w:val="24"/>
+        </w:rPr>
+        <w:t xml:space="preserve">SELECT </w:t>
+      </w:r>
+      <w:proofErr w:type="spellStart"/>
+      <w:proofErr w:type="gramStart"/>
+      <w:r>
+        <w:rPr>
+          <w:rFonts w:ascii="Arial" w:hAnsi="Arial" w:cs="Arial"/>
+          <w:sz w:val="24"/>
+          <w:szCs w:val="24"/>
+        </w:rPr>
+        <w:t>tf.filling</w:t>
+      </w:r>
+      <w:proofErr w:type="gramEnd"/>
+      <w:r>
+        <w:rPr>
+          <w:rFonts w:ascii="Arial" w:hAnsi="Arial" w:cs="Arial"/>
+          <w:sz w:val="24"/>
+          <w:szCs w:val="24"/>
+        </w:rPr>
+        <w:t>_id</w:t>
+      </w:r>
+      <w:proofErr w:type="spellEnd"/>
+      <w:r>
+        <w:rPr>
+          <w:rFonts w:ascii="Arial" w:hAnsi="Arial" w:cs="Arial"/>
+          <w:sz w:val="24"/>
+          <w:szCs w:val="24"/>
+        </w:rPr>
+        <w:t xml:space="preserve">, </w:t>
+      </w:r>
+      <w:proofErr w:type="spellStart"/>
+      <w:proofErr w:type="gramStart"/>
+      <w:r>
+        <w:rPr>
+          <w:rFonts w:ascii="Arial" w:hAnsi="Arial" w:cs="Arial"/>
+          <w:sz w:val="24"/>
+          <w:szCs w:val="24"/>
+        </w:rPr>
+        <w:t>t.tank</w:t>
+      </w:r>
+      <w:proofErr w:type="gramEnd"/>
+      <w:r>
+        <w:rPr>
+          <w:rFonts w:ascii="Arial" w:hAnsi="Arial" w:cs="Arial"/>
+          <w:sz w:val="24"/>
+          <w:szCs w:val="24"/>
+        </w:rPr>
+        <w:t>_name</w:t>
+      </w:r>
+      <w:proofErr w:type="spellEnd"/>
+      <w:r>
+        <w:rPr>
+          <w:rFonts w:ascii="Arial" w:hAnsi="Arial" w:cs="Arial"/>
+          <w:sz w:val="24"/>
+          <w:szCs w:val="24"/>
+        </w:rPr>
+        <w:t xml:space="preserve">, </w:t>
+      </w:r>
+      <w:proofErr w:type="spellStart"/>
+      <w:proofErr w:type="gramStart"/>
+      <w:r>
+        <w:rPr>
+          <w:rFonts w:ascii="Arial" w:hAnsi="Arial" w:cs="Arial"/>
+          <w:sz w:val="24"/>
+          <w:szCs w:val="24"/>
+        </w:rPr>
+        <w:t>s.supplier</w:t>
+      </w:r>
+      <w:proofErr w:type="gramEnd"/>
+      <w:r>
+        <w:rPr>
+          <w:rFonts w:ascii="Arial" w:hAnsi="Arial" w:cs="Arial"/>
+          <w:sz w:val="24"/>
+          <w:szCs w:val="24"/>
+        </w:rPr>
+        <w:t>_name</w:t>
+      </w:r>
+      <w:proofErr w:type="spellEnd"/>
+      <w:r>
+        <w:rPr>
+          <w:rFonts w:ascii="Arial" w:hAnsi="Arial" w:cs="Arial"/>
+          <w:sz w:val="24"/>
+          <w:szCs w:val="24"/>
+        </w:rPr>
+        <w:t xml:space="preserve">, </w:t>
+      </w:r>
+      <w:proofErr w:type="spellStart"/>
+      <w:proofErr w:type="gramStart"/>
+      <w:r>
+        <w:rPr>
+          <w:rFonts w:ascii="Arial" w:hAnsi="Arial" w:cs="Arial"/>
+          <w:sz w:val="24"/>
+          <w:szCs w:val="24"/>
+        </w:rPr>
+        <w:t>tf.quantity</w:t>
+      </w:r>
+      <w:proofErr w:type="spellEnd"/>
+      <w:proofErr w:type="gramEnd"/>
+      <w:r>
+        <w:rPr>
+          <w:rFonts w:ascii="Arial" w:hAnsi="Arial" w:cs="Arial"/>
+          <w:sz w:val="24"/>
+          <w:szCs w:val="24"/>
+        </w:rPr>
+        <w:t xml:space="preserve">, </w:t>
+      </w:r>
+      <w:proofErr w:type="spellStart"/>
+      <w:proofErr w:type="gramStart"/>
+      <w:r>
+        <w:rPr>
+          <w:rFonts w:ascii="Arial" w:hAnsi="Arial" w:cs="Arial"/>
+          <w:sz w:val="24"/>
+          <w:szCs w:val="24"/>
+        </w:rPr>
+        <w:t>tf.filling</w:t>
+      </w:r>
+      <w:proofErr w:type="gramEnd"/>
+      <w:r>
+        <w:rPr>
+          <w:rFonts w:ascii="Arial" w:hAnsi="Arial" w:cs="Arial"/>
+          <w:sz w:val="24"/>
+          <w:szCs w:val="24"/>
+        </w:rPr>
+        <w:t>_date</w:t>
+      </w:r>
+      <w:proofErr w:type="spellEnd"/>
+      <w:r>
+        <w:rPr>
+          <w:rFonts w:ascii="Arial" w:hAnsi="Arial" w:cs="Arial"/>
+          <w:sz w:val="24"/>
+          <w:szCs w:val="24"/>
+        </w:rPr>
+        <w:t xml:space="preserve"> FROM </w:t>
+      </w:r>
+      <w:proofErr w:type="spellStart"/>
+      <w:r>
+        <w:rPr>
+          <w:rFonts w:ascii="Arial" w:hAnsi="Arial" w:cs="Arial"/>
+          <w:sz w:val="24"/>
+          <w:szCs w:val="24"/>
+        </w:rPr>
+        <w:t>tank_filling</w:t>
+      </w:r>
+      <w:proofErr w:type="spellEnd"/>
+      <w:r>
+        <w:rPr>
+          <w:rFonts w:ascii="Arial" w:hAnsi="Arial" w:cs="Arial"/>
+          <w:sz w:val="24"/>
+          <w:szCs w:val="24"/>
+        </w:rPr>
+        <w:t xml:space="preserve"> </w:t>
+      </w:r>
+      <w:proofErr w:type="spellStart"/>
+      <w:r>
+        <w:rPr>
+          <w:rFonts w:ascii="Arial" w:hAnsi="Arial" w:cs="Arial"/>
+          <w:sz w:val="24"/>
+          <w:szCs w:val="24"/>
+        </w:rPr>
+        <w:t>tf</w:t>
+      </w:r>
+      <w:proofErr w:type="spellEnd"/>
+      <w:r>
+        <w:rPr>
+          <w:rFonts w:ascii="Arial" w:hAnsi="Arial" w:cs="Arial"/>
+          <w:sz w:val="24"/>
+          <w:szCs w:val="24"/>
+        </w:rPr>
+        <w:t xml:space="preserve"> JOIN tank t ON </w:t>
+      </w:r>
+      <w:proofErr w:type="spellStart"/>
+      <w:proofErr w:type="gramStart"/>
+      <w:r>
+        <w:rPr>
+          <w:rFonts w:ascii="Arial" w:hAnsi="Arial" w:cs="Arial"/>
+          <w:sz w:val="24"/>
+          <w:szCs w:val="24"/>
+        </w:rPr>
+        <w:t>tf.tank</w:t>
+      </w:r>
+      <w:proofErr w:type="gramEnd"/>
+      <w:r>
+        <w:rPr>
+          <w:rFonts w:ascii="Arial" w:hAnsi="Arial" w:cs="Arial"/>
+          <w:sz w:val="24"/>
+          <w:szCs w:val="24"/>
+        </w:rPr>
+        <w:t>_id</w:t>
+      </w:r>
+      <w:proofErr w:type="spellEnd"/>
+      <w:r>
+        <w:rPr>
+          <w:rFonts w:ascii="Arial" w:hAnsi="Arial" w:cs="Arial"/>
+          <w:sz w:val="24"/>
+          <w:szCs w:val="24"/>
+        </w:rPr>
+        <w:t xml:space="preserve"> = </w:t>
+      </w:r>
+      <w:proofErr w:type="spellStart"/>
+      <w:proofErr w:type="gramStart"/>
+      <w:r>
+        <w:rPr>
+          <w:rFonts w:ascii="Arial" w:hAnsi="Arial" w:cs="Arial"/>
+          <w:sz w:val="24"/>
+          <w:szCs w:val="24"/>
+        </w:rPr>
+        <w:t>t.tank</w:t>
+      </w:r>
+      <w:proofErr w:type="gramEnd"/>
+      <w:r>
+        <w:rPr>
+          <w:rFonts w:ascii="Arial" w:hAnsi="Arial" w:cs="Arial"/>
+          <w:sz w:val="24"/>
+          <w:szCs w:val="24"/>
+        </w:rPr>
+        <w:t>_id</w:t>
+      </w:r>
+      <w:proofErr w:type="spellEnd"/>
+      <w:r>
+        <w:rPr>
+          <w:rFonts w:ascii="Arial" w:hAnsi="Arial" w:cs="Arial"/>
+          <w:sz w:val="24"/>
+          <w:szCs w:val="24"/>
+        </w:rPr>
+        <w:t xml:space="preserve"> JOIN supplier s ON </w:t>
+      </w:r>
+      <w:proofErr w:type="spellStart"/>
+      <w:proofErr w:type="gramStart"/>
+      <w:r>
+        <w:rPr>
+          <w:rFonts w:ascii="Arial" w:hAnsi="Arial" w:cs="Arial"/>
+          <w:sz w:val="24"/>
+          <w:szCs w:val="24"/>
+        </w:rPr>
+        <w:t>tf.supplier</w:t>
+      </w:r>
+      <w:proofErr w:type="gramEnd"/>
+      <w:r>
+        <w:rPr>
+          <w:rFonts w:ascii="Arial" w:hAnsi="Arial" w:cs="Arial"/>
+          <w:sz w:val="24"/>
+          <w:szCs w:val="24"/>
+        </w:rPr>
+        <w:t>_id</w:t>
+      </w:r>
+      <w:proofErr w:type="spellEnd"/>
+      <w:r>
+        <w:rPr>
+          <w:rFonts w:ascii="Arial" w:hAnsi="Arial" w:cs="Arial"/>
+          <w:sz w:val="24"/>
+          <w:szCs w:val="24"/>
+        </w:rPr>
+        <w:t xml:space="preserve"> = </w:t>
+      </w:r>
+      <w:proofErr w:type="spellStart"/>
+      <w:proofErr w:type="gramStart"/>
+      <w:r>
+        <w:rPr>
+          <w:rFonts w:ascii="Arial" w:hAnsi="Arial" w:cs="Arial"/>
+          <w:sz w:val="24"/>
+          <w:szCs w:val="24"/>
+        </w:rPr>
+        <w:t>s.supplier</w:t>
+      </w:r>
+      <w:proofErr w:type="gramEnd"/>
+      <w:r>
+        <w:rPr>
+          <w:rFonts w:ascii="Arial" w:hAnsi="Arial" w:cs="Arial"/>
+          <w:sz w:val="24"/>
+          <w:szCs w:val="24"/>
+        </w:rPr>
+        <w:t>_id</w:t>
+      </w:r>
+      <w:proofErr w:type="spellEnd"/>
+      <w:r>
+        <w:rPr>
+          <w:rFonts w:ascii="Arial" w:hAnsi="Arial" w:cs="Arial"/>
+          <w:sz w:val="24"/>
+          <w:szCs w:val="24"/>
+        </w:rPr>
+        <w:t>;</w:t>
+      </w:r>
+    </w:p>
+    <w:p>
+      <w:pPr>
+        <w:spacing w:after="0"/>
         <w:rPr>
           <w:rFonts w:ascii="Arial" w:hAnsi="Arial" w:cs="Arial"/>
           <w:sz w:val="24"/>
@@ -1461,90 +4819,214 @@
           <w:sz w:val="24"/>
           <w:szCs w:val="24"/>
         </w:rPr>
-        <w:t>Find the total inventory value.</w:t>
-      </w:r>
-    </w:p>
-    <w:p>
-      <w:pPr>
-        <w:pStyle w:val="ListParagraph"/>
-        <w:spacing w:after="0"/>
-        <w:ind w:left="426"/>
-        <w:rPr>
-          <w:rFonts w:ascii="Arial" w:hAnsi="Arial" w:cs="Arial"/>
-          <w:sz w:val="24"/>
-          <w:szCs w:val="24"/>
-        </w:rPr>
-      </w:pPr>
-      <w:r>
-        <w:rPr>
-          <w:rFonts w:ascii="Arial" w:hAnsi="Arial" w:cs="Arial"/>
-          <w:sz w:val="24"/>
-          <w:szCs w:val="24"/>
-        </w:rPr>
-        <w:t>SELECT SUM(</w:t>
-      </w:r>
-      <w:proofErr w:type="spellStart"/>
-      <w:r>
-        <w:rPr>
-          <w:rFonts w:ascii="Arial" w:hAnsi="Arial" w:cs="Arial"/>
-          <w:sz w:val="24"/>
-          <w:szCs w:val="24"/>
-        </w:rPr>
-        <w:t>s.quantity</w:t>
-      </w:r>
-      <w:proofErr w:type="spellEnd"/>
-      <w:r>
-        <w:rPr>
-          <w:rFonts w:ascii="Arial" w:hAnsi="Arial" w:cs="Arial"/>
-          <w:sz w:val="24"/>
-          <w:szCs w:val="24"/>
-        </w:rPr>
-        <w:t xml:space="preserve"> * </w:t>
-      </w:r>
-      <w:proofErr w:type="spellStart"/>
-      <w:r>
-        <w:rPr>
-          <w:rFonts w:ascii="Arial" w:hAnsi="Arial" w:cs="Arial"/>
-          <w:sz w:val="24"/>
-          <w:szCs w:val="24"/>
-        </w:rPr>
-        <w:t>i.selling_price</w:t>
-      </w:r>
-      <w:proofErr w:type="spellEnd"/>
-      <w:r>
-        <w:rPr>
-          <w:rFonts w:ascii="Arial" w:hAnsi="Arial" w:cs="Arial"/>
-          <w:sz w:val="24"/>
-          <w:szCs w:val="24"/>
-        </w:rPr>
-        <w:t xml:space="preserve">) AS </w:t>
-      </w:r>
-      <w:proofErr w:type="spellStart"/>
-      <w:r>
-        <w:rPr>
-          <w:rFonts w:ascii="Arial" w:hAnsi="Arial" w:cs="Arial"/>
-          <w:sz w:val="24"/>
-          <w:szCs w:val="24"/>
-        </w:rPr>
-        <w:t>total_inventory_value</w:t>
-      </w:r>
-      <w:proofErr w:type="spellEnd"/>
-      <w:r>
-        <w:rPr>
-          <w:rFonts w:ascii="Arial" w:hAnsi="Arial" w:cs="Arial"/>
-          <w:sz w:val="24"/>
-          <w:szCs w:val="24"/>
-        </w:rPr>
-        <w:t xml:space="preserve"> FROM stock s JOIN item i ON </w:t>
-      </w:r>
-      <w:proofErr w:type="spellStart"/>
-      <w:r>
-        <w:rPr>
-          <w:rFonts w:ascii="Arial" w:hAnsi="Arial" w:cs="Arial"/>
-          <w:sz w:val="24"/>
-          <w:szCs w:val="24"/>
-        </w:rPr>
-        <w:t>s.item_id</w:t>
+        <w:t>Display tank dispatch details with tank name and customer name.</w:t>
+      </w:r>
+    </w:p>
+    <w:p>
+      <w:pPr>
+        <w:pStyle w:val="ListParagraph"/>
+        <w:spacing w:after="0"/>
+        <w:ind w:left="426"/>
+        <w:rPr>
+          <w:rFonts w:ascii="Arial" w:hAnsi="Arial" w:cs="Arial"/>
+          <w:sz w:val="24"/>
+          <w:szCs w:val="24"/>
+        </w:rPr>
+      </w:pPr>
+      <w:r>
+        <w:rPr>
+          <w:rFonts w:ascii="Arial" w:hAnsi="Arial" w:cs="Arial"/>
+          <w:sz w:val="24"/>
+          <w:szCs w:val="24"/>
+        </w:rPr>
+        <w:t xml:space="preserve">SELECT </w:t>
+      </w:r>
+      <w:proofErr w:type="spellStart"/>
+      <w:proofErr w:type="gramStart"/>
+      <w:r>
+        <w:rPr>
+          <w:rFonts w:ascii="Arial" w:hAnsi="Arial" w:cs="Arial"/>
+          <w:sz w:val="24"/>
+          <w:szCs w:val="24"/>
+        </w:rPr>
+        <w:t>td.dispatch</w:t>
+      </w:r>
+      <w:proofErr w:type="gramEnd"/>
+      <w:r>
+        <w:rPr>
+          <w:rFonts w:ascii="Arial" w:hAnsi="Arial" w:cs="Arial"/>
+          <w:sz w:val="24"/>
+          <w:szCs w:val="24"/>
+        </w:rPr>
+        <w:t>_id</w:t>
+      </w:r>
+      <w:proofErr w:type="spellEnd"/>
+      <w:r>
+        <w:rPr>
+          <w:rFonts w:ascii="Arial" w:hAnsi="Arial" w:cs="Arial"/>
+          <w:sz w:val="24"/>
+          <w:szCs w:val="24"/>
+        </w:rPr>
+        <w:t xml:space="preserve">, </w:t>
+      </w:r>
+      <w:proofErr w:type="spellStart"/>
+      <w:proofErr w:type="gramStart"/>
+      <w:r>
+        <w:rPr>
+          <w:rFonts w:ascii="Arial" w:hAnsi="Arial" w:cs="Arial"/>
+          <w:sz w:val="24"/>
+          <w:szCs w:val="24"/>
+        </w:rPr>
+        <w:t>t.tank</w:t>
+      </w:r>
+      <w:proofErr w:type="gramEnd"/>
+      <w:r>
+        <w:rPr>
+          <w:rFonts w:ascii="Arial" w:hAnsi="Arial" w:cs="Arial"/>
+          <w:sz w:val="24"/>
+          <w:szCs w:val="24"/>
+        </w:rPr>
+        <w:t>_name</w:t>
+      </w:r>
+      <w:proofErr w:type="spellEnd"/>
+      <w:r>
+        <w:rPr>
+          <w:rFonts w:ascii="Arial" w:hAnsi="Arial" w:cs="Arial"/>
+          <w:sz w:val="24"/>
+          <w:szCs w:val="24"/>
+        </w:rPr>
+        <w:t xml:space="preserve">, </w:t>
+      </w:r>
+      <w:proofErr w:type="spellStart"/>
+      <w:proofErr w:type="gramStart"/>
+      <w:r>
+        <w:rPr>
+          <w:rFonts w:ascii="Arial" w:hAnsi="Arial" w:cs="Arial"/>
+          <w:sz w:val="24"/>
+          <w:szCs w:val="24"/>
+        </w:rPr>
+        <w:t>c.customer</w:t>
+      </w:r>
+      <w:proofErr w:type="gramEnd"/>
+      <w:r>
+        <w:rPr>
+          <w:rFonts w:ascii="Arial" w:hAnsi="Arial" w:cs="Arial"/>
+          <w:sz w:val="24"/>
+          <w:szCs w:val="24"/>
+        </w:rPr>
+        <w:t>_name</w:t>
+      </w:r>
+      <w:proofErr w:type="spellEnd"/>
+      <w:r>
+        <w:rPr>
+          <w:rFonts w:ascii="Arial" w:hAnsi="Arial" w:cs="Arial"/>
+          <w:sz w:val="24"/>
+          <w:szCs w:val="24"/>
+        </w:rPr>
+        <w:t xml:space="preserve">, </w:t>
+      </w:r>
+      <w:proofErr w:type="spellStart"/>
+      <w:proofErr w:type="gramStart"/>
+      <w:r>
+        <w:rPr>
+          <w:rFonts w:ascii="Arial" w:hAnsi="Arial" w:cs="Arial"/>
+          <w:sz w:val="24"/>
+          <w:szCs w:val="24"/>
+        </w:rPr>
+        <w:t>td.dispatch</w:t>
+      </w:r>
+      <w:proofErr w:type="gramEnd"/>
+      <w:r>
+        <w:rPr>
+          <w:rFonts w:ascii="Arial" w:hAnsi="Arial" w:cs="Arial"/>
+          <w:sz w:val="24"/>
+          <w:szCs w:val="24"/>
+        </w:rPr>
+        <w:t>_date</w:t>
+      </w:r>
+      <w:proofErr w:type="spellEnd"/>
+      <w:r>
+        <w:rPr>
+          <w:rFonts w:ascii="Arial" w:hAnsi="Arial" w:cs="Arial"/>
+          <w:sz w:val="24"/>
+          <w:szCs w:val="24"/>
+        </w:rPr>
+        <w:t xml:space="preserve">, </w:t>
+      </w:r>
+      <w:proofErr w:type="spellStart"/>
+      <w:proofErr w:type="gramStart"/>
+      <w:r>
+        <w:rPr>
+          <w:rFonts w:ascii="Arial" w:hAnsi="Arial" w:cs="Arial"/>
+          <w:sz w:val="24"/>
+          <w:szCs w:val="24"/>
+        </w:rPr>
+        <w:t>td.quantity</w:t>
+      </w:r>
+      <w:proofErr w:type="spellEnd"/>
+      <w:proofErr w:type="gramEnd"/>
+      <w:r>
+        <w:rPr>
+          <w:rFonts w:ascii="Arial" w:hAnsi="Arial" w:cs="Arial"/>
+          <w:sz w:val="24"/>
+          <w:szCs w:val="24"/>
+        </w:rPr>
+        <w:t xml:space="preserve"> FROM </w:t>
+      </w:r>
+      <w:proofErr w:type="spellStart"/>
+      <w:r>
+        <w:rPr>
+          <w:rFonts w:ascii="Arial" w:hAnsi="Arial" w:cs="Arial"/>
+          <w:sz w:val="24"/>
+          <w:szCs w:val="24"/>
+        </w:rPr>
+        <w:t>tank_dispatch</w:t>
+      </w:r>
+      <w:proofErr w:type="spellEnd"/>
+      <w:r>
+        <w:rPr>
+          <w:rFonts w:ascii="Arial" w:hAnsi="Arial" w:cs="Arial"/>
+          <w:sz w:val="24"/>
+          <w:szCs w:val="24"/>
+        </w:rPr>
+        <w:t xml:space="preserve"> </w:t>
+      </w:r>
+      <w:proofErr w:type="spellStart"/>
+      <w:r>
+        <w:rPr>
+          <w:rFonts w:ascii="Arial" w:hAnsi="Arial" w:cs="Arial"/>
+          <w:sz w:val="24"/>
+          <w:szCs w:val="24"/>
+        </w:rPr>
+        <w:t>td</w:t>
+      </w:r>
+      <w:proofErr w:type="spellEnd"/>
+      <w:r>
+        <w:rPr>
+          <w:rFonts w:ascii="Arial" w:hAnsi="Arial" w:cs="Arial"/>
+          <w:sz w:val="24"/>
+          <w:szCs w:val="24"/>
+        </w:rPr>
+        <w:t xml:space="preserve"> JOIN tank t ON </w:t>
+      </w:r>
+      <w:proofErr w:type="spellStart"/>
+      <w:proofErr w:type="gramStart"/>
+      <w:r>
+        <w:rPr>
+          <w:rFonts w:ascii="Arial" w:hAnsi="Arial" w:cs="Arial"/>
+          <w:sz w:val="24"/>
+          <w:szCs w:val="24"/>
+        </w:rPr>
+        <w:t>td.tank</w:t>
+      </w:r>
+      <w:proofErr w:type="gramEnd"/>
+      <w:r>
+        <w:rPr>
+          <w:rFonts w:ascii="Arial" w:hAnsi="Arial" w:cs="Arial"/>
+          <w:sz w:val="24"/>
+          <w:szCs w:val="24"/>
+        </w:rPr>
+        <w:t>_id</w:t>
       </w:r>
       <w:proofErr w:type="spellEnd"/>
       <w:r>
@@ -1556,169 +5038,51 @@
         <w:t xml:space="preserve"> = </w:t>
       </w:r>
       <w:proofErr w:type="spellStart"/>
-      <w:r>
-        <w:rPr>
-          <w:rFonts w:ascii="Arial" w:hAnsi="Arial" w:cs="Arial"/>
-          <w:sz w:val="24"/>
-          <w:szCs w:val="24"/>
-        </w:rPr>
-        <w:t>i.item_id</w:t>
-      </w:r>
-      <w:proofErr w:type="spellEnd"/>
-      <w:r>
-        <w:rPr>
-          <w:rFonts w:ascii="Arial" w:hAnsi="Arial" w:cs="Arial"/>
-          <w:sz w:val="24"/>
-          <w:szCs w:val="24"/>
-        </w:rPr>
-        <w:t>;</w:t>
-      </w:r>
-    </w:p>
-    <w:p>
-      <w:pPr>
-        <w:pStyle w:val="ListParagraph"/>
-        <w:spacing w:after="0"/>
-        <w:ind w:left="426"/>
-        <w:rPr>
-          <w:rFonts w:ascii="Arial" w:hAnsi="Arial" w:cs="Arial"/>
-          <w:sz w:val="24"/>
-          <w:szCs w:val="24"/>
-        </w:rPr>
-      </w:pPr>
-    </w:p>
-    <w:p>
-      <w:pPr>
-        <w:pStyle w:val="ListParagraph"/>
-        <w:numPr>
-          <w:ilvl w:val="0"/>
-          <w:numId w:val="6"/>
-        </w:numPr>
-        <w:spacing w:after="0"/>
-        <w:ind w:left="426"/>
-        <w:rPr>
-          <w:rFonts w:ascii="Arial" w:hAnsi="Arial" w:cs="Arial"/>
-          <w:sz w:val="24"/>
-          <w:szCs w:val="24"/>
-        </w:rPr>
-      </w:pPr>
-      <w:r>
-        <w:rPr>
-          <w:rFonts w:ascii="Arial" w:hAnsi="Arial" w:cs="Arial"/>
-          <w:sz w:val="24"/>
-          <w:szCs w:val="24"/>
-        </w:rPr>
-        <w:t xml:space="preserve">quantity * </w:t>
-      </w:r>
-      <w:proofErr w:type="spellStart"/>
-      <w:r>
-        <w:rPr>
-          <w:rFonts w:ascii="Arial" w:hAnsi="Arial" w:cs="Arial"/>
-          <w:sz w:val="24"/>
-          <w:szCs w:val="24"/>
-        </w:rPr>
-        <w:t>selling_price</w:t>
-      </w:r>
-      <w:proofErr w:type="spellEnd"/>
-    </w:p>
-    <w:p>
-      <w:pPr>
-        <w:pStyle w:val="ListParagraph"/>
-        <w:spacing w:after="0"/>
-        <w:ind w:left="426"/>
-        <w:rPr>
-          <w:rFonts w:ascii="Arial" w:hAnsi="Arial" w:cs="Arial"/>
-          <w:sz w:val="24"/>
-          <w:szCs w:val="24"/>
-        </w:rPr>
-      </w:pPr>
-      <w:r>
-        <w:rPr>
-          <w:rFonts w:ascii="Arial" w:hAnsi="Arial" w:cs="Arial"/>
-          <w:sz w:val="24"/>
-          <w:szCs w:val="24"/>
-        </w:rPr>
-        <w:t xml:space="preserve">SELECT </w:t>
-      </w:r>
-      <w:proofErr w:type="spellStart"/>
-      <w:r>
-        <w:rPr>
-          <w:rFonts w:ascii="Arial" w:hAnsi="Arial" w:cs="Arial"/>
-          <w:sz w:val="24"/>
-          <w:szCs w:val="24"/>
-        </w:rPr>
-        <w:t>s.supplier_name</w:t>
-      </w:r>
-      <w:proofErr w:type="spellEnd"/>
-      <w:r>
-        <w:rPr>
-          <w:rFonts w:ascii="Arial" w:hAnsi="Arial" w:cs="Arial"/>
-          <w:sz w:val="24"/>
-          <w:szCs w:val="24"/>
-        </w:rPr>
-        <w:t>, SUM(</w:t>
-      </w:r>
-      <w:proofErr w:type="spellStart"/>
-      <w:r>
-        <w:rPr>
-          <w:rFonts w:ascii="Arial" w:hAnsi="Arial" w:cs="Arial"/>
-          <w:sz w:val="24"/>
-          <w:szCs w:val="24"/>
-        </w:rPr>
-        <w:t>po.total_amount</w:t>
-      </w:r>
-      <w:proofErr w:type="spellEnd"/>
-      <w:r>
-        <w:rPr>
-          <w:rFonts w:ascii="Arial" w:hAnsi="Arial" w:cs="Arial"/>
-          <w:sz w:val="24"/>
-          <w:szCs w:val="24"/>
-        </w:rPr>
-        <w:t xml:space="preserve">) AS </w:t>
-      </w:r>
-      <w:proofErr w:type="spellStart"/>
-      <w:r>
-        <w:rPr>
-          <w:rFonts w:ascii="Arial" w:hAnsi="Arial" w:cs="Arial"/>
-          <w:sz w:val="24"/>
-          <w:szCs w:val="24"/>
-        </w:rPr>
-        <w:t>total_purchase_amount</w:t>
-      </w:r>
-      <w:proofErr w:type="spellEnd"/>
-      <w:r>
-        <w:rPr>
-          <w:rFonts w:ascii="Arial" w:hAnsi="Arial" w:cs="Arial"/>
-          <w:sz w:val="24"/>
-          <w:szCs w:val="24"/>
-        </w:rPr>
-        <w:t xml:space="preserve"> FROM supplier s JOIN </w:t>
-      </w:r>
-      <w:proofErr w:type="spellStart"/>
-      <w:r>
-        <w:rPr>
-          <w:rFonts w:ascii="Arial" w:hAnsi="Arial" w:cs="Arial"/>
-          <w:sz w:val="24"/>
-          <w:szCs w:val="24"/>
-        </w:rPr>
-        <w:t>purchase_order</w:t>
-      </w:r>
-      <w:proofErr w:type="spellEnd"/>
-      <w:r>
-        <w:rPr>
-          <w:rFonts w:ascii="Arial" w:hAnsi="Arial" w:cs="Arial"/>
-          <w:sz w:val="24"/>
-          <w:szCs w:val="24"/>
-        </w:rPr>
-        <w:t xml:space="preserve"> po ON </w:t>
-      </w:r>
-      <w:proofErr w:type="spellStart"/>
-      <w:r>
-        <w:rPr>
-          <w:rFonts w:ascii="Arial" w:hAnsi="Arial" w:cs="Arial"/>
-          <w:sz w:val="24"/>
-          <w:szCs w:val="24"/>
-        </w:rPr>
-        <w:t>s.supplier_id</w:t>
+      <w:proofErr w:type="gramStart"/>
+      <w:r>
+        <w:rPr>
+          <w:rFonts w:ascii="Arial" w:hAnsi="Arial" w:cs="Arial"/>
+          <w:sz w:val="24"/>
+          <w:szCs w:val="24"/>
+        </w:rPr>
+        <w:t>t.tank</w:t>
+      </w:r>
+      <w:proofErr w:type="gramEnd"/>
+      <w:r>
+        <w:rPr>
+          <w:rFonts w:ascii="Arial" w:hAnsi="Arial" w:cs="Arial"/>
+          <w:sz w:val="24"/>
+          <w:szCs w:val="24"/>
+        </w:rPr>
+        <w:t>_id</w:t>
+      </w:r>
+      <w:proofErr w:type="spellEnd"/>
+      <w:r>
+        <w:rPr>
+          <w:rFonts w:ascii="Arial" w:hAnsi="Arial" w:cs="Arial"/>
+          <w:sz w:val="24"/>
+          <w:szCs w:val="24"/>
+        </w:rPr>
+        <w:t xml:space="preserve"> JOIN customer c ON </w:t>
+      </w:r>
+      <w:proofErr w:type="spellStart"/>
+      <w:proofErr w:type="gramStart"/>
+      <w:r>
+        <w:rPr>
+          <w:rFonts w:ascii="Arial" w:hAnsi="Arial" w:cs="Arial"/>
+          <w:sz w:val="24"/>
+          <w:szCs w:val="24"/>
+        </w:rPr>
+        <w:t>td.customer</w:t>
+      </w:r>
+      <w:proofErr w:type="gramEnd"/>
+      <w:r>
+        <w:rPr>
+          <w:rFonts w:ascii="Arial" w:hAnsi="Arial" w:cs="Arial"/>
+          <w:sz w:val="24"/>
+          <w:szCs w:val="24"/>
+        </w:rPr>
+        <w:t>_id</w:t>
       </w:r>
       <w:proofErr w:type="spellEnd"/>
       <w:r>
@@ -1729,2364 +5093,23 @@
         </w:rPr>
         <w:t xml:space="preserve"> = </w:t>
       </w:r>
-      <w:proofErr w:type="spellStart"/>
-      <w:r>
-        <w:rPr>
-          <w:rFonts w:ascii="Arial" w:hAnsi="Arial" w:cs="Arial"/>
-          <w:sz w:val="24"/>
-          <w:szCs w:val="24"/>
-        </w:rPr>
-        <w:t>po.supplier_id</w:t>
-      </w:r>
-      <w:proofErr w:type="spellEnd"/>
-      <w:r>
-        <w:rPr>
-          <w:rFonts w:ascii="Arial" w:hAnsi="Arial" w:cs="Arial"/>
-          <w:sz w:val="24"/>
-          <w:szCs w:val="24"/>
-        </w:rPr>
-        <w:t xml:space="preserve"> GROUP BY </w:t>
-      </w:r>
-      <w:proofErr w:type="spellStart"/>
-      <w:r>
-        <w:rPr>
-          <w:rFonts w:ascii="Arial" w:hAnsi="Arial" w:cs="Arial"/>
-          <w:sz w:val="24"/>
-          <w:szCs w:val="24"/>
-        </w:rPr>
-        <w:t>s.supplier_id</w:t>
-      </w:r>
-      <w:proofErr w:type="spellEnd"/>
-      <w:r>
-        <w:rPr>
-          <w:rFonts w:ascii="Arial" w:hAnsi="Arial" w:cs="Arial"/>
-          <w:sz w:val="24"/>
-          <w:szCs w:val="24"/>
-        </w:rPr>
-        <w:t xml:space="preserve">, </w:t>
-      </w:r>
-      <w:proofErr w:type="spellStart"/>
-      <w:r>
-        <w:rPr>
-          <w:rFonts w:ascii="Arial" w:hAnsi="Arial" w:cs="Arial"/>
-          <w:sz w:val="24"/>
-          <w:szCs w:val="24"/>
-        </w:rPr>
-        <w:t>s.supplier_name</w:t>
-      </w:r>
-      <w:proofErr w:type="spellEnd"/>
-      <w:r>
-        <w:rPr>
-          <w:rFonts w:ascii="Arial" w:hAnsi="Arial" w:cs="Arial"/>
-          <w:sz w:val="24"/>
-          <w:szCs w:val="24"/>
-        </w:rPr>
-        <w:t>;</w:t>
-      </w:r>
-    </w:p>
-    <w:p>
-      <w:pPr>
-        <w:pStyle w:val="ListParagraph"/>
-        <w:spacing w:after="0"/>
-        <w:ind w:left="426"/>
-        <w:rPr>
-          <w:rFonts w:ascii="Arial" w:hAnsi="Arial" w:cs="Arial"/>
-          <w:sz w:val="24"/>
-          <w:szCs w:val="24"/>
-        </w:rPr>
-      </w:pPr>
-    </w:p>
-    <w:p>
-      <w:pPr>
-        <w:pStyle w:val="ListParagraph"/>
-        <w:numPr>
-          <w:ilvl w:val="0"/>
-          <w:numId w:val="6"/>
-        </w:numPr>
-        <w:spacing w:after="0"/>
-        <w:ind w:left="426"/>
-        <w:rPr>
-          <w:rFonts w:ascii="Arial" w:hAnsi="Arial" w:cs="Arial"/>
-          <w:sz w:val="24"/>
-          <w:szCs w:val="24"/>
-        </w:rPr>
-      </w:pPr>
-      <w:r>
-        <w:rPr>
-          <w:rFonts w:ascii="Arial" w:hAnsi="Arial" w:cs="Arial"/>
-          <w:sz w:val="24"/>
-          <w:szCs w:val="24"/>
-        </w:rPr>
-        <w:t>Find total purchase amount supplier-wise.</w:t>
-      </w:r>
-    </w:p>
-    <w:p>
-      <w:pPr>
-        <w:pStyle w:val="ListParagraph"/>
-        <w:spacing w:after="0"/>
-        <w:ind w:left="426"/>
-        <w:rPr>
-          <w:rFonts w:ascii="Arial" w:hAnsi="Arial" w:cs="Arial"/>
-          <w:sz w:val="24"/>
-          <w:szCs w:val="24"/>
-        </w:rPr>
-      </w:pPr>
-      <w:r>
-        <w:rPr>
-          <w:rFonts w:ascii="Arial" w:hAnsi="Arial" w:cs="Arial"/>
-          <w:sz w:val="24"/>
-          <w:szCs w:val="24"/>
-        </w:rPr>
-        <w:t xml:space="preserve">SELECT </w:t>
-      </w:r>
-      <w:proofErr w:type="spellStart"/>
-      <w:r>
-        <w:rPr>
-          <w:rFonts w:ascii="Arial" w:hAnsi="Arial" w:cs="Arial"/>
-          <w:sz w:val="24"/>
-          <w:szCs w:val="24"/>
-        </w:rPr>
-        <w:t>c.customer_name</w:t>
-      </w:r>
-      <w:proofErr w:type="spellEnd"/>
-      <w:r>
-        <w:rPr>
-          <w:rFonts w:ascii="Arial" w:hAnsi="Arial" w:cs="Arial"/>
-          <w:sz w:val="24"/>
-          <w:szCs w:val="24"/>
-        </w:rPr>
-        <w:t>, SUM(</w:t>
-      </w:r>
-      <w:proofErr w:type="spellStart"/>
-      <w:r>
-        <w:rPr>
-          <w:rFonts w:ascii="Arial" w:hAnsi="Arial" w:cs="Arial"/>
-          <w:sz w:val="24"/>
-          <w:szCs w:val="24"/>
-        </w:rPr>
-        <w:t>so.total_amount</w:t>
-      </w:r>
-      <w:proofErr w:type="spellEnd"/>
-      <w:r>
-        <w:rPr>
-          <w:rFonts w:ascii="Arial" w:hAnsi="Arial" w:cs="Arial"/>
-          <w:sz w:val="24"/>
-          <w:szCs w:val="24"/>
-        </w:rPr>
-        <w:t xml:space="preserve">) AS </w:t>
-      </w:r>
-      <w:proofErr w:type="spellStart"/>
-      <w:r>
-        <w:rPr>
-          <w:rFonts w:ascii="Arial" w:hAnsi="Arial" w:cs="Arial"/>
-          <w:sz w:val="24"/>
-          <w:szCs w:val="24"/>
-        </w:rPr>
-        <w:t>total_sales_amount</w:t>
-      </w:r>
-      <w:proofErr w:type="spellEnd"/>
-      <w:r>
-        <w:rPr>
-          <w:rFonts w:ascii="Arial" w:hAnsi="Arial" w:cs="Arial"/>
-          <w:sz w:val="24"/>
-          <w:szCs w:val="24"/>
-        </w:rPr>
-        <w:t xml:space="preserve"> FROM customer c JOIN </w:t>
-      </w:r>
-      <w:proofErr w:type="spellStart"/>
-      <w:r>
-        <w:rPr>
-          <w:rFonts w:ascii="Arial" w:hAnsi="Arial" w:cs="Arial"/>
-          <w:sz w:val="24"/>
-          <w:szCs w:val="24"/>
-        </w:rPr>
-        <w:t>sales_order</w:t>
-      </w:r>
-      <w:proofErr w:type="spellEnd"/>
-      <w:r>
-        <w:rPr>
-          <w:rFonts w:ascii="Arial" w:hAnsi="Arial" w:cs="Arial"/>
-          <w:sz w:val="24"/>
-          <w:szCs w:val="24"/>
-        </w:rPr>
-        <w:t xml:space="preserve"> so ON c.customer_id = </w:t>
-      </w:r>
-      <w:proofErr w:type="spellStart"/>
-      <w:r>
-        <w:rPr>
-          <w:rFonts w:ascii="Arial" w:hAnsi="Arial" w:cs="Arial"/>
-          <w:sz w:val="24"/>
-          <w:szCs w:val="24"/>
-        </w:rPr>
-        <w:t>so.customer_id</w:t>
-      </w:r>
-      <w:proofErr w:type="spellEnd"/>
-      <w:r>
-        <w:rPr>
-          <w:rFonts w:ascii="Arial" w:hAnsi="Arial" w:cs="Arial"/>
-          <w:sz w:val="24"/>
-          <w:szCs w:val="24"/>
-        </w:rPr>
-        <w:t xml:space="preserve"> GROUP BY c.customer_id, </w:t>
-      </w:r>
-      <w:proofErr w:type="spellStart"/>
-      <w:r>
-        <w:rPr>
-          <w:rFonts w:ascii="Arial" w:hAnsi="Arial" w:cs="Arial"/>
-          <w:sz w:val="24"/>
-          <w:szCs w:val="24"/>
-        </w:rPr>
-        <w:t>c.customer_name</w:t>
-      </w:r>
-      <w:proofErr w:type="spellEnd"/>
-      <w:r>
-        <w:rPr>
-          <w:rFonts w:ascii="Arial" w:hAnsi="Arial" w:cs="Arial"/>
-          <w:sz w:val="24"/>
-          <w:szCs w:val="24"/>
-        </w:rPr>
-        <w:t>;</w:t>
-      </w:r>
-    </w:p>
-    <w:p>
-      <w:pPr>
-        <w:pStyle w:val="ListParagraph"/>
-        <w:spacing w:after="0"/>
-        <w:ind w:left="426"/>
-        <w:rPr>
-          <w:rFonts w:ascii="Arial" w:hAnsi="Arial" w:cs="Arial"/>
-          <w:sz w:val="24"/>
-          <w:szCs w:val="24"/>
-        </w:rPr>
-      </w:pPr>
-    </w:p>
-    <w:p>
-      <w:pPr>
-        <w:pStyle w:val="ListParagraph"/>
-        <w:numPr>
-          <w:ilvl w:val="0"/>
-          <w:numId w:val="6"/>
-        </w:numPr>
-        <w:spacing w:after="0"/>
-        <w:ind w:left="426"/>
-        <w:rPr>
-          <w:rFonts w:ascii="Arial" w:hAnsi="Arial" w:cs="Arial"/>
-          <w:sz w:val="24"/>
-          <w:szCs w:val="24"/>
-        </w:rPr>
-      </w:pPr>
-      <w:r>
-        <w:rPr>
-          <w:rFonts w:ascii="Arial" w:hAnsi="Arial" w:cs="Arial"/>
-          <w:sz w:val="24"/>
-          <w:szCs w:val="24"/>
-        </w:rPr>
-        <w:t>Find total sales amount customer-wise.</w:t>
-      </w:r>
-    </w:p>
-    <w:p>
-      <w:pPr>
-        <w:pStyle w:val="ListParagraph"/>
-        <w:spacing w:after="0"/>
-        <w:ind w:left="426"/>
-        <w:rPr>
-          <w:rFonts w:ascii="Arial" w:hAnsi="Arial" w:cs="Arial"/>
-          <w:sz w:val="24"/>
-          <w:szCs w:val="24"/>
-        </w:rPr>
-      </w:pPr>
-      <w:r>
-        <w:rPr>
-          <w:rFonts w:ascii="Arial" w:hAnsi="Arial" w:cs="Arial"/>
-          <w:sz w:val="24"/>
-          <w:szCs w:val="24"/>
-        </w:rPr>
-        <w:t xml:space="preserve">SELECT c.customer_id, </w:t>
-      </w:r>
-      <w:proofErr w:type="spellStart"/>
-      <w:r>
-        <w:rPr>
-          <w:rFonts w:ascii="Arial" w:hAnsi="Arial" w:cs="Arial"/>
-          <w:sz w:val="24"/>
-          <w:szCs w:val="24"/>
-        </w:rPr>
-        <w:t>c.customer_name</w:t>
-      </w:r>
-      <w:proofErr w:type="spellEnd"/>
-      <w:r>
-        <w:rPr>
-          <w:rFonts w:ascii="Arial" w:hAnsi="Arial" w:cs="Arial"/>
-          <w:sz w:val="24"/>
-          <w:szCs w:val="24"/>
-        </w:rPr>
-        <w:t>, SUM(</w:t>
-      </w:r>
-      <w:proofErr w:type="spellStart"/>
-      <w:r>
-        <w:rPr>
-          <w:rFonts w:ascii="Arial" w:hAnsi="Arial" w:cs="Arial"/>
-          <w:sz w:val="24"/>
-          <w:szCs w:val="24"/>
-        </w:rPr>
-        <w:t>so.total_amount</w:t>
-      </w:r>
-      <w:proofErr w:type="spellEnd"/>
-      <w:r>
-        <w:rPr>
-          <w:rFonts w:ascii="Arial" w:hAnsi="Arial" w:cs="Arial"/>
-          <w:sz w:val="24"/>
-          <w:szCs w:val="24"/>
-        </w:rPr>
-        <w:t xml:space="preserve">) AS </w:t>
-      </w:r>
-      <w:proofErr w:type="spellStart"/>
-      <w:r>
-        <w:rPr>
-          <w:rFonts w:ascii="Arial" w:hAnsi="Arial" w:cs="Arial"/>
-          <w:sz w:val="24"/>
-          <w:szCs w:val="24"/>
-        </w:rPr>
-        <w:t>total_sales_amount</w:t>
-      </w:r>
-      <w:proofErr w:type="spellEnd"/>
-      <w:r>
-        <w:rPr>
-          <w:rFonts w:ascii="Arial" w:hAnsi="Arial" w:cs="Arial"/>
-          <w:sz w:val="24"/>
-          <w:szCs w:val="24"/>
-        </w:rPr>
-        <w:t xml:space="preserve"> FROM customer c JOIN </w:t>
-      </w:r>
-      <w:proofErr w:type="spellStart"/>
-      <w:r>
-        <w:rPr>
-          <w:rFonts w:ascii="Arial" w:hAnsi="Arial" w:cs="Arial"/>
-          <w:sz w:val="24"/>
-          <w:szCs w:val="24"/>
-        </w:rPr>
-        <w:t>sales_order</w:t>
-      </w:r>
-      <w:proofErr w:type="spellEnd"/>
-      <w:r>
-        <w:rPr>
-          <w:rFonts w:ascii="Arial" w:hAnsi="Arial" w:cs="Arial"/>
-          <w:sz w:val="24"/>
-          <w:szCs w:val="24"/>
-        </w:rPr>
-        <w:t xml:space="preserve"> so ON c.customer_id = </w:t>
-      </w:r>
-      <w:proofErr w:type="spellStart"/>
-      <w:r>
-        <w:rPr>
-          <w:rFonts w:ascii="Arial" w:hAnsi="Arial" w:cs="Arial"/>
-          <w:sz w:val="24"/>
-          <w:szCs w:val="24"/>
-        </w:rPr>
-        <w:t>so.customer_id</w:t>
-      </w:r>
-      <w:proofErr w:type="spellEnd"/>
-      <w:r>
-        <w:rPr>
-          <w:rFonts w:ascii="Arial" w:hAnsi="Arial" w:cs="Arial"/>
-          <w:sz w:val="24"/>
-          <w:szCs w:val="24"/>
-        </w:rPr>
-        <w:t xml:space="preserve"> GROUP BY c.customer_id, </w:t>
-      </w:r>
-      <w:proofErr w:type="spellStart"/>
-      <w:r>
-        <w:rPr>
-          <w:rFonts w:ascii="Arial" w:hAnsi="Arial" w:cs="Arial"/>
-          <w:sz w:val="24"/>
-          <w:szCs w:val="24"/>
-        </w:rPr>
-        <w:t>c.customer_name</w:t>
-      </w:r>
-      <w:proofErr w:type="spellEnd"/>
-      <w:r>
-        <w:rPr>
-          <w:rFonts w:ascii="Arial" w:hAnsi="Arial" w:cs="Arial"/>
-          <w:sz w:val="24"/>
-          <w:szCs w:val="24"/>
-        </w:rPr>
-        <w:t>;</w:t>
-      </w:r>
-    </w:p>
-    <w:p>
-      <w:pPr>
-        <w:pStyle w:val="ListParagraph"/>
-        <w:spacing w:after="0"/>
-        <w:ind w:left="426"/>
-        <w:rPr>
-          <w:rFonts w:ascii="Arial" w:hAnsi="Arial" w:cs="Arial"/>
-          <w:sz w:val="24"/>
-          <w:szCs w:val="24"/>
-        </w:rPr>
-      </w:pPr>
-    </w:p>
-    <w:p>
-      <w:pPr>
-        <w:pStyle w:val="ListParagraph"/>
-        <w:numPr>
-          <w:ilvl w:val="0"/>
-          <w:numId w:val="6"/>
-        </w:numPr>
-        <w:spacing w:after="0"/>
-        <w:ind w:left="426"/>
-        <w:rPr>
-          <w:rFonts w:ascii="Arial" w:hAnsi="Arial" w:cs="Arial"/>
-          <w:sz w:val="24"/>
-          <w:szCs w:val="24"/>
-        </w:rPr>
-      </w:pPr>
-      <w:r>
-        <w:rPr>
-          <w:rFonts w:ascii="Arial" w:hAnsi="Arial" w:cs="Arial"/>
-          <w:sz w:val="24"/>
-          <w:szCs w:val="24"/>
-        </w:rPr>
-        <w:t>Calculate total quantity dispatched from each tank.</w:t>
-      </w:r>
-    </w:p>
-    <w:p>
-      <w:pPr>
-        <w:pStyle w:val="ListParagraph"/>
-        <w:spacing w:after="0"/>
-        <w:ind w:left="426"/>
-        <w:rPr>
-          <w:rFonts w:ascii="Arial" w:hAnsi="Arial" w:cs="Arial"/>
-          <w:sz w:val="24"/>
-          <w:szCs w:val="24"/>
-        </w:rPr>
-      </w:pPr>
-      <w:r>
-        <w:rPr>
-          <w:rFonts w:ascii="Arial" w:hAnsi="Arial" w:cs="Arial"/>
-          <w:sz w:val="24"/>
-          <w:szCs w:val="24"/>
-        </w:rPr>
-        <w:t xml:space="preserve">SELECT </w:t>
-      </w:r>
-      <w:proofErr w:type="spellStart"/>
-      <w:r>
-        <w:rPr>
-          <w:rFonts w:ascii="Arial" w:hAnsi="Arial" w:cs="Arial"/>
-          <w:sz w:val="24"/>
-          <w:szCs w:val="24"/>
-        </w:rPr>
-        <w:t>t.tank_id</w:t>
-      </w:r>
-      <w:proofErr w:type="spellEnd"/>
-      <w:r>
-        <w:rPr>
-          <w:rFonts w:ascii="Arial" w:hAnsi="Arial" w:cs="Arial"/>
-          <w:sz w:val="24"/>
-          <w:szCs w:val="24"/>
-        </w:rPr>
-        <w:t xml:space="preserve">, </w:t>
-      </w:r>
-      <w:proofErr w:type="spellStart"/>
-      <w:r>
-        <w:rPr>
-          <w:rFonts w:ascii="Arial" w:hAnsi="Arial" w:cs="Arial"/>
-          <w:sz w:val="24"/>
-          <w:szCs w:val="24"/>
-        </w:rPr>
-        <w:t>t.tank_name</w:t>
-      </w:r>
-      <w:proofErr w:type="spellEnd"/>
-      <w:r>
-        <w:rPr>
-          <w:rFonts w:ascii="Arial" w:hAnsi="Arial" w:cs="Arial"/>
-          <w:sz w:val="24"/>
-          <w:szCs w:val="24"/>
-        </w:rPr>
-        <w:t>, SUM(</w:t>
-      </w:r>
-      <w:proofErr w:type="spellStart"/>
-      <w:r>
-        <w:rPr>
-          <w:rFonts w:ascii="Arial" w:hAnsi="Arial" w:cs="Arial"/>
-          <w:sz w:val="24"/>
-          <w:szCs w:val="24"/>
-        </w:rPr>
-        <w:t>td.quantity</w:t>
-      </w:r>
-      <w:proofErr w:type="spellEnd"/>
-      <w:r>
-        <w:rPr>
-          <w:rFonts w:ascii="Arial" w:hAnsi="Arial" w:cs="Arial"/>
-          <w:sz w:val="24"/>
-          <w:szCs w:val="24"/>
-        </w:rPr>
-        <w:t xml:space="preserve">) AS </w:t>
-      </w:r>
-      <w:proofErr w:type="spellStart"/>
-      <w:r>
-        <w:rPr>
-          <w:rFonts w:ascii="Arial" w:hAnsi="Arial" w:cs="Arial"/>
-          <w:sz w:val="24"/>
-          <w:szCs w:val="24"/>
-        </w:rPr>
-        <w:t>total_dispatched_qty</w:t>
-      </w:r>
-      <w:proofErr w:type="spellEnd"/>
-      <w:r>
-        <w:rPr>
-          <w:rFonts w:ascii="Arial" w:hAnsi="Arial" w:cs="Arial"/>
-          <w:sz w:val="24"/>
-          <w:szCs w:val="24"/>
-        </w:rPr>
-        <w:t xml:space="preserve"> FROM tank </w:t>
-      </w:r>
-      <w:proofErr w:type="spellStart"/>
-      <w:r>
-        <w:rPr>
-          <w:rFonts w:ascii="Arial" w:hAnsi="Arial" w:cs="Arial"/>
-          <w:sz w:val="24"/>
-          <w:szCs w:val="24"/>
-        </w:rPr>
-        <w:t>t</w:t>
-      </w:r>
-      <w:proofErr w:type="spellEnd"/>
-      <w:r>
-        <w:rPr>
-          <w:rFonts w:ascii="Arial" w:hAnsi="Arial" w:cs="Arial"/>
-          <w:sz w:val="24"/>
-          <w:szCs w:val="24"/>
-        </w:rPr>
-        <w:t xml:space="preserve"> JOIN </w:t>
-      </w:r>
-      <w:proofErr w:type="spellStart"/>
-      <w:r>
-        <w:rPr>
-          <w:rFonts w:ascii="Arial" w:hAnsi="Arial" w:cs="Arial"/>
-          <w:sz w:val="24"/>
-          <w:szCs w:val="24"/>
-        </w:rPr>
-        <w:t>tank_dispatch</w:t>
-      </w:r>
-      <w:proofErr w:type="spellEnd"/>
-      <w:r>
-        <w:rPr>
-          <w:rFonts w:ascii="Arial" w:hAnsi="Arial" w:cs="Arial"/>
-          <w:sz w:val="24"/>
-          <w:szCs w:val="24"/>
-        </w:rPr>
-        <w:t xml:space="preserve"> td ON </w:t>
-      </w:r>
-      <w:proofErr w:type="spellStart"/>
-      <w:r>
-        <w:rPr>
-          <w:rFonts w:ascii="Arial" w:hAnsi="Arial" w:cs="Arial"/>
-          <w:sz w:val="24"/>
-          <w:szCs w:val="24"/>
-        </w:rPr>
-        <w:t>t.tank_id</w:t>
-      </w:r>
-      <w:proofErr w:type="spellEnd"/>
-      <w:r>
-        <w:rPr>
-          <w:rFonts w:ascii="Arial" w:hAnsi="Arial" w:cs="Arial"/>
-          <w:sz w:val="24"/>
-          <w:szCs w:val="24"/>
-        </w:rPr>
-        <w:t xml:space="preserve"> = </w:t>
-      </w:r>
-      <w:proofErr w:type="spellStart"/>
-      <w:r>
-        <w:rPr>
-          <w:rFonts w:ascii="Arial" w:hAnsi="Arial" w:cs="Arial"/>
-          <w:sz w:val="24"/>
-          <w:szCs w:val="24"/>
-        </w:rPr>
-        <w:t>td.tank_id</w:t>
-      </w:r>
-      <w:proofErr w:type="spellEnd"/>
-      <w:r>
-        <w:rPr>
-          <w:rFonts w:ascii="Arial" w:hAnsi="Arial" w:cs="Arial"/>
-          <w:sz w:val="24"/>
-          <w:szCs w:val="24"/>
-        </w:rPr>
-        <w:t xml:space="preserve"> GROUP BY </w:t>
-      </w:r>
-      <w:proofErr w:type="spellStart"/>
-      <w:r>
-        <w:rPr>
-          <w:rFonts w:ascii="Arial" w:hAnsi="Arial" w:cs="Arial"/>
-          <w:sz w:val="24"/>
-          <w:szCs w:val="24"/>
-        </w:rPr>
-        <w:t>t.tank_id</w:t>
-      </w:r>
-      <w:proofErr w:type="spellEnd"/>
-      <w:r>
-        <w:rPr>
-          <w:rFonts w:ascii="Arial" w:hAnsi="Arial" w:cs="Arial"/>
-          <w:sz w:val="24"/>
-          <w:szCs w:val="24"/>
-        </w:rPr>
-        <w:t xml:space="preserve">, </w:t>
-      </w:r>
-      <w:proofErr w:type="spellStart"/>
-      <w:r>
-        <w:rPr>
-          <w:rFonts w:ascii="Arial" w:hAnsi="Arial" w:cs="Arial"/>
-          <w:sz w:val="24"/>
-          <w:szCs w:val="24"/>
-        </w:rPr>
-        <w:t>t.tank_name</w:t>
-      </w:r>
-      <w:proofErr w:type="spellEnd"/>
-      <w:r>
-        <w:rPr>
-          <w:rFonts w:ascii="Arial" w:hAnsi="Arial" w:cs="Arial"/>
-          <w:sz w:val="24"/>
-          <w:szCs w:val="24"/>
-        </w:rPr>
-        <w:t>;</w:t>
-      </w:r>
-    </w:p>
-    <w:p>
-      <w:pPr>
-        <w:pStyle w:val="ListParagraph"/>
-        <w:spacing w:after="0"/>
-        <w:ind w:left="426"/>
-        <w:rPr>
-          <w:rFonts w:ascii="Arial" w:hAnsi="Arial" w:cs="Arial"/>
-          <w:sz w:val="24"/>
-          <w:szCs w:val="24"/>
-        </w:rPr>
-      </w:pPr>
-    </w:p>
-    <w:p>
-      <w:pPr>
-        <w:pStyle w:val="ListParagraph"/>
-        <w:numPr>
-          <w:ilvl w:val="0"/>
-          <w:numId w:val="6"/>
-        </w:numPr>
-        <w:spacing w:after="0"/>
-        <w:ind w:left="426"/>
-        <w:rPr>
-          <w:rFonts w:ascii="Arial" w:hAnsi="Arial" w:cs="Arial"/>
-          <w:sz w:val="24"/>
-          <w:szCs w:val="24"/>
-        </w:rPr>
-      </w:pPr>
-      <w:r>
-        <w:rPr>
-          <w:rFonts w:ascii="Arial" w:hAnsi="Arial" w:cs="Arial"/>
-          <w:sz w:val="24"/>
-          <w:szCs w:val="24"/>
-        </w:rPr>
-        <w:t>Calculate total quantity filled into each tank.</w:t>
-      </w:r>
-    </w:p>
-    <w:p>
-      <w:pPr>
-        <w:pStyle w:val="ListParagraph"/>
-        <w:spacing w:after="0"/>
-        <w:ind w:left="426"/>
-        <w:rPr>
-          <w:rFonts w:ascii="Arial" w:hAnsi="Arial" w:cs="Arial"/>
-          <w:sz w:val="24"/>
-          <w:szCs w:val="24"/>
-        </w:rPr>
-      </w:pPr>
-      <w:r>
-        <w:rPr>
-          <w:rFonts w:ascii="Arial" w:hAnsi="Arial" w:cs="Arial"/>
-          <w:sz w:val="24"/>
-          <w:szCs w:val="24"/>
-        </w:rPr>
-        <w:t xml:space="preserve">SELECT </w:t>
-      </w:r>
-      <w:proofErr w:type="spellStart"/>
-      <w:r>
-        <w:rPr>
-          <w:rFonts w:ascii="Arial" w:hAnsi="Arial" w:cs="Arial"/>
-          <w:sz w:val="24"/>
-          <w:szCs w:val="24"/>
-        </w:rPr>
-        <w:t>t.tank_id</w:t>
-      </w:r>
-      <w:proofErr w:type="spellEnd"/>
-      <w:r>
-        <w:rPr>
-          <w:rFonts w:ascii="Arial" w:hAnsi="Arial" w:cs="Arial"/>
-          <w:sz w:val="24"/>
-          <w:szCs w:val="24"/>
-        </w:rPr>
-        <w:t xml:space="preserve">, </w:t>
-      </w:r>
-      <w:proofErr w:type="spellStart"/>
-      <w:r>
-        <w:rPr>
-          <w:rFonts w:ascii="Arial" w:hAnsi="Arial" w:cs="Arial"/>
-          <w:sz w:val="24"/>
-          <w:szCs w:val="24"/>
-        </w:rPr>
-        <w:t>t.tank_name</w:t>
-      </w:r>
-      <w:proofErr w:type="spellEnd"/>
-      <w:r>
-        <w:rPr>
-          <w:rFonts w:ascii="Arial" w:hAnsi="Arial" w:cs="Arial"/>
-          <w:sz w:val="24"/>
-          <w:szCs w:val="24"/>
-        </w:rPr>
-        <w:t>, SUM(</w:t>
-      </w:r>
-      <w:proofErr w:type="spellStart"/>
-      <w:r>
-        <w:rPr>
-          <w:rFonts w:ascii="Arial" w:hAnsi="Arial" w:cs="Arial"/>
-          <w:sz w:val="24"/>
-          <w:szCs w:val="24"/>
-        </w:rPr>
-        <w:t>tf.quantity</w:t>
-      </w:r>
-      <w:proofErr w:type="spellEnd"/>
-      <w:r>
-        <w:rPr>
-          <w:rFonts w:ascii="Arial" w:hAnsi="Arial" w:cs="Arial"/>
-          <w:sz w:val="24"/>
-          <w:szCs w:val="24"/>
-        </w:rPr>
-        <w:t xml:space="preserve">) AS </w:t>
-      </w:r>
-      <w:proofErr w:type="spellStart"/>
-      <w:r>
-        <w:rPr>
-          <w:rFonts w:ascii="Arial" w:hAnsi="Arial" w:cs="Arial"/>
-          <w:sz w:val="24"/>
-          <w:szCs w:val="24"/>
-        </w:rPr>
-        <w:t>total_filled_qty</w:t>
-      </w:r>
-      <w:proofErr w:type="spellEnd"/>
-      <w:r>
-        <w:rPr>
-          <w:rFonts w:ascii="Arial" w:hAnsi="Arial" w:cs="Arial"/>
-          <w:sz w:val="24"/>
-          <w:szCs w:val="24"/>
-        </w:rPr>
-        <w:t xml:space="preserve"> FROM tank </w:t>
-      </w:r>
-      <w:proofErr w:type="spellStart"/>
-      <w:r>
-        <w:rPr>
-          <w:rFonts w:ascii="Arial" w:hAnsi="Arial" w:cs="Arial"/>
-          <w:sz w:val="24"/>
-          <w:szCs w:val="24"/>
-        </w:rPr>
-        <w:t>t</w:t>
-      </w:r>
-      <w:proofErr w:type="spellEnd"/>
-      <w:r>
-        <w:rPr>
-          <w:rFonts w:ascii="Arial" w:hAnsi="Arial" w:cs="Arial"/>
-          <w:sz w:val="24"/>
-          <w:szCs w:val="24"/>
-        </w:rPr>
-        <w:t xml:space="preserve"> JOIN </w:t>
-      </w:r>
-      <w:proofErr w:type="spellStart"/>
-      <w:r>
-        <w:rPr>
-          <w:rFonts w:ascii="Arial" w:hAnsi="Arial" w:cs="Arial"/>
-          <w:sz w:val="24"/>
-          <w:szCs w:val="24"/>
-        </w:rPr>
-        <w:t>tank_filling</w:t>
-      </w:r>
-      <w:proofErr w:type="spellEnd"/>
-      <w:r>
-        <w:rPr>
-          <w:rFonts w:ascii="Arial" w:hAnsi="Arial" w:cs="Arial"/>
-          <w:sz w:val="24"/>
-          <w:szCs w:val="24"/>
-        </w:rPr>
-        <w:t xml:space="preserve"> </w:t>
-      </w:r>
-      <w:proofErr w:type="spellStart"/>
-      <w:r>
-        <w:rPr>
-          <w:rFonts w:ascii="Arial" w:hAnsi="Arial" w:cs="Arial"/>
-          <w:sz w:val="24"/>
-          <w:szCs w:val="24"/>
-        </w:rPr>
-        <w:t>tf</w:t>
-      </w:r>
-      <w:proofErr w:type="spellEnd"/>
-      <w:r>
-        <w:rPr>
-          <w:rFonts w:ascii="Arial" w:hAnsi="Arial" w:cs="Arial"/>
-          <w:sz w:val="24"/>
-          <w:szCs w:val="24"/>
-        </w:rPr>
-        <w:t xml:space="preserve"> ON </w:t>
-      </w:r>
-      <w:proofErr w:type="spellStart"/>
-      <w:r>
-        <w:rPr>
-          <w:rFonts w:ascii="Arial" w:hAnsi="Arial" w:cs="Arial"/>
-          <w:sz w:val="24"/>
-          <w:szCs w:val="24"/>
-        </w:rPr>
-        <w:t>t.tank_id</w:t>
-      </w:r>
-      <w:proofErr w:type="spellEnd"/>
-      <w:r>
-        <w:rPr>
-          <w:rFonts w:ascii="Arial" w:hAnsi="Arial" w:cs="Arial"/>
-          <w:sz w:val="24"/>
-          <w:szCs w:val="24"/>
-        </w:rPr>
-        <w:t xml:space="preserve"> = </w:t>
-      </w:r>
-      <w:proofErr w:type="spellStart"/>
-      <w:r>
-        <w:rPr>
-          <w:rFonts w:ascii="Arial" w:hAnsi="Arial" w:cs="Arial"/>
-          <w:sz w:val="24"/>
-          <w:szCs w:val="24"/>
-        </w:rPr>
-        <w:t>tf.tank_id</w:t>
-      </w:r>
-      <w:proofErr w:type="spellEnd"/>
-      <w:r>
-        <w:rPr>
-          <w:rFonts w:ascii="Arial" w:hAnsi="Arial" w:cs="Arial"/>
-          <w:sz w:val="24"/>
-          <w:szCs w:val="24"/>
-        </w:rPr>
-        <w:t xml:space="preserve"> GROUP BY </w:t>
-      </w:r>
-      <w:proofErr w:type="spellStart"/>
-      <w:r>
-        <w:rPr>
-          <w:rFonts w:ascii="Arial" w:hAnsi="Arial" w:cs="Arial"/>
-          <w:sz w:val="24"/>
-          <w:szCs w:val="24"/>
-        </w:rPr>
-        <w:t>t.tank_id</w:t>
-      </w:r>
-      <w:proofErr w:type="spellEnd"/>
-      <w:r>
-        <w:rPr>
-          <w:rFonts w:ascii="Arial" w:hAnsi="Arial" w:cs="Arial"/>
-          <w:sz w:val="24"/>
-          <w:szCs w:val="24"/>
-        </w:rPr>
-        <w:t xml:space="preserve">, </w:t>
-      </w:r>
-      <w:proofErr w:type="spellStart"/>
-      <w:r>
-        <w:rPr>
-          <w:rFonts w:ascii="Arial" w:hAnsi="Arial" w:cs="Arial"/>
-          <w:sz w:val="24"/>
-          <w:szCs w:val="24"/>
-        </w:rPr>
-        <w:t>t.tank_name</w:t>
-      </w:r>
-      <w:proofErr w:type="spellEnd"/>
-      <w:r>
-        <w:rPr>
-          <w:rFonts w:ascii="Arial" w:hAnsi="Arial" w:cs="Arial"/>
-          <w:sz w:val="24"/>
-          <w:szCs w:val="24"/>
-        </w:rPr>
-        <w:t>;</w:t>
-      </w:r>
-    </w:p>
-    <w:p>
-      <w:pPr>
-        <w:pStyle w:val="ListParagraph"/>
-        <w:spacing w:after="0"/>
-        <w:ind w:left="426"/>
-        <w:rPr>
-          <w:rFonts w:ascii="Arial" w:hAnsi="Arial" w:cs="Arial"/>
-          <w:sz w:val="24"/>
-          <w:szCs w:val="24"/>
-        </w:rPr>
-      </w:pPr>
-    </w:p>
-    <w:p>
-      <w:pPr>
-        <w:pStyle w:val="ListParagraph"/>
-        <w:numPr>
-          <w:ilvl w:val="0"/>
-          <w:numId w:val="6"/>
-        </w:numPr>
-        <w:spacing w:after="0"/>
-        <w:ind w:left="426"/>
-        <w:rPr>
-          <w:rFonts w:ascii="Arial" w:hAnsi="Arial" w:cs="Arial"/>
-          <w:sz w:val="24"/>
-          <w:szCs w:val="24"/>
-        </w:rPr>
-      </w:pPr>
-      <w:r>
-        <w:rPr>
-          <w:rFonts w:ascii="Arial" w:hAnsi="Arial" w:cs="Arial"/>
-          <w:sz w:val="24"/>
-          <w:szCs w:val="24"/>
-        </w:rPr>
-        <w:t>Find total production quantity tank-wise.</w:t>
-      </w:r>
-    </w:p>
-    <w:p>
-      <w:pPr>
-        <w:pStyle w:val="ListParagraph"/>
-        <w:spacing w:after="0"/>
-        <w:ind w:left="426"/>
-        <w:rPr>
-          <w:rFonts w:ascii="Arial" w:hAnsi="Arial" w:cs="Arial"/>
-          <w:sz w:val="24"/>
-          <w:szCs w:val="24"/>
-        </w:rPr>
-      </w:pPr>
-      <w:r>
-        <w:rPr>
-          <w:rFonts w:ascii="Arial" w:hAnsi="Arial" w:cs="Arial"/>
-          <w:sz w:val="24"/>
-          <w:szCs w:val="24"/>
-        </w:rPr>
-        <w:t xml:space="preserve">SELECT </w:t>
-      </w:r>
-      <w:proofErr w:type="spellStart"/>
-      <w:r>
-        <w:rPr>
-          <w:rFonts w:ascii="Arial" w:hAnsi="Arial" w:cs="Arial"/>
-          <w:sz w:val="24"/>
-          <w:szCs w:val="24"/>
-        </w:rPr>
-        <w:t>t.tank_id</w:t>
-      </w:r>
-      <w:proofErr w:type="spellEnd"/>
-      <w:r>
-        <w:rPr>
-          <w:rFonts w:ascii="Arial" w:hAnsi="Arial" w:cs="Arial"/>
-          <w:sz w:val="24"/>
-          <w:szCs w:val="24"/>
-        </w:rPr>
-        <w:t xml:space="preserve">, </w:t>
-      </w:r>
-      <w:proofErr w:type="spellStart"/>
-      <w:r>
-        <w:rPr>
-          <w:rFonts w:ascii="Arial" w:hAnsi="Arial" w:cs="Arial"/>
-          <w:sz w:val="24"/>
-          <w:szCs w:val="24"/>
-        </w:rPr>
-        <w:t>t.tank_name</w:t>
-      </w:r>
-      <w:proofErr w:type="spellEnd"/>
-      <w:r>
-        <w:rPr>
-          <w:rFonts w:ascii="Arial" w:hAnsi="Arial" w:cs="Arial"/>
-          <w:sz w:val="24"/>
-          <w:szCs w:val="24"/>
-        </w:rPr>
-        <w:t>,        SUM(</w:t>
-      </w:r>
-      <w:proofErr w:type="spellStart"/>
-      <w:r>
-        <w:rPr>
-          <w:rFonts w:ascii="Arial" w:hAnsi="Arial" w:cs="Arial"/>
-          <w:sz w:val="24"/>
-          <w:szCs w:val="24"/>
-        </w:rPr>
-        <w:t>pb.quantity_produced</w:t>
-      </w:r>
-      <w:proofErr w:type="spellEnd"/>
-      <w:r>
-        <w:rPr>
-          <w:rFonts w:ascii="Arial" w:hAnsi="Arial" w:cs="Arial"/>
-          <w:sz w:val="24"/>
-          <w:szCs w:val="24"/>
-        </w:rPr>
-        <w:t xml:space="preserve">) AS </w:t>
-      </w:r>
-      <w:proofErr w:type="spellStart"/>
-      <w:r>
-        <w:rPr>
-          <w:rFonts w:ascii="Arial" w:hAnsi="Arial" w:cs="Arial"/>
-          <w:sz w:val="24"/>
-          <w:szCs w:val="24"/>
-        </w:rPr>
-        <w:t>total_production_qty</w:t>
-      </w:r>
-      <w:proofErr w:type="spellEnd"/>
-      <w:r>
-        <w:rPr>
-          <w:rFonts w:ascii="Arial" w:hAnsi="Arial" w:cs="Arial"/>
-          <w:sz w:val="24"/>
-          <w:szCs w:val="24"/>
-        </w:rPr>
-        <w:t xml:space="preserve"> FROM tank </w:t>
-      </w:r>
-      <w:proofErr w:type="spellStart"/>
-      <w:r>
-        <w:rPr>
-          <w:rFonts w:ascii="Arial" w:hAnsi="Arial" w:cs="Arial"/>
-          <w:sz w:val="24"/>
-          <w:szCs w:val="24"/>
-        </w:rPr>
-        <w:t>t</w:t>
-      </w:r>
-      <w:proofErr w:type="spellEnd"/>
-      <w:r>
-        <w:rPr>
-          <w:rFonts w:ascii="Arial" w:hAnsi="Arial" w:cs="Arial"/>
-          <w:sz w:val="24"/>
-          <w:szCs w:val="24"/>
-        </w:rPr>
-        <w:t xml:space="preserve"> JOIN </w:t>
-      </w:r>
-      <w:proofErr w:type="spellStart"/>
-      <w:r>
-        <w:rPr>
-          <w:rFonts w:ascii="Arial" w:hAnsi="Arial" w:cs="Arial"/>
-          <w:sz w:val="24"/>
-          <w:szCs w:val="24"/>
-        </w:rPr>
-        <w:t>production_batch</w:t>
-      </w:r>
-      <w:proofErr w:type="spellEnd"/>
-      <w:r>
-        <w:rPr>
-          <w:rFonts w:ascii="Arial" w:hAnsi="Arial" w:cs="Arial"/>
-          <w:sz w:val="24"/>
-          <w:szCs w:val="24"/>
-        </w:rPr>
-        <w:t xml:space="preserve"> pb ON </w:t>
-      </w:r>
-      <w:proofErr w:type="spellStart"/>
-      <w:r>
-        <w:rPr>
-          <w:rFonts w:ascii="Arial" w:hAnsi="Arial" w:cs="Arial"/>
-          <w:sz w:val="24"/>
-          <w:szCs w:val="24"/>
-        </w:rPr>
-        <w:t>t.tank_id</w:t>
-      </w:r>
-      <w:proofErr w:type="spellEnd"/>
-      <w:r>
-        <w:rPr>
-          <w:rFonts w:ascii="Arial" w:hAnsi="Arial" w:cs="Arial"/>
-          <w:sz w:val="24"/>
-          <w:szCs w:val="24"/>
-        </w:rPr>
-        <w:t xml:space="preserve"> = </w:t>
-      </w:r>
-      <w:proofErr w:type="spellStart"/>
-      <w:r>
-        <w:rPr>
-          <w:rFonts w:ascii="Arial" w:hAnsi="Arial" w:cs="Arial"/>
-          <w:sz w:val="24"/>
-          <w:szCs w:val="24"/>
-        </w:rPr>
-        <w:t>pb.tank_id</w:t>
-      </w:r>
-      <w:proofErr w:type="spellEnd"/>
-      <w:r>
-        <w:rPr>
-          <w:rFonts w:ascii="Arial" w:hAnsi="Arial" w:cs="Arial"/>
-          <w:sz w:val="24"/>
-          <w:szCs w:val="24"/>
-        </w:rPr>
-        <w:t xml:space="preserve"> GROUP BY </w:t>
-      </w:r>
-      <w:proofErr w:type="spellStart"/>
-      <w:r>
-        <w:rPr>
-          <w:rFonts w:ascii="Arial" w:hAnsi="Arial" w:cs="Arial"/>
-          <w:sz w:val="24"/>
-          <w:szCs w:val="24"/>
-        </w:rPr>
-        <w:t>t.tank_id</w:t>
-      </w:r>
-      <w:proofErr w:type="spellEnd"/>
-      <w:r>
-        <w:rPr>
-          <w:rFonts w:ascii="Arial" w:hAnsi="Arial" w:cs="Arial"/>
-          <w:sz w:val="24"/>
-          <w:szCs w:val="24"/>
-        </w:rPr>
-        <w:t xml:space="preserve">, </w:t>
-      </w:r>
-      <w:proofErr w:type="spellStart"/>
-      <w:r>
-        <w:rPr>
-          <w:rFonts w:ascii="Arial" w:hAnsi="Arial" w:cs="Arial"/>
-          <w:sz w:val="24"/>
-          <w:szCs w:val="24"/>
-        </w:rPr>
-        <w:t>t.tank_name</w:t>
-      </w:r>
-      <w:proofErr w:type="spellEnd"/>
-      <w:r>
-        <w:rPr>
-          <w:rFonts w:ascii="Arial" w:hAnsi="Arial" w:cs="Arial"/>
-          <w:sz w:val="24"/>
-          <w:szCs w:val="24"/>
-        </w:rPr>
-        <w:t>;</w:t>
-      </w:r>
-    </w:p>
-    <w:p>
-      <w:pPr>
-        <w:pStyle w:val="ListParagraph"/>
-        <w:spacing w:after="0"/>
-        <w:ind w:left="426"/>
-        <w:rPr>
-          <w:rFonts w:ascii="Arial" w:hAnsi="Arial" w:cs="Arial"/>
-          <w:sz w:val="24"/>
-          <w:szCs w:val="24"/>
-        </w:rPr>
-      </w:pPr>
-    </w:p>
-    <w:p>
-      <w:pPr>
-        <w:pStyle w:val="ListParagraph"/>
-        <w:numPr>
-          <w:ilvl w:val="0"/>
-          <w:numId w:val="6"/>
-        </w:numPr>
-        <w:spacing w:after="0"/>
-        <w:ind w:left="426"/>
-        <w:rPr>
-          <w:rFonts w:ascii="Arial" w:hAnsi="Arial" w:cs="Arial"/>
-          <w:sz w:val="24"/>
-          <w:szCs w:val="24"/>
-        </w:rPr>
-      </w:pPr>
-      <w:r>
-        <w:rPr>
-          <w:rFonts w:ascii="Arial" w:hAnsi="Arial" w:cs="Arial"/>
-          <w:sz w:val="24"/>
-          <w:szCs w:val="24"/>
-        </w:rPr>
-        <w:t>Find total maintenance cost tank-wise.</w:t>
-      </w:r>
-    </w:p>
-    <w:p>
-      <w:pPr>
-        <w:pStyle w:val="ListParagraph"/>
-        <w:spacing w:after="0"/>
-        <w:ind w:left="426"/>
-        <w:rPr>
-          <w:rFonts w:ascii="Arial" w:hAnsi="Arial" w:cs="Arial"/>
-          <w:sz w:val="24"/>
-          <w:szCs w:val="24"/>
-        </w:rPr>
-      </w:pPr>
-      <w:r>
-        <w:rPr>
-          <w:rFonts w:ascii="Arial" w:hAnsi="Arial" w:cs="Arial"/>
-          <w:sz w:val="24"/>
-          <w:szCs w:val="24"/>
-        </w:rPr>
-        <w:t xml:space="preserve">SELECT </w:t>
-      </w:r>
-      <w:proofErr w:type="spellStart"/>
-      <w:r>
-        <w:rPr>
-          <w:rFonts w:ascii="Arial" w:hAnsi="Arial" w:cs="Arial"/>
-          <w:sz w:val="24"/>
-          <w:szCs w:val="24"/>
-        </w:rPr>
-        <w:t>t.tank_id</w:t>
-      </w:r>
-      <w:proofErr w:type="spellEnd"/>
-      <w:r>
-        <w:rPr>
-          <w:rFonts w:ascii="Arial" w:hAnsi="Arial" w:cs="Arial"/>
-          <w:sz w:val="24"/>
-          <w:szCs w:val="24"/>
-        </w:rPr>
-        <w:t xml:space="preserve">, </w:t>
-      </w:r>
-      <w:proofErr w:type="spellStart"/>
-      <w:r>
-        <w:rPr>
-          <w:rFonts w:ascii="Arial" w:hAnsi="Arial" w:cs="Arial"/>
-          <w:sz w:val="24"/>
-          <w:szCs w:val="24"/>
-        </w:rPr>
-        <w:t>t.tank_name</w:t>
-      </w:r>
-      <w:proofErr w:type="spellEnd"/>
-      <w:r>
-        <w:rPr>
-          <w:rFonts w:ascii="Arial" w:hAnsi="Arial" w:cs="Arial"/>
-          <w:sz w:val="24"/>
-          <w:szCs w:val="24"/>
-        </w:rPr>
-        <w:t>, SUM(</w:t>
-      </w:r>
-      <w:proofErr w:type="spellStart"/>
-      <w:r>
-        <w:rPr>
-          <w:rFonts w:ascii="Arial" w:hAnsi="Arial" w:cs="Arial"/>
-          <w:sz w:val="24"/>
-          <w:szCs w:val="24"/>
-        </w:rPr>
-        <w:t>tm.cost</w:t>
-      </w:r>
-      <w:proofErr w:type="spellEnd"/>
-      <w:r>
-        <w:rPr>
-          <w:rFonts w:ascii="Arial" w:hAnsi="Arial" w:cs="Arial"/>
-          <w:sz w:val="24"/>
-          <w:szCs w:val="24"/>
-        </w:rPr>
-        <w:t xml:space="preserve">) AS </w:t>
-      </w:r>
-      <w:proofErr w:type="spellStart"/>
-      <w:r>
-        <w:rPr>
-          <w:rFonts w:ascii="Arial" w:hAnsi="Arial" w:cs="Arial"/>
-          <w:sz w:val="24"/>
-          <w:szCs w:val="24"/>
-        </w:rPr>
-        <w:t>total_maintenance_cost</w:t>
-      </w:r>
-      <w:proofErr w:type="spellEnd"/>
-      <w:r>
-        <w:rPr>
-          <w:rFonts w:ascii="Arial" w:hAnsi="Arial" w:cs="Arial"/>
-          <w:sz w:val="24"/>
-          <w:szCs w:val="24"/>
-        </w:rPr>
-        <w:t xml:space="preserve"> FROM tank </w:t>
-      </w:r>
-      <w:proofErr w:type="spellStart"/>
-      <w:r>
-        <w:rPr>
-          <w:rFonts w:ascii="Arial" w:hAnsi="Arial" w:cs="Arial"/>
-          <w:sz w:val="24"/>
-          <w:szCs w:val="24"/>
-        </w:rPr>
-        <w:t>t</w:t>
-      </w:r>
-      <w:proofErr w:type="spellEnd"/>
-      <w:r>
-        <w:rPr>
-          <w:rFonts w:ascii="Arial" w:hAnsi="Arial" w:cs="Arial"/>
-          <w:sz w:val="24"/>
-          <w:szCs w:val="24"/>
-        </w:rPr>
-        <w:t xml:space="preserve"> JOIN </w:t>
-      </w:r>
-      <w:proofErr w:type="spellStart"/>
-      <w:r>
-        <w:rPr>
-          <w:rFonts w:ascii="Arial" w:hAnsi="Arial" w:cs="Arial"/>
-          <w:sz w:val="24"/>
-          <w:szCs w:val="24"/>
-        </w:rPr>
-        <w:t>tank_maintenance</w:t>
-      </w:r>
-      <w:proofErr w:type="spellEnd"/>
-      <w:r>
-        <w:rPr>
-          <w:rFonts w:ascii="Arial" w:hAnsi="Arial" w:cs="Arial"/>
-          <w:sz w:val="24"/>
-          <w:szCs w:val="24"/>
-        </w:rPr>
-        <w:t xml:space="preserve"> tm ON </w:t>
-      </w:r>
-      <w:proofErr w:type="spellStart"/>
-      <w:r>
-        <w:rPr>
-          <w:rFonts w:ascii="Arial" w:hAnsi="Arial" w:cs="Arial"/>
-          <w:sz w:val="24"/>
-          <w:szCs w:val="24"/>
-        </w:rPr>
-        <w:t>t.tank_id</w:t>
-      </w:r>
-      <w:proofErr w:type="spellEnd"/>
-      <w:r>
-        <w:rPr>
-          <w:rFonts w:ascii="Arial" w:hAnsi="Arial" w:cs="Arial"/>
-          <w:sz w:val="24"/>
-          <w:szCs w:val="24"/>
-        </w:rPr>
-        <w:t xml:space="preserve"> = </w:t>
-      </w:r>
-      <w:proofErr w:type="spellStart"/>
-      <w:r>
-        <w:rPr>
-          <w:rFonts w:ascii="Arial" w:hAnsi="Arial" w:cs="Arial"/>
-          <w:sz w:val="24"/>
-          <w:szCs w:val="24"/>
-        </w:rPr>
-        <w:t>tm.tank_id</w:t>
-      </w:r>
-      <w:proofErr w:type="spellEnd"/>
-      <w:r>
-        <w:rPr>
-          <w:rFonts w:ascii="Arial" w:hAnsi="Arial" w:cs="Arial"/>
-          <w:sz w:val="24"/>
-          <w:szCs w:val="24"/>
-        </w:rPr>
-        <w:t xml:space="preserve"> GROUP BY </w:t>
-      </w:r>
-      <w:proofErr w:type="spellStart"/>
-      <w:r>
-        <w:rPr>
-          <w:rFonts w:ascii="Arial" w:hAnsi="Arial" w:cs="Arial"/>
-          <w:sz w:val="24"/>
-          <w:szCs w:val="24"/>
-        </w:rPr>
-        <w:t>t.tank_id</w:t>
-      </w:r>
-      <w:proofErr w:type="spellEnd"/>
-      <w:r>
-        <w:rPr>
-          <w:rFonts w:ascii="Arial" w:hAnsi="Arial" w:cs="Arial"/>
-          <w:sz w:val="24"/>
-          <w:szCs w:val="24"/>
-        </w:rPr>
-        <w:t xml:space="preserve">, </w:t>
-      </w:r>
-      <w:proofErr w:type="spellStart"/>
-      <w:r>
-        <w:rPr>
-          <w:rFonts w:ascii="Arial" w:hAnsi="Arial" w:cs="Arial"/>
-          <w:sz w:val="24"/>
-          <w:szCs w:val="24"/>
-        </w:rPr>
-        <w:t>t.tank_name</w:t>
-      </w:r>
-      <w:proofErr w:type="spellEnd"/>
-      <w:r>
-        <w:rPr>
-          <w:rFonts w:ascii="Arial" w:hAnsi="Arial" w:cs="Arial"/>
-          <w:sz w:val="24"/>
-          <w:szCs w:val="24"/>
-        </w:rPr>
-        <w:t>;</w:t>
-      </w:r>
-    </w:p>
-    <w:p>
-      <w:pPr>
-        <w:pStyle w:val="ListParagraph"/>
-        <w:spacing w:after="0"/>
-        <w:ind w:left="426"/>
-        <w:rPr>
-          <w:rFonts w:ascii="Arial" w:hAnsi="Arial" w:cs="Arial"/>
-          <w:sz w:val="24"/>
-          <w:szCs w:val="24"/>
-        </w:rPr>
-      </w:pPr>
-    </w:p>
-    <w:p>
-      <w:pPr>
-        <w:pStyle w:val="ListParagraph"/>
-        <w:numPr>
-          <w:ilvl w:val="0"/>
-          <w:numId w:val="6"/>
-        </w:numPr>
-        <w:spacing w:after="0"/>
-        <w:ind w:left="426"/>
-        <w:rPr>
-          <w:rFonts w:ascii="Arial" w:hAnsi="Arial" w:cs="Arial"/>
-          <w:sz w:val="24"/>
-          <w:szCs w:val="24"/>
-        </w:rPr>
-      </w:pPr>
-      <w:r>
-        <w:rPr>
-          <w:rFonts w:ascii="Arial" w:hAnsi="Arial" w:cs="Arial"/>
-          <w:sz w:val="24"/>
-          <w:szCs w:val="24"/>
-        </w:rPr>
-        <w:t>Display employee name, designation, and department name.</w:t>
-      </w:r>
-    </w:p>
-    <w:p>
-      <w:pPr>
-        <w:pStyle w:val="ListParagraph"/>
-        <w:spacing w:after="0"/>
-        <w:ind w:left="426"/>
-        <w:rPr>
-          <w:rFonts w:ascii="Arial" w:hAnsi="Arial" w:cs="Arial"/>
-          <w:sz w:val="24"/>
-          <w:szCs w:val="24"/>
-        </w:rPr>
-      </w:pPr>
-      <w:r>
-        <w:rPr>
-          <w:rFonts w:ascii="Arial" w:hAnsi="Arial" w:cs="Arial"/>
-          <w:sz w:val="24"/>
-          <w:szCs w:val="24"/>
-        </w:rPr>
-        <w:t xml:space="preserve">SELECT </w:t>
-      </w:r>
-      <w:proofErr w:type="spellStart"/>
-      <w:r>
-        <w:rPr>
-          <w:rFonts w:ascii="Arial" w:hAnsi="Arial" w:cs="Arial"/>
-          <w:sz w:val="24"/>
-          <w:szCs w:val="24"/>
-        </w:rPr>
-        <w:t>e.emp_name</w:t>
-      </w:r>
-      <w:proofErr w:type="spellEnd"/>
-      <w:r>
-        <w:rPr>
-          <w:rFonts w:ascii="Arial" w:hAnsi="Arial" w:cs="Arial"/>
-          <w:sz w:val="24"/>
-          <w:szCs w:val="24"/>
-        </w:rPr>
-        <w:t xml:space="preserve">, </w:t>
-      </w:r>
-      <w:proofErr w:type="spellStart"/>
-      <w:r>
-        <w:rPr>
-          <w:rFonts w:ascii="Arial" w:hAnsi="Arial" w:cs="Arial"/>
-          <w:sz w:val="24"/>
-          <w:szCs w:val="24"/>
-        </w:rPr>
-        <w:t>e.designation</w:t>
-      </w:r>
-      <w:proofErr w:type="spellEnd"/>
-      <w:r>
-        <w:rPr>
-          <w:rFonts w:ascii="Arial" w:hAnsi="Arial" w:cs="Arial"/>
-          <w:sz w:val="24"/>
-          <w:szCs w:val="24"/>
-        </w:rPr>
-        <w:t xml:space="preserve">, </w:t>
-      </w:r>
-      <w:proofErr w:type="spellStart"/>
-      <w:r>
-        <w:rPr>
-          <w:rFonts w:ascii="Arial" w:hAnsi="Arial" w:cs="Arial"/>
-          <w:sz w:val="24"/>
-          <w:szCs w:val="24"/>
-        </w:rPr>
-        <w:t>d.dept_name</w:t>
-      </w:r>
-      <w:proofErr w:type="spellEnd"/>
-      <w:r>
-        <w:rPr>
-          <w:rFonts w:ascii="Arial" w:hAnsi="Arial" w:cs="Arial"/>
-          <w:sz w:val="24"/>
-          <w:szCs w:val="24"/>
-        </w:rPr>
-        <w:t xml:space="preserve"> FROM employee e JOIN department d ON </w:t>
-      </w:r>
-      <w:proofErr w:type="spellStart"/>
-      <w:r>
-        <w:rPr>
-          <w:rFonts w:ascii="Arial" w:hAnsi="Arial" w:cs="Arial"/>
-          <w:sz w:val="24"/>
-          <w:szCs w:val="24"/>
-        </w:rPr>
-        <w:t>e.dept_id</w:t>
-      </w:r>
-      <w:proofErr w:type="spellEnd"/>
-      <w:r>
-        <w:rPr>
-          <w:rFonts w:ascii="Arial" w:hAnsi="Arial" w:cs="Arial"/>
-          <w:sz w:val="24"/>
-          <w:szCs w:val="24"/>
-        </w:rPr>
-        <w:t xml:space="preserve"> = </w:t>
-      </w:r>
-      <w:proofErr w:type="spellStart"/>
-      <w:r>
-        <w:rPr>
-          <w:rFonts w:ascii="Arial" w:hAnsi="Arial" w:cs="Arial"/>
-          <w:sz w:val="24"/>
-          <w:szCs w:val="24"/>
-        </w:rPr>
-        <w:t>d.dept_id</w:t>
-      </w:r>
-      <w:proofErr w:type="spellEnd"/>
-      <w:r>
-        <w:rPr>
-          <w:rFonts w:ascii="Arial" w:hAnsi="Arial" w:cs="Arial"/>
-          <w:sz w:val="24"/>
-          <w:szCs w:val="24"/>
-        </w:rPr>
-        <w:t>;</w:t>
-      </w:r>
-    </w:p>
-    <w:p>
-      <w:pPr>
-        <w:pStyle w:val="ListParagraph"/>
-        <w:spacing w:after="0"/>
-        <w:ind w:left="426"/>
-        <w:rPr>
-          <w:rFonts w:ascii="Arial" w:hAnsi="Arial" w:cs="Arial"/>
-          <w:sz w:val="24"/>
-          <w:szCs w:val="24"/>
-        </w:rPr>
-      </w:pPr>
-    </w:p>
-    <w:p>
-      <w:pPr>
-        <w:pStyle w:val="ListParagraph"/>
-        <w:numPr>
-          <w:ilvl w:val="0"/>
-          <w:numId w:val="6"/>
-        </w:numPr>
-        <w:spacing w:after="0"/>
-        <w:ind w:left="426"/>
-        <w:rPr>
-          <w:rFonts w:ascii="Arial" w:hAnsi="Arial" w:cs="Arial"/>
-          <w:sz w:val="24"/>
-          <w:szCs w:val="24"/>
-        </w:rPr>
-      </w:pPr>
-      <w:r>
-        <w:rPr>
-          <w:rFonts w:ascii="Arial" w:hAnsi="Arial" w:cs="Arial"/>
-          <w:sz w:val="24"/>
-          <w:szCs w:val="24"/>
-        </w:rPr>
-        <w:t>Display purchase order details with supplier names.</w:t>
-      </w:r>
-    </w:p>
-    <w:p>
-      <w:pPr>
-        <w:pStyle w:val="ListParagraph"/>
-        <w:spacing w:after="0"/>
-        <w:ind w:left="426"/>
-        <w:rPr>
-          <w:rFonts w:ascii="Arial" w:hAnsi="Arial" w:cs="Arial"/>
-          <w:sz w:val="24"/>
-          <w:szCs w:val="24"/>
-        </w:rPr>
-      </w:pPr>
-      <w:r>
-        <w:rPr>
-          <w:rFonts w:ascii="Arial" w:hAnsi="Arial" w:cs="Arial"/>
-          <w:sz w:val="24"/>
-          <w:szCs w:val="24"/>
-        </w:rPr>
-        <w:t xml:space="preserve">SELECT </w:t>
-      </w:r>
-      <w:proofErr w:type="spellStart"/>
-      <w:r>
-        <w:rPr>
-          <w:rFonts w:ascii="Arial" w:hAnsi="Arial" w:cs="Arial"/>
-          <w:sz w:val="24"/>
-          <w:szCs w:val="24"/>
-        </w:rPr>
-        <w:t>po.po_id</w:t>
-      </w:r>
-      <w:proofErr w:type="spellEnd"/>
-      <w:r>
-        <w:rPr>
-          <w:rFonts w:ascii="Arial" w:hAnsi="Arial" w:cs="Arial"/>
-          <w:sz w:val="24"/>
-          <w:szCs w:val="24"/>
-        </w:rPr>
-        <w:t xml:space="preserve">, </w:t>
-      </w:r>
-      <w:proofErr w:type="spellStart"/>
-      <w:r>
-        <w:rPr>
-          <w:rFonts w:ascii="Arial" w:hAnsi="Arial" w:cs="Arial"/>
-          <w:sz w:val="24"/>
-          <w:szCs w:val="24"/>
-        </w:rPr>
-        <w:t>po.po_date</w:t>
-      </w:r>
-      <w:proofErr w:type="spellEnd"/>
-      <w:r>
-        <w:rPr>
-          <w:rFonts w:ascii="Arial" w:hAnsi="Arial" w:cs="Arial"/>
-          <w:sz w:val="24"/>
-          <w:szCs w:val="24"/>
-        </w:rPr>
-        <w:t xml:space="preserve">, </w:t>
-      </w:r>
-      <w:proofErr w:type="spellStart"/>
-      <w:r>
-        <w:rPr>
-          <w:rFonts w:ascii="Arial" w:hAnsi="Arial" w:cs="Arial"/>
-          <w:sz w:val="24"/>
-          <w:szCs w:val="24"/>
-        </w:rPr>
-        <w:t>po.total_amount</w:t>
-      </w:r>
-      <w:proofErr w:type="spellEnd"/>
-      <w:r>
-        <w:rPr>
-          <w:rFonts w:ascii="Arial" w:hAnsi="Arial" w:cs="Arial"/>
-          <w:sz w:val="24"/>
-          <w:szCs w:val="24"/>
-        </w:rPr>
-        <w:t xml:space="preserve">, </w:t>
-      </w:r>
-      <w:proofErr w:type="spellStart"/>
-      <w:r>
-        <w:rPr>
-          <w:rFonts w:ascii="Arial" w:hAnsi="Arial" w:cs="Arial"/>
-          <w:sz w:val="24"/>
-          <w:szCs w:val="24"/>
-        </w:rPr>
-        <w:t>s.supplier_name</w:t>
-      </w:r>
-      <w:proofErr w:type="spellEnd"/>
-      <w:r>
-        <w:rPr>
-          <w:rFonts w:ascii="Arial" w:hAnsi="Arial" w:cs="Arial"/>
-          <w:sz w:val="24"/>
-          <w:szCs w:val="24"/>
-        </w:rPr>
-        <w:t xml:space="preserve"> FROM </w:t>
-      </w:r>
-      <w:proofErr w:type="spellStart"/>
-      <w:r>
-        <w:rPr>
-          <w:rFonts w:ascii="Arial" w:hAnsi="Arial" w:cs="Arial"/>
-          <w:sz w:val="24"/>
-          <w:szCs w:val="24"/>
-        </w:rPr>
-        <w:t>purchase_order</w:t>
-      </w:r>
-      <w:proofErr w:type="spellEnd"/>
-      <w:r>
-        <w:rPr>
-          <w:rFonts w:ascii="Arial" w:hAnsi="Arial" w:cs="Arial"/>
-          <w:sz w:val="24"/>
-          <w:szCs w:val="24"/>
-        </w:rPr>
-        <w:t xml:space="preserve"> po JOIN supplier s ON </w:t>
-      </w:r>
-      <w:proofErr w:type="spellStart"/>
-      <w:r>
-        <w:rPr>
-          <w:rFonts w:ascii="Arial" w:hAnsi="Arial" w:cs="Arial"/>
-          <w:sz w:val="24"/>
-          <w:szCs w:val="24"/>
-        </w:rPr>
-        <w:t>po.supplier_id</w:t>
-      </w:r>
-      <w:proofErr w:type="spellEnd"/>
-      <w:r>
-        <w:rPr>
-          <w:rFonts w:ascii="Arial" w:hAnsi="Arial" w:cs="Arial"/>
-          <w:sz w:val="24"/>
-          <w:szCs w:val="24"/>
-        </w:rPr>
-        <w:t xml:space="preserve"> = </w:t>
-      </w:r>
-      <w:proofErr w:type="spellStart"/>
-      <w:r>
-        <w:rPr>
-          <w:rFonts w:ascii="Arial" w:hAnsi="Arial" w:cs="Arial"/>
-          <w:sz w:val="24"/>
-          <w:szCs w:val="24"/>
-        </w:rPr>
-        <w:t>s.supplier_id</w:t>
-      </w:r>
-      <w:proofErr w:type="spellEnd"/>
-      <w:r>
-        <w:rPr>
-          <w:rFonts w:ascii="Arial" w:hAnsi="Arial" w:cs="Arial"/>
-          <w:sz w:val="24"/>
-          <w:szCs w:val="24"/>
-        </w:rPr>
-        <w:t>;</w:t>
-      </w:r>
-    </w:p>
-    <w:p>
-      <w:pPr>
-        <w:pStyle w:val="ListParagraph"/>
-        <w:spacing w:after="0"/>
-        <w:ind w:left="426"/>
-        <w:rPr>
-          <w:rFonts w:ascii="Arial" w:hAnsi="Arial" w:cs="Arial"/>
-          <w:sz w:val="24"/>
-          <w:szCs w:val="24"/>
-        </w:rPr>
-      </w:pPr>
-    </w:p>
-    <w:p>
-      <w:pPr>
-        <w:pStyle w:val="ListParagraph"/>
-        <w:spacing w:after="0"/>
-        <w:ind w:left="426"/>
-        <w:rPr>
-          <w:rFonts w:ascii="Arial" w:hAnsi="Arial" w:cs="Arial"/>
-          <w:sz w:val="24"/>
-          <w:szCs w:val="24"/>
-        </w:rPr>
-      </w:pPr>
-    </w:p>
-    <w:p>
-      <w:pPr>
-        <w:pStyle w:val="ListParagraph"/>
-        <w:spacing w:after="0"/>
-        <w:ind w:left="426"/>
-        <w:rPr>
-          <w:rFonts w:ascii="Arial" w:hAnsi="Arial" w:cs="Arial"/>
-          <w:sz w:val="24"/>
-          <w:szCs w:val="24"/>
-        </w:rPr>
-      </w:pPr>
-    </w:p>
-    <w:p>
-      <w:pPr>
-        <w:pStyle w:val="ListParagraph"/>
-        <w:spacing w:after="0"/>
-        <w:ind w:left="426"/>
-        <w:rPr>
-          <w:rFonts w:ascii="Arial" w:hAnsi="Arial" w:cs="Arial"/>
-          <w:sz w:val="24"/>
-          <w:szCs w:val="24"/>
-        </w:rPr>
-      </w:pPr>
-    </w:p>
-    <w:p>
-      <w:pPr>
-        <w:pStyle w:val="ListParagraph"/>
-        <w:numPr>
-          <w:ilvl w:val="0"/>
-          <w:numId w:val="6"/>
-        </w:numPr>
-        <w:spacing w:after="0"/>
-        <w:ind w:left="426"/>
-        <w:rPr>
-          <w:rFonts w:ascii="Arial" w:hAnsi="Arial" w:cs="Arial"/>
-          <w:sz w:val="24"/>
-          <w:szCs w:val="24"/>
-        </w:rPr>
-      </w:pPr>
-      <w:r>
-        <w:rPr>
-          <w:rFonts w:ascii="Arial" w:hAnsi="Arial" w:cs="Arial"/>
-          <w:sz w:val="24"/>
-          <w:szCs w:val="24"/>
-        </w:rPr>
-        <w:t>Display sales order details with customer names.</w:t>
-      </w:r>
-    </w:p>
-    <w:p>
-      <w:pPr>
-        <w:pStyle w:val="ListParagraph"/>
-        <w:spacing w:after="0"/>
-        <w:ind w:left="426"/>
-        <w:rPr>
-          <w:rFonts w:ascii="Arial" w:hAnsi="Arial" w:cs="Arial"/>
-          <w:sz w:val="24"/>
-          <w:szCs w:val="24"/>
-        </w:rPr>
-      </w:pPr>
-      <w:r>
-        <w:rPr>
-          <w:rFonts w:ascii="Arial" w:hAnsi="Arial" w:cs="Arial"/>
-          <w:sz w:val="24"/>
-          <w:szCs w:val="24"/>
-        </w:rPr>
-        <w:t xml:space="preserve">SELECT </w:t>
-      </w:r>
-      <w:proofErr w:type="spellStart"/>
-      <w:r>
-        <w:rPr>
-          <w:rFonts w:ascii="Arial" w:hAnsi="Arial" w:cs="Arial"/>
-          <w:sz w:val="24"/>
-          <w:szCs w:val="24"/>
-        </w:rPr>
-        <w:t>so.so_id</w:t>
-      </w:r>
-      <w:proofErr w:type="spellEnd"/>
-      <w:r>
-        <w:rPr>
-          <w:rFonts w:ascii="Arial" w:hAnsi="Arial" w:cs="Arial"/>
-          <w:sz w:val="24"/>
-          <w:szCs w:val="24"/>
-        </w:rPr>
-        <w:t xml:space="preserve">, </w:t>
-      </w:r>
-      <w:proofErr w:type="spellStart"/>
-      <w:r>
-        <w:rPr>
-          <w:rFonts w:ascii="Arial" w:hAnsi="Arial" w:cs="Arial"/>
-          <w:sz w:val="24"/>
-          <w:szCs w:val="24"/>
-        </w:rPr>
-        <w:t>so.order_date</w:t>
-      </w:r>
-      <w:proofErr w:type="spellEnd"/>
-      <w:r>
-        <w:rPr>
-          <w:rFonts w:ascii="Arial" w:hAnsi="Arial" w:cs="Arial"/>
-          <w:sz w:val="24"/>
-          <w:szCs w:val="24"/>
-        </w:rPr>
-        <w:t xml:space="preserve">, </w:t>
-      </w:r>
-      <w:proofErr w:type="spellStart"/>
-      <w:r>
-        <w:rPr>
-          <w:rFonts w:ascii="Arial" w:hAnsi="Arial" w:cs="Arial"/>
-          <w:sz w:val="24"/>
-          <w:szCs w:val="24"/>
-        </w:rPr>
-        <w:t>so.total_amount</w:t>
-      </w:r>
-      <w:proofErr w:type="spellEnd"/>
-      <w:r>
-        <w:rPr>
-          <w:rFonts w:ascii="Arial" w:hAnsi="Arial" w:cs="Arial"/>
-          <w:sz w:val="24"/>
-          <w:szCs w:val="24"/>
-        </w:rPr>
-        <w:t xml:space="preserve">, </w:t>
-      </w:r>
-      <w:proofErr w:type="spellStart"/>
-      <w:r>
-        <w:rPr>
-          <w:rFonts w:ascii="Arial" w:hAnsi="Arial" w:cs="Arial"/>
-          <w:sz w:val="24"/>
-          <w:szCs w:val="24"/>
-        </w:rPr>
-        <w:t>c.customer_name</w:t>
-      </w:r>
-      <w:proofErr w:type="spellEnd"/>
-      <w:r>
-        <w:rPr>
-          <w:rFonts w:ascii="Arial" w:hAnsi="Arial" w:cs="Arial"/>
-          <w:sz w:val="24"/>
-          <w:szCs w:val="24"/>
-        </w:rPr>
-        <w:t xml:space="preserve"> FROM </w:t>
-      </w:r>
-      <w:proofErr w:type="spellStart"/>
-      <w:r>
-        <w:rPr>
-          <w:rFonts w:ascii="Arial" w:hAnsi="Arial" w:cs="Arial"/>
-          <w:sz w:val="24"/>
-          <w:szCs w:val="24"/>
-        </w:rPr>
-        <w:t>sales_order</w:t>
-      </w:r>
-      <w:proofErr w:type="spellEnd"/>
-      <w:r>
-        <w:rPr>
-          <w:rFonts w:ascii="Arial" w:hAnsi="Arial" w:cs="Arial"/>
-          <w:sz w:val="24"/>
-          <w:szCs w:val="24"/>
-        </w:rPr>
-        <w:t xml:space="preserve"> so JOIN customer c ON </w:t>
-      </w:r>
-      <w:proofErr w:type="spellStart"/>
-      <w:r>
-        <w:rPr>
-          <w:rFonts w:ascii="Arial" w:hAnsi="Arial" w:cs="Arial"/>
-          <w:sz w:val="24"/>
-          <w:szCs w:val="24"/>
-        </w:rPr>
-        <w:t>so.customer_id</w:t>
-      </w:r>
-      <w:proofErr w:type="spellEnd"/>
-      <w:r>
-        <w:rPr>
-          <w:rFonts w:ascii="Arial" w:hAnsi="Arial" w:cs="Arial"/>
-          <w:sz w:val="24"/>
-          <w:szCs w:val="24"/>
-        </w:rPr>
-        <w:t xml:space="preserve"> = c.customer_id;</w:t>
-      </w:r>
-    </w:p>
-    <w:p>
-      <w:pPr>
-        <w:pStyle w:val="ListParagraph"/>
-        <w:spacing w:after="0"/>
-        <w:ind w:left="426"/>
-        <w:rPr>
-          <w:rFonts w:ascii="Arial" w:hAnsi="Arial" w:cs="Arial"/>
-          <w:sz w:val="24"/>
-          <w:szCs w:val="24"/>
-        </w:rPr>
-      </w:pPr>
-    </w:p>
-    <w:p>
-      <w:pPr>
-        <w:pStyle w:val="ListParagraph"/>
-        <w:numPr>
-          <w:ilvl w:val="0"/>
-          <w:numId w:val="6"/>
-        </w:numPr>
-        <w:spacing w:after="0"/>
-        <w:ind w:left="426"/>
-        <w:rPr>
-          <w:rFonts w:ascii="Arial" w:hAnsi="Arial" w:cs="Arial"/>
-          <w:sz w:val="24"/>
-          <w:szCs w:val="24"/>
-        </w:rPr>
-      </w:pPr>
-      <w:r>
-        <w:rPr>
-          <w:rFonts w:ascii="Arial" w:hAnsi="Arial" w:cs="Arial"/>
-          <w:sz w:val="24"/>
-          <w:szCs w:val="24"/>
-        </w:rPr>
-        <w:t>Display tank filling details with tank name and supplier name.</w:t>
-      </w:r>
-    </w:p>
-    <w:p>
-      <w:pPr>
-        <w:spacing w:after="0"/>
-        <w:ind w:left="426"/>
-        <w:rPr>
-          <w:rFonts w:ascii="Arial" w:hAnsi="Arial" w:cs="Arial"/>
-          <w:sz w:val="24"/>
-          <w:szCs w:val="24"/>
-        </w:rPr>
-      </w:pPr>
-      <w:r>
-        <w:rPr>
-          <w:rFonts w:ascii="Arial" w:hAnsi="Arial" w:cs="Arial"/>
-          <w:sz w:val="24"/>
-          <w:szCs w:val="24"/>
-        </w:rPr>
-        <w:t xml:space="preserve">SELECT </w:t>
-      </w:r>
-      <w:proofErr w:type="spellStart"/>
-      <w:r>
-        <w:rPr>
-          <w:rFonts w:ascii="Arial" w:hAnsi="Arial" w:cs="Arial"/>
-          <w:sz w:val="24"/>
-          <w:szCs w:val="24"/>
-        </w:rPr>
-        <w:t>tf.filling_id</w:t>
-      </w:r>
-      <w:proofErr w:type="spellEnd"/>
-      <w:r>
-        <w:rPr>
-          <w:rFonts w:ascii="Arial" w:hAnsi="Arial" w:cs="Arial"/>
-          <w:sz w:val="24"/>
-          <w:szCs w:val="24"/>
-        </w:rPr>
-        <w:t xml:space="preserve">, </w:t>
-      </w:r>
-      <w:proofErr w:type="spellStart"/>
-      <w:r>
-        <w:rPr>
-          <w:rFonts w:ascii="Arial" w:hAnsi="Arial" w:cs="Arial"/>
-          <w:sz w:val="24"/>
-          <w:szCs w:val="24"/>
-        </w:rPr>
-        <w:t>t.tank_name</w:t>
-      </w:r>
-      <w:proofErr w:type="spellEnd"/>
-      <w:r>
-        <w:rPr>
-          <w:rFonts w:ascii="Arial" w:hAnsi="Arial" w:cs="Arial"/>
-          <w:sz w:val="24"/>
-          <w:szCs w:val="24"/>
-        </w:rPr>
-        <w:t xml:space="preserve">, </w:t>
-      </w:r>
-      <w:proofErr w:type="spellStart"/>
-      <w:r>
-        <w:rPr>
-          <w:rFonts w:ascii="Arial" w:hAnsi="Arial" w:cs="Arial"/>
-          <w:sz w:val="24"/>
-          <w:szCs w:val="24"/>
-        </w:rPr>
-        <w:t>s.supplier_name</w:t>
-      </w:r>
-      <w:proofErr w:type="spellEnd"/>
-      <w:r>
-        <w:rPr>
-          <w:rFonts w:ascii="Arial" w:hAnsi="Arial" w:cs="Arial"/>
-          <w:sz w:val="24"/>
-          <w:szCs w:val="24"/>
-        </w:rPr>
-        <w:t xml:space="preserve">, </w:t>
-      </w:r>
-      <w:proofErr w:type="spellStart"/>
-      <w:r>
-        <w:rPr>
-          <w:rFonts w:ascii="Arial" w:hAnsi="Arial" w:cs="Arial"/>
-          <w:sz w:val="24"/>
-          <w:szCs w:val="24"/>
-        </w:rPr>
-        <w:t>tf.quantity</w:t>
-      </w:r>
-      <w:proofErr w:type="spellEnd"/>
-      <w:r>
-        <w:rPr>
-          <w:rFonts w:ascii="Arial" w:hAnsi="Arial" w:cs="Arial"/>
-          <w:sz w:val="24"/>
-          <w:szCs w:val="24"/>
-        </w:rPr>
-        <w:t xml:space="preserve">, </w:t>
-      </w:r>
-      <w:proofErr w:type="spellStart"/>
-      <w:r>
-        <w:rPr>
-          <w:rFonts w:ascii="Arial" w:hAnsi="Arial" w:cs="Arial"/>
-          <w:sz w:val="24"/>
-          <w:szCs w:val="24"/>
-        </w:rPr>
-        <w:t>tf.filling_date</w:t>
-      </w:r>
-      <w:proofErr w:type="spellEnd"/>
-      <w:r>
-        <w:rPr>
-          <w:rFonts w:ascii="Arial" w:hAnsi="Arial" w:cs="Arial"/>
-          <w:sz w:val="24"/>
-          <w:szCs w:val="24"/>
-        </w:rPr>
-        <w:t xml:space="preserve"> FROM </w:t>
-      </w:r>
-      <w:proofErr w:type="spellStart"/>
-      <w:r>
-        <w:rPr>
-          <w:rFonts w:ascii="Arial" w:hAnsi="Arial" w:cs="Arial"/>
-          <w:sz w:val="24"/>
-          <w:szCs w:val="24"/>
-        </w:rPr>
-        <w:t>tank_filling</w:t>
-      </w:r>
-      <w:proofErr w:type="spellEnd"/>
-      <w:r>
-        <w:rPr>
-          <w:rFonts w:ascii="Arial" w:hAnsi="Arial" w:cs="Arial"/>
-          <w:sz w:val="24"/>
-          <w:szCs w:val="24"/>
-        </w:rPr>
-        <w:t xml:space="preserve"> </w:t>
-      </w:r>
-      <w:proofErr w:type="spellStart"/>
-      <w:r>
-        <w:rPr>
-          <w:rFonts w:ascii="Arial" w:hAnsi="Arial" w:cs="Arial"/>
-          <w:sz w:val="24"/>
-          <w:szCs w:val="24"/>
-        </w:rPr>
-        <w:t>tf</w:t>
-      </w:r>
-      <w:proofErr w:type="spellEnd"/>
-      <w:r>
-        <w:rPr>
-          <w:rFonts w:ascii="Arial" w:hAnsi="Arial" w:cs="Arial"/>
-          <w:sz w:val="24"/>
-          <w:szCs w:val="24"/>
-        </w:rPr>
-        <w:t xml:space="preserve"> JOIN tank t ON </w:t>
-      </w:r>
-      <w:proofErr w:type="spellStart"/>
-      <w:r>
-        <w:rPr>
-          <w:rFonts w:ascii="Arial" w:hAnsi="Arial" w:cs="Arial"/>
-          <w:sz w:val="24"/>
-          <w:szCs w:val="24"/>
-        </w:rPr>
-        <w:t>tf.tank_id</w:t>
-      </w:r>
-      <w:proofErr w:type="spellEnd"/>
-      <w:r>
-        <w:rPr>
-          <w:rFonts w:ascii="Arial" w:hAnsi="Arial" w:cs="Arial"/>
-          <w:sz w:val="24"/>
-          <w:szCs w:val="24"/>
-        </w:rPr>
-        <w:t xml:space="preserve"> = </w:t>
-      </w:r>
-      <w:proofErr w:type="spellStart"/>
-      <w:r>
-        <w:rPr>
-          <w:rFonts w:ascii="Arial" w:hAnsi="Arial" w:cs="Arial"/>
-          <w:sz w:val="24"/>
-          <w:szCs w:val="24"/>
-        </w:rPr>
-        <w:t>t.tank_id</w:t>
-      </w:r>
-      <w:proofErr w:type="spellEnd"/>
-      <w:r>
-        <w:rPr>
-          <w:rFonts w:ascii="Arial" w:hAnsi="Arial" w:cs="Arial"/>
-          <w:sz w:val="24"/>
-          <w:szCs w:val="24"/>
-        </w:rPr>
-        <w:t xml:space="preserve"> JOIN supplier s ON </w:t>
-      </w:r>
-      <w:proofErr w:type="spellStart"/>
-      <w:r>
-        <w:rPr>
-          <w:rFonts w:ascii="Arial" w:hAnsi="Arial" w:cs="Arial"/>
-          <w:sz w:val="24"/>
-          <w:szCs w:val="24"/>
-        </w:rPr>
-        <w:t>tf.supplier_id</w:t>
-      </w:r>
-      <w:proofErr w:type="spellEnd"/>
-      <w:r>
-        <w:rPr>
-          <w:rFonts w:ascii="Arial" w:hAnsi="Arial" w:cs="Arial"/>
-          <w:sz w:val="24"/>
-          <w:szCs w:val="24"/>
-        </w:rPr>
-        <w:t xml:space="preserve"> = </w:t>
-      </w:r>
-      <w:proofErr w:type="spellStart"/>
-      <w:r>
-        <w:rPr>
-          <w:rFonts w:ascii="Arial" w:hAnsi="Arial" w:cs="Arial"/>
-          <w:sz w:val="24"/>
-          <w:szCs w:val="24"/>
-        </w:rPr>
-        <w:t>s.supplier_id</w:t>
-      </w:r>
-      <w:proofErr w:type="spellEnd"/>
-      <w:r>
-        <w:rPr>
-          <w:rFonts w:ascii="Arial" w:hAnsi="Arial" w:cs="Arial"/>
-          <w:sz w:val="24"/>
-          <w:szCs w:val="24"/>
-        </w:rPr>
-        <w:t>;</w:t>
-      </w:r>
-    </w:p>
-    <w:p>
-      <w:pPr>
-        <w:spacing w:after="0"/>
-        <w:rPr>
-          <w:rFonts w:ascii="Arial" w:hAnsi="Arial" w:cs="Arial"/>
-          <w:sz w:val="24"/>
-          <w:szCs w:val="24"/>
-        </w:rPr>
-      </w:pPr>
-    </w:p>
-    <w:p>
-      <w:pPr>
-        <w:pStyle w:val="ListParagraph"/>
-        <w:numPr>
-          <w:ilvl w:val="0"/>
-          <w:numId w:val="6"/>
-        </w:numPr>
-        <w:spacing w:after="0"/>
-        <w:ind w:left="426"/>
-        <w:rPr>
-          <w:rFonts w:ascii="Arial" w:hAnsi="Arial" w:cs="Arial"/>
-          <w:sz w:val="24"/>
-          <w:szCs w:val="24"/>
-        </w:rPr>
-      </w:pPr>
-      <w:r>
-        <w:rPr>
-          <w:rFonts w:ascii="Arial" w:hAnsi="Arial" w:cs="Arial"/>
-          <w:sz w:val="24"/>
-          <w:szCs w:val="24"/>
-        </w:rPr>
-        <w:t>Display tank dispatch details with tank name and customer name.</w:t>
-      </w:r>
-    </w:p>
-    <w:p>
-      <w:pPr>
-        <w:pStyle w:val="ListParagraph"/>
-        <w:spacing w:after="0"/>
-        <w:ind w:left="426"/>
-        <w:rPr>
-          <w:rFonts w:ascii="Arial" w:hAnsi="Arial" w:cs="Arial"/>
-          <w:sz w:val="24"/>
-          <w:szCs w:val="24"/>
-        </w:rPr>
-      </w:pPr>
-      <w:r>
-        <w:rPr>
-          <w:rFonts w:ascii="Arial" w:hAnsi="Arial" w:cs="Arial"/>
-          <w:sz w:val="24"/>
-          <w:szCs w:val="24"/>
-        </w:rPr>
-        <w:t xml:space="preserve">SELECT </w:t>
-      </w:r>
-      <w:proofErr w:type="spellStart"/>
-      <w:r>
-        <w:rPr>
-          <w:rFonts w:ascii="Arial" w:hAnsi="Arial" w:cs="Arial"/>
-          <w:sz w:val="24"/>
-          <w:szCs w:val="24"/>
-        </w:rPr>
-        <w:t>td.dispatch_id</w:t>
-      </w:r>
-      <w:proofErr w:type="spellEnd"/>
-      <w:r>
-        <w:rPr>
-          <w:rFonts w:ascii="Arial" w:hAnsi="Arial" w:cs="Arial"/>
-          <w:sz w:val="24"/>
-          <w:szCs w:val="24"/>
-        </w:rPr>
-        <w:t xml:space="preserve">, </w:t>
-      </w:r>
-      <w:proofErr w:type="spellStart"/>
-      <w:r>
-        <w:rPr>
-          <w:rFonts w:ascii="Arial" w:hAnsi="Arial" w:cs="Arial"/>
-          <w:sz w:val="24"/>
-          <w:szCs w:val="24"/>
-        </w:rPr>
-        <w:t>t.tank_name</w:t>
-      </w:r>
-      <w:proofErr w:type="spellEnd"/>
-      <w:r>
-        <w:rPr>
-          <w:rFonts w:ascii="Arial" w:hAnsi="Arial" w:cs="Arial"/>
-          <w:sz w:val="24"/>
-          <w:szCs w:val="24"/>
-        </w:rPr>
-        <w:t xml:space="preserve">, </w:t>
-      </w:r>
-      <w:proofErr w:type="spellStart"/>
-      <w:r>
-        <w:rPr>
-          <w:rFonts w:ascii="Arial" w:hAnsi="Arial" w:cs="Arial"/>
-          <w:sz w:val="24"/>
-          <w:szCs w:val="24"/>
-        </w:rPr>
-        <w:t>c.customer_name</w:t>
-      </w:r>
-      <w:proofErr w:type="spellEnd"/>
-      <w:r>
-        <w:rPr>
-          <w:rFonts w:ascii="Arial" w:hAnsi="Arial" w:cs="Arial"/>
-          <w:sz w:val="24"/>
-          <w:szCs w:val="24"/>
-        </w:rPr>
-        <w:t xml:space="preserve">, </w:t>
-      </w:r>
-      <w:proofErr w:type="spellStart"/>
-      <w:r>
-        <w:rPr>
-          <w:rFonts w:ascii="Arial" w:hAnsi="Arial" w:cs="Arial"/>
-          <w:sz w:val="24"/>
-          <w:szCs w:val="24"/>
-        </w:rPr>
-        <w:t>td.dispatch_date</w:t>
-      </w:r>
-      <w:proofErr w:type="spellEnd"/>
-      <w:r>
-        <w:rPr>
-          <w:rFonts w:ascii="Arial" w:hAnsi="Arial" w:cs="Arial"/>
-          <w:sz w:val="24"/>
-          <w:szCs w:val="24"/>
-        </w:rPr>
-        <w:t xml:space="preserve">, </w:t>
-      </w:r>
-      <w:proofErr w:type="spellStart"/>
-      <w:r>
-        <w:rPr>
-          <w:rFonts w:ascii="Arial" w:hAnsi="Arial" w:cs="Arial"/>
-          <w:sz w:val="24"/>
-          <w:szCs w:val="24"/>
-        </w:rPr>
-        <w:t>td.quantity</w:t>
-      </w:r>
-      <w:proofErr w:type="spellEnd"/>
-      <w:r>
-        <w:rPr>
-          <w:rFonts w:ascii="Arial" w:hAnsi="Arial" w:cs="Arial"/>
-          <w:sz w:val="24"/>
-          <w:szCs w:val="24"/>
-        </w:rPr>
-        <w:t xml:space="preserve"> FROM </w:t>
-      </w:r>
-      <w:proofErr w:type="spellStart"/>
-      <w:r>
-        <w:rPr>
-          <w:rFonts w:ascii="Arial" w:hAnsi="Arial" w:cs="Arial"/>
-          <w:sz w:val="24"/>
-          <w:szCs w:val="24"/>
-        </w:rPr>
-        <w:t>tank_dispatch</w:t>
-      </w:r>
-      <w:proofErr w:type="spellEnd"/>
-      <w:r>
-        <w:rPr>
-          <w:rFonts w:ascii="Arial" w:hAnsi="Arial" w:cs="Arial"/>
-          <w:sz w:val="24"/>
-          <w:szCs w:val="24"/>
-        </w:rPr>
-        <w:t xml:space="preserve"> </w:t>
-      </w:r>
-      <w:proofErr w:type="spellStart"/>
-      <w:r>
-        <w:rPr>
-          <w:rFonts w:ascii="Arial" w:hAnsi="Arial" w:cs="Arial"/>
-          <w:sz w:val="24"/>
-          <w:szCs w:val="24"/>
-        </w:rPr>
-        <w:t>td</w:t>
-      </w:r>
-      <w:proofErr w:type="spellEnd"/>
-      <w:r>
-        <w:rPr>
-          <w:rFonts w:ascii="Arial" w:hAnsi="Arial" w:cs="Arial"/>
-          <w:sz w:val="24"/>
-          <w:szCs w:val="24"/>
-        </w:rPr>
-        <w:t xml:space="preserve"> JOIN tank t ON </w:t>
-      </w:r>
-      <w:proofErr w:type="spellStart"/>
-      <w:r>
-        <w:rPr>
-          <w:rFonts w:ascii="Arial" w:hAnsi="Arial" w:cs="Arial"/>
-          <w:sz w:val="24"/>
-          <w:szCs w:val="24"/>
-        </w:rPr>
-        <w:t>td.tank_id</w:t>
-      </w:r>
-      <w:proofErr w:type="spellEnd"/>
-      <w:r>
-        <w:rPr>
-          <w:rFonts w:ascii="Arial" w:hAnsi="Arial" w:cs="Arial"/>
-          <w:sz w:val="24"/>
-          <w:szCs w:val="24"/>
-        </w:rPr>
-        <w:t xml:space="preserve"> = </w:t>
-      </w:r>
-      <w:proofErr w:type="spellStart"/>
-      <w:r>
-        <w:rPr>
-          <w:rFonts w:ascii="Arial" w:hAnsi="Arial" w:cs="Arial"/>
-          <w:sz w:val="24"/>
-          <w:szCs w:val="24"/>
-        </w:rPr>
-        <w:t>t.tank_id</w:t>
-      </w:r>
-      <w:proofErr w:type="spellEnd"/>
-      <w:r>
-        <w:rPr>
-          <w:rFonts w:ascii="Arial" w:hAnsi="Arial" w:cs="Arial"/>
-          <w:sz w:val="24"/>
-          <w:szCs w:val="24"/>
-        </w:rPr>
-        <w:t xml:space="preserve"> JOIN customer c ON </w:t>
-      </w:r>
-      <w:proofErr w:type="spellStart"/>
-      <w:r>
-        <w:rPr>
-          <w:rFonts w:ascii="Arial" w:hAnsi="Arial" w:cs="Arial"/>
-          <w:sz w:val="24"/>
-          <w:szCs w:val="24"/>
-        </w:rPr>
-        <w:t>td.customer_id</w:t>
-      </w:r>
-      <w:proofErr w:type="spellEnd"/>
-      <w:r>
-        <w:rPr>
-          <w:rFonts w:ascii="Arial" w:hAnsi="Arial" w:cs="Arial"/>
-          <w:sz w:val="24"/>
-          <w:szCs w:val="24"/>
-        </w:rPr>
-        <w:t xml:space="preserve"> = c.customer_id;</w:t>
+      <w:proofErr w:type="gramStart"/>
+      <w:r>
+        <w:rPr>
+          <w:rFonts w:ascii="Arial" w:hAnsi="Arial" w:cs="Arial"/>
+          <w:sz w:val="24"/>
+          <w:szCs w:val="24"/>
+        </w:rPr>
+        <w:t>c.customer</w:t>
+      </w:r>
+      <w:proofErr w:type="gramEnd"/>
+      <w:r>
+        <w:rPr>
+          <w:rFonts w:ascii="Arial" w:hAnsi="Arial" w:cs="Arial"/>
+          <w:sz w:val="24"/>
+          <w:szCs w:val="24"/>
+        </w:rPr>
+        <w:t>_id;</w:t>
       </w:r>
     </w:p>
     <w:p>
@@ -4311,13 +5334,23 @@
         <w:t xml:space="preserve"> AS "PO ID", </w:t>
       </w:r>
       <w:proofErr w:type="spellStart"/>
-      <w:r>
-        <w:rPr>
-          <w:rFonts w:ascii="Arial" w:hAnsi="Arial" w:cs="Arial"/>
-          <w:sz w:val="24"/>
-          <w:szCs w:val="24"/>
-        </w:rPr>
-        <w:t>i.item_name</w:t>
+      <w:proofErr w:type="gramStart"/>
+      <w:r>
+        <w:rPr>
+          <w:rFonts w:ascii="Arial" w:hAnsi="Arial" w:cs="Arial"/>
+          <w:sz w:val="24"/>
+          <w:szCs w:val="24"/>
+        </w:rPr>
+        <w:t>i.item</w:t>
+      </w:r>
+      <w:proofErr w:type="gramEnd"/>
+      <w:r>
+        <w:rPr>
+          <w:rFonts w:ascii="Arial" w:hAnsi="Arial" w:cs="Arial"/>
+          <w:sz w:val="24"/>
+          <w:szCs w:val="24"/>
+        </w:rPr>
+        <w:t>_name</w:t>
       </w:r>
       <w:proofErr w:type="spellEnd"/>
       <w:r>
@@ -4329,6 +5362,7 @@
         <w:t xml:space="preserve"> AS "Item Name", </w:t>
       </w:r>
       <w:proofErr w:type="spellStart"/>
+      <w:proofErr w:type="gramStart"/>
       <w:r>
         <w:rPr>
           <w:rFonts w:ascii="Arial" w:hAnsi="Arial" w:cs="Arial"/>
@@ -4338,6 +5372,7 @@
         <w:t>pod.quantity</w:t>
       </w:r>
       <w:proofErr w:type="spellEnd"/>
+      <w:proofErr w:type="gramEnd"/>
       <w:r>
         <w:rPr>
           <w:rFonts w:ascii="Arial" w:hAnsi="Arial" w:cs="Arial"/>
@@ -4347,6 +5382,7 @@
         <w:t xml:space="preserve"> AS "Quantity", </w:t>
       </w:r>
       <w:proofErr w:type="spellStart"/>
+      <w:proofErr w:type="gramStart"/>
       <w:r>
         <w:rPr>
           <w:rFonts w:ascii="Arial" w:hAnsi="Arial" w:cs="Arial"/>
@@ -4356,6 +5392,7 @@
         <w:t>pod.rate</w:t>
       </w:r>
       <w:proofErr w:type="spellEnd"/>
+      <w:proofErr w:type="gramEnd"/>
       <w:r>
         <w:rPr>
           <w:rFonts w:ascii="Arial" w:hAnsi="Arial" w:cs="Arial"/>
@@ -4365,6 +5402,7 @@
         <w:t xml:space="preserve"> AS "Rate", (</w:t>
       </w:r>
       <w:proofErr w:type="spellStart"/>
+      <w:proofErr w:type="gramStart"/>
       <w:r>
         <w:rPr>
           <w:rFonts w:ascii="Arial" w:hAnsi="Arial" w:cs="Arial"/>
@@ -4374,6 +5412,7 @@
         <w:t>pod.quantity</w:t>
       </w:r>
       <w:proofErr w:type="spellEnd"/>
+      <w:proofErr w:type="gramEnd"/>
       <w:r>
         <w:rPr>
           <w:rFonts w:ascii="Arial" w:hAnsi="Arial" w:cs="Arial"/>
@@ -4383,6 +5422,7 @@
         <w:t xml:space="preserve"> * </w:t>
       </w:r>
       <w:proofErr w:type="spellStart"/>
+      <w:proofErr w:type="gramStart"/>
       <w:r>
         <w:rPr>
           <w:rFonts w:ascii="Arial" w:hAnsi="Arial" w:cs="Arial"/>
@@ -4392,6 +5432,7 @@
         <w:t>pod.rate</w:t>
       </w:r>
       <w:proofErr w:type="spellEnd"/>
+      <w:proofErr w:type="gramEnd"/>
       <w:r>
         <w:rPr>
           <w:rFonts w:ascii="Arial" w:hAnsi="Arial" w:cs="Arial"/>
@@ -4473,13 +5514,23 @@
         <w:t xml:space="preserve"> JOIN item i ON </w:t>
       </w:r>
       <w:proofErr w:type="spellStart"/>
-      <w:r>
-        <w:rPr>
-          <w:rFonts w:ascii="Arial" w:hAnsi="Arial" w:cs="Arial"/>
-          <w:sz w:val="24"/>
-          <w:szCs w:val="24"/>
-        </w:rPr>
-        <w:t>pod.item_id</w:t>
+      <w:proofErr w:type="gramStart"/>
+      <w:r>
+        <w:rPr>
+          <w:rFonts w:ascii="Arial" w:hAnsi="Arial" w:cs="Arial"/>
+          <w:sz w:val="24"/>
+          <w:szCs w:val="24"/>
+        </w:rPr>
+        <w:t>pod.item</w:t>
+      </w:r>
+      <w:proofErr w:type="gramEnd"/>
+      <w:r>
+        <w:rPr>
+          <w:rFonts w:ascii="Arial" w:hAnsi="Arial" w:cs="Arial"/>
+          <w:sz w:val="24"/>
+          <w:szCs w:val="24"/>
+        </w:rPr>
+        <w:t>_id</w:t>
       </w:r>
       <w:proofErr w:type="spellEnd"/>
       <w:r>
@@ -4491,13 +5542,23 @@
         <w:t xml:space="preserve"> = </w:t>
       </w:r>
       <w:proofErr w:type="spellStart"/>
-      <w:r>
-        <w:rPr>
-          <w:rFonts w:ascii="Arial" w:hAnsi="Arial" w:cs="Arial"/>
-          <w:sz w:val="24"/>
-          <w:szCs w:val="24"/>
-        </w:rPr>
-        <w:t>i.item_id</w:t>
+      <w:proofErr w:type="gramStart"/>
+      <w:r>
+        <w:rPr>
+          <w:rFonts w:ascii="Arial" w:hAnsi="Arial" w:cs="Arial"/>
+          <w:sz w:val="24"/>
+          <w:szCs w:val="24"/>
+        </w:rPr>
+        <w:t>i.item</w:t>
+      </w:r>
+      <w:proofErr w:type="gramEnd"/>
+      <w:r>
+        <w:rPr>
+          <w:rFonts w:ascii="Arial" w:hAnsi="Arial" w:cs="Arial"/>
+          <w:sz w:val="24"/>
+          <w:szCs w:val="24"/>
+        </w:rPr>
+        <w:t>_id</w:t>
       </w:r>
       <w:proofErr w:type="spellEnd"/>
       <w:r>
@@ -4949,13 +6010,23 @@
         <w:t xml:space="preserve">SELECT </w:t>
       </w:r>
       <w:proofErr w:type="spellStart"/>
-      <w:r>
-        <w:rPr>
-          <w:rFonts w:ascii="Arial" w:hAnsi="Arial" w:cs="Arial"/>
-          <w:sz w:val="24"/>
-          <w:szCs w:val="24"/>
-        </w:rPr>
-        <w:t>tm.maintenance_id</w:t>
+      <w:proofErr w:type="gramStart"/>
+      <w:r>
+        <w:rPr>
+          <w:rFonts w:ascii="Arial" w:hAnsi="Arial" w:cs="Arial"/>
+          <w:sz w:val="24"/>
+          <w:szCs w:val="24"/>
+        </w:rPr>
+        <w:t>tm.maintenance</w:t>
+      </w:r>
+      <w:proofErr w:type="gramEnd"/>
+      <w:r>
+        <w:rPr>
+          <w:rFonts w:ascii="Arial" w:hAnsi="Arial" w:cs="Arial"/>
+          <w:sz w:val="24"/>
+          <w:szCs w:val="24"/>
+        </w:rPr>
+        <w:t>_id</w:t>
       </w:r>
       <w:proofErr w:type="spellEnd"/>
       <w:r>
@@ -4967,13 +6038,23 @@
         <w:t xml:space="preserve">, </w:t>
       </w:r>
       <w:proofErr w:type="spellStart"/>
-      <w:r>
-        <w:rPr>
-          <w:rFonts w:ascii="Arial" w:hAnsi="Arial" w:cs="Arial"/>
-          <w:sz w:val="24"/>
-          <w:szCs w:val="24"/>
-        </w:rPr>
-        <w:t>t.tank_name</w:t>
+      <w:proofErr w:type="gramStart"/>
+      <w:r>
+        <w:rPr>
+          <w:rFonts w:ascii="Arial" w:hAnsi="Arial" w:cs="Arial"/>
+          <w:sz w:val="24"/>
+          <w:szCs w:val="24"/>
+        </w:rPr>
+        <w:t>t.tank</w:t>
+      </w:r>
+      <w:proofErr w:type="gramEnd"/>
+      <w:r>
+        <w:rPr>
+          <w:rFonts w:ascii="Arial" w:hAnsi="Arial" w:cs="Arial"/>
+          <w:sz w:val="24"/>
+          <w:szCs w:val="24"/>
+        </w:rPr>
+        <w:t>_name</w:t>
       </w:r>
       <w:proofErr w:type="spellEnd"/>
       <w:r>
@@ -4985,13 +6066,23 @@
         <w:t xml:space="preserve">, </w:t>
       </w:r>
       <w:proofErr w:type="spellStart"/>
-      <w:r>
-        <w:rPr>
-          <w:rFonts w:ascii="Arial" w:hAnsi="Arial" w:cs="Arial"/>
-          <w:sz w:val="24"/>
-          <w:szCs w:val="24"/>
-        </w:rPr>
-        <w:t>tm.maintenance_date</w:t>
+      <w:proofErr w:type="gramStart"/>
+      <w:r>
+        <w:rPr>
+          <w:rFonts w:ascii="Arial" w:hAnsi="Arial" w:cs="Arial"/>
+          <w:sz w:val="24"/>
+          <w:szCs w:val="24"/>
+        </w:rPr>
+        <w:t>tm.maintenance</w:t>
+      </w:r>
+      <w:proofErr w:type="gramEnd"/>
+      <w:r>
+        <w:rPr>
+          <w:rFonts w:ascii="Arial" w:hAnsi="Arial" w:cs="Arial"/>
+          <w:sz w:val="24"/>
+          <w:szCs w:val="24"/>
+        </w:rPr>
+        <w:t>_date</w:t>
       </w:r>
       <w:proofErr w:type="spellEnd"/>
       <w:r>
@@ -5003,6 +6094,7 @@
         <w:t xml:space="preserve">, </w:t>
       </w:r>
       <w:proofErr w:type="spellStart"/>
+      <w:proofErr w:type="gramStart"/>
       <w:r>
         <w:rPr>
           <w:rFonts w:ascii="Arial" w:hAnsi="Arial" w:cs="Arial"/>
@@ -5012,6 +6104,7 @@
         <w:t>tm.description</w:t>
       </w:r>
       <w:proofErr w:type="spellEnd"/>
+      <w:proofErr w:type="gramEnd"/>
       <w:r>
         <w:rPr>
           <w:rFonts w:ascii="Arial" w:hAnsi="Arial" w:cs="Arial"/>
@@ -5021,6 +6114,7 @@
         <w:t xml:space="preserve">, </w:t>
       </w:r>
       <w:proofErr w:type="spellStart"/>
+      <w:proofErr w:type="gramStart"/>
       <w:r>
         <w:rPr>
           <w:rFonts w:ascii="Arial" w:hAnsi="Arial" w:cs="Arial"/>
@@ -5030,6 +6124,7 @@
         <w:t>tm.cost</w:t>
       </w:r>
       <w:proofErr w:type="spellEnd"/>
+      <w:proofErr w:type="gramEnd"/>
       <w:r>
         <w:rPr>
           <w:rFonts w:ascii="Arial" w:hAnsi="Arial" w:cs="Arial"/>
@@ -5039,6 +6134,7 @@
         <w:t xml:space="preserve">, </w:t>
       </w:r>
       <w:proofErr w:type="spellStart"/>
+      <w:proofErr w:type="gramStart"/>
       <w:r>
         <w:rPr>
           <w:rFonts w:ascii="Arial" w:hAnsi="Arial" w:cs="Arial"/>
@@ -5048,6 +6144,7 @@
         <w:t>tm.status</w:t>
       </w:r>
       <w:proofErr w:type="spellEnd"/>
+      <w:proofErr w:type="gramEnd"/>
       <w:r>
         <w:rPr>
           <w:rFonts w:ascii="Arial" w:hAnsi="Arial" w:cs="Arial"/>
@@ -5075,13 +6172,23 @@
         <w:t xml:space="preserve"> tm JOIN tank t ON </w:t>
       </w:r>
       <w:proofErr w:type="spellStart"/>
-      <w:r>
-        <w:rPr>
-          <w:rFonts w:ascii="Arial" w:hAnsi="Arial" w:cs="Arial"/>
-          <w:sz w:val="24"/>
-          <w:szCs w:val="24"/>
-        </w:rPr>
-        <w:t>tm.tank_id</w:t>
+      <w:proofErr w:type="gramStart"/>
+      <w:r>
+        <w:rPr>
+          <w:rFonts w:ascii="Arial" w:hAnsi="Arial" w:cs="Arial"/>
+          <w:sz w:val="24"/>
+          <w:szCs w:val="24"/>
+        </w:rPr>
+        <w:t>tm.tank</w:t>
+      </w:r>
+      <w:proofErr w:type="gramEnd"/>
+      <w:r>
+        <w:rPr>
+          <w:rFonts w:ascii="Arial" w:hAnsi="Arial" w:cs="Arial"/>
+          <w:sz w:val="24"/>
+          <w:szCs w:val="24"/>
+        </w:rPr>
+        <w:t>_id</w:t>
       </w:r>
       <w:proofErr w:type="spellEnd"/>
       <w:r>
@@ -5093,13 +6200,23 @@
         <w:t xml:space="preserve"> = </w:t>
       </w:r>
       <w:proofErr w:type="spellStart"/>
-      <w:r>
-        <w:rPr>
-          <w:rFonts w:ascii="Arial" w:hAnsi="Arial" w:cs="Arial"/>
-          <w:sz w:val="24"/>
-          <w:szCs w:val="24"/>
-        </w:rPr>
-        <w:t>t.tank_id</w:t>
+      <w:proofErr w:type="gramStart"/>
+      <w:r>
+        <w:rPr>
+          <w:rFonts w:ascii="Arial" w:hAnsi="Arial" w:cs="Arial"/>
+          <w:sz w:val="24"/>
+          <w:szCs w:val="24"/>
+        </w:rPr>
+        <w:t>t.tank</w:t>
+      </w:r>
+      <w:proofErr w:type="gramEnd"/>
+      <w:r>
+        <w:rPr>
+          <w:rFonts w:ascii="Arial" w:hAnsi="Arial" w:cs="Arial"/>
+          <w:sz w:val="24"/>
+          <w:szCs w:val="24"/>
+        </w:rPr>
+        <w:t>_id</w:t>
       </w:r>
       <w:proofErr w:type="spellEnd"/>
       <w:r>
@@ -5167,13 +6284,23 @@
         <w:t xml:space="preserve">SELECT </w:t>
       </w:r>
       <w:proofErr w:type="spellStart"/>
-      <w:r>
-        <w:rPr>
-          <w:rFonts w:ascii="Arial" w:hAnsi="Arial" w:cs="Arial"/>
-          <w:sz w:val="24"/>
-          <w:szCs w:val="24"/>
-        </w:rPr>
-        <w:t>pb.batch_id</w:t>
+      <w:proofErr w:type="gramStart"/>
+      <w:r>
+        <w:rPr>
+          <w:rFonts w:ascii="Arial" w:hAnsi="Arial" w:cs="Arial"/>
+          <w:sz w:val="24"/>
+          <w:szCs w:val="24"/>
+        </w:rPr>
+        <w:t>pb.batch</w:t>
+      </w:r>
+      <w:proofErr w:type="gramEnd"/>
+      <w:r>
+        <w:rPr>
+          <w:rFonts w:ascii="Arial" w:hAnsi="Arial" w:cs="Arial"/>
+          <w:sz w:val="24"/>
+          <w:szCs w:val="24"/>
+        </w:rPr>
+        <w:t>_id</w:t>
       </w:r>
       <w:proofErr w:type="spellEnd"/>
       <w:r>
@@ -5185,13 +6312,23 @@
         <w:t xml:space="preserve">, </w:t>
       </w:r>
       <w:proofErr w:type="spellStart"/>
-      <w:r>
-        <w:rPr>
-          <w:rFonts w:ascii="Arial" w:hAnsi="Arial" w:cs="Arial"/>
-          <w:sz w:val="24"/>
-          <w:szCs w:val="24"/>
-        </w:rPr>
-        <w:t>t.tank_name</w:t>
+      <w:proofErr w:type="gramStart"/>
+      <w:r>
+        <w:rPr>
+          <w:rFonts w:ascii="Arial" w:hAnsi="Arial" w:cs="Arial"/>
+          <w:sz w:val="24"/>
+          <w:szCs w:val="24"/>
+        </w:rPr>
+        <w:t>t.tank</w:t>
+      </w:r>
+      <w:proofErr w:type="gramEnd"/>
+      <w:r>
+        <w:rPr>
+          <w:rFonts w:ascii="Arial" w:hAnsi="Arial" w:cs="Arial"/>
+          <w:sz w:val="24"/>
+          <w:szCs w:val="24"/>
+        </w:rPr>
+        <w:t>_name</w:t>
       </w:r>
       <w:proofErr w:type="spellEnd"/>
       <w:r>
@@ -5203,13 +6340,23 @@
         <w:t xml:space="preserve">, </w:t>
       </w:r>
       <w:proofErr w:type="spellStart"/>
-      <w:r>
-        <w:rPr>
-          <w:rFonts w:ascii="Arial" w:hAnsi="Arial" w:cs="Arial"/>
-          <w:sz w:val="24"/>
-          <w:szCs w:val="24"/>
-        </w:rPr>
-        <w:t>t.capacity_ltr</w:t>
+      <w:proofErr w:type="gramStart"/>
+      <w:r>
+        <w:rPr>
+          <w:rFonts w:ascii="Arial" w:hAnsi="Arial" w:cs="Arial"/>
+          <w:sz w:val="24"/>
+          <w:szCs w:val="24"/>
+        </w:rPr>
+        <w:t>t.capacity</w:t>
+      </w:r>
+      <w:proofErr w:type="gramEnd"/>
+      <w:r>
+        <w:rPr>
+          <w:rFonts w:ascii="Arial" w:hAnsi="Arial" w:cs="Arial"/>
+          <w:sz w:val="24"/>
+          <w:szCs w:val="24"/>
+        </w:rPr>
+        <w:t>_ltr</w:t>
       </w:r>
       <w:proofErr w:type="spellEnd"/>
       <w:r>
@@ -5221,13 +6368,23 @@
         <w:t xml:space="preserve">, </w:t>
       </w:r>
       <w:proofErr w:type="spellStart"/>
-      <w:r>
-        <w:rPr>
-          <w:rFonts w:ascii="Arial" w:hAnsi="Arial" w:cs="Arial"/>
-          <w:sz w:val="24"/>
-          <w:szCs w:val="24"/>
-        </w:rPr>
-        <w:t>pb.batch_date</w:t>
+      <w:proofErr w:type="gramStart"/>
+      <w:r>
+        <w:rPr>
+          <w:rFonts w:ascii="Arial" w:hAnsi="Arial" w:cs="Arial"/>
+          <w:sz w:val="24"/>
+          <w:szCs w:val="24"/>
+        </w:rPr>
+        <w:t>pb.batch</w:t>
+      </w:r>
+      <w:proofErr w:type="gramEnd"/>
+      <w:r>
+        <w:rPr>
+          <w:rFonts w:ascii="Arial" w:hAnsi="Arial" w:cs="Arial"/>
+          <w:sz w:val="24"/>
+          <w:szCs w:val="24"/>
+        </w:rPr>
+        <w:t>_date</w:t>
       </w:r>
       <w:proofErr w:type="spellEnd"/>
       <w:r>
@@ -5239,13 +6396,23 @@
         <w:t xml:space="preserve">, </w:t>
       </w:r>
       <w:proofErr w:type="spellStart"/>
-      <w:r>
-        <w:rPr>
-          <w:rFonts w:ascii="Arial" w:hAnsi="Arial" w:cs="Arial"/>
-          <w:sz w:val="24"/>
-          <w:szCs w:val="24"/>
-        </w:rPr>
-        <w:t>pb.quantity_produced</w:t>
+      <w:proofErr w:type="gramStart"/>
+      <w:r>
+        <w:rPr>
+          <w:rFonts w:ascii="Arial" w:hAnsi="Arial" w:cs="Arial"/>
+          <w:sz w:val="24"/>
+          <w:szCs w:val="24"/>
+        </w:rPr>
+        <w:t>pb.quantity</w:t>
+      </w:r>
+      <w:proofErr w:type="gramEnd"/>
+      <w:r>
+        <w:rPr>
+          <w:rFonts w:ascii="Arial" w:hAnsi="Arial" w:cs="Arial"/>
+          <w:sz w:val="24"/>
+          <w:szCs w:val="24"/>
+        </w:rPr>
+        <w:t>_produced</w:t>
       </w:r>
       <w:proofErr w:type="spellEnd"/>
       <w:r>
@@ -5257,6 +6424,7 @@
         <w:t xml:space="preserve">, </w:t>
       </w:r>
       <w:proofErr w:type="spellStart"/>
+      <w:proofErr w:type="gramStart"/>
       <w:r>
         <w:rPr>
           <w:rFonts w:ascii="Arial" w:hAnsi="Arial" w:cs="Arial"/>
@@ -5266,6 +6434,7 @@
         <w:t>t.status</w:t>
       </w:r>
       <w:proofErr w:type="spellEnd"/>
+      <w:proofErr w:type="gramEnd"/>
       <w:r>
         <w:rPr>
           <w:rFonts w:ascii="Arial" w:hAnsi="Arial" w:cs="Arial"/>
@@ -5293,13 +6462,23 @@
         <w:t xml:space="preserve"> pb JOIN tank t ON </w:t>
       </w:r>
       <w:proofErr w:type="spellStart"/>
-      <w:r>
-        <w:rPr>
-          <w:rFonts w:ascii="Arial" w:hAnsi="Arial" w:cs="Arial"/>
-          <w:sz w:val="24"/>
-          <w:szCs w:val="24"/>
-        </w:rPr>
-        <w:t>pb.tank_id</w:t>
+      <w:proofErr w:type="gramStart"/>
+      <w:r>
+        <w:rPr>
+          <w:rFonts w:ascii="Arial" w:hAnsi="Arial" w:cs="Arial"/>
+          <w:sz w:val="24"/>
+          <w:szCs w:val="24"/>
+        </w:rPr>
+        <w:t>pb.tank</w:t>
+      </w:r>
+      <w:proofErr w:type="gramEnd"/>
+      <w:r>
+        <w:rPr>
+          <w:rFonts w:ascii="Arial" w:hAnsi="Arial" w:cs="Arial"/>
+          <w:sz w:val="24"/>
+          <w:szCs w:val="24"/>
+        </w:rPr>
+        <w:t>_id</w:t>
       </w:r>
       <w:proofErr w:type="spellEnd"/>
       <w:r>
@@ -5311,13 +6490,23 @@
         <w:t xml:space="preserve"> = </w:t>
       </w:r>
       <w:proofErr w:type="spellStart"/>
-      <w:r>
-        <w:rPr>
-          <w:rFonts w:ascii="Arial" w:hAnsi="Arial" w:cs="Arial"/>
-          <w:sz w:val="24"/>
-          <w:szCs w:val="24"/>
-        </w:rPr>
-        <w:t>t.tank_id</w:t>
+      <w:proofErr w:type="gramStart"/>
+      <w:r>
+        <w:rPr>
+          <w:rFonts w:ascii="Arial" w:hAnsi="Arial" w:cs="Arial"/>
+          <w:sz w:val="24"/>
+          <w:szCs w:val="24"/>
+        </w:rPr>
+        <w:t>t.tank</w:t>
+      </w:r>
+      <w:proofErr w:type="gramEnd"/>
+      <w:r>
+        <w:rPr>
+          <w:rFonts w:ascii="Arial" w:hAnsi="Arial" w:cs="Arial"/>
+          <w:sz w:val="24"/>
+          <w:szCs w:val="24"/>
+        </w:rPr>
+        <w:t>_id</w:t>
       </w:r>
       <w:proofErr w:type="spellEnd"/>
       <w:r>
@@ -5385,13 +6574,23 @@
         <w:t xml:space="preserve">SELECT </w:t>
       </w:r>
       <w:proofErr w:type="spellStart"/>
-      <w:r>
-        <w:rPr>
-          <w:rFonts w:ascii="Arial" w:hAnsi="Arial" w:cs="Arial"/>
-          <w:sz w:val="24"/>
-          <w:szCs w:val="24"/>
-        </w:rPr>
-        <w:t>s.stock_id</w:t>
+      <w:proofErr w:type="gramStart"/>
+      <w:r>
+        <w:rPr>
+          <w:rFonts w:ascii="Arial" w:hAnsi="Arial" w:cs="Arial"/>
+          <w:sz w:val="24"/>
+          <w:szCs w:val="24"/>
+        </w:rPr>
+        <w:t>s.stock</w:t>
+      </w:r>
+      <w:proofErr w:type="gramEnd"/>
+      <w:r>
+        <w:rPr>
+          <w:rFonts w:ascii="Arial" w:hAnsi="Arial" w:cs="Arial"/>
+          <w:sz w:val="24"/>
+          <w:szCs w:val="24"/>
+        </w:rPr>
+        <w:t>_id</w:t>
       </w:r>
       <w:proofErr w:type="spellEnd"/>
       <w:r>
@@ -5403,13 +6602,23 @@
         <w:t xml:space="preserve">, </w:t>
       </w:r>
       <w:proofErr w:type="spellStart"/>
-      <w:r>
-        <w:rPr>
-          <w:rFonts w:ascii="Arial" w:hAnsi="Arial" w:cs="Arial"/>
-          <w:sz w:val="24"/>
-          <w:szCs w:val="24"/>
-        </w:rPr>
-        <w:t>i.item_name</w:t>
+      <w:proofErr w:type="gramStart"/>
+      <w:r>
+        <w:rPr>
+          <w:rFonts w:ascii="Arial" w:hAnsi="Arial" w:cs="Arial"/>
+          <w:sz w:val="24"/>
+          <w:szCs w:val="24"/>
+        </w:rPr>
+        <w:t>i.item</w:t>
+      </w:r>
+      <w:proofErr w:type="gramEnd"/>
+      <w:r>
+        <w:rPr>
+          <w:rFonts w:ascii="Arial" w:hAnsi="Arial" w:cs="Arial"/>
+          <w:sz w:val="24"/>
+          <w:szCs w:val="24"/>
+        </w:rPr>
+        <w:t>_name</w:t>
       </w:r>
       <w:proofErr w:type="spellEnd"/>
       <w:r>
@@ -5421,6 +6630,7 @@
         <w:t xml:space="preserve">, </w:t>
       </w:r>
       <w:proofErr w:type="spellStart"/>
+      <w:proofErr w:type="gramStart"/>
       <w:r>
         <w:rPr>
           <w:rFonts w:ascii="Arial" w:hAnsi="Arial" w:cs="Arial"/>
@@ -5430,6 +6640,7 @@
         <w:t>s.quantity</w:t>
       </w:r>
       <w:proofErr w:type="spellEnd"/>
+      <w:proofErr w:type="gramEnd"/>
       <w:r>
         <w:rPr>
           <w:rFonts w:ascii="Arial" w:hAnsi="Arial" w:cs="Arial"/>
@@ -5439,13 +6650,23 @@
         <w:t xml:space="preserve"> FROM stock s JOIN item i ON </w:t>
       </w:r>
       <w:proofErr w:type="spellStart"/>
-      <w:r>
-        <w:rPr>
-          <w:rFonts w:ascii="Arial" w:hAnsi="Arial" w:cs="Arial"/>
-          <w:sz w:val="24"/>
-          <w:szCs w:val="24"/>
-        </w:rPr>
-        <w:t>s.item_id</w:t>
+      <w:proofErr w:type="gramStart"/>
+      <w:r>
+        <w:rPr>
+          <w:rFonts w:ascii="Arial" w:hAnsi="Arial" w:cs="Arial"/>
+          <w:sz w:val="24"/>
+          <w:szCs w:val="24"/>
+        </w:rPr>
+        <w:t>s.item</w:t>
+      </w:r>
+      <w:proofErr w:type="gramEnd"/>
+      <w:r>
+        <w:rPr>
+          <w:rFonts w:ascii="Arial" w:hAnsi="Arial" w:cs="Arial"/>
+          <w:sz w:val="24"/>
+          <w:szCs w:val="24"/>
+        </w:rPr>
+        <w:t>_id</w:t>
       </w:r>
       <w:proofErr w:type="spellEnd"/>
       <w:r>
@@ -5457,13 +6678,23 @@
         <w:t xml:space="preserve"> = </w:t>
       </w:r>
       <w:proofErr w:type="spellStart"/>
-      <w:r>
-        <w:rPr>
-          <w:rFonts w:ascii="Arial" w:hAnsi="Arial" w:cs="Arial"/>
-          <w:sz w:val="24"/>
-          <w:szCs w:val="24"/>
-        </w:rPr>
-        <w:t>i.item_id</w:t>
+      <w:proofErr w:type="gramStart"/>
+      <w:r>
+        <w:rPr>
+          <w:rFonts w:ascii="Arial" w:hAnsi="Arial" w:cs="Arial"/>
+          <w:sz w:val="24"/>
+          <w:szCs w:val="24"/>
+        </w:rPr>
+        <w:t>i.item</w:t>
+      </w:r>
+      <w:proofErr w:type="gramEnd"/>
+      <w:r>
+        <w:rPr>
+          <w:rFonts w:ascii="Arial" w:hAnsi="Arial" w:cs="Arial"/>
+          <w:sz w:val="24"/>
+          <w:szCs w:val="24"/>
+        </w:rPr>
+        <w:t>_id</w:t>
       </w:r>
       <w:proofErr w:type="spellEnd"/>
       <w:r>
@@ -5528,7 +6759,25 @@
           <w:sz w:val="24"/>
           <w:szCs w:val="24"/>
         </w:rPr>
-        <w:t>SELECT emp_id, emp_name, salary, designation FROM employee WHERE salary &gt; (SELECT AVG(salary) FROM employee);</w:t>
+        <w:t xml:space="preserve">SELECT emp_id, emp_name, salary, designation FROM employee WHERE salary &gt; (SELECT </w:t>
+      </w:r>
+      <w:proofErr w:type="gramStart"/>
+      <w:r>
+        <w:rPr>
+          <w:rFonts w:ascii="Arial" w:hAnsi="Arial" w:cs="Arial"/>
+          <w:sz w:val="24"/>
+          <w:szCs w:val="24"/>
+        </w:rPr>
+        <w:t>AVG(</w:t>
+      </w:r>
+      <w:proofErr w:type="gramEnd"/>
+      <w:r>
+        <w:rPr>
+          <w:rFonts w:ascii="Arial" w:hAnsi="Arial" w:cs="Arial"/>
+          <w:sz w:val="24"/>
+          <w:szCs w:val="24"/>
+        </w:rPr>
+        <w:t>salary) FROM employee);</w:t>
       </w:r>
     </w:p>
     <w:p>
@@ -5586,7 +6835,61 @@
           <w:sz w:val="24"/>
           <w:szCs w:val="24"/>
         </w:rPr>
-        <w:t xml:space="preserve">select * from (select  dense_rank() over(order by </w:t>
+        <w:t>select * from (</w:t>
+      </w:r>
+      <w:proofErr w:type="gramStart"/>
+      <w:r>
+        <w:rPr>
+          <w:rFonts w:ascii="Arial" w:hAnsi="Arial" w:cs="Arial"/>
+          <w:sz w:val="24"/>
+          <w:szCs w:val="24"/>
+        </w:rPr>
+        <w:t>select  dense</w:t>
+      </w:r>
+      <w:proofErr w:type="gramEnd"/>
+      <w:r>
+        <w:rPr>
+          <w:rFonts w:ascii="Arial" w:hAnsi="Arial" w:cs="Arial"/>
+          <w:sz w:val="24"/>
+          <w:szCs w:val="24"/>
+        </w:rPr>
+        <w:t>_</w:t>
+      </w:r>
+      <w:proofErr w:type="gramStart"/>
+      <w:r>
+        <w:rPr>
+          <w:rFonts w:ascii="Arial" w:hAnsi="Arial" w:cs="Arial"/>
+          <w:sz w:val="24"/>
+          <w:szCs w:val="24"/>
+        </w:rPr>
+        <w:t>rank(</w:t>
+      </w:r>
+      <w:proofErr w:type="gramEnd"/>
+      <w:r>
+        <w:rPr>
+          <w:rFonts w:ascii="Arial" w:hAnsi="Arial" w:cs="Arial"/>
+          <w:sz w:val="24"/>
+          <w:szCs w:val="24"/>
+        </w:rPr>
+        <w:t xml:space="preserve">) </w:t>
+      </w:r>
+      <w:proofErr w:type="gramStart"/>
+      <w:r>
+        <w:rPr>
+          <w:rFonts w:ascii="Arial" w:hAnsi="Arial" w:cs="Arial"/>
+          <w:sz w:val="24"/>
+          <w:szCs w:val="24"/>
+        </w:rPr>
+        <w:t>over(</w:t>
+      </w:r>
+      <w:proofErr w:type="gramEnd"/>
+      <w:r>
+        <w:rPr>
+          <w:rFonts w:ascii="Arial" w:hAnsi="Arial" w:cs="Arial"/>
+          <w:sz w:val="24"/>
+          <w:szCs w:val="24"/>
+        </w:rPr>
+        <w:t xml:space="preserve">order by </w:t>
       </w:r>
       <w:proofErr w:type="spellStart"/>
       <w:r>
@@ -5604,16 +6907,70 @@
           <w:sz w:val="24"/>
           <w:szCs w:val="24"/>
         </w:rPr>
-        <w:t xml:space="preserve"> desc ) R1 , a.* from (SELECT  </w:t>
-      </w:r>
-      <w:proofErr w:type="spellStart"/>
-      <w:r>
-        <w:rPr>
-          <w:rFonts w:ascii="Arial" w:hAnsi="Arial" w:cs="Arial"/>
-          <w:sz w:val="24"/>
-          <w:szCs w:val="24"/>
-        </w:rPr>
-        <w:t>d.dept_name</w:t>
+        <w:t xml:space="preserve"> </w:t>
+      </w:r>
+      <w:proofErr w:type="gramStart"/>
+      <w:r>
+        <w:rPr>
+          <w:rFonts w:ascii="Arial" w:hAnsi="Arial" w:cs="Arial"/>
+          <w:sz w:val="24"/>
+          <w:szCs w:val="24"/>
+        </w:rPr>
+        <w:t>desc )</w:t>
+      </w:r>
+      <w:proofErr w:type="gramEnd"/>
+      <w:r>
+        <w:rPr>
+          <w:rFonts w:ascii="Arial" w:hAnsi="Arial" w:cs="Arial"/>
+          <w:sz w:val="24"/>
+          <w:szCs w:val="24"/>
+        </w:rPr>
+        <w:t xml:space="preserve"> R</w:t>
+      </w:r>
+      <w:proofErr w:type="gramStart"/>
+      <w:r>
+        <w:rPr>
+          <w:rFonts w:ascii="Arial" w:hAnsi="Arial" w:cs="Arial"/>
+          <w:sz w:val="24"/>
+          <w:szCs w:val="24"/>
+        </w:rPr>
+        <w:t>1 ,</w:t>
+      </w:r>
+      <w:proofErr w:type="gramEnd"/>
+      <w:r>
+        <w:rPr>
+          <w:rFonts w:ascii="Arial" w:hAnsi="Arial" w:cs="Arial"/>
+          <w:sz w:val="24"/>
+          <w:szCs w:val="24"/>
+        </w:rPr>
+        <w:t xml:space="preserve"> a.* from (</w:t>
+      </w:r>
+      <w:proofErr w:type="gramStart"/>
+      <w:r>
+        <w:rPr>
+          <w:rFonts w:ascii="Arial" w:hAnsi="Arial" w:cs="Arial"/>
+          <w:sz w:val="24"/>
+          <w:szCs w:val="24"/>
+        </w:rPr>
+        <w:t xml:space="preserve">SELECT  </w:t>
+      </w:r>
+      <w:proofErr w:type="spellStart"/>
+      <w:r>
+        <w:rPr>
+          <w:rFonts w:ascii="Arial" w:hAnsi="Arial" w:cs="Arial"/>
+          <w:sz w:val="24"/>
+          <w:szCs w:val="24"/>
+        </w:rPr>
+        <w:t>d</w:t>
+      </w:r>
+      <w:proofErr w:type="gramEnd"/>
+      <w:r>
+        <w:rPr>
+          <w:rFonts w:ascii="Arial" w:hAnsi="Arial" w:cs="Arial"/>
+          <w:sz w:val="24"/>
+          <w:szCs w:val="24"/>
+        </w:rPr>
+        <w:t>.dept_name</w:t>
       </w:r>
       <w:proofErr w:type="spellEnd"/>
       <w:r>
@@ -5625,6 +6982,7 @@
         <w:t>, SUM(</w:t>
       </w:r>
       <w:proofErr w:type="spellStart"/>
+      <w:proofErr w:type="gramStart"/>
       <w:r>
         <w:rPr>
           <w:rFonts w:ascii="Arial" w:hAnsi="Arial" w:cs="Arial"/>
@@ -5634,6 +6992,7 @@
         <w:t>e.salary</w:t>
       </w:r>
       <w:proofErr w:type="spellEnd"/>
+      <w:proofErr w:type="gramEnd"/>
       <w:r>
         <w:rPr>
           <w:rFonts w:ascii="Arial" w:hAnsi="Arial" w:cs="Arial"/>
@@ -5661,13 +7020,23 @@
         <w:t xml:space="preserve"> FROM department d JOIN employee e ON </w:t>
       </w:r>
       <w:proofErr w:type="spellStart"/>
-      <w:r>
-        <w:rPr>
-          <w:rFonts w:ascii="Arial" w:hAnsi="Arial" w:cs="Arial"/>
-          <w:sz w:val="24"/>
-          <w:szCs w:val="24"/>
-        </w:rPr>
-        <w:t>d.dept_id</w:t>
+      <w:proofErr w:type="gramStart"/>
+      <w:r>
+        <w:rPr>
+          <w:rFonts w:ascii="Arial" w:hAnsi="Arial" w:cs="Arial"/>
+          <w:sz w:val="24"/>
+          <w:szCs w:val="24"/>
+        </w:rPr>
+        <w:t>d.dept</w:t>
+      </w:r>
+      <w:proofErr w:type="gramEnd"/>
+      <w:r>
+        <w:rPr>
+          <w:rFonts w:ascii="Arial" w:hAnsi="Arial" w:cs="Arial"/>
+          <w:sz w:val="24"/>
+          <w:szCs w:val="24"/>
+        </w:rPr>
+        <w:t>_id</w:t>
       </w:r>
       <w:proofErr w:type="spellEnd"/>
       <w:r>
@@ -5679,23 +7048,43 @@
         <w:t xml:space="preserve"> = </w:t>
       </w:r>
       <w:proofErr w:type="spellStart"/>
-      <w:r>
-        <w:rPr>
-          <w:rFonts w:ascii="Arial" w:hAnsi="Arial" w:cs="Arial"/>
-          <w:sz w:val="24"/>
-          <w:szCs w:val="24"/>
-        </w:rPr>
-        <w:t>e.dept_id</w:t>
-      </w:r>
-      <w:proofErr w:type="spellEnd"/>
-      <w:r>
-        <w:rPr>
-          <w:rFonts w:ascii="Arial" w:hAnsi="Arial" w:cs="Arial"/>
-          <w:sz w:val="24"/>
-          <w:szCs w:val="24"/>
-        </w:rPr>
-        <w:t xml:space="preserve"> group by 1) a) b where R1=1 ;</w:t>
-      </w:r>
+      <w:proofErr w:type="gramStart"/>
+      <w:r>
+        <w:rPr>
+          <w:rFonts w:ascii="Arial" w:hAnsi="Arial" w:cs="Arial"/>
+          <w:sz w:val="24"/>
+          <w:szCs w:val="24"/>
+        </w:rPr>
+        <w:t>e.dept</w:t>
+      </w:r>
+      <w:proofErr w:type="gramEnd"/>
+      <w:r>
+        <w:rPr>
+          <w:rFonts w:ascii="Arial" w:hAnsi="Arial" w:cs="Arial"/>
+          <w:sz w:val="24"/>
+          <w:szCs w:val="24"/>
+        </w:rPr>
+        <w:t>_id</w:t>
+      </w:r>
+      <w:proofErr w:type="spellEnd"/>
+      <w:r>
+        <w:rPr>
+          <w:rFonts w:ascii="Arial" w:hAnsi="Arial" w:cs="Arial"/>
+          <w:sz w:val="24"/>
+          <w:szCs w:val="24"/>
+        </w:rPr>
+        <w:t xml:space="preserve"> group by 1) a) b where R1=</w:t>
+      </w:r>
+      <w:proofErr w:type="gramStart"/>
+      <w:r>
+        <w:rPr>
+          <w:rFonts w:ascii="Arial" w:hAnsi="Arial" w:cs="Arial"/>
+          <w:sz w:val="24"/>
+          <w:szCs w:val="24"/>
+        </w:rPr>
+        <w:t>1 ;</w:t>
+      </w:r>
+      <w:proofErr w:type="gramEnd"/>
     </w:p>
     <w:p>
       <w:pPr>
@@ -6018,7 +7407,25 @@
           <w:sz w:val="24"/>
           <w:szCs w:val="24"/>
         </w:rPr>
-        <w:t>Count employees department-wise.</w:t>
+        <w:t xml:space="preserve">Count </w:t>
+      </w:r>
+      <w:proofErr w:type="gramStart"/>
+      <w:r>
+        <w:rPr>
+          <w:rFonts w:ascii="Arial" w:hAnsi="Arial" w:cs="Arial"/>
+          <w:sz w:val="24"/>
+          <w:szCs w:val="24"/>
+        </w:rPr>
+        <w:t>employees</w:t>
+      </w:r>
+      <w:proofErr w:type="gramEnd"/>
+      <w:r>
+        <w:rPr>
+          <w:rFonts w:ascii="Arial" w:hAnsi="Arial" w:cs="Arial"/>
+          <w:sz w:val="24"/>
+          <w:szCs w:val="24"/>
+        </w:rPr>
+        <w:t xml:space="preserve"> department-wise.</w:t>
       </w:r>
     </w:p>
     <w:p>
@@ -6090,7 +7497,25 @@
           <w:sz w:val="24"/>
           <w:szCs w:val="24"/>
         </w:rPr>
-        <w:t>Count suppliers city-wise.</w:t>
+        <w:t xml:space="preserve">Count </w:t>
+      </w:r>
+      <w:proofErr w:type="gramStart"/>
+      <w:r>
+        <w:rPr>
+          <w:rFonts w:ascii="Arial" w:hAnsi="Arial" w:cs="Arial"/>
+          <w:sz w:val="24"/>
+          <w:szCs w:val="24"/>
+        </w:rPr>
+        <w:t>suppliers</w:t>
+      </w:r>
+      <w:proofErr w:type="gramEnd"/>
+      <w:r>
+        <w:rPr>
+          <w:rFonts w:ascii="Arial" w:hAnsi="Arial" w:cs="Arial"/>
+          <w:sz w:val="24"/>
+          <w:szCs w:val="24"/>
+        </w:rPr>
+        <w:t xml:space="preserve"> city-wise.</w:t>
       </w:r>
     </w:p>
     <w:p>
@@ -6515,6 +7940,7 @@
         <w:t xml:space="preserve"> (</w:t>
       </w:r>
       <w:proofErr w:type="spellStart"/>
+      <w:proofErr w:type="gramStart"/>
       <w:r>
         <w:rPr>
           <w:rFonts w:ascii="Arial" w:hAnsi="Arial" w:cs="Arial"/>
@@ -6524,6 +7950,7 @@
         <w:t>stock.quantity</w:t>
       </w:r>
       <w:proofErr w:type="spellEnd"/>
+      <w:proofErr w:type="gramEnd"/>
       <w:r>
         <w:rPr>
           <w:rFonts w:ascii="Arial" w:hAnsi="Arial" w:cs="Arial"/>
@@ -6533,13 +7960,23 @@
         <w:t xml:space="preserve"> &lt; </w:t>
       </w:r>
       <w:proofErr w:type="spellStart"/>
-      <w:r>
-        <w:rPr>
-          <w:rFonts w:ascii="Arial" w:hAnsi="Arial" w:cs="Arial"/>
-          <w:sz w:val="24"/>
-          <w:szCs w:val="24"/>
-        </w:rPr>
-        <w:t>item.reorder_level</w:t>
+      <w:proofErr w:type="gramStart"/>
+      <w:r>
+        <w:rPr>
+          <w:rFonts w:ascii="Arial" w:hAnsi="Arial" w:cs="Arial"/>
+          <w:sz w:val="24"/>
+          <w:szCs w:val="24"/>
+        </w:rPr>
+        <w:t>item.reorder</w:t>
+      </w:r>
+      <w:proofErr w:type="gramEnd"/>
+      <w:r>
+        <w:rPr>
+          <w:rFonts w:ascii="Arial" w:hAnsi="Arial" w:cs="Arial"/>
+          <w:sz w:val="24"/>
+          <w:szCs w:val="24"/>
+        </w:rPr>
+        <w:t>_level</w:t>
       </w:r>
       <w:proofErr w:type="spellEnd"/>
       <w:r>
@@ -10341,6 +11778,7 @@
   <w:style w:type="character" w:default="1" w:styleId="DefaultParagraphFont">
     <w:name w:val="Default Paragraph Font"/>
     <w:uiPriority w:val="1"/>
+    <w:semiHidden/>
     <w:unhideWhenUsed/>
   </w:style>
   <w:style w:type="table" w:default="1" w:styleId="TableNormal">

--- a/ERP System.docx
+++ b/ERP System.docx
@@ -649,14 +649,25 @@
         <w:t xml:space="preserve"> from employee e, department d where </w:t>
       </w:r>
       <w:proofErr w:type="spellStart"/>
-      <w:r>
-        <w:rPr>
-          <w:rFonts w:ascii="Arial" w:hAnsi="Arial" w:cs="Arial"/>
-          <w:sz w:val="24"/>
-          <w:szCs w:val="24"/>
-          <w:highlight w:val="yellow"/>
-        </w:rPr>
-        <w:t>e.dept_id</w:t>
+      <w:proofErr w:type="gramStart"/>
+      <w:r>
+        <w:rPr>
+          <w:rFonts w:ascii="Arial" w:hAnsi="Arial" w:cs="Arial"/>
+          <w:sz w:val="24"/>
+          <w:szCs w:val="24"/>
+          <w:highlight w:val="yellow"/>
+        </w:rPr>
+        <w:t>e.dept</w:t>
+      </w:r>
+      <w:proofErr w:type="gramEnd"/>
+      <w:r>
+        <w:rPr>
+          <w:rFonts w:ascii="Arial" w:hAnsi="Arial" w:cs="Arial"/>
+          <w:sz w:val="24"/>
+          <w:szCs w:val="24"/>
+          <w:highlight w:val="yellow"/>
+        </w:rPr>
+        <w:t>_id</w:t>
       </w:r>
       <w:proofErr w:type="spellEnd"/>
       <w:r>
@@ -669,14 +680,25 @@
         <w:t xml:space="preserve"> = </w:t>
       </w:r>
       <w:proofErr w:type="spellStart"/>
-      <w:r>
-        <w:rPr>
-          <w:rFonts w:ascii="Arial" w:hAnsi="Arial" w:cs="Arial"/>
-          <w:sz w:val="24"/>
-          <w:szCs w:val="24"/>
-          <w:highlight w:val="yellow"/>
-        </w:rPr>
-        <w:t>d.dept_id</w:t>
+      <w:proofErr w:type="gramStart"/>
+      <w:r>
+        <w:rPr>
+          <w:rFonts w:ascii="Arial" w:hAnsi="Arial" w:cs="Arial"/>
+          <w:sz w:val="24"/>
+          <w:szCs w:val="24"/>
+          <w:highlight w:val="yellow"/>
+        </w:rPr>
+        <w:t>d.dept</w:t>
+      </w:r>
+      <w:proofErr w:type="gramEnd"/>
+      <w:r>
+        <w:rPr>
+          <w:rFonts w:ascii="Arial" w:hAnsi="Arial" w:cs="Arial"/>
+          <w:sz w:val="24"/>
+          <w:szCs w:val="24"/>
+          <w:highlight w:val="yellow"/>
+        </w:rPr>
+        <w:t>_id</w:t>
       </w:r>
       <w:proofErr w:type="spellEnd"/>
       <w:r>
@@ -1176,7 +1198,27 @@
           <w:szCs w:val="24"/>
           <w:highlight w:val="yellow"/>
         </w:rPr>
-        <w:t xml:space="preserve"> where  monthname(</w:t>
+        <w:t xml:space="preserve"> </w:t>
+      </w:r>
+      <w:proofErr w:type="gramStart"/>
+      <w:r>
+        <w:rPr>
+          <w:rFonts w:ascii="Arial" w:hAnsi="Arial" w:cs="Arial"/>
+          <w:sz w:val="24"/>
+          <w:szCs w:val="24"/>
+          <w:highlight w:val="yellow"/>
+        </w:rPr>
+        <w:t>where  monthname</w:t>
+      </w:r>
+      <w:proofErr w:type="gramEnd"/>
+      <w:r>
+        <w:rPr>
+          <w:rFonts w:ascii="Arial" w:hAnsi="Arial" w:cs="Arial"/>
+          <w:sz w:val="24"/>
+          <w:szCs w:val="24"/>
+          <w:highlight w:val="yellow"/>
+        </w:rPr>
+        <w:t>(</w:t>
       </w:r>
       <w:proofErr w:type="spellStart"/>
       <w:r>
@@ -1206,6 +1248,940 @@
           <w:szCs w:val="24"/>
           <w:highlight w:val="yellow"/>
         </w:rPr>
+        <w:t>po_</w:t>
+      </w:r>
+      <w:proofErr w:type="gramStart"/>
+      <w:r>
+        <w:rPr>
+          <w:rFonts w:ascii="Arial" w:hAnsi="Arial" w:cs="Arial"/>
+          <w:sz w:val="24"/>
+          <w:szCs w:val="24"/>
+          <w:highlight w:val="yellow"/>
+        </w:rPr>
+        <w:t>date</w:t>
+      </w:r>
+      <w:proofErr w:type="spellEnd"/>
+      <w:r>
+        <w:rPr>
+          <w:rFonts w:ascii="Arial" w:hAnsi="Arial" w:cs="Arial"/>
+          <w:sz w:val="24"/>
+          <w:szCs w:val="24"/>
+          <w:highlight w:val="yellow"/>
+        </w:rPr>
+        <w:t>)  =</w:t>
+      </w:r>
+      <w:proofErr w:type="gramEnd"/>
+      <w:r>
+        <w:rPr>
+          <w:rFonts w:ascii="Arial" w:hAnsi="Arial" w:cs="Arial"/>
+          <w:sz w:val="24"/>
+          <w:szCs w:val="24"/>
+          <w:highlight w:val="yellow"/>
+        </w:rPr>
+        <w:t xml:space="preserve"> 2026;</w:t>
+      </w:r>
+    </w:p>
+    <w:p>
+      <w:pPr>
+        <w:pStyle w:val="ListParagraph"/>
+        <w:spacing w:after="0"/>
+        <w:ind w:left="426"/>
+        <w:rPr>
+          <w:rFonts w:ascii="Arial" w:hAnsi="Arial" w:cs="Arial"/>
+          <w:sz w:val="24"/>
+          <w:szCs w:val="24"/>
+        </w:rPr>
+      </w:pPr>
+    </w:p>
+    <w:p>
+      <w:pPr>
+        <w:pStyle w:val="ListParagraph"/>
+        <w:numPr>
+          <w:ilvl w:val="0"/>
+          <w:numId w:val="6"/>
+        </w:numPr>
+        <w:spacing w:after="0"/>
+        <w:ind w:left="426"/>
+        <w:rPr>
+          <w:rFonts w:ascii="Arial" w:hAnsi="Arial" w:cs="Arial"/>
+          <w:sz w:val="24"/>
+          <w:szCs w:val="24"/>
+        </w:rPr>
+      </w:pPr>
+      <w:r>
+        <w:rPr>
+          <w:rFonts w:ascii="Arial" w:hAnsi="Arial" w:cs="Arial"/>
+          <w:sz w:val="24"/>
+          <w:szCs w:val="24"/>
+        </w:rPr>
+        <w:t>Display all sales orders with customer names.</w:t>
+      </w:r>
+    </w:p>
+    <w:p>
+      <w:pPr>
+        <w:pStyle w:val="ListParagraph"/>
+        <w:spacing w:after="0"/>
+        <w:ind w:left="426"/>
+        <w:rPr>
+          <w:rFonts w:ascii="Arial" w:hAnsi="Arial" w:cs="Arial"/>
+          <w:sz w:val="24"/>
+          <w:szCs w:val="24"/>
+        </w:rPr>
+      </w:pPr>
+      <w:r>
+        <w:rPr>
+          <w:rFonts w:ascii="Arial" w:hAnsi="Arial" w:cs="Arial"/>
+          <w:sz w:val="24"/>
+          <w:szCs w:val="24"/>
+          <w:highlight w:val="yellow"/>
+        </w:rPr>
+        <w:t xml:space="preserve">select c.*, </w:t>
+      </w:r>
+      <w:proofErr w:type="spellStart"/>
+      <w:r>
+        <w:rPr>
+          <w:rFonts w:ascii="Arial" w:hAnsi="Arial" w:cs="Arial"/>
+          <w:sz w:val="24"/>
+          <w:szCs w:val="24"/>
+          <w:highlight w:val="yellow"/>
+        </w:rPr>
+        <w:t>so_id</w:t>
+      </w:r>
+      <w:proofErr w:type="spellEnd"/>
+      <w:r>
+        <w:rPr>
+          <w:rFonts w:ascii="Arial" w:hAnsi="Arial" w:cs="Arial"/>
+          <w:sz w:val="24"/>
+          <w:szCs w:val="24"/>
+          <w:highlight w:val="yellow"/>
+        </w:rPr>
+        <w:t xml:space="preserve">, order_date, total_amount from </w:t>
+      </w:r>
+      <w:proofErr w:type="gramStart"/>
+      <w:r>
+        <w:rPr>
+          <w:rFonts w:ascii="Arial" w:hAnsi="Arial" w:cs="Arial"/>
+          <w:sz w:val="24"/>
+          <w:szCs w:val="24"/>
+          <w:highlight w:val="yellow"/>
+        </w:rPr>
+        <w:t>customer  c</w:t>
+      </w:r>
+      <w:proofErr w:type="gramEnd"/>
+      <w:r>
+        <w:rPr>
+          <w:rFonts w:ascii="Arial" w:hAnsi="Arial" w:cs="Arial"/>
+          <w:sz w:val="24"/>
+          <w:szCs w:val="24"/>
+          <w:highlight w:val="yellow"/>
+        </w:rPr>
+        <w:t xml:space="preserve">, </w:t>
+      </w:r>
+      <w:proofErr w:type="spellStart"/>
+      <w:r>
+        <w:rPr>
+          <w:rFonts w:ascii="Arial" w:hAnsi="Arial" w:cs="Arial"/>
+          <w:sz w:val="24"/>
+          <w:szCs w:val="24"/>
+          <w:highlight w:val="yellow"/>
+        </w:rPr>
+        <w:t>sales_order</w:t>
+      </w:r>
+      <w:proofErr w:type="spellEnd"/>
+      <w:r>
+        <w:rPr>
+          <w:rFonts w:ascii="Arial" w:hAnsi="Arial" w:cs="Arial"/>
+          <w:sz w:val="24"/>
+          <w:szCs w:val="24"/>
+          <w:highlight w:val="yellow"/>
+        </w:rPr>
+        <w:t xml:space="preserve"> so where </w:t>
+      </w:r>
+      <w:proofErr w:type="gramStart"/>
+      <w:r>
+        <w:rPr>
+          <w:rFonts w:ascii="Arial" w:hAnsi="Arial" w:cs="Arial"/>
+          <w:sz w:val="24"/>
+          <w:szCs w:val="24"/>
+          <w:highlight w:val="yellow"/>
+        </w:rPr>
+        <w:t>c.customer</w:t>
+      </w:r>
+      <w:proofErr w:type="gramEnd"/>
+      <w:r>
+        <w:rPr>
+          <w:rFonts w:ascii="Arial" w:hAnsi="Arial" w:cs="Arial"/>
+          <w:sz w:val="24"/>
+          <w:szCs w:val="24"/>
+          <w:highlight w:val="yellow"/>
+        </w:rPr>
+        <w:t xml:space="preserve">_id = </w:t>
+      </w:r>
+      <w:proofErr w:type="spellStart"/>
+      <w:proofErr w:type="gramStart"/>
+      <w:r>
+        <w:rPr>
+          <w:rFonts w:ascii="Arial" w:hAnsi="Arial" w:cs="Arial"/>
+          <w:sz w:val="24"/>
+          <w:szCs w:val="24"/>
+          <w:highlight w:val="yellow"/>
+        </w:rPr>
+        <w:t>so.customer</w:t>
+      </w:r>
+      <w:proofErr w:type="gramEnd"/>
+      <w:r>
+        <w:rPr>
+          <w:rFonts w:ascii="Arial" w:hAnsi="Arial" w:cs="Arial"/>
+          <w:sz w:val="24"/>
+          <w:szCs w:val="24"/>
+          <w:highlight w:val="yellow"/>
+        </w:rPr>
+        <w:t>_id</w:t>
+      </w:r>
+      <w:proofErr w:type="spellEnd"/>
+      <w:r>
+        <w:rPr>
+          <w:rFonts w:ascii="Arial" w:hAnsi="Arial" w:cs="Arial"/>
+          <w:sz w:val="24"/>
+          <w:szCs w:val="24"/>
+          <w:highlight w:val="yellow"/>
+        </w:rPr>
+        <w:t>;</w:t>
+      </w:r>
+    </w:p>
+    <w:p>
+      <w:pPr>
+        <w:pStyle w:val="ListParagraph"/>
+        <w:spacing w:after="0"/>
+        <w:ind w:left="426"/>
+        <w:rPr>
+          <w:rFonts w:ascii="Arial" w:hAnsi="Arial" w:cs="Arial"/>
+          <w:sz w:val="24"/>
+          <w:szCs w:val="24"/>
+        </w:rPr>
+      </w:pPr>
+    </w:p>
+    <w:p>
+      <w:pPr>
+        <w:pStyle w:val="ListParagraph"/>
+        <w:numPr>
+          <w:ilvl w:val="0"/>
+          <w:numId w:val="6"/>
+        </w:numPr>
+        <w:spacing w:after="0"/>
+        <w:ind w:left="426"/>
+        <w:rPr>
+          <w:rFonts w:ascii="Arial" w:hAnsi="Arial" w:cs="Arial"/>
+          <w:sz w:val="24"/>
+          <w:szCs w:val="24"/>
+        </w:rPr>
+      </w:pPr>
+      <w:r>
+        <w:rPr>
+          <w:rFonts w:ascii="Arial" w:hAnsi="Arial" w:cs="Arial"/>
+          <w:sz w:val="24"/>
+          <w:szCs w:val="24"/>
+        </w:rPr>
+        <w:t>Find all stock items updated today.</w:t>
+      </w:r>
+    </w:p>
+    <w:p>
+      <w:pPr>
+        <w:pStyle w:val="ListParagraph"/>
+        <w:spacing w:after="0"/>
+        <w:ind w:left="426"/>
+        <w:rPr>
+          <w:rFonts w:ascii="Arial" w:hAnsi="Arial" w:cs="Arial"/>
+          <w:sz w:val="24"/>
+          <w:szCs w:val="24"/>
+        </w:rPr>
+      </w:pPr>
+      <w:r>
+        <w:rPr>
+          <w:rFonts w:ascii="Arial" w:hAnsi="Arial" w:cs="Arial"/>
+          <w:sz w:val="24"/>
+          <w:szCs w:val="24"/>
+          <w:highlight w:val="yellow"/>
+        </w:rPr>
+        <w:t xml:space="preserve">select * from stock where last_updated = </w:t>
+      </w:r>
+      <w:proofErr w:type="gramStart"/>
+      <w:r>
+        <w:rPr>
+          <w:rFonts w:ascii="Arial" w:hAnsi="Arial" w:cs="Arial"/>
+          <w:sz w:val="24"/>
+          <w:szCs w:val="24"/>
+          <w:highlight w:val="yellow"/>
+        </w:rPr>
+        <w:t>curdate(</w:t>
+      </w:r>
+      <w:proofErr w:type="gramEnd"/>
+      <w:r>
+        <w:rPr>
+          <w:rFonts w:ascii="Arial" w:hAnsi="Arial" w:cs="Arial"/>
+          <w:sz w:val="24"/>
+          <w:szCs w:val="24"/>
+          <w:highlight w:val="yellow"/>
+        </w:rPr>
+        <w:t>);</w:t>
+      </w:r>
+    </w:p>
+    <w:p>
+      <w:pPr>
+        <w:pStyle w:val="ListParagraph"/>
+        <w:spacing w:after="0"/>
+        <w:ind w:left="426"/>
+        <w:rPr>
+          <w:rFonts w:ascii="Arial" w:hAnsi="Arial" w:cs="Arial"/>
+          <w:sz w:val="24"/>
+          <w:szCs w:val="24"/>
+        </w:rPr>
+      </w:pPr>
+    </w:p>
+    <w:p>
+      <w:pPr>
+        <w:pStyle w:val="ListParagraph"/>
+        <w:numPr>
+          <w:ilvl w:val="0"/>
+          <w:numId w:val="6"/>
+        </w:numPr>
+        <w:spacing w:after="0"/>
+        <w:ind w:left="426"/>
+        <w:rPr>
+          <w:rFonts w:ascii="Arial" w:hAnsi="Arial" w:cs="Arial"/>
+          <w:sz w:val="24"/>
+          <w:szCs w:val="24"/>
+        </w:rPr>
+      </w:pPr>
+      <w:r>
+        <w:rPr>
+          <w:rFonts w:ascii="Arial" w:hAnsi="Arial" w:cs="Arial"/>
+          <w:sz w:val="24"/>
+          <w:szCs w:val="24"/>
+        </w:rPr>
+        <w:t>Find the total salary paid department-wise.</w:t>
+      </w:r>
+    </w:p>
+    <w:p>
+      <w:pPr>
+        <w:spacing w:after="0"/>
+        <w:ind w:left="426"/>
+        <w:rPr>
+          <w:rFonts w:ascii="Arial" w:hAnsi="Arial" w:cs="Arial"/>
+          <w:sz w:val="24"/>
+          <w:szCs w:val="24"/>
+        </w:rPr>
+      </w:pPr>
+      <w:r>
+        <w:rPr>
+          <w:rFonts w:ascii="Arial" w:hAnsi="Arial" w:cs="Arial"/>
+          <w:sz w:val="24"/>
+          <w:szCs w:val="24"/>
+          <w:highlight w:val="yellow"/>
+        </w:rPr>
+        <w:t xml:space="preserve">select </w:t>
+      </w:r>
+      <w:proofErr w:type="spellStart"/>
+      <w:r>
+        <w:rPr>
+          <w:rFonts w:ascii="Arial" w:hAnsi="Arial" w:cs="Arial"/>
+          <w:sz w:val="24"/>
+          <w:szCs w:val="24"/>
+          <w:highlight w:val="yellow"/>
+        </w:rPr>
+        <w:t>dept_name</w:t>
+      </w:r>
+      <w:proofErr w:type="spellEnd"/>
+      <w:r>
+        <w:rPr>
+          <w:rFonts w:ascii="Arial" w:hAnsi="Arial" w:cs="Arial"/>
+          <w:sz w:val="24"/>
+          <w:szCs w:val="24"/>
+          <w:highlight w:val="yellow"/>
+        </w:rPr>
+        <w:t xml:space="preserve">, sum(salary) from employee e, department d where </w:t>
+      </w:r>
+      <w:proofErr w:type="spellStart"/>
+      <w:proofErr w:type="gramStart"/>
+      <w:r>
+        <w:rPr>
+          <w:rFonts w:ascii="Arial" w:hAnsi="Arial" w:cs="Arial"/>
+          <w:sz w:val="24"/>
+          <w:szCs w:val="24"/>
+          <w:highlight w:val="yellow"/>
+        </w:rPr>
+        <w:t>e.dept</w:t>
+      </w:r>
+      <w:proofErr w:type="gramEnd"/>
+      <w:r>
+        <w:rPr>
+          <w:rFonts w:ascii="Arial" w:hAnsi="Arial" w:cs="Arial"/>
+          <w:sz w:val="24"/>
+          <w:szCs w:val="24"/>
+          <w:highlight w:val="yellow"/>
+        </w:rPr>
+        <w:t>_id</w:t>
+      </w:r>
+      <w:proofErr w:type="spellEnd"/>
+      <w:r>
+        <w:rPr>
+          <w:rFonts w:ascii="Arial" w:hAnsi="Arial" w:cs="Arial"/>
+          <w:sz w:val="24"/>
+          <w:szCs w:val="24"/>
+          <w:highlight w:val="yellow"/>
+        </w:rPr>
+        <w:t xml:space="preserve"> = </w:t>
+      </w:r>
+      <w:proofErr w:type="spellStart"/>
+      <w:proofErr w:type="gramStart"/>
+      <w:r>
+        <w:rPr>
+          <w:rFonts w:ascii="Arial" w:hAnsi="Arial" w:cs="Arial"/>
+          <w:sz w:val="24"/>
+          <w:szCs w:val="24"/>
+          <w:highlight w:val="yellow"/>
+        </w:rPr>
+        <w:t>d.dept</w:t>
+      </w:r>
+      <w:proofErr w:type="gramEnd"/>
+      <w:r>
+        <w:rPr>
+          <w:rFonts w:ascii="Arial" w:hAnsi="Arial" w:cs="Arial"/>
+          <w:sz w:val="24"/>
+          <w:szCs w:val="24"/>
+          <w:highlight w:val="yellow"/>
+        </w:rPr>
+        <w:t>_id</w:t>
+      </w:r>
+      <w:proofErr w:type="spellEnd"/>
+      <w:r>
+        <w:rPr>
+          <w:rFonts w:ascii="Arial" w:hAnsi="Arial" w:cs="Arial"/>
+          <w:sz w:val="24"/>
+          <w:szCs w:val="24"/>
+          <w:highlight w:val="yellow"/>
+        </w:rPr>
+        <w:t xml:space="preserve"> </w:t>
+      </w:r>
+      <w:proofErr w:type="gramStart"/>
+      <w:r>
+        <w:rPr>
+          <w:rFonts w:ascii="Arial" w:hAnsi="Arial" w:cs="Arial"/>
+          <w:sz w:val="24"/>
+          <w:szCs w:val="24"/>
+          <w:highlight w:val="yellow"/>
+        </w:rPr>
+        <w:t>group  by</w:t>
+      </w:r>
+      <w:proofErr w:type="gramEnd"/>
+      <w:r>
+        <w:rPr>
+          <w:rFonts w:ascii="Arial" w:hAnsi="Arial" w:cs="Arial"/>
+          <w:sz w:val="24"/>
+          <w:szCs w:val="24"/>
+          <w:highlight w:val="yellow"/>
+        </w:rPr>
+        <w:t xml:space="preserve"> </w:t>
+      </w:r>
+      <w:proofErr w:type="spellStart"/>
+      <w:r>
+        <w:rPr>
+          <w:rFonts w:ascii="Arial" w:hAnsi="Arial" w:cs="Arial"/>
+          <w:sz w:val="24"/>
+          <w:szCs w:val="24"/>
+          <w:highlight w:val="yellow"/>
+        </w:rPr>
+        <w:t>dept_name</w:t>
+      </w:r>
+      <w:proofErr w:type="spellEnd"/>
+      <w:r>
+        <w:rPr>
+          <w:rFonts w:ascii="Arial" w:hAnsi="Arial" w:cs="Arial"/>
+          <w:sz w:val="24"/>
+          <w:szCs w:val="24"/>
+          <w:highlight w:val="yellow"/>
+        </w:rPr>
+        <w:t>;</w:t>
+      </w:r>
+    </w:p>
+    <w:p>
+      <w:pPr>
+        <w:spacing w:after="0"/>
+        <w:ind w:left="426"/>
+        <w:rPr>
+          <w:rFonts w:ascii="Arial" w:hAnsi="Arial" w:cs="Arial"/>
+          <w:sz w:val="24"/>
+          <w:szCs w:val="24"/>
+        </w:rPr>
+      </w:pPr>
+    </w:p>
+    <w:p>
+      <w:pPr>
+        <w:pStyle w:val="ListParagraph"/>
+        <w:numPr>
+          <w:ilvl w:val="0"/>
+          <w:numId w:val="6"/>
+        </w:numPr>
+        <w:spacing w:after="0"/>
+        <w:ind w:left="426"/>
+        <w:rPr>
+          <w:rFonts w:ascii="Arial" w:hAnsi="Arial" w:cs="Arial"/>
+          <w:sz w:val="24"/>
+          <w:szCs w:val="24"/>
+        </w:rPr>
+      </w:pPr>
+      <w:r>
+        <w:rPr>
+          <w:rFonts w:ascii="Arial" w:hAnsi="Arial" w:cs="Arial"/>
+          <w:sz w:val="24"/>
+          <w:szCs w:val="24"/>
+        </w:rPr>
+        <w:t>Calculate the average salary of employees.</w:t>
+      </w:r>
+    </w:p>
+    <w:p>
+      <w:pPr>
+        <w:pStyle w:val="ListParagraph"/>
+        <w:spacing w:after="0"/>
+        <w:ind w:left="426"/>
+        <w:rPr>
+          <w:rFonts w:ascii="Arial" w:hAnsi="Arial" w:cs="Arial"/>
+          <w:sz w:val="24"/>
+          <w:szCs w:val="24"/>
+        </w:rPr>
+      </w:pPr>
+      <w:r>
+        <w:rPr>
+          <w:rFonts w:ascii="Arial" w:hAnsi="Arial" w:cs="Arial"/>
+          <w:sz w:val="24"/>
+          <w:szCs w:val="24"/>
+          <w:highlight w:val="yellow"/>
+        </w:rPr>
+        <w:t>select avg(salary) from employee;</w:t>
+      </w:r>
+    </w:p>
+    <w:p>
+      <w:pPr>
+        <w:pStyle w:val="ListParagraph"/>
+        <w:spacing w:after="0"/>
+        <w:ind w:left="426"/>
+        <w:rPr>
+          <w:rFonts w:ascii="Arial" w:hAnsi="Arial" w:cs="Arial"/>
+          <w:sz w:val="24"/>
+          <w:szCs w:val="24"/>
+        </w:rPr>
+      </w:pPr>
+    </w:p>
+    <w:p>
+      <w:pPr>
+        <w:pStyle w:val="ListParagraph"/>
+        <w:numPr>
+          <w:ilvl w:val="0"/>
+          <w:numId w:val="6"/>
+        </w:numPr>
+        <w:spacing w:after="0"/>
+        <w:ind w:left="426"/>
+        <w:rPr>
+          <w:rFonts w:ascii="Arial" w:hAnsi="Arial" w:cs="Arial"/>
+          <w:sz w:val="24"/>
+          <w:szCs w:val="24"/>
+        </w:rPr>
+      </w:pPr>
+      <w:r>
+        <w:rPr>
+          <w:rFonts w:ascii="Arial" w:hAnsi="Arial" w:cs="Arial"/>
+          <w:sz w:val="24"/>
+          <w:szCs w:val="24"/>
+        </w:rPr>
+        <w:t>Find the highest-paid employee.</w:t>
+      </w:r>
+    </w:p>
+    <w:p>
+      <w:pPr>
+        <w:pStyle w:val="ListParagraph"/>
+        <w:spacing w:after="0"/>
+        <w:ind w:left="426"/>
+        <w:rPr>
+          <w:rFonts w:ascii="Arial" w:hAnsi="Arial" w:cs="Arial"/>
+          <w:sz w:val="24"/>
+          <w:szCs w:val="24"/>
+        </w:rPr>
+      </w:pPr>
+      <w:r>
+        <w:rPr>
+          <w:rFonts w:ascii="Arial" w:hAnsi="Arial" w:cs="Arial"/>
+          <w:sz w:val="24"/>
+          <w:szCs w:val="24"/>
+          <w:highlight w:val="yellow"/>
+        </w:rPr>
+        <w:t>select emp_name,</w:t>
+      </w:r>
+      <w:r>
+        <w:rPr>
+          <w:rFonts w:ascii="Arial" w:hAnsi="Arial" w:cs="Arial"/>
+          <w:sz w:val="24"/>
+          <w:szCs w:val="24"/>
+          <w:highlight w:val="yellow"/>
+        </w:rPr>
+        <w:t xml:space="preserve"> </w:t>
+      </w:r>
+      <w:r>
+        <w:rPr>
+          <w:rFonts w:ascii="Arial" w:hAnsi="Arial" w:cs="Arial"/>
+          <w:sz w:val="24"/>
+          <w:szCs w:val="24"/>
+          <w:highlight w:val="yellow"/>
+        </w:rPr>
+        <w:t>salary from employee where salary = (select max(salary) salary from employee);</w:t>
+      </w:r>
+    </w:p>
+    <w:p>
+      <w:pPr>
+        <w:pStyle w:val="ListParagraph"/>
+        <w:spacing w:after="0"/>
+        <w:ind w:left="426"/>
+        <w:rPr>
+          <w:rFonts w:ascii="Arial" w:hAnsi="Arial" w:cs="Arial"/>
+          <w:sz w:val="24"/>
+          <w:szCs w:val="24"/>
+        </w:rPr>
+      </w:pPr>
+    </w:p>
+    <w:p>
+      <w:pPr>
+        <w:pStyle w:val="ListParagraph"/>
+        <w:numPr>
+          <w:ilvl w:val="0"/>
+          <w:numId w:val="6"/>
+        </w:numPr>
+        <w:spacing w:after="0"/>
+        <w:ind w:left="426"/>
+        <w:rPr>
+          <w:rFonts w:ascii="Arial" w:hAnsi="Arial" w:cs="Arial"/>
+          <w:sz w:val="24"/>
+          <w:szCs w:val="24"/>
+        </w:rPr>
+      </w:pPr>
+      <w:r>
+        <w:rPr>
+          <w:rFonts w:ascii="Arial" w:hAnsi="Arial" w:cs="Arial"/>
+          <w:sz w:val="24"/>
+          <w:szCs w:val="24"/>
+        </w:rPr>
+        <w:t>Find the total inventory value.</w:t>
+      </w:r>
+    </w:p>
+    <w:p>
+      <w:pPr>
+        <w:spacing w:after="0"/>
+        <w:ind w:left="426"/>
+        <w:rPr>
+          <w:rFonts w:ascii="Arial" w:hAnsi="Arial" w:cs="Arial"/>
+          <w:sz w:val="24"/>
+          <w:szCs w:val="24"/>
+        </w:rPr>
+      </w:pPr>
+      <w:r>
+        <w:rPr>
+          <w:rFonts w:ascii="Arial" w:hAnsi="Arial" w:cs="Arial"/>
+          <w:sz w:val="24"/>
+          <w:szCs w:val="24"/>
+          <w:highlight w:val="yellow"/>
+        </w:rPr>
+        <w:t>select item_name,</w:t>
+      </w:r>
+      <w:r>
+        <w:rPr>
+          <w:rFonts w:ascii="Arial" w:hAnsi="Arial" w:cs="Arial"/>
+          <w:sz w:val="24"/>
+          <w:szCs w:val="24"/>
+          <w:highlight w:val="yellow"/>
+        </w:rPr>
+        <w:t xml:space="preserve"> </w:t>
+      </w:r>
+      <w:r>
+        <w:rPr>
+          <w:rFonts w:ascii="Arial" w:hAnsi="Arial" w:cs="Arial"/>
+          <w:sz w:val="24"/>
+          <w:szCs w:val="24"/>
+          <w:highlight w:val="yellow"/>
+        </w:rPr>
+        <w:t xml:space="preserve">unit, </w:t>
+      </w:r>
+      <w:proofErr w:type="gramStart"/>
+      <w:r>
+        <w:rPr>
+          <w:rFonts w:ascii="Arial" w:hAnsi="Arial" w:cs="Arial"/>
+          <w:sz w:val="24"/>
+          <w:szCs w:val="24"/>
+          <w:highlight w:val="yellow"/>
+        </w:rPr>
+        <w:t>sum(</w:t>
+      </w:r>
+      <w:proofErr w:type="gramEnd"/>
+      <w:r>
+        <w:rPr>
+          <w:rFonts w:ascii="Arial" w:hAnsi="Arial" w:cs="Arial"/>
+          <w:sz w:val="24"/>
+          <w:szCs w:val="24"/>
+          <w:highlight w:val="yellow"/>
+        </w:rPr>
+        <w:t xml:space="preserve">quantity * </w:t>
+      </w:r>
+      <w:proofErr w:type="spellStart"/>
+      <w:r>
+        <w:rPr>
+          <w:rFonts w:ascii="Arial" w:hAnsi="Arial" w:cs="Arial"/>
+          <w:sz w:val="24"/>
+          <w:szCs w:val="24"/>
+          <w:highlight w:val="yellow"/>
+        </w:rPr>
+        <w:t>selling_price</w:t>
+      </w:r>
+      <w:proofErr w:type="spellEnd"/>
+      <w:r>
+        <w:rPr>
+          <w:rFonts w:ascii="Arial" w:hAnsi="Arial" w:cs="Arial"/>
+          <w:sz w:val="24"/>
+          <w:szCs w:val="24"/>
+          <w:highlight w:val="yellow"/>
+        </w:rPr>
+        <w:t xml:space="preserve">) from item i, stock s where </w:t>
+      </w:r>
+      <w:proofErr w:type="spellStart"/>
+      <w:proofErr w:type="gramStart"/>
+      <w:r>
+        <w:rPr>
+          <w:rFonts w:ascii="Arial" w:hAnsi="Arial" w:cs="Arial"/>
+          <w:sz w:val="24"/>
+          <w:szCs w:val="24"/>
+          <w:highlight w:val="yellow"/>
+        </w:rPr>
+        <w:t>i.item</w:t>
+      </w:r>
+      <w:proofErr w:type="gramEnd"/>
+      <w:r>
+        <w:rPr>
+          <w:rFonts w:ascii="Arial" w:hAnsi="Arial" w:cs="Arial"/>
+          <w:sz w:val="24"/>
+          <w:szCs w:val="24"/>
+          <w:highlight w:val="yellow"/>
+        </w:rPr>
+        <w:t>_id</w:t>
+      </w:r>
+      <w:proofErr w:type="spellEnd"/>
+      <w:r>
+        <w:rPr>
+          <w:rFonts w:ascii="Arial" w:hAnsi="Arial" w:cs="Arial"/>
+          <w:sz w:val="24"/>
+          <w:szCs w:val="24"/>
+          <w:highlight w:val="yellow"/>
+        </w:rPr>
+        <w:t xml:space="preserve"> = </w:t>
+      </w:r>
+      <w:proofErr w:type="spellStart"/>
+      <w:proofErr w:type="gramStart"/>
+      <w:r>
+        <w:rPr>
+          <w:rFonts w:ascii="Arial" w:hAnsi="Arial" w:cs="Arial"/>
+          <w:sz w:val="24"/>
+          <w:szCs w:val="24"/>
+          <w:highlight w:val="yellow"/>
+        </w:rPr>
+        <w:t>s.item</w:t>
+      </w:r>
+      <w:proofErr w:type="gramEnd"/>
+      <w:r>
+        <w:rPr>
+          <w:rFonts w:ascii="Arial" w:hAnsi="Arial" w:cs="Arial"/>
+          <w:sz w:val="24"/>
+          <w:szCs w:val="24"/>
+          <w:highlight w:val="yellow"/>
+        </w:rPr>
+        <w:t>_id</w:t>
+      </w:r>
+      <w:proofErr w:type="spellEnd"/>
+      <w:r>
+        <w:rPr>
+          <w:rFonts w:ascii="Arial" w:hAnsi="Arial" w:cs="Arial"/>
+          <w:sz w:val="24"/>
+          <w:szCs w:val="24"/>
+          <w:highlight w:val="yellow"/>
+        </w:rPr>
+        <w:t xml:space="preserve"> group by 1,</w:t>
+      </w:r>
+      <w:r>
+        <w:rPr>
+          <w:rFonts w:ascii="Arial" w:hAnsi="Arial" w:cs="Arial"/>
+          <w:sz w:val="24"/>
+          <w:szCs w:val="24"/>
+          <w:highlight w:val="yellow"/>
+        </w:rPr>
+        <w:t xml:space="preserve"> </w:t>
+      </w:r>
+      <w:r>
+        <w:rPr>
+          <w:rFonts w:ascii="Arial" w:hAnsi="Arial" w:cs="Arial"/>
+          <w:sz w:val="24"/>
+          <w:szCs w:val="24"/>
+          <w:highlight w:val="yellow"/>
+        </w:rPr>
+        <w:t>2;</w:t>
+      </w:r>
+    </w:p>
+    <w:p>
+      <w:pPr>
+        <w:spacing w:after="0"/>
+        <w:ind w:left="66"/>
+        <w:rPr>
+          <w:rFonts w:ascii="Arial" w:hAnsi="Arial" w:cs="Arial"/>
+          <w:sz w:val="24"/>
+          <w:szCs w:val="24"/>
+        </w:rPr>
+      </w:pPr>
+    </w:p>
+    <w:p>
+      <w:pPr>
+        <w:pStyle w:val="ListParagraph"/>
+        <w:numPr>
+          <w:ilvl w:val="0"/>
+          <w:numId w:val="6"/>
+        </w:numPr>
+        <w:spacing w:after="0"/>
+        <w:ind w:left="426"/>
+        <w:rPr>
+          <w:rFonts w:ascii="Arial" w:hAnsi="Arial" w:cs="Arial"/>
+          <w:sz w:val="24"/>
+          <w:szCs w:val="24"/>
+        </w:rPr>
+      </w:pPr>
+      <w:r>
+        <w:rPr>
+          <w:rFonts w:ascii="Arial" w:hAnsi="Arial" w:cs="Arial"/>
+          <w:sz w:val="24"/>
+          <w:szCs w:val="24"/>
+        </w:rPr>
+        <w:t>Find total purchase amount supplier-wise.</w:t>
+      </w:r>
+    </w:p>
+    <w:p>
+      <w:pPr>
+        <w:spacing w:after="0"/>
+        <w:ind w:left="426"/>
+        <w:rPr>
+          <w:rFonts w:ascii="Arial" w:hAnsi="Arial" w:cs="Arial"/>
+          <w:sz w:val="24"/>
+          <w:szCs w:val="24"/>
+        </w:rPr>
+      </w:pPr>
+      <w:r>
+        <w:rPr>
+          <w:rFonts w:ascii="Arial" w:hAnsi="Arial" w:cs="Arial"/>
+          <w:sz w:val="24"/>
+          <w:szCs w:val="24"/>
+          <w:highlight w:val="yellow"/>
+        </w:rPr>
+        <w:t xml:space="preserve">select </w:t>
+      </w:r>
+      <w:proofErr w:type="spellStart"/>
+      <w:r>
+        <w:rPr>
+          <w:rFonts w:ascii="Arial" w:hAnsi="Arial" w:cs="Arial"/>
+          <w:sz w:val="24"/>
+          <w:szCs w:val="24"/>
+          <w:highlight w:val="yellow"/>
+        </w:rPr>
+        <w:t>po_id</w:t>
+      </w:r>
+      <w:proofErr w:type="spellEnd"/>
+      <w:r>
+        <w:rPr>
+          <w:rFonts w:ascii="Arial" w:hAnsi="Arial" w:cs="Arial"/>
+          <w:sz w:val="24"/>
+          <w:szCs w:val="24"/>
+          <w:highlight w:val="yellow"/>
+        </w:rPr>
+        <w:t xml:space="preserve">, </w:t>
+      </w:r>
+      <w:proofErr w:type="spellStart"/>
+      <w:proofErr w:type="gramStart"/>
+      <w:r>
+        <w:rPr>
+          <w:rFonts w:ascii="Arial" w:hAnsi="Arial" w:cs="Arial"/>
+          <w:sz w:val="24"/>
+          <w:szCs w:val="24"/>
+          <w:highlight w:val="yellow"/>
+        </w:rPr>
+        <w:t>s.supplier</w:t>
+      </w:r>
+      <w:proofErr w:type="gramEnd"/>
+      <w:r>
+        <w:rPr>
+          <w:rFonts w:ascii="Arial" w:hAnsi="Arial" w:cs="Arial"/>
+          <w:sz w:val="24"/>
+          <w:szCs w:val="24"/>
+          <w:highlight w:val="yellow"/>
+        </w:rPr>
+        <w:t>_id</w:t>
+      </w:r>
+      <w:proofErr w:type="spellEnd"/>
+      <w:r>
+        <w:rPr>
+          <w:rFonts w:ascii="Arial" w:hAnsi="Arial" w:cs="Arial"/>
+          <w:sz w:val="24"/>
+          <w:szCs w:val="24"/>
+          <w:highlight w:val="yellow"/>
+        </w:rPr>
+        <w:t xml:space="preserve">, </w:t>
+      </w:r>
+      <w:proofErr w:type="spellStart"/>
+      <w:r>
+        <w:rPr>
+          <w:rFonts w:ascii="Arial" w:hAnsi="Arial" w:cs="Arial"/>
+          <w:sz w:val="24"/>
+          <w:szCs w:val="24"/>
+          <w:highlight w:val="yellow"/>
+        </w:rPr>
+        <w:t>supplier_name</w:t>
+      </w:r>
+      <w:proofErr w:type="spellEnd"/>
+      <w:r>
+        <w:rPr>
+          <w:rFonts w:ascii="Arial" w:hAnsi="Arial" w:cs="Arial"/>
+          <w:sz w:val="24"/>
+          <w:szCs w:val="24"/>
+          <w:highlight w:val="yellow"/>
+        </w:rPr>
+        <w:t xml:space="preserve">, city, mobile, </w:t>
+      </w:r>
+      <w:proofErr w:type="spellStart"/>
+      <w:r>
+        <w:rPr>
+          <w:rFonts w:ascii="Arial" w:hAnsi="Arial" w:cs="Arial"/>
+          <w:sz w:val="24"/>
+          <w:szCs w:val="24"/>
+          <w:highlight w:val="yellow"/>
+        </w:rPr>
+        <w:t>gst_no</w:t>
+      </w:r>
+      <w:proofErr w:type="spellEnd"/>
+      <w:r>
+        <w:rPr>
+          <w:rFonts w:ascii="Arial" w:hAnsi="Arial" w:cs="Arial"/>
+          <w:sz w:val="24"/>
+          <w:szCs w:val="24"/>
+          <w:highlight w:val="yellow"/>
+        </w:rPr>
+        <w:t xml:space="preserve">, </w:t>
+      </w:r>
+      <w:proofErr w:type="spellStart"/>
+      <w:r>
+        <w:rPr>
+          <w:rFonts w:ascii="Arial" w:hAnsi="Arial" w:cs="Arial"/>
+          <w:sz w:val="24"/>
+          <w:szCs w:val="24"/>
+          <w:highlight w:val="yellow"/>
+        </w:rPr>
         <w:t>po_date</w:t>
       </w:r>
       <w:proofErr w:type="spellEnd"/>
@@ -1216,64 +2192,7 @@
           <w:szCs w:val="24"/>
           <w:highlight w:val="yellow"/>
         </w:rPr>
-        <w:t>)  = 2026;</w:t>
-      </w:r>
-    </w:p>
-    <w:p>
-      <w:pPr>
-        <w:pStyle w:val="ListParagraph"/>
-        <w:spacing w:after="0"/>
-        <w:ind w:left="426"/>
-        <w:rPr>
-          <w:rFonts w:ascii="Arial" w:hAnsi="Arial" w:cs="Arial"/>
-          <w:sz w:val="24"/>
-          <w:szCs w:val="24"/>
-        </w:rPr>
-      </w:pPr>
-    </w:p>
-    <w:p>
-      <w:pPr>
-        <w:pStyle w:val="ListParagraph"/>
-        <w:numPr>
-          <w:ilvl w:val="0"/>
-          <w:numId w:val="6"/>
-        </w:numPr>
-        <w:spacing w:after="0"/>
-        <w:ind w:left="426"/>
-        <w:rPr>
-          <w:rFonts w:ascii="Arial" w:hAnsi="Arial" w:cs="Arial"/>
-          <w:sz w:val="24"/>
-          <w:szCs w:val="24"/>
-        </w:rPr>
-      </w:pPr>
-      <w:r>
-        <w:rPr>
-          <w:rFonts w:ascii="Arial" w:hAnsi="Arial" w:cs="Arial"/>
-          <w:sz w:val="24"/>
-          <w:szCs w:val="24"/>
-        </w:rPr>
-        <w:t>Display all sales orders with customer names.</w:t>
-      </w:r>
-    </w:p>
-    <w:p>
-      <w:pPr>
-        <w:pStyle w:val="ListParagraph"/>
-        <w:spacing w:after="0"/>
-        <w:ind w:left="426"/>
-        <w:rPr>
-          <w:rFonts w:ascii="Arial" w:hAnsi="Arial" w:cs="Arial"/>
-          <w:sz w:val="24"/>
-          <w:szCs w:val="24"/>
-        </w:rPr>
-      </w:pPr>
-      <w:r>
-        <w:rPr>
-          <w:rFonts w:ascii="Arial" w:hAnsi="Arial" w:cs="Arial"/>
-          <w:sz w:val="24"/>
-          <w:szCs w:val="24"/>
-          <w:highlight w:val="yellow"/>
-        </w:rPr>
-        <w:t xml:space="preserve">select c.*, </w:t>
+        <w:t xml:space="preserve">, total_amount from supplier s, </w:t>
       </w:r>
       <w:proofErr w:type="spellStart"/>
       <w:r>
@@ -1283,7 +2202,7 @@
           <w:szCs w:val="24"/>
           <w:highlight w:val="yellow"/>
         </w:rPr>
-        <w:t>so_id</w:t>
+        <w:t>purchase_order</w:t>
       </w:r>
       <w:proofErr w:type="spellEnd"/>
       <w:r>
@@ -1293,9 +2212,147 @@
           <w:szCs w:val="24"/>
           <w:highlight w:val="yellow"/>
         </w:rPr>
-        <w:t xml:space="preserve">, order_date, total_amount from customer  c, </w:t>
+        <w:t xml:space="preserve"> po where </w:t>
       </w:r>
       <w:proofErr w:type="spellStart"/>
+      <w:proofErr w:type="gramStart"/>
+      <w:r>
+        <w:rPr>
+          <w:rFonts w:ascii="Arial" w:hAnsi="Arial" w:cs="Arial"/>
+          <w:sz w:val="24"/>
+          <w:szCs w:val="24"/>
+          <w:highlight w:val="yellow"/>
+        </w:rPr>
+        <w:t>s.supplier</w:t>
+      </w:r>
+      <w:proofErr w:type="gramEnd"/>
+      <w:r>
+        <w:rPr>
+          <w:rFonts w:ascii="Arial" w:hAnsi="Arial" w:cs="Arial"/>
+          <w:sz w:val="24"/>
+          <w:szCs w:val="24"/>
+          <w:highlight w:val="yellow"/>
+        </w:rPr>
+        <w:t>_id</w:t>
+      </w:r>
+      <w:proofErr w:type="spellEnd"/>
+      <w:r>
+        <w:rPr>
+          <w:rFonts w:ascii="Arial" w:hAnsi="Arial" w:cs="Arial"/>
+          <w:sz w:val="24"/>
+          <w:szCs w:val="24"/>
+          <w:highlight w:val="yellow"/>
+        </w:rPr>
+        <w:t xml:space="preserve"> = </w:t>
+      </w:r>
+      <w:proofErr w:type="spellStart"/>
+      <w:proofErr w:type="gramStart"/>
+      <w:r>
+        <w:rPr>
+          <w:rFonts w:ascii="Arial" w:hAnsi="Arial" w:cs="Arial"/>
+          <w:sz w:val="24"/>
+          <w:szCs w:val="24"/>
+          <w:highlight w:val="yellow"/>
+        </w:rPr>
+        <w:t>po.supplier</w:t>
+      </w:r>
+      <w:proofErr w:type="gramEnd"/>
+      <w:r>
+        <w:rPr>
+          <w:rFonts w:ascii="Arial" w:hAnsi="Arial" w:cs="Arial"/>
+          <w:sz w:val="24"/>
+          <w:szCs w:val="24"/>
+          <w:highlight w:val="yellow"/>
+        </w:rPr>
+        <w:t>_id</w:t>
+      </w:r>
+      <w:proofErr w:type="spellEnd"/>
+      <w:r>
+        <w:rPr>
+          <w:rFonts w:ascii="Arial" w:hAnsi="Arial" w:cs="Arial"/>
+          <w:sz w:val="24"/>
+          <w:szCs w:val="24"/>
+          <w:highlight w:val="yellow"/>
+        </w:rPr>
+        <w:t xml:space="preserve"> order by </w:t>
+      </w:r>
+      <w:proofErr w:type="spellStart"/>
+      <w:r>
+        <w:rPr>
+          <w:rFonts w:ascii="Arial" w:hAnsi="Arial" w:cs="Arial"/>
+          <w:sz w:val="24"/>
+          <w:szCs w:val="24"/>
+          <w:highlight w:val="yellow"/>
+        </w:rPr>
+        <w:t>po_id</w:t>
+      </w:r>
+      <w:proofErr w:type="spellEnd"/>
+      <w:r>
+        <w:rPr>
+          <w:rFonts w:ascii="Arial" w:hAnsi="Arial" w:cs="Arial"/>
+          <w:sz w:val="24"/>
+          <w:szCs w:val="24"/>
+          <w:highlight w:val="yellow"/>
+        </w:rPr>
+        <w:t>;</w:t>
+      </w:r>
+    </w:p>
+    <w:p>
+      <w:pPr>
+        <w:spacing w:after="0"/>
+        <w:ind w:left="66"/>
+        <w:rPr>
+          <w:rFonts w:ascii="Arial" w:hAnsi="Arial" w:cs="Arial"/>
+          <w:sz w:val="24"/>
+          <w:szCs w:val="24"/>
+        </w:rPr>
+      </w:pPr>
+    </w:p>
+    <w:p>
+      <w:pPr>
+        <w:pStyle w:val="ListParagraph"/>
+        <w:numPr>
+          <w:ilvl w:val="0"/>
+          <w:numId w:val="6"/>
+        </w:numPr>
+        <w:spacing w:after="0"/>
+        <w:ind w:left="426"/>
+        <w:rPr>
+          <w:rFonts w:ascii="Arial" w:hAnsi="Arial" w:cs="Arial"/>
+          <w:sz w:val="24"/>
+          <w:szCs w:val="24"/>
+        </w:rPr>
+      </w:pPr>
+      <w:r>
+        <w:rPr>
+          <w:rFonts w:ascii="Arial" w:hAnsi="Arial" w:cs="Arial"/>
+          <w:sz w:val="24"/>
+          <w:szCs w:val="24"/>
+        </w:rPr>
+        <w:t>Find total sales amount customer-wise.</w:t>
+      </w:r>
+    </w:p>
+    <w:p>
+      <w:pPr>
+        <w:pStyle w:val="ListParagraph"/>
+        <w:spacing w:after="0"/>
+        <w:ind w:left="426"/>
+        <w:rPr>
+          <w:rFonts w:ascii="Arial" w:hAnsi="Arial" w:cs="Arial"/>
+          <w:sz w:val="24"/>
+          <w:szCs w:val="24"/>
+        </w:rPr>
+      </w:pPr>
+      <w:r>
+        <w:rPr>
+          <w:rFonts w:ascii="Arial" w:hAnsi="Arial" w:cs="Arial"/>
+          <w:sz w:val="24"/>
+          <w:szCs w:val="24"/>
+          <w:highlight w:val="yellow"/>
+        </w:rPr>
+        <w:t xml:space="preserve">select customer_name, sum(total_amount) from customer c, </w:t>
+      </w:r>
+      <w:proofErr w:type="spellStart"/>
       <w:r>
         <w:rPr>
           <w:rFonts w:ascii="Arial" w:hAnsi="Arial" w:cs="Arial"/>
@@ -1313,17 +2370,48 @@
           <w:szCs w:val="24"/>
           <w:highlight w:val="yellow"/>
         </w:rPr>
-        <w:t xml:space="preserve"> so where c.customer_id = </w:t>
+        <w:t xml:space="preserve"> so where </w:t>
+      </w:r>
+      <w:proofErr w:type="gramStart"/>
+      <w:r>
+        <w:rPr>
+          <w:rFonts w:ascii="Arial" w:hAnsi="Arial" w:cs="Arial"/>
+          <w:sz w:val="24"/>
+          <w:szCs w:val="24"/>
+          <w:highlight w:val="yellow"/>
+        </w:rPr>
+        <w:t>c.customer</w:t>
+      </w:r>
+      <w:proofErr w:type="gramEnd"/>
+      <w:r>
+        <w:rPr>
+          <w:rFonts w:ascii="Arial" w:hAnsi="Arial" w:cs="Arial"/>
+          <w:sz w:val="24"/>
+          <w:szCs w:val="24"/>
+          <w:highlight w:val="yellow"/>
+        </w:rPr>
+        <w:t xml:space="preserve">_id = </w:t>
       </w:r>
       <w:proofErr w:type="spellStart"/>
-      <w:r>
-        <w:rPr>
-          <w:rFonts w:ascii="Arial" w:hAnsi="Arial" w:cs="Arial"/>
-          <w:sz w:val="24"/>
-          <w:szCs w:val="24"/>
-          <w:highlight w:val="yellow"/>
-        </w:rPr>
-        <w:t>so.customer_id</w:t>
+      <w:proofErr w:type="gramStart"/>
+      <w:r>
+        <w:rPr>
+          <w:rFonts w:ascii="Arial" w:hAnsi="Arial" w:cs="Arial"/>
+          <w:sz w:val="24"/>
+          <w:szCs w:val="24"/>
+          <w:highlight w:val="yellow"/>
+        </w:rPr>
+        <w:t>so.customer</w:t>
+      </w:r>
+      <w:proofErr w:type="gramEnd"/>
+      <w:r>
+        <w:rPr>
+          <w:rFonts w:ascii="Arial" w:hAnsi="Arial" w:cs="Arial"/>
+          <w:sz w:val="24"/>
+          <w:szCs w:val="24"/>
+          <w:highlight w:val="yellow"/>
+        </w:rPr>
+        <w:t>_id</w:t>
       </w:r>
       <w:proofErr w:type="spellEnd"/>
       <w:r>
@@ -1333,6 +2421,123 @@
           <w:szCs w:val="24"/>
           <w:highlight w:val="yellow"/>
         </w:rPr>
+        <w:t xml:space="preserve"> group by customer_name;</w:t>
+      </w:r>
+    </w:p>
+    <w:p>
+      <w:pPr>
+        <w:pStyle w:val="ListParagraph"/>
+        <w:spacing w:after="0"/>
+        <w:ind w:left="426"/>
+        <w:rPr>
+          <w:rFonts w:ascii="Arial" w:hAnsi="Arial" w:cs="Arial"/>
+          <w:sz w:val="24"/>
+          <w:szCs w:val="24"/>
+        </w:rPr>
+      </w:pPr>
+    </w:p>
+    <w:p>
+      <w:pPr>
+        <w:pStyle w:val="ListParagraph"/>
+        <w:numPr>
+          <w:ilvl w:val="0"/>
+          <w:numId w:val="6"/>
+        </w:numPr>
+        <w:spacing w:after="0"/>
+        <w:ind w:left="426"/>
+        <w:rPr>
+          <w:rFonts w:ascii="Arial" w:hAnsi="Arial" w:cs="Arial"/>
+          <w:sz w:val="24"/>
+          <w:szCs w:val="24"/>
+        </w:rPr>
+      </w:pPr>
+      <w:r>
+        <w:rPr>
+          <w:rFonts w:ascii="Arial" w:hAnsi="Arial" w:cs="Arial"/>
+          <w:sz w:val="24"/>
+          <w:szCs w:val="24"/>
+        </w:rPr>
+        <w:t>Calculate total quantity dispatched from each tank.</w:t>
+      </w:r>
+    </w:p>
+    <w:p>
+      <w:pPr>
+        <w:pStyle w:val="ListParagraph"/>
+        <w:spacing w:after="0"/>
+        <w:ind w:left="426"/>
+        <w:rPr>
+          <w:rFonts w:ascii="Arial" w:hAnsi="Arial" w:cs="Arial"/>
+          <w:sz w:val="24"/>
+          <w:szCs w:val="24"/>
+        </w:rPr>
+      </w:pPr>
+      <w:r>
+        <w:rPr>
+          <w:rFonts w:ascii="Arial" w:hAnsi="Arial" w:cs="Arial"/>
+          <w:sz w:val="24"/>
+          <w:szCs w:val="24"/>
+          <w:highlight w:val="yellow"/>
+        </w:rPr>
+        <w:t xml:space="preserve">select </w:t>
+      </w:r>
+      <w:proofErr w:type="spellStart"/>
+      <w:r>
+        <w:rPr>
+          <w:rFonts w:ascii="Arial" w:hAnsi="Arial" w:cs="Arial"/>
+          <w:sz w:val="24"/>
+          <w:szCs w:val="24"/>
+          <w:highlight w:val="yellow"/>
+        </w:rPr>
+        <w:t>tank_id</w:t>
+      </w:r>
+      <w:proofErr w:type="spellEnd"/>
+      <w:r>
+        <w:rPr>
+          <w:rFonts w:ascii="Arial" w:hAnsi="Arial" w:cs="Arial"/>
+          <w:sz w:val="24"/>
+          <w:szCs w:val="24"/>
+          <w:highlight w:val="yellow"/>
+        </w:rPr>
+        <w:t xml:space="preserve">, sum(quantity) from </w:t>
+      </w:r>
+      <w:proofErr w:type="spellStart"/>
+      <w:r>
+        <w:rPr>
+          <w:rFonts w:ascii="Arial" w:hAnsi="Arial" w:cs="Arial"/>
+          <w:sz w:val="24"/>
+          <w:szCs w:val="24"/>
+          <w:highlight w:val="yellow"/>
+        </w:rPr>
+        <w:t>tank_dispatch</w:t>
+      </w:r>
+      <w:proofErr w:type="spellEnd"/>
+      <w:r>
+        <w:rPr>
+          <w:rFonts w:ascii="Arial" w:hAnsi="Arial" w:cs="Arial"/>
+          <w:sz w:val="24"/>
+          <w:szCs w:val="24"/>
+          <w:highlight w:val="yellow"/>
+        </w:rPr>
+        <w:t xml:space="preserve"> group by </w:t>
+      </w:r>
+      <w:proofErr w:type="spellStart"/>
+      <w:r>
+        <w:rPr>
+          <w:rFonts w:ascii="Arial" w:hAnsi="Arial" w:cs="Arial"/>
+          <w:sz w:val="24"/>
+          <w:szCs w:val="24"/>
+          <w:highlight w:val="yellow"/>
+        </w:rPr>
+        <w:t>tank_id</w:t>
+      </w:r>
+      <w:proofErr w:type="spellEnd"/>
+      <w:r>
+        <w:rPr>
+          <w:rFonts w:ascii="Arial" w:hAnsi="Arial" w:cs="Arial"/>
+          <w:sz w:val="24"/>
+          <w:szCs w:val="24"/>
+          <w:highlight w:val="yellow"/>
+        </w:rPr>
         <w:t>;</w:t>
       </w:r>
     </w:p>
@@ -1369,68 +2574,12 @@
           <w:sz w:val="24"/>
           <w:szCs w:val="24"/>
         </w:rPr>
-        <w:t>Find all stock items updated today.</w:t>
-      </w:r>
-    </w:p>
-    <w:p>
-      <w:pPr>
-        <w:pStyle w:val="ListParagraph"/>
-        <w:spacing w:after="0"/>
-        <w:ind w:left="426"/>
-        <w:rPr>
-          <w:rFonts w:ascii="Arial" w:hAnsi="Arial" w:cs="Arial"/>
-          <w:sz w:val="24"/>
-          <w:szCs w:val="24"/>
-        </w:rPr>
-      </w:pPr>
-      <w:r>
-        <w:rPr>
-          <w:rFonts w:ascii="Arial" w:hAnsi="Arial" w:cs="Arial"/>
-          <w:sz w:val="24"/>
-          <w:szCs w:val="24"/>
-          <w:highlight w:val="yellow"/>
-        </w:rPr>
-        <w:t>select * from stock where last_updated = curdate();</w:t>
-      </w:r>
-    </w:p>
-    <w:p>
-      <w:pPr>
-        <w:pStyle w:val="ListParagraph"/>
-        <w:spacing w:after="0"/>
-        <w:ind w:left="426"/>
-        <w:rPr>
-          <w:rFonts w:ascii="Arial" w:hAnsi="Arial" w:cs="Arial"/>
-          <w:sz w:val="24"/>
-          <w:szCs w:val="24"/>
-        </w:rPr>
-      </w:pPr>
-    </w:p>
-    <w:p>
-      <w:pPr>
-        <w:pStyle w:val="ListParagraph"/>
-        <w:numPr>
-          <w:ilvl w:val="0"/>
-          <w:numId w:val="6"/>
-        </w:numPr>
-        <w:spacing w:after="0"/>
-        <w:ind w:left="426"/>
-        <w:rPr>
-          <w:rFonts w:ascii="Arial" w:hAnsi="Arial" w:cs="Arial"/>
-          <w:sz w:val="24"/>
-          <w:szCs w:val="24"/>
-        </w:rPr>
-      </w:pPr>
-      <w:r>
-        <w:rPr>
-          <w:rFonts w:ascii="Arial" w:hAnsi="Arial" w:cs="Arial"/>
-          <w:sz w:val="24"/>
-          <w:szCs w:val="24"/>
-        </w:rPr>
-        <w:t>Find the total salary paid department-wise.</w:t>
-      </w:r>
-    </w:p>
-    <w:p>
-      <w:pPr>
+        <w:t>Calculate total quantity filled into each tank.</w:t>
+      </w:r>
+    </w:p>
+    <w:p>
+      <w:pPr>
+        <w:pStyle w:val="ListParagraph"/>
         <w:spacing w:after="0"/>
         <w:ind w:left="426"/>
         <w:rPr>
@@ -1456,7 +2605,7 @@
           <w:szCs w:val="24"/>
           <w:highlight w:val="yellow"/>
         </w:rPr>
-        <w:t>dept_name</w:t>
+        <w:t>tank_id</w:t>
       </w:r>
       <w:proofErr w:type="spellEnd"/>
       <w:r>
@@ -1466,7 +2615,7 @@
           <w:szCs w:val="24"/>
           <w:highlight w:val="yellow"/>
         </w:rPr>
-        <w:t xml:space="preserve">, sum(salary) from employee e, department d where </w:t>
+        <w:t xml:space="preserve">, sum(quantity) from </w:t>
       </w:r>
       <w:proofErr w:type="spellStart"/>
       <w:r>
@@ -1476,7 +2625,7 @@
           <w:szCs w:val="24"/>
           <w:highlight w:val="yellow"/>
         </w:rPr>
-        <w:t>e.dept_id</w:t>
+        <w:t>tank_filling</w:t>
       </w:r>
       <w:proofErr w:type="spellEnd"/>
       <w:r>
@@ -1486,17 +2635,212 @@
           <w:szCs w:val="24"/>
           <w:highlight w:val="yellow"/>
         </w:rPr>
+        <w:t xml:space="preserve"> group by </w:t>
+      </w:r>
+      <w:proofErr w:type="spellStart"/>
+      <w:r>
+        <w:rPr>
+          <w:rFonts w:ascii="Arial" w:hAnsi="Arial" w:cs="Arial"/>
+          <w:sz w:val="24"/>
+          <w:szCs w:val="24"/>
+          <w:highlight w:val="yellow"/>
+        </w:rPr>
+        <w:t>tank_id</w:t>
+      </w:r>
+      <w:proofErr w:type="spellEnd"/>
+      <w:r>
+        <w:rPr>
+          <w:rFonts w:ascii="Arial" w:hAnsi="Arial" w:cs="Arial"/>
+          <w:sz w:val="24"/>
+          <w:szCs w:val="24"/>
+          <w:highlight w:val="yellow"/>
+        </w:rPr>
+        <w:t>;</w:t>
+      </w:r>
+    </w:p>
+    <w:p>
+      <w:pPr>
+        <w:pStyle w:val="ListParagraph"/>
+        <w:spacing w:after="0"/>
+        <w:ind w:left="426"/>
+        <w:rPr>
+          <w:rFonts w:ascii="Arial" w:hAnsi="Arial" w:cs="Arial"/>
+          <w:sz w:val="24"/>
+          <w:szCs w:val="24"/>
+        </w:rPr>
+      </w:pPr>
+    </w:p>
+    <w:p>
+      <w:pPr>
+        <w:pStyle w:val="ListParagraph"/>
+        <w:numPr>
+          <w:ilvl w:val="0"/>
+          <w:numId w:val="6"/>
+        </w:numPr>
+        <w:spacing w:after="0"/>
+        <w:ind w:left="426"/>
+        <w:rPr>
+          <w:rFonts w:ascii="Arial" w:hAnsi="Arial" w:cs="Arial"/>
+          <w:sz w:val="24"/>
+          <w:szCs w:val="24"/>
+        </w:rPr>
+      </w:pPr>
+      <w:r>
+        <w:rPr>
+          <w:rFonts w:ascii="Arial" w:hAnsi="Arial" w:cs="Arial"/>
+          <w:sz w:val="24"/>
+          <w:szCs w:val="24"/>
+        </w:rPr>
+        <w:t xml:space="preserve">Find </w:t>
+      </w:r>
+      <w:r>
+        <w:rPr>
+          <w:rFonts w:ascii="Arial" w:hAnsi="Arial" w:cs="Arial"/>
+          <w:sz w:val="24"/>
+          <w:szCs w:val="24"/>
+        </w:rPr>
+        <w:t xml:space="preserve">tank name and </w:t>
+      </w:r>
+      <w:r>
+        <w:rPr>
+          <w:rFonts w:ascii="Arial" w:hAnsi="Arial" w:cs="Arial"/>
+          <w:sz w:val="24"/>
+          <w:szCs w:val="24"/>
+        </w:rPr>
+        <w:t>total production quantity tank-wise.</w:t>
+      </w:r>
+    </w:p>
+    <w:p>
+      <w:pPr>
+        <w:pStyle w:val="ListParagraph"/>
+        <w:spacing w:after="0"/>
+        <w:ind w:left="426"/>
+        <w:rPr>
+          <w:rFonts w:ascii="Arial" w:hAnsi="Arial" w:cs="Arial"/>
+          <w:sz w:val="24"/>
+          <w:szCs w:val="24"/>
+        </w:rPr>
+      </w:pPr>
+      <w:r>
+        <w:rPr>
+          <w:rFonts w:ascii="Arial" w:hAnsi="Arial" w:cs="Arial"/>
+          <w:sz w:val="24"/>
+          <w:szCs w:val="24"/>
+          <w:highlight w:val="yellow"/>
+        </w:rPr>
+        <w:t xml:space="preserve">select </w:t>
+      </w:r>
+      <w:proofErr w:type="spellStart"/>
+      <w:r>
+        <w:rPr>
+          <w:rFonts w:ascii="Arial" w:hAnsi="Arial" w:cs="Arial"/>
+          <w:sz w:val="24"/>
+          <w:szCs w:val="24"/>
+          <w:highlight w:val="yellow"/>
+        </w:rPr>
+        <w:t>tank_name</w:t>
+      </w:r>
+      <w:proofErr w:type="spellEnd"/>
+      <w:r>
+        <w:rPr>
+          <w:rFonts w:ascii="Arial" w:hAnsi="Arial" w:cs="Arial"/>
+          <w:sz w:val="24"/>
+          <w:szCs w:val="24"/>
+          <w:highlight w:val="yellow"/>
+        </w:rPr>
+        <w:t>, sum(</w:t>
+      </w:r>
+      <w:proofErr w:type="spellStart"/>
+      <w:r>
+        <w:rPr>
+          <w:rFonts w:ascii="Arial" w:hAnsi="Arial" w:cs="Arial"/>
+          <w:sz w:val="24"/>
+          <w:szCs w:val="24"/>
+          <w:highlight w:val="yellow"/>
+        </w:rPr>
+        <w:t>quantity_produced</w:t>
+      </w:r>
+      <w:proofErr w:type="spellEnd"/>
+      <w:r>
+        <w:rPr>
+          <w:rFonts w:ascii="Arial" w:hAnsi="Arial" w:cs="Arial"/>
+          <w:sz w:val="24"/>
+          <w:szCs w:val="24"/>
+          <w:highlight w:val="yellow"/>
+        </w:rPr>
+        <w:t xml:space="preserve">) from tank t, </w:t>
+      </w:r>
+      <w:proofErr w:type="spellStart"/>
+      <w:r>
+        <w:rPr>
+          <w:rFonts w:ascii="Arial" w:hAnsi="Arial" w:cs="Arial"/>
+          <w:sz w:val="24"/>
+          <w:szCs w:val="24"/>
+          <w:highlight w:val="yellow"/>
+        </w:rPr>
+        <w:t>production_batch</w:t>
+      </w:r>
+      <w:proofErr w:type="spellEnd"/>
+      <w:r>
+        <w:rPr>
+          <w:rFonts w:ascii="Arial" w:hAnsi="Arial" w:cs="Arial"/>
+          <w:sz w:val="24"/>
+          <w:szCs w:val="24"/>
+          <w:highlight w:val="yellow"/>
+        </w:rPr>
+        <w:t xml:space="preserve"> pb where </w:t>
+      </w:r>
+      <w:proofErr w:type="spellStart"/>
+      <w:proofErr w:type="gramStart"/>
+      <w:r>
+        <w:rPr>
+          <w:rFonts w:ascii="Arial" w:hAnsi="Arial" w:cs="Arial"/>
+          <w:sz w:val="24"/>
+          <w:szCs w:val="24"/>
+          <w:highlight w:val="yellow"/>
+        </w:rPr>
+        <w:t>t.tank</w:t>
+      </w:r>
+      <w:proofErr w:type="gramEnd"/>
+      <w:r>
+        <w:rPr>
+          <w:rFonts w:ascii="Arial" w:hAnsi="Arial" w:cs="Arial"/>
+          <w:sz w:val="24"/>
+          <w:szCs w:val="24"/>
+          <w:highlight w:val="yellow"/>
+        </w:rPr>
+        <w:t>_id</w:t>
+      </w:r>
+      <w:proofErr w:type="spellEnd"/>
+      <w:r>
+        <w:rPr>
+          <w:rFonts w:ascii="Arial" w:hAnsi="Arial" w:cs="Arial"/>
+          <w:sz w:val="24"/>
+          <w:szCs w:val="24"/>
+          <w:highlight w:val="yellow"/>
+        </w:rPr>
         <w:t xml:space="preserve"> = </w:t>
       </w:r>
       <w:proofErr w:type="spellStart"/>
-      <w:r>
-        <w:rPr>
-          <w:rFonts w:ascii="Arial" w:hAnsi="Arial" w:cs="Arial"/>
-          <w:sz w:val="24"/>
-          <w:szCs w:val="24"/>
-          <w:highlight w:val="yellow"/>
-        </w:rPr>
-        <w:t>d.dept_id</w:t>
+      <w:proofErr w:type="gramStart"/>
+      <w:r>
+        <w:rPr>
+          <w:rFonts w:ascii="Arial" w:hAnsi="Arial" w:cs="Arial"/>
+          <w:sz w:val="24"/>
+          <w:szCs w:val="24"/>
+          <w:highlight w:val="yellow"/>
+        </w:rPr>
+        <w:t>pb.tank</w:t>
+      </w:r>
+      <w:proofErr w:type="gramEnd"/>
+      <w:r>
+        <w:rPr>
+          <w:rFonts w:ascii="Arial" w:hAnsi="Arial" w:cs="Arial"/>
+          <w:sz w:val="24"/>
+          <w:szCs w:val="24"/>
+          <w:highlight w:val="yellow"/>
+        </w:rPr>
+        <w:t>_id</w:t>
       </w:r>
       <w:proofErr w:type="spellEnd"/>
       <w:r>
@@ -1506,7 +2850,7 @@
           <w:szCs w:val="24"/>
           <w:highlight w:val="yellow"/>
         </w:rPr>
-        <w:t xml:space="preserve"> group  by </w:t>
+        <w:t xml:space="preserve"> group by </w:t>
       </w:r>
       <w:proofErr w:type="spellStart"/>
       <w:r>
@@ -1516,7 +2860,7 @@
           <w:szCs w:val="24"/>
           <w:highlight w:val="yellow"/>
         </w:rPr>
-        <w:t>dept_name</w:t>
+        <w:t>tank_name</w:t>
       </w:r>
       <w:proofErr w:type="spellEnd"/>
       <w:r>
@@ -1527,809 +2871,6 @@
           <w:highlight w:val="yellow"/>
         </w:rPr>
         <w:t>;</w:t>
-      </w:r>
-    </w:p>
-    <w:p>
-      <w:pPr>
-        <w:spacing w:after="0"/>
-        <w:ind w:left="426"/>
-        <w:rPr>
-          <w:rFonts w:ascii="Arial" w:hAnsi="Arial" w:cs="Arial"/>
-          <w:sz w:val="24"/>
-          <w:szCs w:val="24"/>
-        </w:rPr>
-      </w:pPr>
-    </w:p>
-    <w:p>
-      <w:pPr>
-        <w:pStyle w:val="ListParagraph"/>
-        <w:numPr>
-          <w:ilvl w:val="0"/>
-          <w:numId w:val="6"/>
-        </w:numPr>
-        <w:spacing w:after="0"/>
-        <w:ind w:left="426"/>
-        <w:rPr>
-          <w:rFonts w:ascii="Arial" w:hAnsi="Arial" w:cs="Arial"/>
-          <w:sz w:val="24"/>
-          <w:szCs w:val="24"/>
-        </w:rPr>
-      </w:pPr>
-      <w:r>
-        <w:rPr>
-          <w:rFonts w:ascii="Arial" w:hAnsi="Arial" w:cs="Arial"/>
-          <w:sz w:val="24"/>
-          <w:szCs w:val="24"/>
-        </w:rPr>
-        <w:t>Calculate the average salary of employees.</w:t>
-      </w:r>
-    </w:p>
-    <w:p>
-      <w:pPr>
-        <w:pStyle w:val="ListParagraph"/>
-        <w:spacing w:after="0"/>
-        <w:ind w:left="426"/>
-        <w:rPr>
-          <w:rFonts w:ascii="Arial" w:hAnsi="Arial" w:cs="Arial"/>
-          <w:sz w:val="24"/>
-          <w:szCs w:val="24"/>
-        </w:rPr>
-      </w:pPr>
-      <w:r>
-        <w:rPr>
-          <w:rFonts w:ascii="Arial" w:hAnsi="Arial" w:cs="Arial"/>
-          <w:sz w:val="24"/>
-          <w:szCs w:val="24"/>
-          <w:highlight w:val="yellow"/>
-        </w:rPr>
-        <w:t>select avg(salary) from employee;</w:t>
-      </w:r>
-    </w:p>
-    <w:p>
-      <w:pPr>
-        <w:pStyle w:val="ListParagraph"/>
-        <w:spacing w:after="0"/>
-        <w:ind w:left="426"/>
-        <w:rPr>
-          <w:rFonts w:ascii="Arial" w:hAnsi="Arial" w:cs="Arial"/>
-          <w:sz w:val="24"/>
-          <w:szCs w:val="24"/>
-        </w:rPr>
-      </w:pPr>
-    </w:p>
-    <w:p>
-      <w:pPr>
-        <w:pStyle w:val="ListParagraph"/>
-        <w:numPr>
-          <w:ilvl w:val="0"/>
-          <w:numId w:val="6"/>
-        </w:numPr>
-        <w:spacing w:after="0"/>
-        <w:ind w:left="426"/>
-        <w:rPr>
-          <w:rFonts w:ascii="Arial" w:hAnsi="Arial" w:cs="Arial"/>
-          <w:sz w:val="24"/>
-          <w:szCs w:val="24"/>
-        </w:rPr>
-      </w:pPr>
-      <w:r>
-        <w:rPr>
-          <w:rFonts w:ascii="Arial" w:hAnsi="Arial" w:cs="Arial"/>
-          <w:sz w:val="24"/>
-          <w:szCs w:val="24"/>
-        </w:rPr>
-        <w:t>Find the highest-paid employee.</w:t>
-      </w:r>
-    </w:p>
-    <w:p>
-      <w:pPr>
-        <w:pStyle w:val="ListParagraph"/>
-        <w:spacing w:after="0"/>
-        <w:ind w:left="426"/>
-        <w:rPr>
-          <w:rFonts w:ascii="Arial" w:hAnsi="Arial" w:cs="Arial"/>
-          <w:sz w:val="24"/>
-          <w:szCs w:val="24"/>
-        </w:rPr>
-      </w:pPr>
-      <w:r>
-        <w:rPr>
-          <w:rFonts w:ascii="Arial" w:hAnsi="Arial" w:cs="Arial"/>
-          <w:sz w:val="24"/>
-          <w:szCs w:val="24"/>
-          <w:highlight w:val="yellow"/>
-        </w:rPr>
-        <w:t>select emp_name,</w:t>
-      </w:r>
-      <w:r>
-        <w:rPr>
-          <w:rFonts w:ascii="Arial" w:hAnsi="Arial" w:cs="Arial"/>
-          <w:sz w:val="24"/>
-          <w:szCs w:val="24"/>
-          <w:highlight w:val="yellow"/>
-        </w:rPr>
-        <w:t xml:space="preserve"> </w:t>
-      </w:r>
-      <w:r>
-        <w:rPr>
-          <w:rFonts w:ascii="Arial" w:hAnsi="Arial" w:cs="Arial"/>
-          <w:sz w:val="24"/>
-          <w:szCs w:val="24"/>
-          <w:highlight w:val="yellow"/>
-        </w:rPr>
-        <w:t>salary from employee where salary = (select max(salary) salary from employee);</w:t>
-      </w:r>
-    </w:p>
-    <w:p>
-      <w:pPr>
-        <w:pStyle w:val="ListParagraph"/>
-        <w:spacing w:after="0"/>
-        <w:ind w:left="426"/>
-        <w:rPr>
-          <w:rFonts w:ascii="Arial" w:hAnsi="Arial" w:cs="Arial"/>
-          <w:sz w:val="24"/>
-          <w:szCs w:val="24"/>
-        </w:rPr>
-      </w:pPr>
-    </w:p>
-    <w:p>
-      <w:pPr>
-        <w:pStyle w:val="ListParagraph"/>
-        <w:numPr>
-          <w:ilvl w:val="0"/>
-          <w:numId w:val="6"/>
-        </w:numPr>
-        <w:spacing w:after="0"/>
-        <w:ind w:left="426"/>
-        <w:rPr>
-          <w:rFonts w:ascii="Arial" w:hAnsi="Arial" w:cs="Arial"/>
-          <w:sz w:val="24"/>
-          <w:szCs w:val="24"/>
-        </w:rPr>
-      </w:pPr>
-      <w:r>
-        <w:rPr>
-          <w:rFonts w:ascii="Arial" w:hAnsi="Arial" w:cs="Arial"/>
-          <w:sz w:val="24"/>
-          <w:szCs w:val="24"/>
-        </w:rPr>
-        <w:t>Find the total inventory value.</w:t>
-      </w:r>
-    </w:p>
-    <w:p>
-      <w:pPr>
-        <w:spacing w:after="0"/>
-        <w:ind w:left="426"/>
-        <w:rPr>
-          <w:rFonts w:ascii="Arial" w:hAnsi="Arial" w:cs="Arial"/>
-          <w:sz w:val="24"/>
-          <w:szCs w:val="24"/>
-        </w:rPr>
-      </w:pPr>
-      <w:r>
-        <w:rPr>
-          <w:rFonts w:ascii="Arial" w:hAnsi="Arial" w:cs="Arial"/>
-          <w:sz w:val="24"/>
-          <w:szCs w:val="24"/>
-          <w:highlight w:val="yellow"/>
-        </w:rPr>
-        <w:t>select item_name,</w:t>
-      </w:r>
-      <w:r>
-        <w:rPr>
-          <w:rFonts w:ascii="Arial" w:hAnsi="Arial" w:cs="Arial"/>
-          <w:sz w:val="24"/>
-          <w:szCs w:val="24"/>
-          <w:highlight w:val="yellow"/>
-        </w:rPr>
-        <w:t xml:space="preserve"> </w:t>
-      </w:r>
-      <w:r>
-        <w:rPr>
-          <w:rFonts w:ascii="Arial" w:hAnsi="Arial" w:cs="Arial"/>
-          <w:sz w:val="24"/>
-          <w:szCs w:val="24"/>
-          <w:highlight w:val="yellow"/>
-        </w:rPr>
-        <w:t xml:space="preserve">unit, sum(quantity * </w:t>
-      </w:r>
-      <w:proofErr w:type="spellStart"/>
-      <w:r>
-        <w:rPr>
-          <w:rFonts w:ascii="Arial" w:hAnsi="Arial" w:cs="Arial"/>
-          <w:sz w:val="24"/>
-          <w:szCs w:val="24"/>
-          <w:highlight w:val="yellow"/>
-        </w:rPr>
-        <w:t>selling_price</w:t>
-      </w:r>
-      <w:proofErr w:type="spellEnd"/>
-      <w:r>
-        <w:rPr>
-          <w:rFonts w:ascii="Arial" w:hAnsi="Arial" w:cs="Arial"/>
-          <w:sz w:val="24"/>
-          <w:szCs w:val="24"/>
-          <w:highlight w:val="yellow"/>
-        </w:rPr>
-        <w:t xml:space="preserve">) from item i, stock s where </w:t>
-      </w:r>
-      <w:proofErr w:type="spellStart"/>
-      <w:r>
-        <w:rPr>
-          <w:rFonts w:ascii="Arial" w:hAnsi="Arial" w:cs="Arial"/>
-          <w:sz w:val="24"/>
-          <w:szCs w:val="24"/>
-          <w:highlight w:val="yellow"/>
-        </w:rPr>
-        <w:t>i.item_id</w:t>
-      </w:r>
-      <w:proofErr w:type="spellEnd"/>
-      <w:r>
-        <w:rPr>
-          <w:rFonts w:ascii="Arial" w:hAnsi="Arial" w:cs="Arial"/>
-          <w:sz w:val="24"/>
-          <w:szCs w:val="24"/>
-          <w:highlight w:val="yellow"/>
-        </w:rPr>
-        <w:t xml:space="preserve"> = </w:t>
-      </w:r>
-      <w:proofErr w:type="spellStart"/>
-      <w:r>
-        <w:rPr>
-          <w:rFonts w:ascii="Arial" w:hAnsi="Arial" w:cs="Arial"/>
-          <w:sz w:val="24"/>
-          <w:szCs w:val="24"/>
-          <w:highlight w:val="yellow"/>
-        </w:rPr>
-        <w:t>s.item_id</w:t>
-      </w:r>
-      <w:proofErr w:type="spellEnd"/>
-      <w:r>
-        <w:rPr>
-          <w:rFonts w:ascii="Arial" w:hAnsi="Arial" w:cs="Arial"/>
-          <w:sz w:val="24"/>
-          <w:szCs w:val="24"/>
-          <w:highlight w:val="yellow"/>
-        </w:rPr>
-        <w:t xml:space="preserve"> group by 1,</w:t>
-      </w:r>
-      <w:r>
-        <w:rPr>
-          <w:rFonts w:ascii="Arial" w:hAnsi="Arial" w:cs="Arial"/>
-          <w:sz w:val="24"/>
-          <w:szCs w:val="24"/>
-          <w:highlight w:val="yellow"/>
-        </w:rPr>
-        <w:t xml:space="preserve"> </w:t>
-      </w:r>
-      <w:r>
-        <w:rPr>
-          <w:rFonts w:ascii="Arial" w:hAnsi="Arial" w:cs="Arial"/>
-          <w:sz w:val="24"/>
-          <w:szCs w:val="24"/>
-          <w:highlight w:val="yellow"/>
-        </w:rPr>
-        <w:t>2;</w:t>
-      </w:r>
-    </w:p>
-    <w:p>
-      <w:pPr>
-        <w:spacing w:after="0"/>
-        <w:ind w:left="66"/>
-        <w:rPr>
-          <w:rFonts w:ascii="Arial" w:hAnsi="Arial" w:cs="Arial"/>
-          <w:sz w:val="24"/>
-          <w:szCs w:val="24"/>
-        </w:rPr>
-      </w:pPr>
-    </w:p>
-    <w:p>
-      <w:pPr>
-        <w:pStyle w:val="ListParagraph"/>
-        <w:numPr>
-          <w:ilvl w:val="0"/>
-          <w:numId w:val="6"/>
-        </w:numPr>
-        <w:spacing w:after="0"/>
-        <w:ind w:left="426"/>
-        <w:rPr>
-          <w:rFonts w:ascii="Arial" w:hAnsi="Arial" w:cs="Arial"/>
-          <w:sz w:val="24"/>
-          <w:szCs w:val="24"/>
-        </w:rPr>
-      </w:pPr>
-      <w:r>
-        <w:rPr>
-          <w:rFonts w:ascii="Arial" w:hAnsi="Arial" w:cs="Arial"/>
-          <w:sz w:val="24"/>
-          <w:szCs w:val="24"/>
-        </w:rPr>
-        <w:t>Find total purchase amount supplier-wise.</w:t>
-      </w:r>
-    </w:p>
-    <w:p>
-      <w:pPr>
-        <w:spacing w:after="0"/>
-        <w:ind w:left="426"/>
-        <w:rPr>
-          <w:rFonts w:ascii="Arial" w:hAnsi="Arial" w:cs="Arial"/>
-          <w:sz w:val="24"/>
-          <w:szCs w:val="24"/>
-        </w:rPr>
-      </w:pPr>
-      <w:r>
-        <w:rPr>
-          <w:rFonts w:ascii="Arial" w:hAnsi="Arial" w:cs="Arial"/>
-          <w:sz w:val="24"/>
-          <w:szCs w:val="24"/>
-          <w:highlight w:val="yellow"/>
-        </w:rPr>
-        <w:t xml:space="preserve">select </w:t>
-      </w:r>
-      <w:proofErr w:type="spellStart"/>
-      <w:r>
-        <w:rPr>
-          <w:rFonts w:ascii="Arial" w:hAnsi="Arial" w:cs="Arial"/>
-          <w:sz w:val="24"/>
-          <w:szCs w:val="24"/>
-          <w:highlight w:val="yellow"/>
-        </w:rPr>
-        <w:t>po_id</w:t>
-      </w:r>
-      <w:proofErr w:type="spellEnd"/>
-      <w:r>
-        <w:rPr>
-          <w:rFonts w:ascii="Arial" w:hAnsi="Arial" w:cs="Arial"/>
-          <w:sz w:val="24"/>
-          <w:szCs w:val="24"/>
-          <w:highlight w:val="yellow"/>
-        </w:rPr>
-        <w:t xml:space="preserve">, </w:t>
-      </w:r>
-      <w:proofErr w:type="spellStart"/>
-      <w:r>
-        <w:rPr>
-          <w:rFonts w:ascii="Arial" w:hAnsi="Arial" w:cs="Arial"/>
-          <w:sz w:val="24"/>
-          <w:szCs w:val="24"/>
-          <w:highlight w:val="yellow"/>
-        </w:rPr>
-        <w:t>s.supplier_id</w:t>
-      </w:r>
-      <w:proofErr w:type="spellEnd"/>
-      <w:r>
-        <w:rPr>
-          <w:rFonts w:ascii="Arial" w:hAnsi="Arial" w:cs="Arial"/>
-          <w:sz w:val="24"/>
-          <w:szCs w:val="24"/>
-          <w:highlight w:val="yellow"/>
-        </w:rPr>
-        <w:t xml:space="preserve">, </w:t>
-      </w:r>
-      <w:proofErr w:type="spellStart"/>
-      <w:r>
-        <w:rPr>
-          <w:rFonts w:ascii="Arial" w:hAnsi="Arial" w:cs="Arial"/>
-          <w:sz w:val="24"/>
-          <w:szCs w:val="24"/>
-          <w:highlight w:val="yellow"/>
-        </w:rPr>
-        <w:t>supplier_name</w:t>
-      </w:r>
-      <w:proofErr w:type="spellEnd"/>
-      <w:r>
-        <w:rPr>
-          <w:rFonts w:ascii="Arial" w:hAnsi="Arial" w:cs="Arial"/>
-          <w:sz w:val="24"/>
-          <w:szCs w:val="24"/>
-          <w:highlight w:val="yellow"/>
-        </w:rPr>
-        <w:t xml:space="preserve">, city, mobile, </w:t>
-      </w:r>
-      <w:proofErr w:type="spellStart"/>
-      <w:r>
-        <w:rPr>
-          <w:rFonts w:ascii="Arial" w:hAnsi="Arial" w:cs="Arial"/>
-          <w:sz w:val="24"/>
-          <w:szCs w:val="24"/>
-          <w:highlight w:val="yellow"/>
-        </w:rPr>
-        <w:t>gst_no</w:t>
-      </w:r>
-      <w:proofErr w:type="spellEnd"/>
-      <w:r>
-        <w:rPr>
-          <w:rFonts w:ascii="Arial" w:hAnsi="Arial" w:cs="Arial"/>
-          <w:sz w:val="24"/>
-          <w:szCs w:val="24"/>
-          <w:highlight w:val="yellow"/>
-        </w:rPr>
-        <w:t xml:space="preserve">, </w:t>
-      </w:r>
-      <w:proofErr w:type="spellStart"/>
-      <w:r>
-        <w:rPr>
-          <w:rFonts w:ascii="Arial" w:hAnsi="Arial" w:cs="Arial"/>
-          <w:sz w:val="24"/>
-          <w:szCs w:val="24"/>
-          <w:highlight w:val="yellow"/>
-        </w:rPr>
-        <w:t>po_date</w:t>
-      </w:r>
-      <w:proofErr w:type="spellEnd"/>
-      <w:r>
-        <w:rPr>
-          <w:rFonts w:ascii="Arial" w:hAnsi="Arial" w:cs="Arial"/>
-          <w:sz w:val="24"/>
-          <w:szCs w:val="24"/>
-          <w:highlight w:val="yellow"/>
-        </w:rPr>
-        <w:t xml:space="preserve">, total_amount from supplier s, </w:t>
-      </w:r>
-      <w:proofErr w:type="spellStart"/>
-      <w:r>
-        <w:rPr>
-          <w:rFonts w:ascii="Arial" w:hAnsi="Arial" w:cs="Arial"/>
-          <w:sz w:val="24"/>
-          <w:szCs w:val="24"/>
-          <w:highlight w:val="yellow"/>
-        </w:rPr>
-        <w:t>purchase_order</w:t>
-      </w:r>
-      <w:proofErr w:type="spellEnd"/>
-      <w:r>
-        <w:rPr>
-          <w:rFonts w:ascii="Arial" w:hAnsi="Arial" w:cs="Arial"/>
-          <w:sz w:val="24"/>
-          <w:szCs w:val="24"/>
-          <w:highlight w:val="yellow"/>
-        </w:rPr>
-        <w:t xml:space="preserve"> po where </w:t>
-      </w:r>
-      <w:proofErr w:type="spellStart"/>
-      <w:r>
-        <w:rPr>
-          <w:rFonts w:ascii="Arial" w:hAnsi="Arial" w:cs="Arial"/>
-          <w:sz w:val="24"/>
-          <w:szCs w:val="24"/>
-          <w:highlight w:val="yellow"/>
-        </w:rPr>
-        <w:t>s.supplier_id</w:t>
-      </w:r>
-      <w:proofErr w:type="spellEnd"/>
-      <w:r>
-        <w:rPr>
-          <w:rFonts w:ascii="Arial" w:hAnsi="Arial" w:cs="Arial"/>
-          <w:sz w:val="24"/>
-          <w:szCs w:val="24"/>
-          <w:highlight w:val="yellow"/>
-        </w:rPr>
-        <w:t xml:space="preserve"> = </w:t>
-      </w:r>
-      <w:proofErr w:type="spellStart"/>
-      <w:r>
-        <w:rPr>
-          <w:rFonts w:ascii="Arial" w:hAnsi="Arial" w:cs="Arial"/>
-          <w:sz w:val="24"/>
-          <w:szCs w:val="24"/>
-          <w:highlight w:val="yellow"/>
-        </w:rPr>
-        <w:t>po.supplier_id</w:t>
-      </w:r>
-      <w:proofErr w:type="spellEnd"/>
-      <w:r>
-        <w:rPr>
-          <w:rFonts w:ascii="Arial" w:hAnsi="Arial" w:cs="Arial"/>
-          <w:sz w:val="24"/>
-          <w:szCs w:val="24"/>
-          <w:highlight w:val="yellow"/>
-        </w:rPr>
-        <w:t xml:space="preserve"> order by </w:t>
-      </w:r>
-      <w:proofErr w:type="spellStart"/>
-      <w:r>
-        <w:rPr>
-          <w:rFonts w:ascii="Arial" w:hAnsi="Arial" w:cs="Arial"/>
-          <w:sz w:val="24"/>
-          <w:szCs w:val="24"/>
-          <w:highlight w:val="yellow"/>
-        </w:rPr>
-        <w:t>po_id</w:t>
-      </w:r>
-      <w:proofErr w:type="spellEnd"/>
-      <w:r>
-        <w:rPr>
-          <w:rFonts w:ascii="Arial" w:hAnsi="Arial" w:cs="Arial"/>
-          <w:sz w:val="24"/>
-          <w:szCs w:val="24"/>
-          <w:highlight w:val="yellow"/>
-        </w:rPr>
-        <w:t>;</w:t>
-      </w:r>
-    </w:p>
-    <w:p>
-      <w:pPr>
-        <w:spacing w:after="0"/>
-        <w:ind w:left="66"/>
-        <w:rPr>
-          <w:rFonts w:ascii="Arial" w:hAnsi="Arial" w:cs="Arial"/>
-          <w:sz w:val="24"/>
-          <w:szCs w:val="24"/>
-        </w:rPr>
-      </w:pPr>
-    </w:p>
-    <w:p>
-      <w:pPr>
-        <w:pStyle w:val="ListParagraph"/>
-        <w:numPr>
-          <w:ilvl w:val="0"/>
-          <w:numId w:val="6"/>
-        </w:numPr>
-        <w:spacing w:after="0"/>
-        <w:ind w:left="426"/>
-        <w:rPr>
-          <w:rFonts w:ascii="Arial" w:hAnsi="Arial" w:cs="Arial"/>
-          <w:sz w:val="24"/>
-          <w:szCs w:val="24"/>
-        </w:rPr>
-      </w:pPr>
-      <w:r>
-        <w:rPr>
-          <w:rFonts w:ascii="Arial" w:hAnsi="Arial" w:cs="Arial"/>
-          <w:sz w:val="24"/>
-          <w:szCs w:val="24"/>
-        </w:rPr>
-        <w:t>Find total sales amount customer-wise.</w:t>
-      </w:r>
-    </w:p>
-    <w:p>
-      <w:pPr>
-        <w:pStyle w:val="ListParagraph"/>
-        <w:spacing w:after="0"/>
-        <w:ind w:left="426"/>
-        <w:rPr>
-          <w:rFonts w:ascii="Arial" w:hAnsi="Arial" w:cs="Arial"/>
-          <w:sz w:val="24"/>
-          <w:szCs w:val="24"/>
-        </w:rPr>
-      </w:pPr>
-      <w:r>
-        <w:rPr>
-          <w:rFonts w:ascii="Arial" w:hAnsi="Arial" w:cs="Arial"/>
-          <w:sz w:val="24"/>
-          <w:szCs w:val="24"/>
-          <w:highlight w:val="yellow"/>
-        </w:rPr>
-        <w:t xml:space="preserve">select customer_name, sum(total_amount) from customer c, </w:t>
-      </w:r>
-      <w:proofErr w:type="spellStart"/>
-      <w:r>
-        <w:rPr>
-          <w:rFonts w:ascii="Arial" w:hAnsi="Arial" w:cs="Arial"/>
-          <w:sz w:val="24"/>
-          <w:szCs w:val="24"/>
-          <w:highlight w:val="yellow"/>
-        </w:rPr>
-        <w:t>sales_order</w:t>
-      </w:r>
-      <w:proofErr w:type="spellEnd"/>
-      <w:r>
-        <w:rPr>
-          <w:rFonts w:ascii="Arial" w:hAnsi="Arial" w:cs="Arial"/>
-          <w:sz w:val="24"/>
-          <w:szCs w:val="24"/>
-          <w:highlight w:val="yellow"/>
-        </w:rPr>
-        <w:t xml:space="preserve"> so where c.customer_id = </w:t>
-      </w:r>
-      <w:proofErr w:type="spellStart"/>
-      <w:r>
-        <w:rPr>
-          <w:rFonts w:ascii="Arial" w:hAnsi="Arial" w:cs="Arial"/>
-          <w:sz w:val="24"/>
-          <w:szCs w:val="24"/>
-          <w:highlight w:val="yellow"/>
-        </w:rPr>
-        <w:t>so.customer_id</w:t>
-      </w:r>
-      <w:proofErr w:type="spellEnd"/>
-      <w:r>
-        <w:rPr>
-          <w:rFonts w:ascii="Arial" w:hAnsi="Arial" w:cs="Arial"/>
-          <w:sz w:val="24"/>
-          <w:szCs w:val="24"/>
-          <w:highlight w:val="yellow"/>
-        </w:rPr>
-        <w:t xml:space="preserve"> group by customer_name;</w:t>
-      </w:r>
-    </w:p>
-    <w:p>
-      <w:pPr>
-        <w:pStyle w:val="ListParagraph"/>
-        <w:spacing w:after="0"/>
-        <w:ind w:left="426"/>
-        <w:rPr>
-          <w:rFonts w:ascii="Arial" w:hAnsi="Arial" w:cs="Arial"/>
-          <w:sz w:val="24"/>
-          <w:szCs w:val="24"/>
-        </w:rPr>
-      </w:pPr>
-    </w:p>
-    <w:p>
-      <w:pPr>
-        <w:pStyle w:val="ListParagraph"/>
-        <w:numPr>
-          <w:ilvl w:val="0"/>
-          <w:numId w:val="6"/>
-        </w:numPr>
-        <w:spacing w:after="0"/>
-        <w:ind w:left="426"/>
-        <w:rPr>
-          <w:rFonts w:ascii="Arial" w:hAnsi="Arial" w:cs="Arial"/>
-          <w:sz w:val="24"/>
-          <w:szCs w:val="24"/>
-        </w:rPr>
-      </w:pPr>
-      <w:r>
-        <w:rPr>
-          <w:rFonts w:ascii="Arial" w:hAnsi="Arial" w:cs="Arial"/>
-          <w:sz w:val="24"/>
-          <w:szCs w:val="24"/>
-        </w:rPr>
-        <w:t>Calculate total quantity dispatched from each tank.</w:t>
-      </w:r>
-    </w:p>
-    <w:p>
-      <w:pPr>
-        <w:pStyle w:val="ListParagraph"/>
-        <w:spacing w:after="0"/>
-        <w:ind w:left="426"/>
-        <w:rPr>
-          <w:rFonts w:ascii="Arial" w:hAnsi="Arial" w:cs="Arial"/>
-          <w:sz w:val="24"/>
-          <w:szCs w:val="24"/>
-        </w:rPr>
-      </w:pPr>
-      <w:r>
-        <w:rPr>
-          <w:rFonts w:ascii="Arial" w:hAnsi="Arial" w:cs="Arial"/>
-          <w:sz w:val="24"/>
-          <w:szCs w:val="24"/>
-          <w:highlight w:val="yellow"/>
-        </w:rPr>
-        <w:t xml:space="preserve">select </w:t>
-      </w:r>
-      <w:proofErr w:type="spellStart"/>
-      <w:r>
-        <w:rPr>
-          <w:rFonts w:ascii="Arial" w:hAnsi="Arial" w:cs="Arial"/>
-          <w:sz w:val="24"/>
-          <w:szCs w:val="24"/>
-          <w:highlight w:val="yellow"/>
-        </w:rPr>
-        <w:t>tank_id</w:t>
-      </w:r>
-      <w:proofErr w:type="spellEnd"/>
-      <w:r>
-        <w:rPr>
-          <w:rFonts w:ascii="Arial" w:hAnsi="Arial" w:cs="Arial"/>
-          <w:sz w:val="24"/>
-          <w:szCs w:val="24"/>
-          <w:highlight w:val="yellow"/>
-        </w:rPr>
-        <w:t xml:space="preserve">, sum(quantity) from </w:t>
-      </w:r>
-      <w:proofErr w:type="spellStart"/>
-      <w:r>
-        <w:rPr>
-          <w:rFonts w:ascii="Arial" w:hAnsi="Arial" w:cs="Arial"/>
-          <w:sz w:val="24"/>
-          <w:szCs w:val="24"/>
-          <w:highlight w:val="yellow"/>
-        </w:rPr>
-        <w:t>tank_dispatch</w:t>
-      </w:r>
-      <w:proofErr w:type="spellEnd"/>
-      <w:r>
-        <w:rPr>
-          <w:rFonts w:ascii="Arial" w:hAnsi="Arial" w:cs="Arial"/>
-          <w:sz w:val="24"/>
-          <w:szCs w:val="24"/>
-          <w:highlight w:val="yellow"/>
-        </w:rPr>
-        <w:t xml:space="preserve"> group by </w:t>
-      </w:r>
-      <w:proofErr w:type="spellStart"/>
-      <w:r>
-        <w:rPr>
-          <w:rFonts w:ascii="Arial" w:hAnsi="Arial" w:cs="Arial"/>
-          <w:sz w:val="24"/>
-          <w:szCs w:val="24"/>
-          <w:highlight w:val="yellow"/>
-        </w:rPr>
-        <w:t>tank_id</w:t>
-      </w:r>
-      <w:proofErr w:type="spellEnd"/>
-      <w:r>
-        <w:rPr>
-          <w:rFonts w:ascii="Arial" w:hAnsi="Arial" w:cs="Arial"/>
-          <w:sz w:val="24"/>
-          <w:szCs w:val="24"/>
-          <w:highlight w:val="yellow"/>
-        </w:rPr>
-        <w:t>;</w:t>
-      </w:r>
-    </w:p>
-    <w:p>
-      <w:pPr>
-        <w:pStyle w:val="ListParagraph"/>
-        <w:spacing w:after="0"/>
-        <w:ind w:left="426"/>
-        <w:rPr>
-          <w:rFonts w:ascii="Arial" w:hAnsi="Arial" w:cs="Arial"/>
-          <w:sz w:val="24"/>
-          <w:szCs w:val="24"/>
-        </w:rPr>
-      </w:pPr>
-    </w:p>
-    <w:p>
-      <w:pPr>
-        <w:pStyle w:val="ListParagraph"/>
-        <w:numPr>
-          <w:ilvl w:val="0"/>
-          <w:numId w:val="6"/>
-        </w:numPr>
-        <w:spacing w:after="0"/>
-        <w:ind w:left="426"/>
-        <w:rPr>
-          <w:rFonts w:ascii="Arial" w:hAnsi="Arial" w:cs="Arial"/>
-          <w:sz w:val="24"/>
-          <w:szCs w:val="24"/>
-        </w:rPr>
-      </w:pPr>
-      <w:r>
-        <w:rPr>
-          <w:rFonts w:ascii="Arial" w:hAnsi="Arial" w:cs="Arial"/>
-          <w:sz w:val="24"/>
-          <w:szCs w:val="24"/>
-        </w:rPr>
-        <w:t>Calculate total quantity filled into each tank.</w:t>
-      </w:r>
-    </w:p>
-    <w:p>
-      <w:pPr>
-        <w:pStyle w:val="ListParagraph"/>
-        <w:spacing w:after="0"/>
-        <w:ind w:left="426"/>
-        <w:rPr>
-          <w:rFonts w:ascii="Arial" w:hAnsi="Arial" w:cs="Arial"/>
-          <w:sz w:val="24"/>
-          <w:szCs w:val="24"/>
-        </w:rPr>
-      </w:pPr>
-    </w:p>
-    <w:p>
-      <w:pPr>
-        <w:pStyle w:val="ListParagraph"/>
-        <w:numPr>
-          <w:ilvl w:val="0"/>
-          <w:numId w:val="6"/>
-        </w:numPr>
-        <w:spacing w:after="0"/>
-        <w:ind w:left="426"/>
-        <w:rPr>
-          <w:rFonts w:ascii="Arial" w:hAnsi="Arial" w:cs="Arial"/>
-          <w:sz w:val="24"/>
-          <w:szCs w:val="24"/>
-        </w:rPr>
-      </w:pPr>
-      <w:r>
-        <w:rPr>
-          <w:rFonts w:ascii="Arial" w:hAnsi="Arial" w:cs="Arial"/>
-          <w:sz w:val="24"/>
-          <w:szCs w:val="24"/>
-        </w:rPr>
-        <w:t>Find total production quantity tank-wise.</w:t>
       </w:r>
     </w:p>
     <w:p>
@@ -3078,7 +3619,67 @@
           <w:szCs w:val="24"/>
           <w:highlight w:val="yellow"/>
         </w:rPr>
-        <w:t xml:space="preserve">select * from (select  dense_rank() over(order by </w:t>
+        <w:t>select * from (</w:t>
+      </w:r>
+      <w:proofErr w:type="gramStart"/>
+      <w:r>
+        <w:rPr>
+          <w:rFonts w:ascii="Arial" w:hAnsi="Arial" w:cs="Arial"/>
+          <w:sz w:val="24"/>
+          <w:szCs w:val="24"/>
+          <w:highlight w:val="yellow"/>
+        </w:rPr>
+        <w:t>select  dense</w:t>
+      </w:r>
+      <w:proofErr w:type="gramEnd"/>
+      <w:r>
+        <w:rPr>
+          <w:rFonts w:ascii="Arial" w:hAnsi="Arial" w:cs="Arial"/>
+          <w:sz w:val="24"/>
+          <w:szCs w:val="24"/>
+          <w:highlight w:val="yellow"/>
+        </w:rPr>
+        <w:t>_</w:t>
+      </w:r>
+      <w:proofErr w:type="gramStart"/>
+      <w:r>
+        <w:rPr>
+          <w:rFonts w:ascii="Arial" w:hAnsi="Arial" w:cs="Arial"/>
+          <w:sz w:val="24"/>
+          <w:szCs w:val="24"/>
+          <w:highlight w:val="yellow"/>
+        </w:rPr>
+        <w:t>rank(</w:t>
+      </w:r>
+      <w:proofErr w:type="gramEnd"/>
+      <w:r>
+        <w:rPr>
+          <w:rFonts w:ascii="Arial" w:hAnsi="Arial" w:cs="Arial"/>
+          <w:sz w:val="24"/>
+          <w:szCs w:val="24"/>
+          <w:highlight w:val="yellow"/>
+        </w:rPr>
+        <w:t xml:space="preserve">) </w:t>
+      </w:r>
+      <w:proofErr w:type="gramStart"/>
+      <w:r>
+        <w:rPr>
+          <w:rFonts w:ascii="Arial" w:hAnsi="Arial" w:cs="Arial"/>
+          <w:sz w:val="24"/>
+          <w:szCs w:val="24"/>
+          <w:highlight w:val="yellow"/>
+        </w:rPr>
+        <w:t>over(</w:t>
+      </w:r>
+      <w:proofErr w:type="gramEnd"/>
+      <w:r>
+        <w:rPr>
+          <w:rFonts w:ascii="Arial" w:hAnsi="Arial" w:cs="Arial"/>
+          <w:sz w:val="24"/>
+          <w:szCs w:val="24"/>
+          <w:highlight w:val="yellow"/>
+        </w:rPr>
+        <w:t xml:space="preserve">order by </w:t>
       </w:r>
       <w:proofErr w:type="spellStart"/>
       <w:r>
@@ -3098,7 +3699,57 @@
           <w:szCs w:val="24"/>
           <w:highlight w:val="yellow"/>
         </w:rPr>
-        <w:t xml:space="preserve"> desc ) R1 , a.* from (SELECT  </w:t>
+        <w:t xml:space="preserve"> </w:t>
+      </w:r>
+      <w:proofErr w:type="gramStart"/>
+      <w:r>
+        <w:rPr>
+          <w:rFonts w:ascii="Arial" w:hAnsi="Arial" w:cs="Arial"/>
+          <w:sz w:val="24"/>
+          <w:szCs w:val="24"/>
+          <w:highlight w:val="yellow"/>
+        </w:rPr>
+        <w:t>desc )</w:t>
+      </w:r>
+      <w:proofErr w:type="gramEnd"/>
+      <w:r>
+        <w:rPr>
+          <w:rFonts w:ascii="Arial" w:hAnsi="Arial" w:cs="Arial"/>
+          <w:sz w:val="24"/>
+          <w:szCs w:val="24"/>
+          <w:highlight w:val="yellow"/>
+        </w:rPr>
+        <w:t xml:space="preserve"> R</w:t>
+      </w:r>
+      <w:proofErr w:type="gramStart"/>
+      <w:r>
+        <w:rPr>
+          <w:rFonts w:ascii="Arial" w:hAnsi="Arial" w:cs="Arial"/>
+          <w:sz w:val="24"/>
+          <w:szCs w:val="24"/>
+          <w:highlight w:val="yellow"/>
+        </w:rPr>
+        <w:t>1 ,</w:t>
+      </w:r>
+      <w:proofErr w:type="gramEnd"/>
+      <w:r>
+        <w:rPr>
+          <w:rFonts w:ascii="Arial" w:hAnsi="Arial" w:cs="Arial"/>
+          <w:sz w:val="24"/>
+          <w:szCs w:val="24"/>
+          <w:highlight w:val="yellow"/>
+        </w:rPr>
+        <w:t xml:space="preserve"> a.* from (</w:t>
+      </w:r>
+      <w:proofErr w:type="gramStart"/>
+      <w:r>
+        <w:rPr>
+          <w:rFonts w:ascii="Arial" w:hAnsi="Arial" w:cs="Arial"/>
+          <w:sz w:val="24"/>
+          <w:szCs w:val="24"/>
+          <w:highlight w:val="yellow"/>
+        </w:rPr>
+        <w:t xml:space="preserve">SELECT  </w:t>
       </w:r>
       <w:proofErr w:type="spellStart"/>
       <w:r>
@@ -3108,7 +3759,17 @@
           <w:szCs w:val="24"/>
           <w:highlight w:val="yellow"/>
         </w:rPr>
-        <w:t>d.dept_name</w:t>
+        <w:t>d</w:t>
+      </w:r>
+      <w:proofErr w:type="gramEnd"/>
+      <w:r>
+        <w:rPr>
+          <w:rFonts w:ascii="Arial" w:hAnsi="Arial" w:cs="Arial"/>
+          <w:sz w:val="24"/>
+          <w:szCs w:val="24"/>
+          <w:highlight w:val="yellow"/>
+        </w:rPr>
+        <w:t>.dept_name</w:t>
       </w:r>
       <w:proofErr w:type="spellEnd"/>
       <w:r>
@@ -3121,6 +3782,7 @@
         <w:t>, SUM(</w:t>
       </w:r>
       <w:proofErr w:type="spellStart"/>
+      <w:proofErr w:type="gramStart"/>
       <w:r>
         <w:rPr>
           <w:rFonts w:ascii="Arial" w:hAnsi="Arial" w:cs="Arial"/>
@@ -3131,6 +3793,7 @@
         <w:t>e.salary</w:t>
       </w:r>
       <w:proofErr w:type="spellEnd"/>
+      <w:proofErr w:type="gramEnd"/>
       <w:r>
         <w:rPr>
           <w:rFonts w:ascii="Arial" w:hAnsi="Arial" w:cs="Arial"/>
@@ -3161,14 +3824,25 @@
         <w:t xml:space="preserve"> FROM department d JOIN employee e ON </w:t>
       </w:r>
       <w:proofErr w:type="spellStart"/>
-      <w:r>
-        <w:rPr>
-          <w:rFonts w:ascii="Arial" w:hAnsi="Arial" w:cs="Arial"/>
-          <w:sz w:val="24"/>
-          <w:szCs w:val="24"/>
-          <w:highlight w:val="yellow"/>
-        </w:rPr>
-        <w:t>d.dept_id</w:t>
+      <w:proofErr w:type="gramStart"/>
+      <w:r>
+        <w:rPr>
+          <w:rFonts w:ascii="Arial" w:hAnsi="Arial" w:cs="Arial"/>
+          <w:sz w:val="24"/>
+          <w:szCs w:val="24"/>
+          <w:highlight w:val="yellow"/>
+        </w:rPr>
+        <w:t>d.dept</w:t>
+      </w:r>
+      <w:proofErr w:type="gramEnd"/>
+      <w:r>
+        <w:rPr>
+          <w:rFonts w:ascii="Arial" w:hAnsi="Arial" w:cs="Arial"/>
+          <w:sz w:val="24"/>
+          <w:szCs w:val="24"/>
+          <w:highlight w:val="yellow"/>
+        </w:rPr>
+        <w:t>_id</w:t>
       </w:r>
       <w:proofErr w:type="spellEnd"/>
       <w:r>
@@ -3181,14 +3855,25 @@
         <w:t xml:space="preserve"> = </w:t>
       </w:r>
       <w:proofErr w:type="spellStart"/>
-      <w:r>
-        <w:rPr>
-          <w:rFonts w:ascii="Arial" w:hAnsi="Arial" w:cs="Arial"/>
-          <w:sz w:val="24"/>
-          <w:szCs w:val="24"/>
-          <w:highlight w:val="yellow"/>
-        </w:rPr>
-        <w:t>e.dept_id</w:t>
+      <w:proofErr w:type="gramStart"/>
+      <w:r>
+        <w:rPr>
+          <w:rFonts w:ascii="Arial" w:hAnsi="Arial" w:cs="Arial"/>
+          <w:sz w:val="24"/>
+          <w:szCs w:val="24"/>
+          <w:highlight w:val="yellow"/>
+        </w:rPr>
+        <w:t>e.dept</w:t>
+      </w:r>
+      <w:proofErr w:type="gramEnd"/>
+      <w:r>
+        <w:rPr>
+          <w:rFonts w:ascii="Arial" w:hAnsi="Arial" w:cs="Arial"/>
+          <w:sz w:val="24"/>
+          <w:szCs w:val="24"/>
+          <w:highlight w:val="yellow"/>
+        </w:rPr>
+        <w:t>_id</w:t>
       </w:r>
       <w:proofErr w:type="spellEnd"/>
       <w:r>
@@ -3198,8 +3883,19 @@
           <w:szCs w:val="24"/>
           <w:highlight w:val="yellow"/>
         </w:rPr>
-        <w:t xml:space="preserve"> group by 1) a) b where R1=1 ;</w:t>
-      </w:r>
+        <w:t xml:space="preserve"> group by 1) a) b where R1=</w:t>
+      </w:r>
+      <w:proofErr w:type="gramStart"/>
+      <w:r>
+        <w:rPr>
+          <w:rFonts w:ascii="Arial" w:hAnsi="Arial" w:cs="Arial"/>
+          <w:sz w:val="24"/>
+          <w:szCs w:val="24"/>
+          <w:highlight w:val="yellow"/>
+        </w:rPr>
+        <w:t>1 ;</w:t>
+      </w:r>
+      <w:proofErr w:type="gramEnd"/>
     </w:p>
     <w:p>
       <w:pPr>
@@ -3522,7 +4218,25 @@
           <w:sz w:val="24"/>
           <w:szCs w:val="24"/>
         </w:rPr>
-        <w:t>Count employees department-wise.</w:t>
+        <w:t xml:space="preserve">Count </w:t>
+      </w:r>
+      <w:proofErr w:type="gramStart"/>
+      <w:r>
+        <w:rPr>
+          <w:rFonts w:ascii="Arial" w:hAnsi="Arial" w:cs="Arial"/>
+          <w:sz w:val="24"/>
+          <w:szCs w:val="24"/>
+        </w:rPr>
+        <w:t>employees</w:t>
+      </w:r>
+      <w:proofErr w:type="gramEnd"/>
+      <w:r>
+        <w:rPr>
+          <w:rFonts w:ascii="Arial" w:hAnsi="Arial" w:cs="Arial"/>
+          <w:sz w:val="24"/>
+          <w:szCs w:val="24"/>
+        </w:rPr>
+        <w:t xml:space="preserve"> department-wise.</w:t>
       </w:r>
     </w:p>
     <w:p>
@@ -3594,7 +4308,25 @@
           <w:sz w:val="24"/>
           <w:szCs w:val="24"/>
         </w:rPr>
-        <w:t>Count suppliers city-wise.</w:t>
+        <w:t xml:space="preserve">Count </w:t>
+      </w:r>
+      <w:proofErr w:type="gramStart"/>
+      <w:r>
+        <w:rPr>
+          <w:rFonts w:ascii="Arial" w:hAnsi="Arial" w:cs="Arial"/>
+          <w:sz w:val="24"/>
+          <w:szCs w:val="24"/>
+        </w:rPr>
+        <w:t>suppliers</w:t>
+      </w:r>
+      <w:proofErr w:type="gramEnd"/>
+      <w:r>
+        <w:rPr>
+          <w:rFonts w:ascii="Arial" w:hAnsi="Arial" w:cs="Arial"/>
+          <w:sz w:val="24"/>
+          <w:szCs w:val="24"/>
+        </w:rPr>
+        <w:t xml:space="preserve"> city-wise.</w:t>
       </w:r>
     </w:p>
     <w:p>
@@ -4019,6 +4751,7 @@
         <w:t xml:space="preserve"> (</w:t>
       </w:r>
       <w:proofErr w:type="spellStart"/>
+      <w:proofErr w:type="gramStart"/>
       <w:r>
         <w:rPr>
           <w:rFonts w:ascii="Arial" w:hAnsi="Arial" w:cs="Arial"/>
@@ -4028,6 +4761,7 @@
         <w:t>stock.quantity</w:t>
       </w:r>
       <w:proofErr w:type="spellEnd"/>
+      <w:proofErr w:type="gramEnd"/>
       <w:r>
         <w:rPr>
           <w:rFonts w:ascii="Arial" w:hAnsi="Arial" w:cs="Arial"/>
@@ -4037,13 +4771,23 @@
         <w:t xml:space="preserve"> &lt; </w:t>
       </w:r>
       <w:proofErr w:type="spellStart"/>
-      <w:r>
-        <w:rPr>
-          <w:rFonts w:ascii="Arial" w:hAnsi="Arial" w:cs="Arial"/>
-          <w:sz w:val="24"/>
-          <w:szCs w:val="24"/>
-        </w:rPr>
-        <w:t>item.reorder_level</w:t>
+      <w:proofErr w:type="gramStart"/>
+      <w:r>
+        <w:rPr>
+          <w:rFonts w:ascii="Arial" w:hAnsi="Arial" w:cs="Arial"/>
+          <w:sz w:val="24"/>
+          <w:szCs w:val="24"/>
+        </w:rPr>
+        <w:t>item.reorder</w:t>
+      </w:r>
+      <w:proofErr w:type="gramEnd"/>
+      <w:r>
+        <w:rPr>
+          <w:rFonts w:ascii="Arial" w:hAnsi="Arial" w:cs="Arial"/>
+          <w:sz w:val="24"/>
+          <w:szCs w:val="24"/>
+        </w:rPr>
+        <w:t>_level</w:t>
       </w:r>
       <w:proofErr w:type="spellEnd"/>
       <w:r>
